--- a/downloads/teacher/ai-2-week-04.docx
+++ b/downloads/teacher/ai-2-week-04.docx
@@ -2996,6 +2996,396 @@
         <w:t>Trace recommender loops with current item, eligibility, score and current best so each update can be explained.</w:t>
       </w:r>
     </w:p>
+    <w:p>
+      <w:pPr>
+        <w:pStyle w:val="Heading1"/>
+      </w:pPr>
+      <w:r>
+        <w:t>07. Prepare, teach and assess</w:t>
+      </w:r>
+    </w:p>
+    <w:p>
+      <w:r>
+        <w:t>Teaching target: Trace variable values before and after each loop iteration</w:t>
+      </w:r>
+    </w:p>
+    <w:p>
+      <w:r>
+        <w:t>Prepare the labelled worked-case picture, the matching workbook, fictional input cards and a place for individual responses. No paid AI account is required for the paper reasoning activities.</w:t>
+      </w:r>
+    </w:p>
+    <w:tbl>
+      <w:tblPr>
+        <w:tblStyle w:val="LightShading-Accent1"/>
+        <w:tblW w:type="auto" w:w="0"/>
+        <w:tblLook w:firstColumn="1" w:firstRow="1" w:lastColumn="0" w:lastRow="0" w:noHBand="0" w:noVBand="1" w:val="04A0"/>
+      </w:tblPr>
+      <w:tblGrid>
+        <w:gridCol w:w="3408"/>
+        <w:gridCol w:w="3408"/>
+        <w:gridCol w:w="3408"/>
+      </w:tblGrid>
+      <w:tr>
+        <w:trPr>
+          <w:tblHeader/>
+        </w:trPr>
+        <w:tc>
+          <w:tcPr>
+            <w:tcW w:type="dxa" w:w="3408"/>
+          </w:tcPr>
+          <w:p>
+            <w:r>
+              <w:t>Session</w:t>
+            </w:r>
+          </w:p>
+        </w:tc>
+        <w:tc>
+          <w:tcPr>
+            <w:tcW w:type="dxa" w:w="3408"/>
+          </w:tcPr>
+          <w:p>
+            <w:r>
+              <w:t>Plan</w:t>
+            </w:r>
+          </w:p>
+        </w:tc>
+        <w:tc>
+          <w:tcPr>
+            <w:tcW w:type="dxa" w:w="3408"/>
+          </w:tcPr>
+          <w:p>
+            <w:r>
+              <w:t>Resources</w:t>
+            </w:r>
+          </w:p>
+        </w:tc>
+      </w:tr>
+      <w:tr>
+        <w:tc>
+          <w:tcPr>
+            <w:tcW w:type="dxa" w:w="3408"/>
+          </w:tcPr>
+          <w:p>
+            <w:r>
+              <w:t>Session 1 · Understand · 45 min</w:t>
+            </w:r>
+          </w:p>
+        </w:tc>
+        <w:tc>
+          <w:tcPr>
+            <w:tcW w:type="dxa" w:w="3408"/>
+          </w:tcPr>
+          <w:p>
+            <w:r>
+              <w:t>0–7: recall and prerequisite; 7–15: inspect the concrete case and predict; 15–30: teacher models the worked trace; 30–40: learners explain a step using the text and visual; 40–45: check the core idea.</w:t>
+            </w:r>
+          </w:p>
+        </w:tc>
+        <w:tc>
+          <w:tcPr>
+            <w:tcW w:type="dxa" w:w="3408"/>
+          </w:tcPr>
+          <w:p>
+            <w:r>
+              <w:t>Sections 1–6; record the brief recall in the workbook.</w:t>
+            </w:r>
+          </w:p>
+        </w:tc>
+      </w:tr>
+      <w:tr>
+        <w:tc>
+          <w:tcPr>
+            <w:tcW w:type="dxa" w:w="3408"/>
+          </w:tcPr>
+          <w:p>
+            <w:r>
+              <w:t>Session 2 · Practise · 45 min</w:t>
+            </w:r>
+          </w:p>
+        </w:tc>
+        <w:tc>
+          <w:tcPr>
+            <w:tcW w:type="dxa" w:w="3408"/>
+          </w:tcPr>
+          <w:p>
+            <w:r>
+              <w:t>0–5: retrieve the procedure; 5–15: W2 completion practice; 15–23: explain and check with a partner; 23–30: each learner answers the misconception check; 30–40: targeted reteaching or a harder variation; 40–45: prepare the investigation.</w:t>
+            </w:r>
+          </w:p>
+        </w:tc>
+        <w:tc>
+          <w:tcPr>
+            <w:tcW w:type="dxa" w:w="3408"/>
+          </w:tcPr>
+          <w:p>
+            <w:r>
+              <w:t>Sections 7–10; use the matching workbook W2 and misconception check.</w:t>
+            </w:r>
+          </w:p>
+        </w:tc>
+      </w:tr>
+      <w:tr>
+        <w:tc>
+          <w:tcPr>
+            <w:tcW w:type="dxa" w:w="3408"/>
+          </w:tcPr>
+          <w:p>
+            <w:r>
+              <w:t>Session 3 · Investigate and transfer · 45 min</w:t>
+            </w:r>
+          </w:p>
+        </w:tc>
+        <w:tc>
+          <w:tcPr>
+            <w:tcW w:type="dxa" w:w="3408"/>
+          </w:tcPr>
+          <w:p>
+            <w:r>
+              <w:t>0–5: retrieve the decision rule; 5–20: investigate or trace; 20–30: start the independent case; 30–38: connect the project; 38–43: act on feedback; 43–45: plan the return check.</w:t>
+            </w:r>
+          </w:p>
+        </w:tc>
+        <w:tc>
+          <w:tcPr>
+            <w:tcW w:type="dxa" w:w="3408"/>
+          </w:tcPr>
+          <w:p>
+            <w:r>
+              <w:t>Sections 9 and 11–14. Give extra time to finish the full task set; use Section 15 when the week includes a coding lab.</w:t>
+            </w:r>
+          </w:p>
+        </w:tc>
+      </w:tr>
+    </w:tbl>
+    <w:p>
+      <w:r>
+        <w:t>Before class, solve the supported practice: Copy the worked script. Change the range to range(2, 5). Record turn, total before and total after each iteration. Predict the single output, then run and compare.</w:t>
+      </w:r>
+    </w:p>
+    <w:p>
+      <w:r>
+        <w:t>Reasoned practice answer: Rows are 2 / 0 / 2, 3 / 2 / 5, 4 / 5 / 9. Final output 9. Keep the observed result distinct from the prediction.</w:t>
+      </w:r>
+    </w:p>
+    <w:p>
+      <w:r>
+        <w:t>Check every learner before discussion: Use the worked case for Loops and trace tables. Proposed explanation: “The stop value is included”. Decide whether this explanation is supported. Point to the step or supplied fact that decides; explain your repair if needed.</w:t>
+      </w:r>
+    </w:p>
+    <w:p>
+      <w:r>
+        <w:t>Misconception repair: List the supplied values before tracing; range(1, 4) excludes 4.</w:t>
+      </w:r>
+    </w:p>
+    <w:p>
+      <w:r>
+        <w:t>Support: read the exact case aloud, enlarge the labelled picture, supply input cards and model only the first deciding step. Accept a spoken explanation or drawing; retain the reasoning goal.</w:t>
+      </w:r>
+    </w:p>
+    <w:p>
+      <w:r>
+        <w:t>Extension: Use range(0) instead of range(4). Require a prediction and a reason before comparing. Expected result: The loop body never runs and the printed total is 1. Reason: The iterable contains no turn values; the initial assignment still happened.</w:t>
+      </w:r>
+    </w:p>
+    <w:p>
+      <w:r>
+        <w:t>Independent assessment: withhold the reserved answer until the learner has attempted the new case. Record support separately from correctness.</w:t>
+      </w:r>
+    </w:p>
+    <w:tbl>
+      <w:tblPr>
+        <w:tblStyle w:val="LightShading-Accent1"/>
+        <w:tblW w:type="auto" w:w="0"/>
+        <w:tblLook w:firstColumn="1" w:firstRow="1" w:lastColumn="0" w:lastRow="0" w:noHBand="0" w:noVBand="1" w:val="04A0"/>
+      </w:tblPr>
+      <w:tblGrid>
+        <w:gridCol w:w="2556"/>
+        <w:gridCol w:w="2556"/>
+        <w:gridCol w:w="2556"/>
+        <w:gridCol w:w="2556"/>
+      </w:tblGrid>
+      <w:tr>
+        <w:trPr>
+          <w:tblHeader/>
+        </w:trPr>
+        <w:tc>
+          <w:tcPr>
+            <w:tcW w:type="dxa" w:w="2556"/>
+          </w:tcPr>
+          <w:p>
+            <w:r>
+              <w:t>Criterion</w:t>
+            </w:r>
+          </w:p>
+        </w:tc>
+        <w:tc>
+          <w:tcPr>
+            <w:tcW w:type="dxa" w:w="2556"/>
+          </w:tcPr>
+          <w:p>
+            <w:r>
+              <w:t>Not yet</w:t>
+            </w:r>
+          </w:p>
+        </w:tc>
+        <w:tc>
+          <w:tcPr>
+            <w:tcW w:type="dxa" w:w="2556"/>
+          </w:tcPr>
+          <w:p>
+            <w:r>
+              <w:t>With support</w:t>
+            </w:r>
+          </w:p>
+        </w:tc>
+        <w:tc>
+          <w:tcPr>
+            <w:tcW w:type="dxa" w:w="2556"/>
+          </w:tcPr>
+          <w:p>
+            <w:r>
+              <w:t>Independent</w:t>
+            </w:r>
+          </w:p>
+        </w:tc>
+      </w:tr>
+      <w:tr>
+        <w:tc>
+          <w:tcPr>
+            <w:tcW w:type="dxa" w:w="2556"/>
+          </w:tcPr>
+          <w:p>
+            <w:r>
+              <w:t>Explanation</w:t>
+            </w:r>
+          </w:p>
+        </w:tc>
+        <w:tc>
+          <w:tcPr>
+            <w:tcW w:type="dxa" w:w="2556"/>
+          </w:tcPr>
+          <w:p>
+            <w:r>
+              <w:t>Names an answer without a deciding fact</w:t>
+            </w:r>
+          </w:p>
+        </w:tc>
+        <w:tc>
+          <w:tcPr>
+            <w:tcW w:type="dxa" w:w="2556"/>
+          </w:tcPr>
+          <w:p>
+            <w:r>
+              <w:t>Uses a hint to link fact and decision</w:t>
+            </w:r>
+          </w:p>
+        </w:tc>
+        <w:tc>
+          <w:tcPr>
+            <w:tcW w:type="dxa" w:w="2556"/>
+          </w:tcPr>
+          <w:p>
+            <w:r>
+              <w:t>Explains the deciding fact in own words</w:t>
+            </w:r>
+          </w:p>
+        </w:tc>
+      </w:tr>
+      <w:tr>
+        <w:tc>
+          <w:tcPr>
+            <w:tcW w:type="dxa" w:w="2556"/>
+          </w:tcPr>
+          <w:p>
+            <w:r>
+              <w:t>Trace or test</w:t>
+            </w:r>
+          </w:p>
+        </w:tc>
+        <w:tc>
+          <w:tcPr>
+            <w:tcW w:type="dxa" w:w="2556"/>
+          </w:tcPr>
+          <w:p>
+            <w:r>
+              <w:t>Cannot connect input and result</w:t>
+            </w:r>
+          </w:p>
+        </w:tc>
+        <w:tc>
+          <w:tcPr>
+            <w:tcW w:type="dxa" w:w="2556"/>
+          </w:tcPr>
+          <w:p>
+            <w:r>
+              <w:t>Completes steps with prompts</w:t>
+            </w:r>
+          </w:p>
+        </w:tc>
+        <w:tc>
+          <w:tcPr>
+            <w:tcW w:type="dxa" w:w="2556"/>
+          </w:tcPr>
+          <w:p>
+            <w:r>
+              <w:t>Traces or tests a changed case accurately</w:t>
+            </w:r>
+          </w:p>
+        </w:tc>
+      </w:tr>
+      <w:tr>
+        <w:tc>
+          <w:tcPr>
+            <w:tcW w:type="dxa" w:w="2556"/>
+          </w:tcPr>
+          <w:p>
+            <w:r>
+              <w:t>Limits and revision</w:t>
+            </w:r>
+          </w:p>
+        </w:tc>
+        <w:tc>
+          <w:tcPr>
+            <w:tcW w:type="dxa" w:w="2556"/>
+          </w:tcPr>
+          <w:p>
+            <w:r>
+              <w:t>Claims more than evidence supports</w:t>
+            </w:r>
+          </w:p>
+        </w:tc>
+        <w:tc>
+          <w:tcPr>
+            <w:tcW w:type="dxa" w:w="2556"/>
+          </w:tcPr>
+          <w:p>
+            <w:r>
+              <w:t>Names a limit after a prompt</w:t>
+            </w:r>
+          </w:p>
+        </w:tc>
+        <w:tc>
+          <w:tcPr>
+            <w:tcW w:type="dxa" w:w="2556"/>
+          </w:tcPr>
+          <w:p>
+            <w:r>
+              <w:t>States a defensible limit and useful next test</w:t>
+            </w:r>
+          </w:p>
+        </w:tc>
+      </w:tr>
+    </w:tbl>
+    <w:p>
+      <w:r>
+        <w:t>Project checkpoint: Frame the need. Name the user, the problem, allowed inputs and a safe simple starting method.</w:t>
+      </w:r>
+    </w:p>
+    <w:p>
+      <w:r>
+        <w:t>Use the weekly teacher answer for topic-specific reasoning. A saved progress tick is an activity record; judge mastery from the learner’s explanation and evidence.</w:t>
+      </w:r>
+    </w:p>
     <w:sectPr>
       <w:pgSz w:w="12240" w:h="15840"/>
       <w:pgMar w:top="936" w:right="1008" w:bottom="936" w:left="1008" w:header="720" w:footer="720" w:gutter="0"/>

--- a/downloads/teacher/ai-2-week-04.docx
+++ b/downloads/teacher/ai-2-week-04.docx
@@ -3386,6 +3386,39 @@
         <w:t>Use the weekly teacher answer for topic-specific reasoning. A saved progress tick is an activity record; judge mastery from the learner’s explanation and evidence.</w:t>
       </w:r>
     </w:p>
+    <w:p>
+      <w:pPr>
+        <w:pStyle w:val="Heading1"/>
+      </w:pPr>
+      <w:r>
+        <w:t>08. Use feedback, labs and repair paths</w:t>
+      </w:r>
+    </w:p>
+    <w:p>
+      <w:r>
+        <w:t>Use the two formative questions as supported practice, not as independent mastery scores. Discuss the deciding evidence rather than accepting a guessed selection.</w:t>
+      </w:r>
+    </w:p>
+    <w:p>
+      <w:r>
+        <w:t>The feedback comes from the reviewed public worked case. Do not reveal the separately reserved independent teacher answer until the learner has attempted that case.</w:t>
+      </w:r>
+    </w:p>
+    <w:p>
+      <w:r>
+        <w:t>Ask students to predict before running code. Preserve errors and actual outputs; collect a changed test and an explanation. The branch-boundary and indexing lessons deliberately include failure cases.</w:t>
+      </w:r>
+    </w:p>
+    <w:p>
+      <w:r>
+        <w:t>Use the earlier worked-explanation links to address a specific missing building block, then return to the current question. Adapt this suggestion after observing the learner; it is not an automatic diagnosis.</w:t>
+      </w:r>
+    </w:p>
+    <w:p>
+      <w:r>
+        <w:t>Collect the completed-work portfolio as evidence. Record support separately from correctness, and assess explanation, trace/test and limitations. Progress ticks and quiz selections alone do not establish mastery.</w:t>
+      </w:r>
+    </w:p>
     <w:sectPr>
       <w:pgSz w:w="12240" w:h="15840"/>
       <w:pgMar w:top="936" w:right="1008" w:bottom="936" w:left="1008" w:header="720" w:footer="720" w:gutter="0"/>

--- a/downloads/teacher/ai-2-week-04.docx
+++ b/downloads/teacher/ai-2-week-04.docx
@@ -29,6 +29,11 @@
       </w:r>
     </w:p>
     <w:p>
+      <w:r>
+        <w:t>Prepare Trace Tables: check the target, prerequisites, resources and adaptable teaching schedule.</w:t>
+      </w:r>
+    </w:p>
+    <w:p>
       <w:pPr>
         <w:pStyle w:val="Heading3"/>
       </w:pPr>
@@ -37,8 +42,56 @@
       </w:r>
     </w:p>
     <w:p>
-      <w:r>
-        <w:t>Primary target: Trace variable values before and after each loop iteration</w:t>
+      <w:pPr>
+        <w:spacing w:line="336" w:lineRule="auto" w:after="180"/>
+      </w:pPr>
+      <w:r>
+        <w:rPr>
+          <w:b w:val="0"/>
+        </w:rPr>
+        <w:t xml:space="preserve">Primary target: </w:t>
+      </w:r>
+      <w:r>
+        <w:rPr>
+          <w:b/>
+        </w:rPr>
+        <w:t>Trace</w:t>
+      </w:r>
+      <w:r>
+        <w:rPr>
+          <w:b w:val="0"/>
+        </w:rPr>
+        <w:t xml:space="preserve"> </w:t>
+      </w:r>
+      <w:r>
+        <w:rPr>
+          <w:b/>
+        </w:rPr>
+        <w:t>variable</w:t>
+      </w:r>
+      <w:r>
+        <w:rPr>
+          <w:b w:val="0"/>
+        </w:rPr>
+        <w:t xml:space="preserve"> values before and after each </w:t>
+      </w:r>
+      <w:r>
+        <w:rPr>
+          <w:b/>
+        </w:rPr>
+        <w:t>loop</w:t>
+      </w:r>
+      <w:r>
+        <w:rPr>
+          <w:b w:val="0"/>
+        </w:rPr>
+        <w:t xml:space="preserve"> </w:t>
+      </w:r>
+      <w:r>
+        <w:rPr>
+          <w:b/>
+        </w:rPr>
+        <w:t>iteration</w:t>
       </w:r>
     </w:p>
     <w:tbl>
@@ -185,12 +238,47 @@
       </w:tr>
     </w:tbl>
     <w:p>
-      <w:r>
-        <w:t>This is a starting allocation of 135 minutes, not a validated duration. Preserve all named topics. Schedule extra time for connected examples, the full investigation, independent cases and project building. Repeated copies of a case share one recorded attempt; they are not new evidence.</w:t>
-      </w:r>
-    </w:p>
-    <w:p>
-      <w:r>
+      <w:pPr>
+        <w:spacing w:line="336" w:lineRule="auto" w:after="180"/>
+      </w:pPr>
+      <w:r>
+        <w:rPr>
+          <w:b w:val="0"/>
+        </w:rPr>
+        <w:t>This is a starting allocation of 135 minutes, not a validated duration. Preserve all named topics. Schedule extra time for connected examples, the full investigation, independent cases and project building.</w:t>
+      </w:r>
+    </w:p>
+    <w:p>
+      <w:pPr>
+        <w:spacing w:line="336" w:lineRule="auto" w:after="180"/>
+      </w:pPr>
+      <w:r>
+        <w:rPr>
+          <w:b w:val="0"/>
+        </w:rPr>
+        <w:t xml:space="preserve">Repeated copies of a case share one recorded attempt; they are not new </w:t>
+      </w:r>
+      <w:r>
+        <w:rPr>
+          <w:b/>
+        </w:rPr>
+        <w:t>evidence</w:t>
+      </w:r>
+      <w:r>
+        <w:rPr>
+          <w:b w:val="0"/>
+        </w:rPr>
+        <w:t>.</w:t>
+      </w:r>
+    </w:p>
+    <w:p>
+      <w:pPr>
+        <w:spacing w:line="336" w:lineRule="auto" w:after="180"/>
+      </w:pPr>
+      <w:r>
+        <w:rPr>
+          <w:b w:val="0"/>
+        </w:rPr>
         <w:t>Case exposure check: this source example appears in ai-2/4, ai-2/5, python-bridge/6. Reuse a familiar case for recall or modelling; verify that the case used to assess transfer has not already received feedback.</w:t>
       </w:r>
     </w:p>
@@ -211,18 +299,59 @@
       </w:r>
     </w:p>
     <w:p>
-      <w:r>
+      <w:pPr>
+        <w:spacing w:line="336" w:lineRule="auto" w:after="180"/>
+      </w:pPr>
+      <w:r>
+        <w:rPr>
+          <w:b w:val="0"/>
+        </w:rPr>
         <w:t>Without opening the old lesson, explain one key idea from Branching Logic. Give an example and a mistake that the idea helps you avoid.</w:t>
       </w:r>
     </w:p>
     <w:p>
-      <w:r>
-        <w:t>Look for: Trace the selected branch in an if elif else chain</w:t>
-      </w:r>
-    </w:p>
-    <w:p>
-      <w:r>
-        <w:t>Reference example, not the only acceptable wording: if tests negative first; elif checks &lt;= 12 only after that fails; else handles the rest. Unindented print runs after any selected branch, whose assignment gives label a value.</w:t>
+      <w:pPr>
+        <w:spacing w:line="336" w:lineRule="auto" w:after="180"/>
+      </w:pPr>
+      <w:r>
+        <w:rPr>
+          <w:b w:val="0"/>
+        </w:rPr>
+        <w:t xml:space="preserve">Look for: </w:t>
+      </w:r>
+      <w:r>
+        <w:rPr>
+          <w:b/>
+        </w:rPr>
+        <w:t>Trace</w:t>
+      </w:r>
+      <w:r>
+        <w:rPr>
+          <w:b w:val="0"/>
+        </w:rPr>
+        <w:t xml:space="preserve"> the selected branch in an if elif else chain</w:t>
+      </w:r>
+    </w:p>
+    <w:p>
+      <w:pPr>
+        <w:spacing w:line="336" w:lineRule="auto" w:after="180"/>
+      </w:pPr>
+      <w:r>
+        <w:rPr>
+          <w:b w:val="0"/>
+        </w:rPr>
+        <w:t>Reference example, not the only acceptable wording: if tests negative first; elif checks &lt;= 12 only after that fails; else handles the rest.</w:t>
+      </w:r>
+    </w:p>
+    <w:p>
+      <w:pPr>
+        <w:spacing w:line="336" w:lineRule="auto" w:after="180"/>
+      </w:pPr>
+      <w:r>
+        <w:rPr>
+          <w:b w:val="0"/>
+        </w:rPr>
+        <w:t>Unindented print runs after any selected branch, whose assignment gives label a value.</w:t>
       </w:r>
     </w:p>
     <w:p>
@@ -234,22 +363,69 @@
       </w:r>
     </w:p>
     <w:p>
-      <w:r>
+      <w:pPr>
+        <w:spacing w:line="336" w:lineRule="auto" w:after="180"/>
+      </w:pPr>
+      <w:r>
+        <w:rPr>
+          <w:b w:val="0"/>
+        </w:rPr>
         <w:t>Without opening the old lesson, explain one key idea from Precision in Algorithms. Give an example and a mistake that the idea helps you avoid.</w:t>
       </w:r>
     </w:p>
     <w:p>
-      <w:r>
+      <w:pPr>
+        <w:spacing w:line="336" w:lineRule="auto" w:after="180"/>
+      </w:pPr>
+      <w:r>
+        <w:rPr>
+          <w:b w:val="0"/>
+        </w:rPr>
         <w:t>Look for: Translate a short paper calculation into a Python script</w:t>
       </w:r>
     </w:p>
     <w:p>
-      <w:r>
-        <w:t>Reference example, not the only acceptable wording: packs = 4; per_pack = 6; total = packs * per_pack; print(total), each on its own line. The first two bind quantities, the third computes 24 and the fourth displays 24. Assignment alone produces no displayed output in this script.</w:t>
-      </w:r>
-    </w:p>
-    <w:p>
-      <w:r>
+      <w:pPr>
+        <w:spacing w:line="336" w:lineRule="auto" w:after="180"/>
+      </w:pPr>
+      <w:r>
+        <w:rPr>
+          <w:b w:val="0"/>
+        </w:rPr>
+        <w:t>Reference example, not the only acceptable wording: packs = 4; per_pack = 6; total = packs * per_pack; print(total), each on its own line. The first two bind quantities, the third computes 24 and the fourth displays 24.</w:t>
+      </w:r>
+    </w:p>
+    <w:p>
+      <w:pPr>
+        <w:spacing w:line="336" w:lineRule="auto" w:after="180"/>
+      </w:pPr>
+      <w:r>
+        <w:rPr>
+          <w:b w:val="0"/>
+        </w:rPr>
+        <w:t xml:space="preserve">Assignment alone produces no displayed </w:t>
+      </w:r>
+      <w:r>
+        <w:rPr>
+          <w:b/>
+        </w:rPr>
+        <w:t>output</w:t>
+      </w:r>
+      <w:r>
+        <w:rPr>
+          <w:b w:val="0"/>
+        </w:rPr>
+        <w:t xml:space="preserve"> in this script.</w:t>
+      </w:r>
+    </w:p>
+    <w:p>
+      <w:pPr>
+        <w:spacing w:line="336" w:lineRule="auto" w:after="180"/>
+      </w:pPr>
+      <w:r>
+        <w:rPr>
+          <w:b w:val="0"/>
+        </w:rPr>
         <w:t>Use the student module and workbook section with this exact week title. The worked case, independent question and answers below form one aligned lesson sequence.</w:t>
       </w:r>
     </w:p>
@@ -262,7 +438,13 @@
       </w:r>
     </w:p>
     <w:p>
-      <w:r>
+      <w:pPr>
+        <w:spacing w:line="336" w:lineRule="auto" w:after="180"/>
+      </w:pPr>
+      <w:r>
+        <w:rPr>
+          <w:b w:val="0"/>
+        </w:rPr>
         <w:t>Start score=1; add 4; if score&gt;3 subtract 2; double score. Record score after every operation. A student evaluates the condition using the initial value. Locate the divergence.</w:t>
       </w:r>
     </w:p>
@@ -275,8 +457,38 @@
       </w:r>
     </w:p>
     <w:p>
-      <w:r>
-        <w:t>A trace table records changing state and reveals reasoning errors.</w:t>
+      <w:pPr>
+        <w:spacing w:line="336" w:lineRule="auto" w:after="180"/>
+      </w:pPr>
+      <w:r>
+        <w:rPr>
+          <w:b w:val="0"/>
+        </w:rPr>
+        <w:t xml:space="preserve">A </w:t>
+      </w:r>
+      <w:r>
+        <w:rPr>
+          <w:b/>
+        </w:rPr>
+        <w:t>trace table</w:t>
+      </w:r>
+      <w:r>
+        <w:rPr>
+          <w:b w:val="0"/>
+        </w:rPr>
+        <w:t xml:space="preserve"> records changing </w:t>
+      </w:r>
+      <w:r>
+        <w:rPr>
+          <w:b/>
+        </w:rPr>
+        <w:t>state</w:t>
+      </w:r>
+      <w:r>
+        <w:rPr>
+          <w:b w:val="0"/>
+        </w:rPr>
+        <w:t xml:space="preserve"> and reveals reasoning errors.</w:t>
       </w:r>
     </w:p>
     <w:tbl>
@@ -412,12 +624,38 @@
       </w:r>
     </w:p>
     <w:p>
-      <w:r>
+      <w:pPr>
+        <w:spacing w:line="336" w:lineRule="auto" w:after="180"/>
+      </w:pPr>
+      <w:r>
+        <w:rPr>
+          <w:b w:val="0"/>
+        </w:rPr>
         <w:t>Use the supplied scenario, student illustrations and blank paper. For numeric work, offer counters or a calculator after learners show the setup. Fictional records are supplied; personal data and paid accounts are unnecessary.</w:t>
       </w:r>
     </w:p>
     <w:p>
-      <w:r>
+      <w:pPr>
+        <w:pStyle w:val="Heading3"/>
+      </w:pPr>
+      <w:r>
+        <w:t>Alternative compact allocation</w:t>
+      </w:r>
+    </w:p>
+    <w:p>
+      <w:r>
+        <w:t>This compact option is not the full-week schedule. Use the main teaching cycle and allow extra sessions for the investigation, independent work and project.</w:t>
+      </w:r>
+    </w:p>
+    <w:p>
+      <w:pPr>
+        <w:spacing w:line="336" w:lineRule="auto" w:after="180"/>
+        <w:shd w:fill="F1F6F8"/>
+      </w:pPr>
+      <w:r>
+        <w:rPr>
+          <w:b w:val="0"/>
+        </w:rPr>
         <w:t>Allow 80 minutes: recall 8; explanation 12; worked demonstration 15; guided practice 20; independent assessment 15; project and reflection 10. Extend the lab into a second session when needed.</w:t>
       </w:r>
     </w:p>
@@ -430,8 +668,73 @@
       </w:r>
     </w:p>
     <w:p>
-      <w:r>
-        <w:t>Teach for loops with finite integer ranges before adding more loop forms. Keep range values, body executions and output events separate. Reference: https://docs.python.org/3/tutorial/controlflow.html#the-range-function. The examples use a positive default step and do not require lists or while loops.</w:t>
+      <w:pPr>
+        <w:spacing w:line="336" w:lineRule="auto" w:after="180"/>
+      </w:pPr>
+      <w:r>
+        <w:rPr>
+          <w:b w:val="0"/>
+        </w:rPr>
+        <w:t xml:space="preserve">Teach for </w:t>
+      </w:r>
+      <w:r>
+        <w:rPr>
+          <w:b/>
+        </w:rPr>
+        <w:t>loop</w:t>
+      </w:r>
+      <w:r>
+        <w:rPr>
+          <w:b w:val="0"/>
+        </w:rPr>
+        <w:t xml:space="preserve">s with finite integer ranges before adding more </w:t>
+      </w:r>
+      <w:r>
+        <w:rPr>
+          <w:b/>
+        </w:rPr>
+        <w:t>loop</w:t>
+      </w:r>
+      <w:r>
+        <w:rPr>
+          <w:b w:val="0"/>
+        </w:rPr>
+        <w:t xml:space="preserve"> forms. Keep range values, body executions and </w:t>
+      </w:r>
+      <w:r>
+        <w:rPr>
+          <w:b/>
+        </w:rPr>
+        <w:t>output</w:t>
+      </w:r>
+      <w:r>
+        <w:rPr>
+          <w:b w:val="0"/>
+        </w:rPr>
+        <w:t xml:space="preserve"> events separate. Reference: https://docs.python.org/3/tutorial/controlflow.html#the-range-function.</w:t>
+      </w:r>
+    </w:p>
+    <w:p>
+      <w:pPr>
+        <w:spacing w:line="336" w:lineRule="auto" w:after="180"/>
+      </w:pPr>
+      <w:r>
+        <w:rPr>
+          <w:b w:val="0"/>
+        </w:rPr>
+        <w:t xml:space="preserve">The examples use a positive default step and do not require lists or while </w:t>
+      </w:r>
+      <w:r>
+        <w:rPr>
+          <w:b/>
+        </w:rPr>
+        <w:t>loop</w:t>
+      </w:r>
+      <w:r>
+        <w:rPr>
+          <w:b w:val="0"/>
+        </w:rPr>
+        <w:t>s.</w:t>
       </w:r>
     </w:p>
     <w:p>
@@ -443,23 +746,71 @@
       </w:r>
     </w:p>
     <w:p>
-      <w:r>
+      <w:pPr>
+        <w:spacing w:line="336" w:lineRule="auto" w:after="180"/>
+      </w:pPr>
+      <w:r>
+        <w:rPr>
+          <w:b w:val="0"/>
+        </w:rPr>
         <w:t>It reads the old 2, adds 3 and stores 5. Assignment updates a value; it is not an algebraic equality.</w:t>
       </w:r>
     </w:p>
     <w:p>
-      <w:r>
-        <w:t>Python 3 editor and loops.py</w:t>
-      </w:r>
-    </w:p>
-    <w:p>
-      <w:r>
+      <w:pPr>
+        <w:spacing w:line="336" w:lineRule="auto" w:after="180"/>
+      </w:pPr>
+      <w:r>
+        <w:rPr>
+          <w:b w:val="0"/>
+        </w:rPr>
+        <w:t xml:space="preserve">Python 3 editor and </w:t>
+      </w:r>
+      <w:r>
+        <w:rPr>
+          <w:b/>
+        </w:rPr>
+        <w:t>loop</w:t>
+      </w:r>
+      <w:r>
+        <w:rPr>
+          <w:b w:val="0"/>
+        </w:rPr>
+        <w:t>s.py</w:t>
+      </w:r>
+    </w:p>
+    <w:p>
+      <w:pPr>
+        <w:spacing w:line="336" w:lineRule="auto" w:after="180"/>
+      </w:pPr>
+      <w:r>
+        <w:rPr>
+          <w:b w:val="0"/>
+        </w:rPr>
         <w:t>Counters or numbered paper cards</w:t>
       </w:r>
     </w:p>
     <w:p>
-      <w:r>
-        <w:t>Blank trace table with turn total before and total after columns</w:t>
+      <w:pPr>
+        <w:spacing w:line="336" w:lineRule="auto" w:after="180"/>
+      </w:pPr>
+      <w:r>
+        <w:rPr>
+          <w:b w:val="0"/>
+        </w:rPr>
+        <w:t xml:space="preserve">Blank </w:t>
+      </w:r>
+      <w:r>
+        <w:rPr>
+          <w:b/>
+        </w:rPr>
+        <w:t>trace table</w:t>
+      </w:r>
+      <w:r>
+        <w:rPr>
+          <w:b w:val="0"/>
+        </w:rPr>
+        <w:t xml:space="preserve"> with turn total before and total after columns</w:t>
       </w:r>
     </w:p>
     <w:p>
@@ -471,12 +822,60 @@
       </w:r>
     </w:p>
     <w:p>
-      <w:r>
-        <w:t>By the end, I can make a trace table for a for-loop, including zero iterations.</w:t>
-      </w:r>
-    </w:p>
-    <w:p>
-      <w:r>
+      <w:pPr>
+        <w:spacing w:line="336" w:lineRule="auto" w:after="180"/>
+      </w:pPr>
+      <w:r>
+        <w:rPr>
+          <w:b w:val="0"/>
+        </w:rPr>
+        <w:t xml:space="preserve">By the end, I can make a </w:t>
+      </w:r>
+      <w:r>
+        <w:rPr>
+          <w:b/>
+        </w:rPr>
+        <w:t>trace table</w:t>
+      </w:r>
+      <w:r>
+        <w:rPr>
+          <w:b w:val="0"/>
+        </w:rPr>
+        <w:t xml:space="preserve"> for a for-</w:t>
+      </w:r>
+      <w:r>
+        <w:rPr>
+          <w:b/>
+        </w:rPr>
+        <w:t>loop</w:t>
+      </w:r>
+      <w:r>
+        <w:rPr>
+          <w:b w:val="0"/>
+        </w:rPr>
+        <w:t xml:space="preserve">, including zero </w:t>
+      </w:r>
+      <w:r>
+        <w:rPr>
+          <w:b/>
+        </w:rPr>
+        <w:t>iteration</w:t>
+      </w:r>
+      <w:r>
+        <w:rPr>
+          <w:b w:val="0"/>
+        </w:rPr>
+        <w:t>s.</w:t>
+      </w:r>
+    </w:p>
+    <w:p>
+      <w:pPr>
+        <w:spacing w:line="336" w:lineRule="auto" w:after="180"/>
+      </w:pPr>
+      <w:r>
+        <w:rPr>
+          <w:b w:val="0"/>
+        </w:rPr>
         <w:t>This added worked case illustrates the week’s main idea. Retain all original and connected topics; schedule its practice within the teaching cycle.</w:t>
       </w:r>
     </w:p>
@@ -489,56 +888,197 @@
       </w:r>
     </w:p>
     <w:p>
+      <w:r>
+        <w:t>Model Trace Tables using the supplied case, labelled mechanism and reasoning. Make the scope of each conclusion explicit.</w:t>
+      </w:r>
+    </w:p>
+    <w:p>
+      <w:pPr>
+        <w:spacing w:line="336" w:lineRule="auto" w:after="180"/>
+      </w:pPr>
+      <w:r>
+        <w:rPr>
+          <w:b/>
+        </w:rPr>
+        <w:t>Input</w:t>
+      </w:r>
+      <w:r>
+        <w:rPr>
+          <w:b w:val="0"/>
+        </w:rPr>
+        <w:t xml:space="preserve"> → </w:t>
+      </w:r>
+      <w:r>
+        <w:rPr>
+          <w:b/>
+        </w:rPr>
+        <w:t>Process</w:t>
+      </w:r>
+      <w:r>
+        <w:rPr>
+          <w:b w:val="0"/>
+        </w:rPr>
+        <w:t xml:space="preserve"> → </w:t>
+      </w:r>
+      <w:r>
+        <w:rPr>
+          <w:b/>
+        </w:rPr>
+        <w:t>Output</w:t>
+      </w:r>
+    </w:p>
+    <w:p>
+      <w:pPr>
+        <w:spacing w:line="336" w:lineRule="auto" w:after="180"/>
+      </w:pPr>
+      <w:r>
+        <w:rPr>
+          <w:b/>
+        </w:rPr>
+        <w:t>Trace</w:t>
+      </w:r>
+      <w:r>
+        <w:rPr>
+          <w:b w:val="0"/>
+        </w:rPr>
+        <w:t xml:space="preserve"> the information. At each stage, ask what changed and how you could test it.</w:t>
+      </w:r>
+    </w:p>
+    <w:p>
+      <w:pPr>
+        <w:spacing w:line="336" w:lineRule="auto" w:after="180"/>
+      </w:pPr>
+      <w:r>
+        <w:rPr>
+          <w:b w:val="0"/>
+        </w:rPr>
+        <w:t>Which stage could fail even when the other two are correct? Explain:</w:t>
+      </w:r>
+    </w:p>
+    <w:p>
+      <w:pPr>
+        <w:spacing w:line="336" w:lineRule="auto" w:after="180"/>
+      </w:pPr>
+      <w:r>
+        <w:rPr>
+          <w:b w:val="0"/>
+        </w:rPr>
+        <w:t xml:space="preserve">Predict first. Then check each step. A correct answer without visible reasoning is incomplete </w:t>
+      </w:r>
+      <w:r>
+        <w:rPr>
+          <w:b/>
+        </w:rPr>
+        <w:t>evidence</w:t>
+      </w:r>
+      <w:r>
+        <w:rPr>
+          <w:b w:val="0"/>
+        </w:rPr>
+        <w:t>.</w:t>
+      </w:r>
+    </w:p>
+    <w:p>
+      <w:pPr>
+        <w:spacing w:line="336" w:lineRule="auto" w:after="180"/>
+        <w:shd w:fill="F4F9FC"/>
+      </w:pPr>
+      <w:r>
+        <w:rPr>
+          <w:b w:val="0"/>
+        </w:rPr>
+        <w:t>2. Correct answer: score = score + 3 → 5.</w:t>
+      </w:r>
+    </w:p>
+    <w:p>
+      <w:pPr>
+        <w:spacing w:line="336" w:lineRule="auto" w:after="180"/>
+        <w:shd w:fill="F4F9FC"/>
+      </w:pPr>
+      <w:r>
+        <w:rPr>
+          <w:b w:val="0"/>
+        </w:rPr>
+        <w:t>3. Hint used: score = score − 1 → 4.</w:t>
+      </w:r>
+    </w:p>
+    <w:p>
+      <w:pPr>
+        <w:spacing w:line="336" w:lineRule="auto" w:after="180"/>
+        <w:shd w:fill="F4F9FC"/>
+      </w:pPr>
+      <w:r>
+        <w:rPr>
+          <w:b w:val="0"/>
+        </w:rPr>
+        <w:t>4. A table shows exactly where an unexpected value first appears.</w:t>
+      </w:r>
+    </w:p>
+    <w:p>
+      <w:pPr>
+        <w:spacing w:line="336" w:lineRule="auto" w:after="180"/>
+      </w:pPr>
+      <w:r>
+        <w:rPr>
+          <w:b w:val="0"/>
+        </w:rPr>
+        <w:t>Recalculate, re</w:t>
+      </w:r>
+      <w:r>
+        <w:rPr>
+          <w:b/>
+        </w:rPr>
+        <w:t>trace</w:t>
+      </w:r>
+      <w:r>
+        <w:rPr>
+          <w:b w:val="0"/>
+        </w:rPr>
+        <w:t>, or re</w:t>
+      </w:r>
+      <w:r>
+        <w:rPr>
+          <w:b/>
+        </w:rPr>
+        <w:t>state</w:t>
+      </w:r>
+      <w:r>
+        <w:rPr>
+          <w:b w:val="0"/>
+        </w:rPr>
+        <w:t xml:space="preserve"> the reasoning in your own representation:</w:t>
+      </w:r>
+    </w:p>
+    <w:p>
+      <w:pPr>
+        <w:spacing w:line="336" w:lineRule="auto" w:after="180"/>
+        <w:shd w:fill="F5F1FB"/>
+      </w:pPr>
+      <w:r>
+        <w:rPr>
+          <w:b w:val="0"/>
+        </w:rPr>
+        <w:t xml:space="preserve">CHECK Did the </w:t>
+      </w:r>
+      <w:r>
+        <w:rPr>
+          <w:b/>
+        </w:rPr>
+        <w:t>evidence</w:t>
+      </w:r>
+      <w:r>
+        <w:rPr>
+          <w:b w:val="0"/>
+        </w:rPr>
+        <w:t xml:space="preserve"> answer the exact question? Did the total, path, or source record stay consistent?</w:t>
+      </w:r>
+    </w:p>
+    <w:p>
       <w:pPr>
         <w:pStyle w:val="Heading3"/>
       </w:pPr>
       <w:r>
-        <w:t>Explain the mechanism</w:t>
-      </w:r>
-    </w:p>
-    <w:p>
-      <w:r>
-        <w:t>Input → Process → Output</w:t>
-      </w:r>
-    </w:p>
-    <w:p>
-      <w:r>
-        <w:t>Trace the information. At each stage, ask what changed and how you could test it.</w:t>
-      </w:r>
-    </w:p>
-    <w:p>
-      <w:r>
-        <w:t>Which stage could fail even when the other two are correct? Explain:</w:t>
-      </w:r>
-    </w:p>
-    <w:p>
-      <w:r>
-        <w:t>Predict first. Then check each step. A correct answer without visible reasoning is incomplete evidence.</w:t>
-      </w:r>
-    </w:p>
-    <w:p>
-      <w:r>
-        <w:t>2. Correct answer: score = score + 3 → 5.</w:t>
-      </w:r>
-    </w:p>
-    <w:p>
-      <w:r>
-        <w:t>3. Hint used: score = score − 1 → 4.</w:t>
-      </w:r>
-    </w:p>
-    <w:p>
-      <w:r>
-        <w:t>4. A table shows exactly where an unexpected value first appears.</w:t>
-      </w:r>
-    </w:p>
-    <w:p>
-      <w:r>
-        <w:t>Recalculate, retrace, or restate the reasoning in your own representation:</w:t>
-      </w:r>
-    </w:p>
-    <w:p>
-      <w:r>
-        <w:t>CHECK Did the evidence answer the exact question? Did the total, path, or source record stay consistent?</w:t>
+        <w:t>Concrete teaching case</w:t>
       </w:r>
     </w:p>
     <w:p>
@@ -546,29 +1086,72 @@
         <w:pStyle w:val="Heading3"/>
       </w:pPr>
       <w:r>
-        <w:t>Concrete teaching case</w:t>
-      </w:r>
-    </w:p>
-    <w:p>
-      <w:r>
+        <w:t>The teaching case</w:t>
+      </w:r>
+    </w:p>
+    <w:p>
+      <w:pPr>
+        <w:spacing w:line="336" w:lineRule="auto" w:after="180"/>
+        <w:shd w:fill="F1F6FC"/>
+      </w:pPr>
+      <w:r>
+        <w:rPr>
+          <w:b w:val="0"/>
+        </w:rPr>
         <w:t>Set score=2; add 3; if score&gt;4 subtract 1; double score.</w:t>
       </w:r>
     </w:p>
     <w:p>
-      <w:r>
-        <w:t>Trace every value.</w:t>
-      </w:r>
-    </w:p>
-    <w:p>
       <w:pPr>
         <w:pStyle w:val="Heading3"/>
       </w:pPr>
       <w:r>
+        <w:t>The teaching case</w:t>
+      </w:r>
+    </w:p>
+    <w:p>
+      <w:pPr>
+        <w:spacing w:line="336" w:lineRule="auto" w:after="180"/>
+        <w:shd w:fill="F1F6FC"/>
+      </w:pPr>
+      <w:r>
+        <w:rPr>
+          <w:b/>
+        </w:rPr>
+        <w:t>Trace</w:t>
+      </w:r>
+      <w:r>
+        <w:rPr>
+          <w:b w:val="0"/>
+        </w:rPr>
+        <w:t xml:space="preserve"> every value.</w:t>
+      </w:r>
+    </w:p>
+    <w:p>
+      <w:pPr>
+        <w:pStyle w:val="Heading3"/>
+      </w:pPr>
+      <w:r>
         <w:t>Exact explanation to model</w:t>
       </w:r>
     </w:p>
     <w:p>
-      <w:r>
+      <w:pPr>
+        <w:pStyle w:val="Heading3"/>
+      </w:pPr>
+      <w:r>
+        <w:t>Why the result follows</w:t>
+      </w:r>
+    </w:p>
+    <w:p>
+      <w:pPr>
+        <w:spacing w:line="336" w:lineRule="auto" w:after="180"/>
+        <w:shd w:fill="F1F6FC"/>
+      </w:pPr>
+      <w:r>
+        <w:rPr>
+          <w:b w:val="0"/>
+        </w:rPr>
         <w:t>2,5,4,8. The comparison is evaluated at 5 before subtraction.</w:t>
       </w:r>
     </w:p>
@@ -581,18 +1164,157 @@
       </w:r>
     </w:p>
     <w:p>
-      <w:r>
-        <w:t>Imagine adding numbered counters: first 1, then 2, then 3. A loop can repeat the same addition with a different number each time. This week you will predict each change before running a short Python script. Tracing repeated calculations prepares you to inspect the data processing used in larger AI applications.</w:t>
-      </w:r>
-    </w:p>
-    <w:p>
-      <w:r>
-        <w:t>In for turn in range(1, 4), Python supplies 1, 2 and 3 in order. The start is included and the stop is excluded. The indented body runs once for each supplied value. The colon and four-space indentation mark that body. This lesson uses integer range values with the default positive step of 1.</w:t>
-      </w:r>
-    </w:p>
-    <w:p>
-      <w:r>
-        <w:t>The output is 6. Before the first iteration, total is 0. Each assignment reads the previous total and adds the current turn. After turn 3, the range is exhausted, so execution continues after the loop. The table records state; it does not create extra instructions.</w:t>
+      <w:pPr>
+        <w:pStyle w:val="Heading3"/>
+      </w:pPr>
+      <w:r>
+        <w:t>Explain the added worked example · 1</w:t>
+      </w:r>
+    </w:p>
+    <w:p>
+      <w:pPr>
+        <w:spacing w:line="336" w:lineRule="auto" w:after="180"/>
+      </w:pPr>
+      <w:r>
+        <w:rPr>
+          <w:b w:val="0"/>
+        </w:rPr>
+        <w:t xml:space="preserve">Imagine adding numbered counters: first 1, then 2, then 3. A </w:t>
+      </w:r>
+      <w:r>
+        <w:rPr>
+          <w:b/>
+        </w:rPr>
+        <w:t>loop</w:t>
+      </w:r>
+      <w:r>
+        <w:rPr>
+          <w:b w:val="0"/>
+        </w:rPr>
+        <w:t xml:space="preserve"> can repeat the same addition with a different number each time. This week you will predict each change before running a short Python script.</w:t>
+      </w:r>
+    </w:p>
+    <w:p>
+      <w:pPr>
+        <w:spacing w:line="336" w:lineRule="auto" w:after="180"/>
+      </w:pPr>
+      <w:r>
+        <w:rPr>
+          <w:b w:val="0"/>
+        </w:rPr>
+        <w:t xml:space="preserve">Tracing repeated calculations prepares you to inspect the data </w:t>
+      </w:r>
+      <w:r>
+        <w:rPr>
+          <w:b/>
+        </w:rPr>
+        <w:t>process</w:t>
+      </w:r>
+      <w:r>
+        <w:rPr>
+          <w:b w:val="0"/>
+        </w:rPr>
+        <w:t>ing used in larger AI applications.</w:t>
+      </w:r>
+    </w:p>
+    <w:p>
+      <w:pPr>
+        <w:pStyle w:val="Heading3"/>
+      </w:pPr>
+      <w:r>
+        <w:t>Explain the added worked example · 2</w:t>
+      </w:r>
+    </w:p>
+    <w:p>
+      <w:pPr>
+        <w:spacing w:line="336" w:lineRule="auto" w:after="180"/>
+      </w:pPr>
+      <w:r>
+        <w:rPr>
+          <w:b w:val="0"/>
+        </w:rPr>
+        <w:t>In for turn in range(1, 4), Python supplies 1, 2 and 3 in order. The start is included and the stop is excluded. The indented body runs once for each supplied value. The colon and four-space indentation mark that body.</w:t>
+      </w:r>
+    </w:p>
+    <w:p>
+      <w:pPr>
+        <w:spacing w:line="336" w:lineRule="auto" w:after="180"/>
+      </w:pPr>
+      <w:r>
+        <w:rPr>
+          <w:b w:val="0"/>
+        </w:rPr>
+        <w:t>This lesson uses integer range values with the default positive step of 1.</w:t>
+      </w:r>
+    </w:p>
+    <w:p>
+      <w:pPr>
+        <w:spacing w:line="336" w:lineRule="auto" w:after="180"/>
+      </w:pPr>
+      <w:r>
+        <w:rPr>
+          <w:b w:val="0"/>
+        </w:rPr>
+        <w:t xml:space="preserve">The </w:t>
+      </w:r>
+      <w:r>
+        <w:rPr>
+          <w:b/>
+        </w:rPr>
+        <w:t>output</w:t>
+      </w:r>
+      <w:r>
+        <w:rPr>
+          <w:b w:val="0"/>
+        </w:rPr>
+        <w:t xml:space="preserve"> is 6. Before the first </w:t>
+      </w:r>
+      <w:r>
+        <w:rPr>
+          <w:b/>
+        </w:rPr>
+        <w:t>iteration</w:t>
+      </w:r>
+      <w:r>
+        <w:rPr>
+          <w:b w:val="0"/>
+        </w:rPr>
+        <w:t xml:space="preserve">, total is 0. Each assignment reads the previous total and adds the current turn. After turn 3, the range is exhausted, so execution continues after the </w:t>
+      </w:r>
+      <w:r>
+        <w:rPr>
+          <w:b/>
+        </w:rPr>
+        <w:t>loop</w:t>
+      </w:r>
+      <w:r>
+        <w:rPr>
+          <w:b w:val="0"/>
+        </w:rPr>
+        <w:t>.</w:t>
+      </w:r>
+    </w:p>
+    <w:p>
+      <w:pPr>
+        <w:spacing w:line="336" w:lineRule="auto" w:after="180"/>
+      </w:pPr>
+      <w:r>
+        <w:rPr>
+          <w:b w:val="0"/>
+        </w:rPr>
+        <w:t xml:space="preserve">The table records </w:t>
+      </w:r>
+      <w:r>
+        <w:rPr>
+          <w:b/>
+        </w:rPr>
+        <w:t>state</w:t>
+      </w:r>
+      <w:r>
+        <w:rPr>
+          <w:b w:val="0"/>
+        </w:rPr>
+        <w:t>; it does not create extra instructions.</w:t>
       </w:r>
     </w:p>
     <w:p>
@@ -758,8 +1480,37 @@
       </w:r>
     </w:p>
     <w:p>
-      <w:r>
-        <w:t>Use the complete worked example below before asking learners to complete W2. Reveal a small part, invite a prediction, then explain the deciding step. These teacher notes contain solutions; do not reveal the independent case answer during modelling.</w:t>
+      <w:pPr>
+        <w:spacing w:line="336" w:lineRule="auto" w:after="180"/>
+      </w:pPr>
+      <w:r>
+        <w:rPr>
+          <w:b w:val="0"/>
+        </w:rPr>
+        <w:t xml:space="preserve">Use the complete worked example below before asking learners to complete W2. Reveal a small part, invite a </w:t>
+      </w:r>
+      <w:r>
+        <w:rPr>
+          <w:b/>
+        </w:rPr>
+        <w:t>prediction</w:t>
+      </w:r>
+      <w:r>
+        <w:rPr>
+          <w:b w:val="0"/>
+        </w:rPr>
+        <w:t>, then explain the deciding step.</w:t>
+      </w:r>
+    </w:p>
+    <w:p>
+      <w:pPr>
+        <w:spacing w:line="336" w:lineRule="auto" w:after="180"/>
+      </w:pPr>
+      <w:r>
+        <w:rPr>
+          <w:b w:val="0"/>
+        </w:rPr>
+        <w:t>These teacher notes contain solutions; do not reveal the independent case answer during modelling.</w:t>
       </w:r>
     </w:p>
     <w:tbl>
@@ -777,6 +1528,38 @@
         <w:trPr>
           <w:tblHeader/>
         </w:trPr>
+        <w:tc>
+          <w:tcPr>
+            <w:tcW w:type="dxa" w:w="3408"/>
+          </w:tcPr>
+          <w:p>
+            <w:r>
+              <w:t>Range expression</w:t>
+            </w:r>
+          </w:p>
+        </w:tc>
+        <w:tc>
+          <w:tcPr>
+            <w:tcW w:type="dxa" w:w="3408"/>
+          </w:tcPr>
+          <w:p>
+            <w:r>
+              <w:t>Values supplied</w:t>
+            </w:r>
+          </w:p>
+        </w:tc>
+        <w:tc>
+          <w:tcPr>
+            <w:tcW w:type="dxa" w:w="3408"/>
+          </w:tcPr>
+          <w:p>
+            <w:r>
+              <w:t>Number of iterations</w:t>
+            </w:r>
+          </w:p>
+        </w:tc>
+      </w:tr>
+      <w:tr>
         <w:tc>
           <w:tcPr>
             <w:tcW w:type="dxa" w:w="3408"/>
@@ -906,8 +1689,69 @@
       </w:tr>
     </w:tbl>
     <w:p>
-      <w:r>
-        <w:t>With one argument, range starts at zero. range(4) supplies four values but none is 4. If the worked script uses range(1, 1), the body never runs and the initialized total remains 0. Do not rely on a variable first assigned inside a loop: a zero-iteration run might never assign it.</w:t>
+      <w:pPr>
+        <w:pStyle w:val="Heading3"/>
+      </w:pPr>
+      <w:r>
+        <w:t>Model the reasoning aloud · 3</w:t>
+      </w:r>
+    </w:p>
+    <w:p>
+      <w:pPr>
+        <w:spacing w:line="336" w:lineRule="auto" w:after="180"/>
+      </w:pPr>
+      <w:r>
+        <w:rPr>
+          <w:b w:val="0"/>
+        </w:rPr>
+        <w:t>With one argument, range starts at zero. range(4) supplies four values but none is 4. If the worked script uses range(1, 1), the body never runs and the initialized total remains 0.</w:t>
+      </w:r>
+    </w:p>
+    <w:p>
+      <w:pPr>
+        <w:spacing w:line="336" w:lineRule="auto" w:after="180"/>
+      </w:pPr>
+      <w:r>
+        <w:rPr>
+          <w:b w:val="0"/>
+        </w:rPr>
+        <w:t xml:space="preserve">Do not rely on a </w:t>
+      </w:r>
+      <w:r>
+        <w:rPr>
+          <w:b/>
+        </w:rPr>
+        <w:t>variable</w:t>
+      </w:r>
+      <w:r>
+        <w:rPr>
+          <w:b w:val="0"/>
+        </w:rPr>
+        <w:t xml:space="preserve"> first assigned inside a </w:t>
+      </w:r>
+      <w:r>
+        <w:rPr>
+          <w:b/>
+        </w:rPr>
+        <w:t>loop</w:t>
+      </w:r>
+      <w:r>
+        <w:rPr>
+          <w:b w:val="0"/>
+        </w:rPr>
+        <w:t>: a zero-</w:t>
+      </w:r>
+      <w:r>
+        <w:rPr>
+          <w:b/>
+        </w:rPr>
+        <w:t>iteration</w:t>
+      </w:r>
+      <w:r>
+        <w:rPr>
+          <w:b w:val="0"/>
+        </w:rPr>
+        <w:t xml:space="preserve"> run might never assign it.</w:t>
       </w:r>
     </w:p>
     <w:p>
@@ -1046,7 +1890,13 @@
       </w:tr>
     </w:tbl>
     <w:p>
-      <w:r>
+      <w:pPr>
+        <w:spacing w:line="336" w:lineRule="auto" w:after="180"/>
+      </w:pPr>
+      <w:r>
+        <w:rPr>
+          <w:b w:val="0"/>
+        </w:rPr>
         <w:t>Use the diagram and verbal explanation together. Ask learners to match a sentence to a specific visual step; do not assign learners fixed visual or auditory learning styles.</w:t>
       </w:r>
     </w:p>
@@ -1059,7 +1909,13 @@
       </w:r>
     </w:p>
     <w:p>
-      <w:r>
+      <w:pPr>
+        <w:spacing w:line="336" w:lineRule="auto" w:after="180"/>
+      </w:pPr>
+      <w:r>
+        <w:rPr>
+          <w:b w:val="0"/>
+        </w:rPr>
         <w:t>A fictional reading-token jar starts with one token and gains three per round.</w:t>
       </w:r>
     </w:p>
@@ -1072,13 +1928,67 @@
       </w:r>
     </w:p>
     <w:p>
-      <w:r>
-        <w:t>Python: total=1; for turn in range(4): total=total+3; after the loop print(total).</w:t>
-      </w:r>
-    </w:p>
-    <w:p>
-      <w:r>
-        <w:t>The update is inside the loop; print is outside.</w:t>
+      <w:pPr>
+        <w:pStyle w:val="Heading3"/>
+      </w:pPr>
+      <w:r>
+        <w:t>Supplied facts</w:t>
+      </w:r>
+    </w:p>
+    <w:p>
+      <w:pPr>
+        <w:spacing w:line="336" w:lineRule="auto" w:after="180"/>
+        <w:shd w:fill="F1F6FC"/>
+      </w:pPr>
+      <w:r>
+        <w:rPr>
+          <w:b w:val="0"/>
+        </w:rPr>
+        <w:t xml:space="preserve">Python: total=1; for turn in range(4): total=total+3; after the </w:t>
+      </w:r>
+      <w:r>
+        <w:rPr>
+          <w:b/>
+        </w:rPr>
+        <w:t>loop</w:t>
+      </w:r>
+      <w:r>
+        <w:rPr>
+          <w:b w:val="0"/>
+        </w:rPr>
+        <w:t xml:space="preserve"> print(total).</w:t>
+      </w:r>
+    </w:p>
+    <w:p>
+      <w:pPr>
+        <w:pStyle w:val="Heading3"/>
+      </w:pPr>
+      <w:r>
+        <w:t>Supplied facts</w:t>
+      </w:r>
+    </w:p>
+    <w:p>
+      <w:pPr>
+        <w:spacing w:line="336" w:lineRule="auto" w:after="180"/>
+        <w:shd w:fill="F1F6FC"/>
+      </w:pPr>
+      <w:r>
+        <w:rPr>
+          <w:b w:val="0"/>
+        </w:rPr>
+        <w:t xml:space="preserve">The update is inside the </w:t>
+      </w:r>
+      <w:r>
+        <w:rPr>
+          <w:b/>
+        </w:rPr>
+        <w:t>loop</w:t>
+      </w:r>
+      <w:r>
+        <w:rPr>
+          <w:b w:val="0"/>
+        </w:rPr>
+        <w:t>; print is outside.</w:t>
       </w:r>
     </w:p>
     <w:p>
@@ -1299,43 +2209,232 @@
       </w:r>
     </w:p>
     <w:p>
-      <w:r>
-        <w:t>The turn value labels an iteration; it is not the number added. The fixed update adds three each time. Four iterations take the total from 1 to 13. Keeping print outside the loop produces one final display rather than four intermediate displays. Initialise total before the loop so a zero-iteration run still has a defined value.</w:t>
-      </w:r>
-    </w:p>
-    <w:p>
       <w:pPr>
         <w:pStyle w:val="Heading3"/>
       </w:pPr>
       <w:r>
+        <w:t>Why the result follows</w:t>
+      </w:r>
+    </w:p>
+    <w:p>
+      <w:pPr>
+        <w:spacing w:line="336" w:lineRule="auto" w:after="180"/>
+        <w:shd w:fill="F1F6FC"/>
+      </w:pPr>
+      <w:r>
+        <w:rPr>
+          <w:b w:val="0"/>
+        </w:rPr>
+        <w:t xml:space="preserve">The turn value labels an </w:t>
+      </w:r>
+      <w:r>
+        <w:rPr>
+          <w:b/>
+        </w:rPr>
+        <w:t>iteration</w:t>
+      </w:r>
+      <w:r>
+        <w:rPr>
+          <w:b w:val="0"/>
+        </w:rPr>
+        <w:t xml:space="preserve">; it is not the number added. The fixed update adds three each time. Four </w:t>
+      </w:r>
+      <w:r>
+        <w:rPr>
+          <w:b/>
+        </w:rPr>
+        <w:t>iteration</w:t>
+      </w:r>
+      <w:r>
+        <w:rPr>
+          <w:b w:val="0"/>
+        </w:rPr>
+        <w:t>s take the total from 1 to 13.</w:t>
+      </w:r>
+    </w:p>
+    <w:p>
+      <w:pPr>
+        <w:spacing w:line="336" w:lineRule="auto" w:after="180"/>
+        <w:shd w:fill="F1F6FC"/>
+      </w:pPr>
+      <w:r>
+        <w:rPr>
+          <w:b w:val="0"/>
+        </w:rPr>
+        <w:t xml:space="preserve">Keeping print outside the </w:t>
+      </w:r>
+      <w:r>
+        <w:rPr>
+          <w:b/>
+        </w:rPr>
+        <w:t>loop</w:t>
+      </w:r>
+      <w:r>
+        <w:rPr>
+          <w:b w:val="0"/>
+        </w:rPr>
+        <w:t xml:space="preserve"> produces one final display rather than four intermediate displays. Initialise total before the </w:t>
+      </w:r>
+      <w:r>
+        <w:rPr>
+          <w:b/>
+        </w:rPr>
+        <w:t>loop</w:t>
+      </w:r>
+      <w:r>
+        <w:rPr>
+          <w:b w:val="0"/>
+        </w:rPr>
+        <w:t xml:space="preserve"> so a zero-</w:t>
+      </w:r>
+      <w:r>
+        <w:rPr>
+          <w:b/>
+        </w:rPr>
+        <w:t>iteration</w:t>
+      </w:r>
+      <w:r>
+        <w:rPr>
+          <w:b w:val="0"/>
+        </w:rPr>
+        <w:t xml:space="preserve"> run still has a defined value.</w:t>
+      </w:r>
+    </w:p>
+    <w:p>
+      <w:pPr>
+        <w:pStyle w:val="Heading3"/>
+      </w:pPr>
+      <w:r>
         <w:t>What this example does not establish</w:t>
       </w:r>
     </w:p>
     <w:p>
-      <w:r>
-        <w:t>This finite loop does not establish behavior of a while-loop with a different update or stopping condition.</w:t>
-      </w:r>
-    </w:p>
-    <w:p>
       <w:pPr>
         <w:pStyle w:val="Heading3"/>
       </w:pPr>
       <w:r>
+        <w:t>Keep the stated limit</w:t>
+      </w:r>
+    </w:p>
+    <w:p>
+      <w:pPr>
+        <w:spacing w:line="336" w:lineRule="auto" w:after="180"/>
+        <w:shd w:fill="FFF5E6"/>
+      </w:pPr>
+      <w:r>
+        <w:rPr>
+          <w:b w:val="0"/>
+        </w:rPr>
+        <w:t xml:space="preserve">This finite </w:t>
+      </w:r>
+      <w:r>
+        <w:rPr>
+          <w:b/>
+        </w:rPr>
+        <w:t>loop</w:t>
+      </w:r>
+      <w:r>
+        <w:rPr>
+          <w:b w:val="0"/>
+        </w:rPr>
+        <w:t xml:space="preserve"> does not establish behavior of a while-</w:t>
+      </w:r>
+      <w:r>
+        <w:rPr>
+          <w:b/>
+        </w:rPr>
+        <w:t>loop</w:t>
+      </w:r>
+      <w:r>
+        <w:rPr>
+          <w:b w:val="0"/>
+        </w:rPr>
+        <w:t xml:space="preserve"> with a different update or stopping condition.</w:t>
+      </w:r>
+    </w:p>
+    <w:p>
+      <w:pPr>
+        <w:pStyle w:val="Heading3"/>
+      </w:pPr>
+      <w:r>
         <w:t>Change one thing in the pictured case</w:t>
       </w:r>
     </w:p>
     <w:p>
-      <w:r>
+      <w:pPr>
+        <w:pStyle w:val="Heading3"/>
+      </w:pPr>
+      <w:r>
+        <w:t>Change one thing</w:t>
+      </w:r>
+    </w:p>
+    <w:p>
+      <w:pPr>
+        <w:spacing w:line="336" w:lineRule="auto" w:after="180"/>
+        <w:shd w:fill="F5F1FB"/>
+      </w:pPr>
+      <w:r>
+        <w:rPr>
+          <w:b w:val="0"/>
+        </w:rPr>
         <w:t>Change: Use range(0) instead of range(4).</w:t>
       </w:r>
     </w:p>
     <w:p>
-      <w:r>
-        <w:t>Prediction: The loop body never runs and the printed total is 1.</w:t>
-      </w:r>
-    </w:p>
-    <w:p>
-      <w:r>
+      <w:pPr>
+        <w:pStyle w:val="Heading3"/>
+      </w:pPr>
+      <w:r>
+        <w:t>Predicted result</w:t>
+      </w:r>
+    </w:p>
+    <w:p>
+      <w:pPr>
+        <w:spacing w:line="336" w:lineRule="auto" w:after="180"/>
+        <w:shd w:fill="F1F6FC"/>
+      </w:pPr>
+      <w:r>
+        <w:rPr>
+          <w:b/>
+        </w:rPr>
+        <w:t>Prediction</w:t>
+      </w:r>
+      <w:r>
+        <w:rPr>
+          <w:b w:val="0"/>
+        </w:rPr>
+        <w:t xml:space="preserve">: The </w:t>
+      </w:r>
+      <w:r>
+        <w:rPr>
+          <w:b/>
+        </w:rPr>
+        <w:t>loop</w:t>
+      </w:r>
+      <w:r>
+        <w:rPr>
+          <w:b w:val="0"/>
+        </w:rPr>
+        <w:t xml:space="preserve"> body never runs and the printed total is 1.</w:t>
+      </w:r>
+    </w:p>
+    <w:p>
+      <w:pPr>
+        <w:pStyle w:val="Heading3"/>
+      </w:pPr>
+      <w:r>
+        <w:t>Why the result follows</w:t>
+      </w:r>
+    </w:p>
+    <w:p>
+      <w:pPr>
+        <w:spacing w:line="336" w:lineRule="auto" w:after="180"/>
+        <w:shd w:fill="F1F6FC"/>
+      </w:pPr>
+      <w:r>
+        <w:rPr>
+          <w:b w:val="0"/>
+        </w:rPr>
         <w:t>Reason: The iterable contains no turn values; the initial assignment still happened.</w:t>
       </w:r>
     </w:p>
@@ -1348,8 +2447,57 @@
       </w:r>
     </w:p>
     <w:p>
-      <w:r>
-        <w:t>Cover the result. Ask learners to name the inputs and predict the next step. Uncover one step, connect the icon to the actual procedure, and explain its evidence. Then change the supplied condition and compare. The picture is a representation; it does not document execution of a real AI model.</w:t>
+      <w:pPr>
+        <w:pStyle w:val="Heading3"/>
+      </w:pPr>
+      <w:r>
+        <w:t>Ask while showing the picture · 4</w:t>
+      </w:r>
+    </w:p>
+    <w:p>
+      <w:pPr>
+        <w:spacing w:line="336" w:lineRule="auto" w:after="180"/>
+      </w:pPr>
+      <w:r>
+        <w:rPr>
+          <w:b w:val="0"/>
+        </w:rPr>
+        <w:t xml:space="preserve">Cover the result. Ask learners to name the </w:t>
+      </w:r>
+      <w:r>
+        <w:rPr>
+          <w:b/>
+        </w:rPr>
+        <w:t>input</w:t>
+      </w:r>
+      <w:r>
+        <w:rPr>
+          <w:b w:val="0"/>
+        </w:rPr>
+        <w:t xml:space="preserve">s and predict the next step. Uncover one step, connect the icon to the actual procedure, and explain its </w:t>
+      </w:r>
+      <w:r>
+        <w:rPr>
+          <w:b/>
+        </w:rPr>
+        <w:t>evidence</w:t>
+      </w:r>
+      <w:r>
+        <w:rPr>
+          <w:b w:val="0"/>
+        </w:rPr>
+        <w:t>. Then change the supplied condition and compare.</w:t>
+      </w:r>
+    </w:p>
+    <w:p>
+      <w:pPr>
+        <w:spacing w:line="336" w:lineRule="auto" w:after="180"/>
+      </w:pPr>
+      <w:r>
+        <w:rPr>
+          <w:b w:val="0"/>
+        </w:rPr>
+        <w:t>The picture is a representation; it does not document execution of a real AI model.</w:t>
       </w:r>
     </w:p>
     <w:p>
@@ -1361,11 +2509,16 @@
       </w:r>
     </w:p>
     <w:p>
+      <w:r>
+        <w:t>Demonstrate Trace Tables, reduce support deliberately and check individual reasoning before discussing answers.</w:t>
+      </w:r>
+    </w:p>
+    <w:p>
       <w:pPr>
         <w:pStyle w:val="Heading3"/>
       </w:pPr>
       <w:r>
-        <w:t>Demonstrate and guide practice</w:t>
+        <w:t>Board sequence</w:t>
       </w:r>
     </w:p>
     <w:p>
@@ -1373,26 +2526,102 @@
         <w:pStyle w:val="Heading3"/>
       </w:pPr>
       <w:r>
-        <w:t>Board sequence</w:t>
-      </w:r>
-    </w:p>
-    <w:p>
-      <w:r>
+        <w:t>1. Put the facts on the board</w:t>
+      </w:r>
+    </w:p>
+    <w:p>
+      <w:pPr>
+        <w:spacing w:line="336" w:lineRule="auto" w:after="180"/>
+        <w:shd w:fill="F4F9FC"/>
+      </w:pPr>
+      <w:r>
+        <w:rPr>
+          <w:b w:val="0"/>
+        </w:rPr>
         <w:t>Write the given facts: Set score=2; add 3; if score&gt;4 subtract 1; double score.</w:t>
       </w:r>
     </w:p>
     <w:p>
-      <w:r>
-        <w:t>Write the question to explain: Trace every value.</w:t>
-      </w:r>
-    </w:p>
-    <w:p>
-      <w:r>
-        <w:t>Reveal after predictions: 2,5,4,8. The comparison is evaluated at 5 before subtraction.</w:t>
-      </w:r>
-    </w:p>
-    <w:p>
-      <w:r>
+      <w:pPr>
+        <w:pStyle w:val="Heading3"/>
+      </w:pPr>
+      <w:r>
+        <w:t>2. State the decision to explain</w:t>
+      </w:r>
+    </w:p>
+    <w:p>
+      <w:pPr>
+        <w:spacing w:line="336" w:lineRule="auto" w:after="180"/>
+        <w:shd w:fill="F4F9FC"/>
+      </w:pPr>
+      <w:r>
+        <w:rPr>
+          <w:b w:val="0"/>
+        </w:rPr>
+        <w:t xml:space="preserve">Write the question to explain: </w:t>
+      </w:r>
+      <w:r>
+        <w:rPr>
+          <w:b/>
+        </w:rPr>
+        <w:t>Trace</w:t>
+      </w:r>
+      <w:r>
+        <w:rPr>
+          <w:b w:val="0"/>
+        </w:rPr>
+        <w:t xml:space="preserve"> every value.</w:t>
+      </w:r>
+    </w:p>
+    <w:p>
+      <w:pPr>
+        <w:pStyle w:val="Heading3"/>
+      </w:pPr>
+      <w:r>
+        <w:t>3. Reveal the worked reasoning</w:t>
+      </w:r>
+    </w:p>
+    <w:p>
+      <w:pPr>
+        <w:spacing w:line="336" w:lineRule="auto" w:after="180"/>
+        <w:shd w:fill="F1F6FC"/>
+      </w:pPr>
+      <w:r>
+        <w:rPr>
+          <w:b w:val="0"/>
+        </w:rPr>
+        <w:t xml:space="preserve">Reveal after </w:t>
+      </w:r>
+      <w:r>
+        <w:rPr>
+          <w:b/>
+        </w:rPr>
+        <w:t>prediction</w:t>
+      </w:r>
+      <w:r>
+        <w:rPr>
+          <w:b w:val="0"/>
+        </w:rPr>
+        <w:t>s: 2,5,4,8. The comparison is evaluated at 5 before subtraction.</w:t>
+      </w:r>
+    </w:p>
+    <w:p>
+      <w:pPr>
+        <w:pStyle w:val="Heading3"/>
+      </w:pPr>
+      <w:r>
+        <w:t>Hold back the independent task</w:t>
+      </w:r>
+    </w:p>
+    <w:p>
+      <w:pPr>
+        <w:spacing w:line="336" w:lineRule="auto" w:after="180"/>
+        <w:shd w:fill="F5F1FB"/>
+      </w:pPr>
+      <w:r>
+        <w:rPr>
+          <w:b w:val="0"/>
+        </w:rPr>
         <w:t>Keep for an independent attempt: Set score to 2. Add 3, then double the result. Record the score after each operation. What changes if you double before adding?</w:t>
       </w:r>
     </w:p>
@@ -1405,23 +2634,89 @@
       </w:r>
     </w:p>
     <w:p>
-      <w:r>
+      <w:pPr>
+        <w:pStyle w:val="Heading3"/>
+      </w:pPr>
+      <w:r>
+        <w:t>Ask the class</w:t>
+      </w:r>
+    </w:p>
+    <w:p>
+      <w:pPr>
+        <w:spacing w:line="336" w:lineRule="auto" w:after="180"/>
+        <w:shd w:fill="F5F1FB"/>
+      </w:pPr>
+      <w:r>
+        <w:rPr>
+          <w:b w:val="0"/>
+        </w:rPr>
         <w:t>Ask: Which facts are given, and which would we have to assume? Learners mark relevant details before discussing answers.</w:t>
       </w:r>
     </w:p>
     <w:p>
-      <w:r>
+      <w:pPr>
+        <w:pStyle w:val="Heading3"/>
+      </w:pPr>
+      <w:r>
+        <w:t>Language to model</w:t>
+      </w:r>
+    </w:p>
+    <w:p>
+      <w:pPr>
+        <w:spacing w:line="336" w:lineRule="auto" w:after="180"/>
+        <w:shd w:fill="F1F6F8"/>
+      </w:pPr>
+      <w:r>
+        <w:rPr>
+          <w:b w:val="0"/>
+        </w:rPr>
         <w:t>Say: Predict first. Show the rule, information path or calculation that would produce the result. A correct guess is not yet an explanation.</w:t>
       </w:r>
     </w:p>
     <w:p>
-      <w:r>
-        <w:t>Reveal reasoning one step at a time. Explain why a tempting alternative fails. Write units and denominators for arithmetic, trace conditions for decisions, and identify supporting sources for claims.</w:t>
-      </w:r>
-    </w:p>
-    <w:p>
-      <w:r>
-        <w:t>In pairs, one learner solves while the other checks evidence; exchange roles. Remove the worked answer before independent assessment.</w:t>
+      <w:pPr>
+        <w:spacing w:line="336" w:lineRule="auto" w:after="180"/>
+      </w:pPr>
+      <w:r>
+        <w:rPr>
+          <w:b w:val="0"/>
+        </w:rPr>
+        <w:t xml:space="preserve">Reveal reasoning one step at a time. Explain why a tempting alternative fails. Write units and denominators for arithmetic, </w:t>
+      </w:r>
+      <w:r>
+        <w:rPr>
+          <w:b/>
+        </w:rPr>
+        <w:t>trace</w:t>
+      </w:r>
+      <w:r>
+        <w:rPr>
+          <w:b w:val="0"/>
+        </w:rPr>
+        <w:t xml:space="preserve"> conditions for decisions, and identify supporting sources for claims.</w:t>
+      </w:r>
+    </w:p>
+    <w:p>
+      <w:pPr>
+        <w:spacing w:line="336" w:lineRule="auto" w:after="180"/>
+      </w:pPr>
+      <w:r>
+        <w:rPr>
+          <w:b w:val="0"/>
+        </w:rPr>
+        <w:t xml:space="preserve">In pairs, one learner solves while the other checks </w:t>
+      </w:r>
+      <w:r>
+        <w:rPr>
+          <w:b/>
+        </w:rPr>
+        <w:t>evidence</w:t>
+      </w:r>
+      <w:r>
+        <w:rPr>
+          <w:b w:val="0"/>
+        </w:rPr>
+        <w:t>; exchange roles. Remove the worked answer before independent assessment.</w:t>
       </w:r>
     </w:p>
     <w:p>
@@ -1433,8 +2728,26 @@
       </w:r>
     </w:p>
     <w:p>
-      <w:r>
-        <w:t>range(1, 3) supplies 1 and 2, giving total 3. Stop 4 includes 3. Exit: the reset bug agrees for one iteration because there are no earlier additions to lose. range(1, 4) should give 6; the faulty version gives 3.</w:t>
+      <w:pPr>
+        <w:spacing w:line="336" w:lineRule="auto" w:after="180"/>
+      </w:pPr>
+      <w:r>
+        <w:rPr>
+          <w:b w:val="0"/>
+        </w:rPr>
+        <w:t xml:space="preserve">range(1, 3) supplies 1 and 2, giving total 3. Stop 4 includes 3. Exit: the reset bug agrees for one </w:t>
+      </w:r>
+      <w:r>
+        <w:rPr>
+          <w:b/>
+        </w:rPr>
+        <w:t>iteration</w:t>
+      </w:r>
+      <w:r>
+        <w:rPr>
+          <w:b w:val="0"/>
+        </w:rPr>
+        <w:t xml:space="preserve"> because there are no earlier additions to lose. range(1, 4) should give 6; the faulty version gives 3.</w:t>
       </w:r>
     </w:p>
     <w:p>
@@ -1666,41 +2979,234 @@
       </w:r>
     </w:p>
     <w:p>
-      <w:r>
-        <w:t>Completion task: Copy the worked script. Change the range to range(2, 5). Record turn, total before and total after each iteration. Predict the single output, then run and compare.</w:t>
-      </w:r>
-    </w:p>
-    <w:p>
-      <w:r>
-        <w:t>Teacher check: Rows are 2 / 0 / 2, 3 / 2 / 5, 4 / 5 / 9. Final output 9. Keep the observed result distinct from the prediction.</w:t>
-      </w:r>
-    </w:p>
-    <w:p>
-      <w:r>
-        <w:t>Start by identifying the given inputs together. Leave the intermediate steps blank. If needed, model one step, then withdraw that help on the next step. Move to a full trace only when the partial trace is understood. For partners, alternate explainer and checker; collect a response from every learner before discussion.</w:t>
-      </w:r>
-    </w:p>
-    <w:p>
       <w:pPr>
         <w:pStyle w:val="Heading3"/>
       </w:pPr>
       <w:r>
+        <w:t>Completion practice</w:t>
+      </w:r>
+    </w:p>
+    <w:p>
+      <w:pPr>
+        <w:spacing w:line="336" w:lineRule="auto" w:after="180"/>
+        <w:shd w:fill="F5F1FB"/>
+      </w:pPr>
+      <w:r>
+        <w:rPr>
+          <w:b w:val="0"/>
+        </w:rPr>
+        <w:t xml:space="preserve">Completion task: Copy the worked script. Change the range to range(2, 5). Record turn, total before and total after each </w:t>
+      </w:r>
+      <w:r>
+        <w:rPr>
+          <w:b/>
+        </w:rPr>
+        <w:t>iteration</w:t>
+      </w:r>
+      <w:r>
+        <w:rPr>
+          <w:b w:val="0"/>
+        </w:rPr>
+        <w:t xml:space="preserve">. Predict the single </w:t>
+      </w:r>
+      <w:r>
+        <w:rPr>
+          <w:b/>
+        </w:rPr>
+        <w:t>output</w:t>
+      </w:r>
+      <w:r>
+        <w:rPr>
+          <w:b w:val="0"/>
+        </w:rPr>
+        <w:t>, then run and compare.</w:t>
+      </w:r>
+    </w:p>
+    <w:p>
+      <w:pPr>
+        <w:pStyle w:val="Heading3"/>
+      </w:pPr>
+      <w:r>
+        <w:t>Reasoning to listen for</w:t>
+      </w:r>
+    </w:p>
+    <w:p>
+      <w:pPr>
+        <w:spacing w:line="336" w:lineRule="auto" w:after="180"/>
+        <w:shd w:fill="F1F6FC"/>
+      </w:pPr>
+      <w:r>
+        <w:rPr>
+          <w:b w:val="0"/>
+        </w:rPr>
+        <w:t xml:space="preserve">Teacher check: Rows are 2 / 0 / 2, 3 / 2 / 5, 4 / 5 / 9. Final </w:t>
+      </w:r>
+      <w:r>
+        <w:rPr>
+          <w:b/>
+        </w:rPr>
+        <w:t>output</w:t>
+      </w:r>
+      <w:r>
+        <w:rPr>
+          <w:b w:val="0"/>
+        </w:rPr>
+        <w:t xml:space="preserve"> 9. Keep the observed result distinct from the </w:t>
+      </w:r>
+      <w:r>
+        <w:rPr>
+          <w:b/>
+        </w:rPr>
+        <w:t>prediction</w:t>
+      </w:r>
+      <w:r>
+        <w:rPr>
+          <w:b w:val="0"/>
+        </w:rPr>
+        <w:t>.</w:t>
+      </w:r>
+    </w:p>
+    <w:p>
+      <w:pPr>
+        <w:spacing w:line="336" w:lineRule="auto" w:after="180"/>
+      </w:pPr>
+      <w:r>
+        <w:rPr>
+          <w:b w:val="0"/>
+        </w:rPr>
+        <w:t xml:space="preserve">Start by identifying the given </w:t>
+      </w:r>
+      <w:r>
+        <w:rPr>
+          <w:b/>
+        </w:rPr>
+        <w:t>input</w:t>
+      </w:r>
+      <w:r>
+        <w:rPr>
+          <w:b w:val="0"/>
+        </w:rPr>
+        <w:t xml:space="preserve">s together. Leave the intermediate steps blank. If needed, model one step, then withdraw that help on the next step. Move to a full </w:t>
+      </w:r>
+      <w:r>
+        <w:rPr>
+          <w:b/>
+        </w:rPr>
+        <w:t>trace</w:t>
+      </w:r>
+      <w:r>
+        <w:rPr>
+          <w:b w:val="0"/>
+        </w:rPr>
+        <w:t xml:space="preserve"> only when the partial </w:t>
+      </w:r>
+      <w:r>
+        <w:rPr>
+          <w:b/>
+        </w:rPr>
+        <w:t>trace</w:t>
+      </w:r>
+      <w:r>
+        <w:rPr>
+          <w:b w:val="0"/>
+        </w:rPr>
+        <w:t xml:space="preserve"> is understood.</w:t>
+      </w:r>
+    </w:p>
+    <w:p>
+      <w:pPr>
+        <w:spacing w:line="336" w:lineRule="auto" w:after="180"/>
+      </w:pPr>
+      <w:r>
+        <w:rPr>
+          <w:b w:val="0"/>
+        </w:rPr>
+        <w:t>For partners, alternate explainer and checker; collect a response from every learner before discussion.</w:t>
+      </w:r>
+    </w:p>
+    <w:p>
+      <w:pPr>
+        <w:pStyle w:val="Heading3"/>
+      </w:pPr>
+      <w:r>
         <w:t>Individual reasoning check</w:t>
       </w:r>
     </w:p>
     <w:p>
-      <w:r>
-        <w:t>Use the worked case for Loops and trace tables. Proposed explanation: “The stop value is included”. Decide whether this explanation is supported. Point to the step or supplied fact that decides; explain your repair if needed.</w:t>
-      </w:r>
-    </w:p>
-    <w:p>
-      <w:r>
+      <w:pPr>
+        <w:spacing w:line="336" w:lineRule="auto" w:after="180"/>
+      </w:pPr>
+      <w:r>
+        <w:rPr>
+          <w:b w:val="0"/>
+        </w:rPr>
+        <w:t xml:space="preserve">Use the worked case for </w:t>
+      </w:r>
+      <w:r>
+        <w:rPr>
+          <w:b/>
+        </w:rPr>
+        <w:t>Loop</w:t>
+      </w:r>
+      <w:r>
+        <w:rPr>
+          <w:b w:val="0"/>
+        </w:rPr>
+        <w:t xml:space="preserve">s and </w:t>
+      </w:r>
+      <w:r>
+        <w:rPr>
+          <w:b/>
+        </w:rPr>
+        <w:t>trace table</w:t>
+      </w:r>
+      <w:r>
+        <w:rPr>
+          <w:b w:val="0"/>
+        </w:rPr>
+        <w:t>s. Proposed explanation: “The stop value is included”. Decide whether this explanation is supported. Point to the step or supplied fact that decides; explain your repair if needed.</w:t>
+      </w:r>
+    </w:p>
+    <w:p>
+      <w:pPr>
+        <w:pStyle w:val="Heading3"/>
+      </w:pPr>
+      <w:r>
+        <w:t>Expected repair</w:t>
+      </w:r>
+    </w:p>
+    <w:p>
+      <w:pPr>
+        <w:spacing w:line="336" w:lineRule="auto" w:after="180"/>
+        <w:shd w:fill="F1F6FC"/>
+      </w:pPr>
+      <w:r>
+        <w:rPr>
+          <w:b w:val="0"/>
+        </w:rPr>
         <w:t>Expected correction: List the supplied values before tracing; range(1, 4) excludes 4.</w:t>
       </w:r>
     </w:p>
     <w:p>
-      <w:r>
-        <w:t>Collect explanations, not only yes/no votes. If a misunderstanding is common, re-model the relevant step for the class. If it affects a few learners, give a short targeted group explanation while others solve a more demanding variation.</w:t>
+      <w:pPr>
+        <w:spacing w:line="336" w:lineRule="auto" w:after="180"/>
+      </w:pPr>
+      <w:r>
+        <w:rPr>
+          <w:b w:val="0"/>
+        </w:rPr>
+        <w:t>Collect explanations, not only yes/no votes. If a misunderstanding is common, re-model the relevant step for the class.</w:t>
+      </w:r>
+    </w:p>
+    <w:p>
+      <w:pPr>
+        <w:spacing w:line="336" w:lineRule="auto" w:after="180"/>
+      </w:pPr>
+      <w:r>
+        <w:rPr>
+          <w:b w:val="0"/>
+        </w:rPr>
+        <w:t>If it affects a few learners, give a short targeted group explanation while others solve a more demanding variation.</w:t>
       </w:r>
     </w:p>
     <w:p>
@@ -1712,8 +3218,27 @@
       </w:r>
     </w:p>
     <w:p>
-      <w:r>
-        <w:t>Move print inside the original loop. What sequence is displayed?</w:t>
+      <w:pPr>
+        <w:spacing w:line="336" w:lineRule="auto" w:after="180"/>
+        <w:shd w:fill="F5F1FB"/>
+      </w:pPr>
+      <w:r>
+        <w:rPr>
+          <w:b w:val="0"/>
+        </w:rPr>
+        <w:t xml:space="preserve">Move print inside the original </w:t>
+      </w:r>
+      <w:r>
+        <w:rPr>
+          <w:b/>
+        </w:rPr>
+        <w:t>loop</w:t>
+      </w:r>
+      <w:r>
+        <w:rPr>
+          <w:b w:val="0"/>
+        </w:rPr>
+        <w:t>. What sequence is displayed?</w:t>
       </w:r>
     </w:p>
     <w:p>
@@ -1725,18 +3250,72 @@
       </w:r>
     </w:p>
     <w:p>
-      <w:r>
+      <w:pPr>
+        <w:spacing w:line="336" w:lineRule="auto" w:after="180"/>
+      </w:pPr>
+      <w:r>
+        <w:rPr>
+          <w:b w:val="0"/>
+        </w:rPr>
         <w:t>4,7,10,13 on separate lines, because each print follows one update.</w:t>
       </w:r>
     </w:p>
     <w:p>
-      <w:r>
-        <w:t>Changed-case reasoning: The loop body never runs and the printed total is 1. The iterable contains no turn values; the initial assignment still happened.</w:t>
-      </w:r>
-    </w:p>
-    <w:p>
-      <w:r>
-        <w:t>Collect each learner’s explanation before discussion. Use the first missing connection between input, deciding step and result to choose support. This question is worked-case practice, not fresh mastery evidence.</w:t>
+      <w:pPr>
+        <w:spacing w:line="336" w:lineRule="auto" w:after="180"/>
+      </w:pPr>
+      <w:r>
+        <w:rPr>
+          <w:b w:val="0"/>
+        </w:rPr>
+        <w:t xml:space="preserve">Changed-case reasoning: The </w:t>
+      </w:r>
+      <w:r>
+        <w:rPr>
+          <w:b/>
+        </w:rPr>
+        <w:t>loop</w:t>
+      </w:r>
+      <w:r>
+        <w:rPr>
+          <w:b w:val="0"/>
+        </w:rPr>
+        <w:t xml:space="preserve"> body never runs and the printed total is 1. The iterable contains no turn values; the initial assignment still happened.</w:t>
+      </w:r>
+    </w:p>
+    <w:p>
+      <w:pPr>
+        <w:spacing w:line="336" w:lineRule="auto" w:after="180"/>
+      </w:pPr>
+      <w:r>
+        <w:rPr>
+          <w:b w:val="0"/>
+        </w:rPr>
+        <w:t xml:space="preserve">Collect each learner’s explanation before discussion. Use the first missing connection between </w:t>
+      </w:r>
+      <w:r>
+        <w:rPr>
+          <w:b/>
+        </w:rPr>
+        <w:t>input</w:t>
+      </w:r>
+      <w:r>
+        <w:rPr>
+          <w:b w:val="0"/>
+        </w:rPr>
+        <w:t xml:space="preserve">, deciding step and result to choose support. This question is worked-case practice, not fresh mastery </w:t>
+      </w:r>
+      <w:r>
+        <w:rPr>
+          <w:b/>
+        </w:rPr>
+        <w:t>evidence</w:t>
+      </w:r>
+      <w:r>
+        <w:rPr>
+          <w:b w:val="0"/>
+        </w:rPr>
+        <w:t>.</w:t>
       </w:r>
     </w:p>
     <w:p>
@@ -1748,54 +3327,117 @@
       </w:r>
     </w:p>
     <w:p>
+      <w:r>
+        <w:t>Run the Trace Tables investigation and use the first unsupported step to choose a teaching response.</w:t>
+      </w:r>
+    </w:p>
+    <w:p>
+      <w:pPr>
+        <w:spacing w:line="336" w:lineRule="auto" w:after="180"/>
+      </w:pPr>
+      <w:r>
+        <w:rPr>
+          <w:b w:val="0"/>
+        </w:rPr>
+        <w:t>Words You Can Use to Reason</w:t>
+      </w:r>
+    </w:p>
+    <w:p>
+      <w:pPr>
+        <w:spacing w:line="336" w:lineRule="auto" w:after="180"/>
+      </w:pPr>
+      <w:r>
+        <w:rPr>
+          <w:b w:val="0"/>
+        </w:rPr>
+        <w:t>A definition matters when you can recognize the idea, use it, and contrast it with a near-miss.</w:t>
+      </w:r>
+    </w:p>
+    <w:p>
+      <w:pPr>
+        <w:spacing w:line="336" w:lineRule="auto" w:after="180"/>
+      </w:pPr>
+      <w:r>
+        <w:rPr>
+          <w:b w:val="0"/>
+        </w:rPr>
+        <w:t>Predict → Test → Record → Explain</w:t>
+      </w:r>
+    </w:p>
+    <w:p>
+      <w:pPr>
+        <w:spacing w:line="336" w:lineRule="auto" w:after="180"/>
+      </w:pPr>
+      <w:r>
+        <w:rPr>
+          <w:b w:val="0"/>
+        </w:rPr>
+        <w:t>Keep expected and actual results separate. Surprises are useful data when recorded honestly.</w:t>
+      </w:r>
+    </w:p>
+    <w:p>
+      <w:pPr>
+        <w:spacing w:line="336" w:lineRule="auto" w:after="180"/>
+      </w:pPr>
+      <w:r>
+        <w:rPr>
+          <w:b w:val="0"/>
+        </w:rPr>
+        <w:t xml:space="preserve">Use columns for step, event, old score, new score, and branch. </w:t>
+      </w:r>
+      <w:r>
+        <w:rPr>
+          <w:b/>
+        </w:rPr>
+        <w:t>Trace</w:t>
+      </w:r>
+      <w:r>
+        <w:rPr>
+          <w:b w:val="0"/>
+        </w:rPr>
+        <w:t xml:space="preserve"> once by hand, predict the next row, then compare.</w:t>
+      </w:r>
+    </w:p>
+    <w:p>
+      <w:pPr>
+        <w:spacing w:line="336" w:lineRule="auto" w:after="180"/>
+        <w:shd w:fill="F5F1FB"/>
+      </w:pPr>
+      <w:r>
+        <w:rPr>
+          <w:b w:val="0"/>
+        </w:rPr>
+        <w:t>What did the hardest test teach you that the normal test did not?</w:t>
+      </w:r>
+    </w:p>
+    <w:p>
       <w:pPr>
         <w:pStyle w:val="Heading3"/>
       </w:pPr>
       <w:r>
-        <w:t>Run the weekly evidence lab</w:t>
-      </w:r>
-    </w:p>
-    <w:p>
-      <w:r>
-        <w:t>Words You Can Use to Reason</w:t>
-      </w:r>
-    </w:p>
-    <w:p>
-      <w:r>
-        <w:t>A definition matters when you can recognize the idea, use it, and contrast it with a near-miss.</w:t>
-      </w:r>
-    </w:p>
-    <w:p>
-      <w:r>
-        <w:t>Predict → Test → Record → Explain</w:t>
-      </w:r>
-    </w:p>
-    <w:p>
-      <w:r>
-        <w:t>Keep expected and actual results separate. Surprises are useful data when recorded honestly.</w:t>
-      </w:r>
-    </w:p>
-    <w:p>
-      <w:r>
-        <w:t>Use columns for step, event, old score, new score, and branch. Trace once by hand, predict the next row, then compare.</w:t>
-      </w:r>
-    </w:p>
-    <w:p>
-      <w:r>
-        <w:t>What did the hardest test teach you that the normal test did not?</w:t>
-      </w:r>
-    </w:p>
-    <w:p>
-      <w:pPr>
-        <w:pStyle w:val="Heading3"/>
-      </w:pPr>
-      <w:r>
         <w:t>Make the lab runnable</w:t>
       </w:r>
     </w:p>
     <w:p>
-      <w:r>
-        <w:t>Use the concrete case as the shared normal case and the independent question as a second case. Each pair creates a boundary or missing-information case and predicts its result before testing. Keep the expected result separate from an observed mistake.</w:t>
+      <w:pPr>
+        <w:spacing w:line="336" w:lineRule="auto" w:after="180"/>
+      </w:pPr>
+      <w:r>
+        <w:rPr>
+          <w:b w:val="0"/>
+        </w:rPr>
+        <w:t>Use the concrete case as the shared normal case and the independent question as a second case. Each pair creates a boundary or missing-information case and predicts its result before testing.</w:t>
+      </w:r>
+    </w:p>
+    <w:p>
+      <w:pPr>
+        <w:spacing w:line="336" w:lineRule="auto" w:after="180"/>
+      </w:pPr>
+      <w:r>
+        <w:rPr>
+          <w:b w:val="0"/>
+        </w:rPr>
+        <w:t>Keep the expected result separate from an observed mistake.</w:t>
       </w:r>
     </w:p>
     <w:tbl>
@@ -1953,8 +3595,37 @@
       </w:r>
     </w:p>
     <w:p>
-      <w:r>
-        <w:t>For guessing, return to given facts and request a trace. For vocabulary without application, use one example and one non-example. For arithmetic errors, check the setup before the calculation. Finish with a different uncoached case before recording mastery.</w:t>
+      <w:pPr>
+        <w:spacing w:line="336" w:lineRule="auto" w:after="180"/>
+      </w:pPr>
+      <w:r>
+        <w:rPr>
+          <w:b w:val="0"/>
+        </w:rPr>
+        <w:t xml:space="preserve">For guessing, return to given facts and request a </w:t>
+      </w:r>
+      <w:r>
+        <w:rPr>
+          <w:b/>
+        </w:rPr>
+        <w:t>trace</w:t>
+      </w:r>
+      <w:r>
+        <w:rPr>
+          <w:b w:val="0"/>
+        </w:rPr>
+        <w:t>. For vocabulary without application, use one example and one non-example. For arithmetic errors, check the setup before the calculation.</w:t>
+      </w:r>
+    </w:p>
+    <w:p>
+      <w:pPr>
+        <w:spacing w:line="336" w:lineRule="auto" w:after="180"/>
+      </w:pPr>
+      <w:r>
+        <w:rPr>
+          <w:b w:val="0"/>
+        </w:rPr>
+        <w:t>Finish with a different uncoached case before recording mastery.</w:t>
       </w:r>
     </w:p>
     <w:p>
@@ -1966,23 +3637,137 @@
       </w:r>
     </w:p>
     <w:p>
-      <w:r>
+      <w:pPr>
+        <w:spacing w:line="336" w:lineRule="auto" w:after="180"/>
+      </w:pPr>
+      <w:r>
+        <w:rPr>
+          <w:b w:val="0"/>
+        </w:rPr>
         <w:t>The stop value is included: List the supplied values before tracing; range(1, 4) excludes 4.</w:t>
       </w:r>
     </w:p>
     <w:p>
-      <w:r>
-        <w:t>Initialization belongs inside every iteration: Resetting the accumulator loses earlier work.</w:t>
-      </w:r>
-    </w:p>
-    <w:p>
-      <w:r>
-        <w:t>An unindented print repeats with the body: Indentation determines which statements repeat.</w:t>
-      </w:r>
-    </w:p>
-    <w:p>
-      <w:r>
-        <w:t>Zero iterations mean the entire program does nothing: Initialization and statements after the loop still execute.</w:t>
+      <w:pPr>
+        <w:spacing w:line="336" w:lineRule="auto" w:after="180"/>
+      </w:pPr>
+      <w:r>
+        <w:rPr>
+          <w:b/>
+        </w:rPr>
+        <w:t>Initialization</w:t>
+      </w:r>
+      <w:r>
+        <w:rPr>
+          <w:b w:val="0"/>
+        </w:rPr>
+        <w:t xml:space="preserve"> belongs inside every </w:t>
+      </w:r>
+      <w:r>
+        <w:rPr>
+          <w:b/>
+        </w:rPr>
+        <w:t>iteration</w:t>
+      </w:r>
+      <w:r>
+        <w:rPr>
+          <w:b w:val="0"/>
+        </w:rPr>
+        <w:t xml:space="preserve">: Resetting the </w:t>
+      </w:r>
+      <w:r>
+        <w:rPr>
+          <w:b/>
+        </w:rPr>
+        <w:t>accumulator</w:t>
+      </w:r>
+      <w:r>
+        <w:rPr>
+          <w:b w:val="0"/>
+        </w:rPr>
+        <w:t xml:space="preserve"> loses earlier work.</w:t>
+      </w:r>
+    </w:p>
+    <w:p>
+      <w:pPr>
+        <w:spacing w:line="336" w:lineRule="auto" w:after="180"/>
+      </w:pPr>
+      <w:r>
+        <w:rPr>
+          <w:b w:val="0"/>
+        </w:rPr>
+        <w:t xml:space="preserve">An unindented print repeats with the body: Indentation determines which </w:t>
+      </w:r>
+      <w:r>
+        <w:rPr>
+          <w:b/>
+        </w:rPr>
+        <w:t>state</w:t>
+      </w:r>
+      <w:r>
+        <w:rPr>
+          <w:b w:val="0"/>
+        </w:rPr>
+        <w:t>ments repeat.</w:t>
+      </w:r>
+    </w:p>
+    <w:p>
+      <w:pPr>
+        <w:spacing w:line="336" w:lineRule="auto" w:after="180"/>
+      </w:pPr>
+      <w:r>
+        <w:rPr>
+          <w:b w:val="0"/>
+        </w:rPr>
+        <w:t xml:space="preserve">Zero </w:t>
+      </w:r>
+      <w:r>
+        <w:rPr>
+          <w:b/>
+        </w:rPr>
+        <w:t>iteration</w:t>
+      </w:r>
+      <w:r>
+        <w:rPr>
+          <w:b w:val="0"/>
+        </w:rPr>
+        <w:t xml:space="preserve">s mean the entire program does nothing: </w:t>
+      </w:r>
+      <w:r>
+        <w:rPr>
+          <w:b/>
+        </w:rPr>
+        <w:t>Initialization</w:t>
+      </w:r>
+      <w:r>
+        <w:rPr>
+          <w:b w:val="0"/>
+        </w:rPr>
+        <w:t xml:space="preserve"> and </w:t>
+      </w:r>
+      <w:r>
+        <w:rPr>
+          <w:b/>
+        </w:rPr>
+        <w:t>state</w:t>
+      </w:r>
+      <w:r>
+        <w:rPr>
+          <w:b w:val="0"/>
+        </w:rPr>
+        <w:t xml:space="preserve">ments after the </w:t>
+      </w:r>
+      <w:r>
+        <w:rPr>
+          <w:b/>
+        </w:rPr>
+        <w:t>loop</w:t>
+      </w:r>
+      <w:r>
+        <w:rPr>
+          <w:b w:val="0"/>
+        </w:rPr>
+        <w:t xml:space="preserve"> still execute.</w:t>
       </w:r>
     </w:p>
     <w:p>
@@ -2140,8 +3925,25 @@
       </w:tr>
     </w:tbl>
     <w:p>
-      <w:r>
-        <w:t>Offer an oral explanation, drawing, enlarged visual or fewer examples when that removes a reading/writing barrier. Keep the same reasoning goal. Stretch secure learners by changing a boundary or assumption and asking them to defend the effect, not simply by assigning more of the same questions.</w:t>
+      <w:pPr>
+        <w:spacing w:line="336" w:lineRule="auto" w:after="180"/>
+      </w:pPr>
+      <w:r>
+        <w:rPr>
+          <w:b w:val="0"/>
+        </w:rPr>
+        <w:t>Offer an oral explanation, drawing, enlarged visual or fewer examples when that removes a reading/writing barrier. Keep the same reasoning goal.</w:t>
+      </w:r>
+    </w:p>
+    <w:p>
+      <w:pPr>
+        <w:spacing w:line="336" w:lineRule="auto" w:after="180"/>
+      </w:pPr>
+      <w:r>
+        <w:rPr>
+          <w:b w:val="0"/>
+        </w:rPr>
+        <w:t>Stretch secure learners by changing a boundary or assumption and asking them to defend the effect, not simply by assigning more of the same questions.</w:t>
       </w:r>
     </w:p>
     <w:p>
@@ -2153,11 +3955,16 @@
       </w:r>
     </w:p>
     <w:p>
+      <w:r>
+        <w:t>Use the Trace Tables questions, teacher keys and criteria after the relevant attempts. Previously discussed cases are practice; protect the separately selected independent task.</w:t>
+      </w:r>
+    </w:p>
+    <w:p>
       <w:pPr>
         <w:pStyle w:val="Heading3"/>
       </w:pPr>
       <w:r>
-        <w:t>Assess and explain the answers</w:t>
+        <w:t>Worked case answer</w:t>
       </w:r>
     </w:p>
     <w:p>
@@ -2165,11 +3972,18 @@
         <w:pStyle w:val="Heading3"/>
       </w:pPr>
       <w:r>
-        <w:t>Worked case answer</w:t>
-      </w:r>
-    </w:p>
-    <w:p>
-      <w:r>
+        <w:t>Teacher key · Worked case answer</w:t>
+      </w:r>
+    </w:p>
+    <w:p>
+      <w:pPr>
+        <w:spacing w:line="336" w:lineRule="auto" w:after="180"/>
+        <w:shd w:fill="F1F6FC"/>
+      </w:pPr>
+      <w:r>
+        <w:rPr>
+          <w:b w:val="0"/>
+        </w:rPr>
         <w:t>2,5,4,8. The comparison is evaluated at 5 before subtraction.</w:t>
       </w:r>
     </w:p>
@@ -2182,7 +3996,22 @@
       </w:r>
     </w:p>
     <w:p>
-      <w:r>
+      <w:pPr>
+        <w:pStyle w:val="Heading3"/>
+      </w:pPr>
+      <w:r>
+        <w:t>Independent question · withhold the key</w:t>
+      </w:r>
+    </w:p>
+    <w:p>
+      <w:pPr>
+        <w:spacing w:line="336" w:lineRule="auto" w:after="180"/>
+        <w:shd w:fill="F5F1FB"/>
+      </w:pPr>
+      <w:r>
+        <w:rPr>
+          <w:b w:val="0"/>
+        </w:rPr>
         <w:t>Set score to 2. Add 3, then double the result. Record the score after each operation. What changes if you double before adding?</w:t>
       </w:r>
     </w:p>
@@ -2195,8 +4024,35 @@
       </w:r>
     </w:p>
     <w:p>
-      <w:r>
-        <w:t>The trace is 2, 5, 10. Doubling first gives 2, 4, 7. Operation order changes the result.</w:t>
+      <w:pPr>
+        <w:pStyle w:val="Heading3"/>
+      </w:pPr>
+      <w:r>
+        <w:t>Teacher key · Expected independent answer</w:t>
+      </w:r>
+    </w:p>
+    <w:p>
+      <w:pPr>
+        <w:spacing w:line="336" w:lineRule="auto" w:after="180"/>
+        <w:shd w:fill="F1F6FC"/>
+      </w:pPr>
+      <w:r>
+        <w:rPr>
+          <w:b w:val="0"/>
+        </w:rPr>
+        <w:t xml:space="preserve">The </w:t>
+      </w:r>
+      <w:r>
+        <w:rPr>
+          <w:b/>
+        </w:rPr>
+        <w:t>trace</w:t>
+      </w:r>
+      <w:r>
+        <w:rPr>
+          <w:b w:val="0"/>
+        </w:rPr>
+        <w:t xml:space="preserve"> is 2, 5, 10. Doubling first gives 2, 4, 7. Operation order changes the result.</w:t>
       </w:r>
     </w:p>
     <w:p>
@@ -2434,8 +4290,25 @@
       </w:tr>
     </w:tbl>
     <w:p>
-      <w:r>
-        <w:t>Use 6/8 as a classroom checkpoint, with 2 required for both Result and Reasoning. This is a proposed teaching rule, not a validated certification threshold. Do not count a coached answer as independent mastery; correct unsafe or unsupported claims regardless of total.</w:t>
+      <w:pPr>
+        <w:spacing w:line="336" w:lineRule="auto" w:after="180"/>
+      </w:pPr>
+      <w:r>
+        <w:rPr>
+          <w:b w:val="0"/>
+        </w:rPr>
+        <w:t>Use 6/8 as a classroom checkpoint, with 2 required for both Result and Reasoning. This is a proposed teaching rule, not a validated certification threshold.</w:t>
+      </w:r>
+    </w:p>
+    <w:p>
+      <w:pPr>
+        <w:spacing w:line="336" w:lineRule="auto" w:after="180"/>
+      </w:pPr>
+      <w:r>
+        <w:rPr>
+          <w:b w:val="0"/>
+        </w:rPr>
+        <w:t>Do not count a coached answer as independent mastery; correct unsafe or unsupported claims regardless of total.</w:t>
       </w:r>
     </w:p>
     <w:p>
@@ -2447,8 +4320,38 @@
       </w:r>
     </w:p>
     <w:p>
-      <w:r>
-        <w:t>Ask the learner to find the evidence that challenges this claim: “A trace table records only the final answer.” Keep the first attempt and an uncoached retry separate.</w:t>
+      <w:pPr>
+        <w:spacing w:line="336" w:lineRule="auto" w:after="180"/>
+      </w:pPr>
+      <w:r>
+        <w:rPr>
+          <w:b w:val="0"/>
+        </w:rPr>
+        <w:t xml:space="preserve">Ask the learner to find the </w:t>
+      </w:r>
+      <w:r>
+        <w:rPr>
+          <w:b/>
+        </w:rPr>
+        <w:t>evidence</w:t>
+      </w:r>
+      <w:r>
+        <w:rPr>
+          <w:b w:val="0"/>
+        </w:rPr>
+        <w:t xml:space="preserve"> that challenges this claim: “A </w:t>
+      </w:r>
+      <w:r>
+        <w:rPr>
+          <w:b/>
+        </w:rPr>
+        <w:t>trace table</w:t>
+      </w:r>
+      <w:r>
+        <w:rPr>
+          <w:b w:val="0"/>
+        </w:rPr>
+        <w:t xml:space="preserve"> records only the final answer.” Keep the first attempt and an uncoached retry separate.</w:t>
       </w:r>
     </w:p>
     <w:p>
@@ -2460,15 +4363,60 @@
       </w:r>
     </w:p>
     <w:p>
-      <w:r>
-        <w:t>Trace is 1,5,3,6. The condition sees 5, so subtraction runs. Using the initial 1 incorrectly skips subtraction and gives 10. A variable's current state, not its first value, determines each operation.</w:t>
-      </w:r>
-    </w:p>
-    <w:p>
       <w:pPr>
         <w:pStyle w:val="Heading3"/>
       </w:pPr>
       <w:r>
+        <w:t>Teacher key · Original transfer answer</w:t>
+      </w:r>
+    </w:p>
+    <w:p>
+      <w:pPr>
+        <w:spacing w:line="336" w:lineRule="auto" w:after="180"/>
+        <w:shd w:fill="F1F6FC"/>
+      </w:pPr>
+      <w:r>
+        <w:rPr>
+          <w:b/>
+        </w:rPr>
+        <w:t>Trace</w:t>
+      </w:r>
+      <w:r>
+        <w:rPr>
+          <w:b w:val="0"/>
+        </w:rPr>
+        <w:t xml:space="preserve"> is 1,5,3,6. The condition sees 5, so subtraction runs. Using the initial 1 incorrectly skips subtraction and gives 10. A </w:t>
+      </w:r>
+      <w:r>
+        <w:rPr>
+          <w:b/>
+        </w:rPr>
+        <w:t>variable</w:t>
+      </w:r>
+      <w:r>
+        <w:rPr>
+          <w:b w:val="0"/>
+        </w:rPr>
+        <w:t xml:space="preserve">'s current </w:t>
+      </w:r>
+      <w:r>
+        <w:rPr>
+          <w:b/>
+        </w:rPr>
+        <w:t>state</w:t>
+      </w:r>
+      <w:r>
+        <w:rPr>
+          <w:b w:val="0"/>
+        </w:rPr>
+        <w:t>, not its first value, determines each operation.</w:t>
+      </w:r>
+    </w:p>
+    <w:p>
+      <w:pPr>
+        <w:pStyle w:val="Heading3"/>
+      </w:pPr>
+      <w:r>
         <w:t>Explanations for the additional workbook examples</w:t>
       </w:r>
     </w:p>
@@ -2481,12 +4429,42 @@
       </w:r>
     </w:p>
     <w:p>
-      <w:r>
+      <w:pPr>
+        <w:pStyle w:val="Heading3"/>
+      </w:pPr>
+      <w:r>
+        <w:t>Workbook question · W1</w:t>
+      </w:r>
+    </w:p>
+    <w:p>
+      <w:pPr>
+        <w:spacing w:line="336" w:lineRule="auto" w:after="180"/>
+        <w:shd w:fill="F5F1FB"/>
+      </w:pPr>
+      <w:r>
+        <w:rPr>
+          <w:b w:val="0"/>
+        </w:rPr>
         <w:t>List the values supplied by range(2, 5) and explain why 5 is absent. How many times does its body run?</w:t>
       </w:r>
     </w:p>
     <w:p>
-      <w:r>
+      <w:pPr>
+        <w:pStyle w:val="Heading3"/>
+      </w:pPr>
+      <w:r>
+        <w:t>Teacher reasoning · W1</w:t>
+      </w:r>
+    </w:p>
+    <w:p>
+      <w:pPr>
+        <w:spacing w:line="336" w:lineRule="auto" w:after="180"/>
+        <w:shd w:fill="F1F6FC"/>
+      </w:pPr>
+      <w:r>
+        <w:rPr>
+          <w:b w:val="0"/>
+        </w:rPr>
         <w:t>2, 3 and 4; the stop value is excluded. The body runs three times.</w:t>
       </w:r>
     </w:p>
@@ -2499,93 +4477,447 @@
       </w:r>
     </w:p>
     <w:p>
-      <w:r>
-        <w:t>Copy the worked script. Change the range to range(2, 5). Record turn, total before and total after each iteration. Predict the single output, then run and compare.</w:t>
-      </w:r>
-    </w:p>
-    <w:p>
-      <w:r>
-        <w:t>Rows are 2 / 0 / 2, 3 / 2 / 5, 4 / 5 / 9. Final output 9. Keep the observed result distinct from the prediction.</w:t>
-      </w:r>
-    </w:p>
-    <w:p>
       <w:pPr>
         <w:pStyle w:val="Heading3"/>
       </w:pPr>
       <w:r>
+        <w:t>Workbook question · W2</w:t>
+      </w:r>
+    </w:p>
+    <w:p>
+      <w:pPr>
+        <w:spacing w:line="336" w:lineRule="auto" w:after="180"/>
+        <w:shd w:fill="F5F1FB"/>
+      </w:pPr>
+      <w:r>
+        <w:rPr>
+          <w:b w:val="0"/>
+        </w:rPr>
+        <w:t xml:space="preserve">Copy the worked script. Change the range to range(2, 5). Record turn, total before and total after each </w:t>
+      </w:r>
+      <w:r>
+        <w:rPr>
+          <w:b/>
+        </w:rPr>
+        <w:t>iteration</w:t>
+      </w:r>
+      <w:r>
+        <w:rPr>
+          <w:b w:val="0"/>
+        </w:rPr>
+        <w:t xml:space="preserve">. Predict the single </w:t>
+      </w:r>
+      <w:r>
+        <w:rPr>
+          <w:b/>
+        </w:rPr>
+        <w:t>output</w:t>
+      </w:r>
+      <w:r>
+        <w:rPr>
+          <w:b w:val="0"/>
+        </w:rPr>
+        <w:t>, then run and compare.</w:t>
+      </w:r>
+    </w:p>
+    <w:p>
+      <w:pPr>
+        <w:pStyle w:val="Heading3"/>
+      </w:pPr>
+      <w:r>
+        <w:t>Teacher reasoning · W2</w:t>
+      </w:r>
+    </w:p>
+    <w:p>
+      <w:pPr>
+        <w:spacing w:line="336" w:lineRule="auto" w:after="180"/>
+        <w:shd w:fill="F1F6FC"/>
+      </w:pPr>
+      <w:r>
+        <w:rPr>
+          <w:b w:val="0"/>
+        </w:rPr>
+        <w:t xml:space="preserve">Rows are 2 / 0 / 2, 3 / 2 / 5, 4 / 5 / 9. Final </w:t>
+      </w:r>
+      <w:r>
+        <w:rPr>
+          <w:b/>
+        </w:rPr>
+        <w:t>output</w:t>
+      </w:r>
+      <w:r>
+        <w:rPr>
+          <w:b w:val="0"/>
+        </w:rPr>
+        <w:t xml:space="preserve"> 9. Keep the observed result distinct from the </w:t>
+      </w:r>
+      <w:r>
+        <w:rPr>
+          <w:b/>
+        </w:rPr>
+        <w:t>prediction</w:t>
+      </w:r>
+      <w:r>
+        <w:rPr>
+          <w:b w:val="0"/>
+        </w:rPr>
+        <w:t>.</w:t>
+      </w:r>
+    </w:p>
+    <w:p>
+      <w:pPr>
+        <w:pStyle w:val="Heading3"/>
+      </w:pPr>
+      <w:r>
         <w:t>W3 Repair the reset</w:t>
       </w:r>
     </w:p>
     <w:p>
-      <w:r>
-        <w:t>For the faulty script with range(1, 4), record total after each addition. Explain the wrong final output and remove only the faulty reset.</w:t>
-      </w:r>
-    </w:p>
-    <w:p>
-      <w:r>
-        <w:t>Faulty after-addition values are 1, 2, 3 because each starts from zero. Remove the indented total = 0. Correct after-addition values are 1, 3, 6; final output 6.</w:t>
-      </w:r>
-    </w:p>
-    <w:p>
       <w:pPr>
         <w:pStyle w:val="Heading3"/>
       </w:pPr>
       <w:r>
+        <w:t>Workbook question · W3</w:t>
+      </w:r>
+    </w:p>
+    <w:p>
+      <w:pPr>
+        <w:spacing w:line="336" w:lineRule="auto" w:after="180"/>
+        <w:shd w:fill="F5F1FB"/>
+      </w:pPr>
+      <w:r>
+        <w:rPr>
+          <w:b w:val="0"/>
+        </w:rPr>
+        <w:t xml:space="preserve">For the faulty script with range(1, 4), record total after each addition. Explain the wrong final </w:t>
+      </w:r>
+      <w:r>
+        <w:rPr>
+          <w:b/>
+        </w:rPr>
+        <w:t>output</w:t>
+      </w:r>
+      <w:r>
+        <w:rPr>
+          <w:b w:val="0"/>
+        </w:rPr>
+        <w:t xml:space="preserve"> and remove only the faulty reset.</w:t>
+      </w:r>
+    </w:p>
+    <w:p>
+      <w:pPr>
+        <w:pStyle w:val="Heading3"/>
+      </w:pPr>
+      <w:r>
+        <w:t>Teacher reasoning · W3</w:t>
+      </w:r>
+    </w:p>
+    <w:p>
+      <w:pPr>
+        <w:spacing w:line="336" w:lineRule="auto" w:after="180"/>
+        <w:shd w:fill="F1F6FC"/>
+      </w:pPr>
+      <w:r>
+        <w:rPr>
+          <w:b w:val="0"/>
+        </w:rPr>
+        <w:t xml:space="preserve">Faulty after-addition values are 1, 2, 3 because each starts from zero. Remove the indented total = 0. Correct after-addition values are 1, 3, 6; final </w:t>
+      </w:r>
+      <w:r>
+        <w:rPr>
+          <w:b/>
+        </w:rPr>
+        <w:t>output</w:t>
+      </w:r>
+      <w:r>
+        <w:rPr>
+          <w:b w:val="0"/>
+        </w:rPr>
+        <w:t xml:space="preserve"> 6.</w:t>
+      </w:r>
+    </w:p>
+    <w:p>
+      <w:pPr>
+        <w:pStyle w:val="Heading3"/>
+      </w:pPr>
+      <w:r>
         <w:t>W4 Build a repeated addition independently</w:t>
       </w:r>
     </w:p>
     <w:p>
-      <w:r>
-        <w:t>A box starts with 5 counters. Each round adds 2 counters. Use rounds = 3, an initialized total and for turn in range(rounds). Print the final total once after the loop. Trace the totals and predict fresh runs with rounds 0, 1 and 3. Assume rounds is a nonnegative integer.</w:t>
-      </w:r>
-    </w:p>
-    <w:p>
-      <w:r>
-        <w:t>Initialize total = 5 before the loop; add 2 inside it. For three rounds, turn values 0, 1, 2 give totals 7, 9, 11. Final outputs for 0, 1, 3 rounds are 5, 7, 11. Print is unindented.</w:t>
-      </w:r>
-    </w:p>
-    <w:p>
       <w:pPr>
         <w:pStyle w:val="Heading3"/>
       </w:pPr>
       <w:r>
+        <w:t>Workbook question · W4</w:t>
+      </w:r>
+    </w:p>
+    <w:p>
+      <w:pPr>
+        <w:spacing w:line="336" w:lineRule="auto" w:after="180"/>
+        <w:shd w:fill="F5F1FB"/>
+      </w:pPr>
+      <w:r>
+        <w:rPr>
+          <w:b w:val="0"/>
+        </w:rPr>
+        <w:t xml:space="preserve">A box starts with 5 counters. Each round adds 2 counters. Use rounds = 3, an initialized total and for turn in range(rounds). Print the final total once after the </w:t>
+      </w:r>
+      <w:r>
+        <w:rPr>
+          <w:b/>
+        </w:rPr>
+        <w:t>loop</w:t>
+      </w:r>
+      <w:r>
+        <w:rPr>
+          <w:b w:val="0"/>
+        </w:rPr>
+        <w:t>.</w:t>
+      </w:r>
+    </w:p>
+    <w:p>
+      <w:pPr>
+        <w:spacing w:line="336" w:lineRule="auto" w:after="180"/>
+        <w:shd w:fill="F5F1FB"/>
+      </w:pPr>
+      <w:r>
+        <w:rPr>
+          <w:b/>
+        </w:rPr>
+        <w:t>Trace</w:t>
+      </w:r>
+      <w:r>
+        <w:rPr>
+          <w:b w:val="0"/>
+        </w:rPr>
+        <w:t xml:space="preserve"> the totals and predict fresh runs with rounds 0, 1 and 3. Assume rounds is a nonnegative integer.</w:t>
+      </w:r>
+    </w:p>
+    <w:p>
+      <w:pPr>
+        <w:pStyle w:val="Heading3"/>
+      </w:pPr>
+      <w:r>
+        <w:t>Teacher reasoning · W4</w:t>
+      </w:r>
+    </w:p>
+    <w:p>
+      <w:pPr>
+        <w:spacing w:line="336" w:lineRule="auto" w:after="180"/>
+        <w:shd w:fill="F1F6FC"/>
+      </w:pPr>
+      <w:r>
+        <w:rPr>
+          <w:b w:val="0"/>
+        </w:rPr>
+        <w:t xml:space="preserve">Initialize total = 5 before the </w:t>
+      </w:r>
+      <w:r>
+        <w:rPr>
+          <w:b/>
+        </w:rPr>
+        <w:t>loop</w:t>
+      </w:r>
+      <w:r>
+        <w:rPr>
+          <w:b w:val="0"/>
+        </w:rPr>
+        <w:t xml:space="preserve">; add 2 inside it. For three rounds, turn values 0, 1, 2 give totals 7, 9, 11. Final </w:t>
+      </w:r>
+      <w:r>
+        <w:rPr>
+          <w:b/>
+        </w:rPr>
+        <w:t>output</w:t>
+      </w:r>
+      <w:r>
+        <w:rPr>
+          <w:b w:val="0"/>
+        </w:rPr>
+        <w:t>s for 0, 1, 3 rounds are 5, 7, 11. Print is unindented.</w:t>
+      </w:r>
+    </w:p>
+    <w:p>
+      <w:pPr>
+        <w:pStyle w:val="Heading3"/>
+      </w:pPr>
+      <w:r>
         <w:t>W5 Check a contract limitation</w:t>
       </w:r>
     </w:p>
     <w:p>
-      <w:r>
-        <w:t>In your counter script, range(-2) performs no iterations. Does returning the initial 5 make negative rounds valid? Explain what the script checks and what it assumes.</w:t>
-      </w:r>
-    </w:p>
-    <w:p>
-      <w:r>
-        <w:t>No. The written contract requires a nonnegative integer. The script assumes this and does not reject negative values. Empty range behavior does not validate the input; report the limitation or add an explicit check.</w:t>
-      </w:r>
-    </w:p>
-    <w:p>
       <w:pPr>
         <w:pStyle w:val="Heading3"/>
       </w:pPr>
       <w:r>
+        <w:t>Workbook question · W5</w:t>
+      </w:r>
+    </w:p>
+    <w:p>
+      <w:pPr>
+        <w:spacing w:line="336" w:lineRule="auto" w:after="180"/>
+        <w:shd w:fill="F5F1FB"/>
+      </w:pPr>
+      <w:r>
+        <w:rPr>
+          <w:b w:val="0"/>
+        </w:rPr>
+        <w:t xml:space="preserve">In your counter script, range(-2) performs no </w:t>
+      </w:r>
+      <w:r>
+        <w:rPr>
+          <w:b/>
+        </w:rPr>
+        <w:t>iteration</w:t>
+      </w:r>
+      <w:r>
+        <w:rPr>
+          <w:b w:val="0"/>
+        </w:rPr>
+        <w:t>s. Does returning the initial 5 make negative rounds valid? Explain what the script checks and what it assumes.</w:t>
+      </w:r>
+    </w:p>
+    <w:p>
+      <w:pPr>
+        <w:pStyle w:val="Heading3"/>
+      </w:pPr>
+      <w:r>
+        <w:t>Teacher reasoning · W5</w:t>
+      </w:r>
+    </w:p>
+    <w:p>
+      <w:pPr>
+        <w:spacing w:line="336" w:lineRule="auto" w:after="180"/>
+        <w:shd w:fill="F1F6FC"/>
+      </w:pPr>
+      <w:r>
+        <w:rPr>
+          <w:b w:val="0"/>
+        </w:rPr>
+        <w:t xml:space="preserve">No. The written contract requires a nonnegative integer. The script assumes this and does not reject negative values. Empty range behavior does not validate the </w:t>
+      </w:r>
+      <w:r>
+        <w:rPr>
+          <w:b/>
+        </w:rPr>
+        <w:t>input</w:t>
+      </w:r>
+      <w:r>
+        <w:rPr>
+          <w:b w:val="0"/>
+        </w:rPr>
+        <w:t>; report the limitation or add an explicit check.</w:t>
+      </w:r>
+    </w:p>
+    <w:p>
+      <w:pPr>
+        <w:pStyle w:val="Heading3"/>
+      </w:pPr>
+      <w:r>
         <w:t>Assess independent transfer</w:t>
       </w:r>
     </w:p>
     <w:p>
-      <w:r>
-        <w:t>Selected case: A box starts with 5 counters. Each round adds 2 counters. Use rounds = 3, an initialized total and for turn in range(rounds). Print the final total once after the loop. Trace the totals and predict fresh runs with rounds 0, 1 and 3. Assume rounds is a nonnegative integer.</w:t>
-      </w:r>
-    </w:p>
-    <w:p>
       <w:pPr>
         <w:pStyle w:val="Heading3"/>
       </w:pPr>
       <w:r>
+        <w:t>Independent question · withhold the key</w:t>
+      </w:r>
+    </w:p>
+    <w:p>
+      <w:pPr>
+        <w:spacing w:line="336" w:lineRule="auto" w:after="180"/>
+        <w:shd w:fill="F5F1FB"/>
+      </w:pPr>
+      <w:r>
+        <w:rPr>
+          <w:b w:val="0"/>
+        </w:rPr>
+        <w:t xml:space="preserve">Selected case: A box starts with 5 counters. Each round adds 2 counters. Use rounds = 3, an initialized total and for turn in range(rounds). Print the final total once after the </w:t>
+      </w:r>
+      <w:r>
+        <w:rPr>
+          <w:b/>
+        </w:rPr>
+        <w:t>loop</w:t>
+      </w:r>
+      <w:r>
+        <w:rPr>
+          <w:b w:val="0"/>
+        </w:rPr>
+        <w:t>.</w:t>
+      </w:r>
+    </w:p>
+    <w:p>
+      <w:pPr>
+        <w:spacing w:line="336" w:lineRule="auto" w:after="180"/>
+        <w:shd w:fill="F5F1FB"/>
+      </w:pPr>
+      <w:r>
+        <w:rPr>
+          <w:b/>
+        </w:rPr>
+        <w:t>Trace</w:t>
+      </w:r>
+      <w:r>
+        <w:rPr>
+          <w:b w:val="0"/>
+        </w:rPr>
+        <w:t xml:space="preserve"> the totals and predict fresh runs with rounds 0, 1 and 3. Assume rounds is a nonnegative integer.</w:t>
+      </w:r>
+    </w:p>
+    <w:p>
+      <w:pPr>
+        <w:pStyle w:val="Heading3"/>
+      </w:pPr>
+      <w:r>
         <w:t>Selected case answer</w:t>
       </w:r>
     </w:p>
     <w:p>
-      <w:r>
-        <w:t>Initialize total = 5 before the loop; add 2 inside it. For three rounds, turn values 0, 1, 2 give totals 7, 9, 11. Final outputs for 0, 1, 3 rounds are 5, 7, 11. Print is unindented.</w:t>
+      <w:pPr>
+        <w:pStyle w:val="Heading3"/>
+      </w:pPr>
+      <w:r>
+        <w:t>Teacher key · Selected case answer</w:t>
+      </w:r>
+    </w:p>
+    <w:p>
+      <w:pPr>
+        <w:spacing w:line="336" w:lineRule="auto" w:after="180"/>
+        <w:shd w:fill="F1F6FC"/>
+      </w:pPr>
+      <w:r>
+        <w:rPr>
+          <w:b w:val="0"/>
+        </w:rPr>
+        <w:t xml:space="preserve">Initialize total = 5 before the </w:t>
+      </w:r>
+      <w:r>
+        <w:rPr>
+          <w:b/>
+        </w:rPr>
+        <w:t>loop</w:t>
+      </w:r>
+      <w:r>
+        <w:rPr>
+          <w:b w:val="0"/>
+        </w:rPr>
+        <w:t xml:space="preserve">; add 2 inside it. For three rounds, turn values 0, 1, 2 give totals 7, 9, 11. Final </w:t>
+      </w:r>
+      <w:r>
+        <w:rPr>
+          <w:b/>
+        </w:rPr>
+        <w:t>output</w:t>
+      </w:r>
+      <w:r>
+        <w:rPr>
+          <w:b w:val="0"/>
+        </w:rPr>
+        <w:t>s for 0, 1, 3 rounds are 5, 7, 11. Print is unindented.</w:t>
       </w:r>
     </w:p>
     <w:tbl>
@@ -2691,21 +5023,89 @@
       </w:tr>
     </w:tbl>
     <w:p>
-      <w:r>
-        <w:t>Record each dimension as not yet, with support, or independent. Accept a valid alternative procedure with a defensible trace. Do not penalise an honestly recorded model failure if the learner correctly explains its evidence and limits.</w:t>
-      </w:r>
-    </w:p>
-    <w:p>
       <w:pPr>
         <w:pStyle w:val="Heading3"/>
       </w:pPr>
       <w:r>
+        <w:t>Teacher key · Selected case answer</w:t>
+      </w:r>
+    </w:p>
+    <w:p>
+      <w:pPr>
+        <w:spacing w:line="336" w:lineRule="auto" w:after="180"/>
+        <w:shd w:fill="F1F6FC"/>
+      </w:pPr>
+      <w:r>
+        <w:rPr>
+          <w:b w:val="0"/>
+        </w:rPr>
+        <w:t xml:space="preserve">Record each dimension as not yet, with support, or independent. Accept a valid alternative procedure with a defensible </w:t>
+      </w:r>
+      <w:r>
+        <w:rPr>
+          <w:b/>
+        </w:rPr>
+        <w:t>trace</w:t>
+      </w:r>
+      <w:r>
+        <w:rPr>
+          <w:b w:val="0"/>
+        </w:rPr>
+        <w:t>.</w:t>
+      </w:r>
+    </w:p>
+    <w:p>
+      <w:pPr>
+        <w:spacing w:line="336" w:lineRule="auto" w:after="180"/>
+        <w:shd w:fill="F1F6FC"/>
+      </w:pPr>
+      <w:r>
+        <w:rPr>
+          <w:b w:val="0"/>
+        </w:rPr>
+        <w:t xml:space="preserve">Do not penalise an honestly recorded model failure if the learner correctly explains its </w:t>
+      </w:r>
+      <w:r>
+        <w:rPr>
+          <w:b/>
+        </w:rPr>
+        <w:t>evidence</w:t>
+      </w:r>
+      <w:r>
+        <w:rPr>
+          <w:b w:val="0"/>
+        </w:rPr>
+        <w:t xml:space="preserve"> and limits.</w:t>
+      </w:r>
+    </w:p>
+    <w:p>
+      <w:pPr>
+        <w:pStyle w:val="Heading3"/>
+      </w:pPr>
+      <w:r>
         <w:t>Feedback that the learner uses</w:t>
       </w:r>
     </w:p>
     <w:p>
-      <w:r>
-        <w:t>Name the earliest unsupported step and give one action to repair it. Have the learner make that repair now and explain why. Then assess the relevant skill on a fresh, fully specified case. Confirm it was not previously practised with feedback; solve and check the new case before assigning it. A follow-up design prompt is a starting brief, not automatically an equivalent test.</w:t>
+      <w:pPr>
+        <w:spacing w:line="336" w:lineRule="auto" w:after="180"/>
+      </w:pPr>
+      <w:r>
+        <w:rPr>
+          <w:b w:val="0"/>
+        </w:rPr>
+        <w:t>Name the earliest unsupported step and give one action to repair it. Have the learner make that repair now and explain why. Then assess the relevant skill on a fresh, fully specified case.</w:t>
+      </w:r>
+    </w:p>
+    <w:p>
+      <w:pPr>
+        <w:spacing w:line="336" w:lineRule="auto" w:after="180"/>
+      </w:pPr>
+      <w:r>
+        <w:rPr>
+          <w:b w:val="0"/>
+        </w:rPr>
+        <w:t>Confirm it was not previously practised with feedback; solve and check the new case before assigning it. A follow-up design prompt is a starting brief, not automatically an equivalent test.</w:t>
       </w:r>
     </w:p>
     <w:p>
@@ -2717,11 +5117,68 @@
       </w:r>
     </w:p>
     <w:p>
+      <w:r>
+        <w:t>Connect Trace Tables to Transparent Book Recommender, adapt support and plan a later changed-case check.</w:t>
+      </w:r>
+    </w:p>
+    <w:p>
       <w:pPr>
         <w:pStyle w:val="Heading3"/>
       </w:pPr>
       <w:r>
-        <w:t>Connect and extend learning</w:t>
+        <w:t>Transparent Book Recommender</w:t>
+      </w:r>
+    </w:p>
+    <w:p>
+      <w:pPr>
+        <w:spacing w:line="336" w:lineRule="auto" w:after="180"/>
+      </w:pPr>
+      <w:r>
+        <w:rPr>
+          <w:b/>
+        </w:rPr>
+        <w:t>Trace</w:t>
+      </w:r>
+      <w:r>
+        <w:rPr>
+          <w:b w:val="0"/>
+        </w:rPr>
+        <w:t xml:space="preserve"> each book’s genre, length, difficulty, and total score before sorting.</w:t>
+      </w:r>
+    </w:p>
+    <w:p>
+      <w:pPr>
+        <w:spacing w:line="336" w:lineRule="auto" w:after="180"/>
+      </w:pPr>
+      <w:r>
+        <w:rPr>
+          <w:b w:val="0"/>
+        </w:rPr>
+        <w:t xml:space="preserve">Keep the decision, </w:t>
+      </w:r>
+      <w:r>
+        <w:rPr>
+          <w:b/>
+        </w:rPr>
+        <w:t>input</w:t>
+      </w:r>
+      <w:r>
+        <w:rPr>
+          <w:b w:val="0"/>
+        </w:rPr>
+        <w:t xml:space="preserve">, result, explanation and remaining limitation in the project </w:t>
+      </w:r>
+      <w:r>
+        <w:rPr>
+          <w:b/>
+        </w:rPr>
+        <w:t>evidence</w:t>
+      </w:r>
+      <w:r>
+        <w:rPr>
+          <w:b w:val="0"/>
+        </w:rPr>
+        <w:t xml:space="preserve"> record. Retrieve this record next week rather than restarting the project.</w:t>
       </w:r>
     </w:p>
     <w:p>
@@ -2729,17 +5186,24 @@
         <w:pStyle w:val="Heading3"/>
       </w:pPr>
       <w:r>
-        <w:t>Transparent Book Recommender</w:t>
-      </w:r>
-    </w:p>
-    <w:p>
-      <w:r>
-        <w:t>Trace each book’s genre, length, difficulty, and total score before sorting.</w:t>
-      </w:r>
-    </w:p>
-    <w:p>
-      <w:r>
-        <w:t>Keep the decision, input, result, explanation and remaining limitation in the project evidence record. Retrieve this record next week rather than restarting the project.</w:t>
+        <w:t>Support and stretch</w:t>
+      </w:r>
+    </w:p>
+    <w:p>
+      <w:pPr>
+        <w:spacing w:line="336" w:lineRule="auto" w:after="180"/>
+      </w:pPr>
+      <w:r>
+        <w:rPr>
+          <w:b/>
+        </w:rPr>
+        <w:t>Trace</w:t>
+      </w:r>
+      <w:r>
+        <w:rPr>
+          <w:b w:val="0"/>
+        </w:rPr>
+        <w:t xml:space="preserve"> one record or condition at a time with counters and labelled columns. Stretch: introduce a tie, boundary or missing field and declare its handling policy before rerunning.</w:t>
       </w:r>
     </w:p>
     <w:p>
@@ -2747,12 +5211,30 @@
         <w:pStyle w:val="Heading3"/>
       </w:pPr>
       <w:r>
-        <w:t>Support and stretch</w:t>
-      </w:r>
-    </w:p>
-    <w:p>
-      <w:r>
-        <w:t>Trace one record or condition at a time with counters and labelled columns. Stretch: introduce a tie, boundary or missing field and declare its handling policy before rerunning.</w:t>
+        <w:t>Exit reflection</w:t>
+      </w:r>
+    </w:p>
+    <w:p>
+      <w:pPr>
+        <w:spacing w:line="336" w:lineRule="auto" w:after="180"/>
+      </w:pPr>
+      <w:r>
+        <w:rPr>
+          <w:b w:val="0"/>
+        </w:rPr>
+        <w:t xml:space="preserve">Ask for one decision the learner can now justify and one situation requiring more </w:t>
+      </w:r>
+      <w:r>
+        <w:rPr>
+          <w:b/>
+        </w:rPr>
+        <w:t>evidence</w:t>
+      </w:r>
+      <w:r>
+        <w:rPr>
+          <w:b w:val="0"/>
+        </w:rPr>
+        <w:t xml:space="preserve"> or human review. Confidence ratings are separate from correct independent performance.</w:t>
       </w:r>
     </w:p>
     <w:p>
@@ -2760,12 +5242,42 @@
         <w:pStyle w:val="Heading3"/>
       </w:pPr>
       <w:r>
-        <w:t>Exit reflection</w:t>
-      </w:r>
-    </w:p>
-    <w:p>
-      <w:r>
-        <w:t>Ask for one decision the learner can now justify and one situation requiring more evidence or human review. Confidence ratings are separate from correct independent performance.</w:t>
+        <w:t>Bridge to the next week</w:t>
+      </w:r>
+    </w:p>
+    <w:p>
+      <w:pPr>
+        <w:spacing w:line="336" w:lineRule="auto" w:after="180"/>
+      </w:pPr>
+      <w:r>
+        <w:rPr>
+          <w:b w:val="0"/>
+        </w:rPr>
+        <w:t xml:space="preserve">Next: Week 5: </w:t>
+      </w:r>
+      <w:r>
+        <w:rPr>
+          <w:b/>
+        </w:rPr>
+        <w:t>Loop</w:t>
+      </w:r>
+      <w:r>
+        <w:rPr>
+          <w:b w:val="0"/>
+        </w:rPr>
+        <w:t xml:space="preserve">s and Stopping. Retrieve today’s </w:t>
+      </w:r>
+      <w:r>
+        <w:rPr>
+          <w:b/>
+        </w:rPr>
+        <w:t>evidence</w:t>
+      </w:r>
+      <w:r>
+        <w:rPr>
+          <w:b w:val="0"/>
+        </w:rPr>
+        <w:t xml:space="preserve"> and identify what carries forward and what is new.</w:t>
       </w:r>
     </w:p>
     <w:p>
@@ -2773,12 +5285,146 @@
         <w:pStyle w:val="Heading3"/>
       </w:pPr>
       <w:r>
-        <w:t>Bridge to the next week</w:t>
-      </w:r>
-    </w:p>
-    <w:p>
-      <w:r>
-        <w:t>Next: Week 5: Loops and Stopping. Retrieve today’s evidence and identify what carries forward and what is new.</w:t>
+        <w:t>Support and fresh reassessment</w:t>
+      </w:r>
+    </w:p>
+    <w:p>
+      <w:pPr>
+        <w:spacing w:line="336" w:lineRule="auto" w:after="180"/>
+      </w:pPr>
+      <w:r>
+        <w:rPr>
+          <w:b w:val="0"/>
+        </w:rPr>
+        <w:t xml:space="preserve">Use counters and let the learner move a pointer through one instruction at a time. Offer a blank </w:t>
+      </w:r>
+      <w:r>
+        <w:rPr>
+          <w:b/>
+        </w:rPr>
+        <w:t>trace</w:t>
+      </w:r>
+      <w:r>
+        <w:rPr>
+          <w:b w:val="0"/>
+        </w:rPr>
+        <w:t xml:space="preserve"> grid and permit oral explanation.</w:t>
+      </w:r>
+    </w:p>
+    <w:p>
+      <w:pPr>
+        <w:spacing w:line="336" w:lineRule="auto" w:after="180"/>
+      </w:pPr>
+      <w:r>
+        <w:rPr>
+          <w:b w:val="0"/>
+        </w:rPr>
+        <w:t xml:space="preserve">Extension: put print inside the correct </w:t>
+      </w:r>
+      <w:r>
+        <w:rPr>
+          <w:b/>
+        </w:rPr>
+        <w:t>loop</w:t>
+      </w:r>
+      <w:r>
+        <w:rPr>
+          <w:b w:val="0"/>
+        </w:rPr>
+        <w:t xml:space="preserve"> and explain why zero rounds produces no </w:t>
+      </w:r>
+      <w:r>
+        <w:rPr>
+          <w:b/>
+        </w:rPr>
+        <w:t>output</w:t>
+      </w:r>
+      <w:r>
+        <w:rPr>
+          <w:b w:val="0"/>
+        </w:rPr>
+        <w:t xml:space="preserve"> while an outside print still does.</w:t>
+      </w:r>
+    </w:p>
+    <w:p>
+      <w:pPr>
+        <w:spacing w:line="336" w:lineRule="auto" w:after="180"/>
+      </w:pPr>
+      <w:r>
+        <w:rPr>
+          <w:b w:val="0"/>
+        </w:rPr>
+        <w:t xml:space="preserve">W4 must preserve the initial 5, update by 2, </w:t>
+      </w:r>
+      <w:r>
+        <w:rPr>
+          <w:b/>
+        </w:rPr>
+        <w:t>trace</w:t>
+      </w:r>
+      <w:r>
+        <w:rPr>
+          <w:b w:val="0"/>
+        </w:rPr>
+        <w:t xml:space="preserve"> three </w:t>
+      </w:r>
+      <w:r>
+        <w:rPr>
+          <w:b/>
+        </w:rPr>
+        <w:t>iteration</w:t>
+      </w:r>
+      <w:r>
+        <w:rPr>
+          <w:b w:val="0"/>
+        </w:rPr>
+        <w:t xml:space="preserve">s and print once. Require </w:t>
+      </w:r>
+      <w:r>
+        <w:rPr>
+          <w:b/>
+        </w:rPr>
+        <w:t>output</w:t>
+      </w:r>
+      <w:r>
+        <w:rPr>
+          <w:b w:val="0"/>
+        </w:rPr>
+        <w:t>s 5, 7, 11 for zero one and three rounds.</w:t>
+      </w:r>
+    </w:p>
+    <w:p>
+      <w:pPr>
+        <w:spacing w:line="336" w:lineRule="auto" w:after="180"/>
+      </w:pPr>
+      <w:r>
+        <w:rPr>
+          <w:b w:val="0"/>
+        </w:rPr>
+        <w:t xml:space="preserve">After support, retry with an initial 4 and additions of 3 for zero one and two rounds: </w:t>
+      </w:r>
+      <w:r>
+        <w:rPr>
+          <w:b/>
+        </w:rPr>
+        <w:t>output</w:t>
+      </w:r>
+      <w:r>
+        <w:rPr>
+          <w:b w:val="0"/>
+        </w:rPr>
+        <w:t>s 4, 7, 10. Record assistance before judging independence.</w:t>
+      </w:r>
+    </w:p>
+    <w:p>
+      <w:pPr>
+        <w:spacing w:line="336" w:lineRule="auto" w:after="180"/>
+      </w:pPr>
+      <w:r>
+        <w:rPr>
+          <w:b w:val="0"/>
+        </w:rPr>
+        <w:t>Week 7 stores several values in a list and distinguishes an index from the value at that position.</w:t>
       </w:r>
     </w:p>
     <w:p>
@@ -2786,40 +5432,40 @@
         <w:pStyle w:val="Heading3"/>
       </w:pPr>
       <w:r>
-        <w:t>Support and fresh reassessment</w:t>
-      </w:r>
-    </w:p>
-    <w:p>
-      <w:r>
-        <w:t>Use counters and let the learner move a pointer through one instruction at a time. Offer a blank trace grid and permit oral explanation. Extension: put print inside the correct loop and explain why zero rounds produces no output while an outside print still does.</w:t>
-      </w:r>
-    </w:p>
-    <w:p>
-      <w:r>
-        <w:t>W4 must preserve the initial 5, update by 2, trace three iterations and print once. Require outputs 5, 7, 11 for zero one and three rounds. After support, retry with an initial 4 and additions of 3 for zero one and two rounds: outputs 4, 7, 10. Record assistance before judging independence.</w:t>
-      </w:r>
-    </w:p>
-    <w:p>
-      <w:r>
-        <w:t>Week 7 stores several values in a list and distinguishes an index from the value at that position.</w:t>
-      </w:r>
-    </w:p>
-    <w:p>
-      <w:pPr>
-        <w:pStyle w:val="Heading3"/>
-      </w:pPr>
-      <w:r>
         <w:t>Plan the delayed return</w:t>
       </w:r>
     </w:p>
     <w:p>
-      <w:r>
+      <w:pPr>
+        <w:spacing w:line="336" w:lineRule="auto" w:after="180"/>
+      </w:pPr>
+      <w:r>
+        <w:rPr>
+          <w:b w:val="0"/>
+        </w:rPr>
         <w:t>Suggested return points in this level: ai-2/5, ai-2/7, ai-2/10. Use actual classroom dates, adjusting for holidays and gaps. One, three and six teaching weeks are scheduling choices, not a claimed optimal spacing.</w:t>
       </w:r>
     </w:p>
     <w:p>
-      <w:r>
-        <w:t>At a delayed check, ask for the idea from memory and a changed application. Compare with the earlier independent response and record support used. For a new level, revisit the previous capstone before checking the new prerequisites.</w:t>
+      <w:pPr>
+        <w:spacing w:line="336" w:lineRule="auto" w:after="180"/>
+      </w:pPr>
+      <w:r>
+        <w:rPr>
+          <w:b w:val="0"/>
+        </w:rPr>
+        <w:t>At a delayed check, ask for the idea from memory and a changed application. Compare with the earlier independent response and record support used.</w:t>
+      </w:r>
+    </w:p>
+    <w:p>
+      <w:pPr>
+        <w:spacing w:line="336" w:lineRule="auto" w:after="180"/>
+      </w:pPr>
+      <w:r>
+        <w:rPr>
+          <w:b w:val="0"/>
+        </w:rPr>
+        <w:t>For a new level, revisit the previous capstone before checking the new prerequisites.</w:t>
       </w:r>
     </w:p>
     <w:tbl>
@@ -2979,8 +5625,26 @@
       </w:tr>
     </w:tbl>
     <w:p>
-      <w:r>
-        <w:t>Use the evidence to choose reteaching or the next step. A completed page, confidence rating or attractive project does not by itself demonstrate understanding.</w:t>
+      <w:pPr>
+        <w:spacing w:line="336" w:lineRule="auto" w:after="180"/>
+      </w:pPr>
+      <w:r>
+        <w:rPr>
+          <w:b w:val="0"/>
+        </w:rPr>
+        <w:t xml:space="preserve">Use the </w:t>
+      </w:r>
+      <w:r>
+        <w:rPr>
+          <w:b/>
+        </w:rPr>
+        <w:t>evidence</w:t>
+      </w:r>
+      <w:r>
+        <w:rPr>
+          <w:b w:val="0"/>
+        </w:rPr>
+        <w:t xml:space="preserve"> to choose reteaching or the next step. A completed page, confidence rating or attractive project does not by itself demonstrate understanding.</w:t>
       </w:r>
     </w:p>
     <w:p>
@@ -2992,8 +5656,32 @@
       </w:r>
     </w:p>
     <w:p>
-      <w:r>
-        <w:t>Trace recommender loops with current item, eligibility, score and current best so each update can be explained.</w:t>
+      <w:pPr>
+        <w:spacing w:line="336" w:lineRule="auto" w:after="180"/>
+      </w:pPr>
+      <w:r>
+        <w:rPr>
+          <w:b/>
+        </w:rPr>
+        <w:t>Trace</w:t>
+      </w:r>
+      <w:r>
+        <w:rPr>
+          <w:b w:val="0"/>
+        </w:rPr>
+        <w:t xml:space="preserve"> recommender </w:t>
+      </w:r>
+      <w:r>
+        <w:rPr>
+          <w:b/>
+        </w:rPr>
+        <w:t>loop</w:t>
+      </w:r>
+      <w:r>
+        <w:rPr>
+          <w:b w:val="0"/>
+        </w:rPr>
+        <w:t>s with current item, eligibility, score and current best so each update can be explained.</w:t>
       </w:r>
     </w:p>
     <w:p>
@@ -3006,12 +5694,92 @@
     </w:p>
     <w:p>
       <w:r>
-        <w:t>Teaching target: Trace variable values before and after each loop iteration</w:t>
-      </w:r>
-    </w:p>
-    <w:p>
-      <w:r>
-        <w:t>Prepare the labelled worked-case picture, the matching workbook, fictional input cards and a place for individual responses. No paid AI account is required for the paper reasoning activities.</w:t>
+        <w:t>Use this preparation summary alongside the detailed Trace Tables lesson; it is a checklist rather than a replacement for the full sequence.</w:t>
+      </w:r>
+    </w:p>
+    <w:p>
+      <w:pPr>
+        <w:pStyle w:val="Heading3"/>
+      </w:pPr>
+      <w:r>
+        <w:t>Teaching target</w:t>
+      </w:r>
+    </w:p>
+    <w:p>
+      <w:pPr>
+        <w:spacing w:line="336" w:lineRule="auto" w:after="180"/>
+        <w:shd w:fill="EDF7F3"/>
+      </w:pPr>
+      <w:r>
+        <w:rPr>
+          <w:b w:val="0"/>
+        </w:rPr>
+        <w:t xml:space="preserve">Teaching target: </w:t>
+      </w:r>
+      <w:r>
+        <w:rPr>
+          <w:b/>
+        </w:rPr>
+        <w:t>Trace</w:t>
+      </w:r>
+      <w:r>
+        <w:rPr>
+          <w:b w:val="0"/>
+        </w:rPr>
+        <w:t xml:space="preserve"> </w:t>
+      </w:r>
+      <w:r>
+        <w:rPr>
+          <w:b/>
+        </w:rPr>
+        <w:t>variable</w:t>
+      </w:r>
+      <w:r>
+        <w:rPr>
+          <w:b w:val="0"/>
+        </w:rPr>
+        <w:t xml:space="preserve"> values before and after each </w:t>
+      </w:r>
+      <w:r>
+        <w:rPr>
+          <w:b/>
+        </w:rPr>
+        <w:t>loop</w:t>
+      </w:r>
+      <w:r>
+        <w:rPr>
+          <w:b w:val="0"/>
+        </w:rPr>
+        <w:t xml:space="preserve"> </w:t>
+      </w:r>
+      <w:r>
+        <w:rPr>
+          <w:b/>
+        </w:rPr>
+        <w:t>iteration</w:t>
+      </w:r>
+    </w:p>
+    <w:p>
+      <w:pPr>
+        <w:spacing w:line="336" w:lineRule="auto" w:after="180"/>
+      </w:pPr>
+      <w:r>
+        <w:rPr>
+          <w:b w:val="0"/>
+        </w:rPr>
+        <w:t xml:space="preserve">Prepare the labelled worked-case picture, the matching workbook, fictional </w:t>
+      </w:r>
+      <w:r>
+        <w:rPr>
+          <w:b/>
+        </w:rPr>
+        <w:t>input</w:t>
+      </w:r>
+      <w:r>
+        <w:rPr>
+          <w:b w:val="0"/>
+        </w:rPr>
+        <w:t xml:space="preserve"> cards and a place for individual responses. No paid AI account is required for the paper reasoning activities.</w:t>
       </w:r>
     </w:p>
     <w:tbl>
@@ -3158,37 +5926,255 @@
       </w:tr>
     </w:tbl>
     <w:p>
-      <w:r>
-        <w:t>Before class, solve the supported practice: Copy the worked script. Change the range to range(2, 5). Record turn, total before and total after each iteration. Predict the single output, then run and compare.</w:t>
-      </w:r>
-    </w:p>
-    <w:p>
-      <w:r>
-        <w:t>Reasoned practice answer: Rows are 2 / 0 / 2, 3 / 2 / 5, 4 / 5 / 9. Final output 9. Keep the observed result distinct from the prediction.</w:t>
-      </w:r>
-    </w:p>
-    <w:p>
-      <w:r>
-        <w:t>Check every learner before discussion: Use the worked case for Loops and trace tables. Proposed explanation: “The stop value is included”. Decide whether this explanation is supported. Point to the step or supplied fact that decides; explain your repair if needed.</w:t>
-      </w:r>
-    </w:p>
-    <w:p>
-      <w:r>
+      <w:pPr>
+        <w:spacing w:line="336" w:lineRule="auto" w:after="180"/>
+      </w:pPr>
+      <w:r>
+        <w:rPr>
+          <w:b w:val="0"/>
+        </w:rPr>
+        <w:t xml:space="preserve">Before class, solve the supported practice: Copy the worked script. Change the range to range(2, 5). Record turn, total before and total after each </w:t>
+      </w:r>
+      <w:r>
+        <w:rPr>
+          <w:b/>
+        </w:rPr>
+        <w:t>iteration</w:t>
+      </w:r>
+      <w:r>
+        <w:rPr>
+          <w:b w:val="0"/>
+        </w:rPr>
+        <w:t xml:space="preserve">. Predict the single </w:t>
+      </w:r>
+      <w:r>
+        <w:rPr>
+          <w:b/>
+        </w:rPr>
+        <w:t>output</w:t>
+      </w:r>
+      <w:r>
+        <w:rPr>
+          <w:b w:val="0"/>
+        </w:rPr>
+        <w:t>, then run and compare.</w:t>
+      </w:r>
+    </w:p>
+    <w:p>
+      <w:pPr>
+        <w:pStyle w:val="Heading3"/>
+      </w:pPr>
+      <w:r>
+        <w:t>Supported practice answer</w:t>
+      </w:r>
+    </w:p>
+    <w:p>
+      <w:pPr>
+        <w:spacing w:line="336" w:lineRule="auto" w:after="180"/>
+        <w:shd w:fill="F1F6FC"/>
+      </w:pPr>
+      <w:r>
+        <w:rPr>
+          <w:b w:val="0"/>
+        </w:rPr>
+        <w:t xml:space="preserve">Reasoned practice answer: Rows are 2 / 0 / 2, 3 / 2 / 5, 4 / 5 / 9. Final </w:t>
+      </w:r>
+      <w:r>
+        <w:rPr>
+          <w:b/>
+        </w:rPr>
+        <w:t>output</w:t>
+      </w:r>
+      <w:r>
+        <w:rPr>
+          <w:b w:val="0"/>
+        </w:rPr>
+        <w:t xml:space="preserve"> 9. Keep the observed result distinct from the </w:t>
+      </w:r>
+      <w:r>
+        <w:rPr>
+          <w:b/>
+        </w:rPr>
+        <w:t>prediction</w:t>
+      </w:r>
+      <w:r>
+        <w:rPr>
+          <w:b w:val="0"/>
+        </w:rPr>
+        <w:t>.</w:t>
+      </w:r>
+    </w:p>
+    <w:p>
+      <w:pPr>
+        <w:spacing w:line="336" w:lineRule="auto" w:after="180"/>
+      </w:pPr>
+      <w:r>
+        <w:rPr>
+          <w:b w:val="0"/>
+        </w:rPr>
+        <w:t xml:space="preserve">Check every learner before discussion: Use the worked case for </w:t>
+      </w:r>
+      <w:r>
+        <w:rPr>
+          <w:b/>
+        </w:rPr>
+        <w:t>Loop</w:t>
+      </w:r>
+      <w:r>
+        <w:rPr>
+          <w:b w:val="0"/>
+        </w:rPr>
+        <w:t xml:space="preserve">s and </w:t>
+      </w:r>
+      <w:r>
+        <w:rPr>
+          <w:b/>
+        </w:rPr>
+        <w:t>trace table</w:t>
+      </w:r>
+      <w:r>
+        <w:rPr>
+          <w:b w:val="0"/>
+        </w:rPr>
+        <w:t>s. Proposed explanation: “The stop value is included”. Decide whether this explanation is supported.</w:t>
+      </w:r>
+    </w:p>
+    <w:p>
+      <w:pPr>
+        <w:spacing w:line="336" w:lineRule="auto" w:after="180"/>
+      </w:pPr>
+      <w:r>
+        <w:rPr>
+          <w:b w:val="0"/>
+        </w:rPr>
+        <w:t>Point to the step or supplied fact that decides; explain your repair if needed.</w:t>
+      </w:r>
+    </w:p>
+    <w:p>
+      <w:pPr>
+        <w:pStyle w:val="Heading3"/>
+      </w:pPr>
+      <w:r>
+        <w:t>Repair the misconception</w:t>
+      </w:r>
+    </w:p>
+    <w:p>
+      <w:pPr>
+        <w:spacing w:line="336" w:lineRule="auto" w:after="180"/>
+        <w:shd w:fill="FFF5E6"/>
+      </w:pPr>
+      <w:r>
+        <w:rPr>
+          <w:b w:val="0"/>
+        </w:rPr>
         <w:t>Misconception repair: List the supplied values before tracing; range(1, 4) excludes 4.</w:t>
       </w:r>
     </w:p>
     <w:p>
-      <w:r>
-        <w:t>Support: read the exact case aloud, enlarge the labelled picture, supply input cards and model only the first deciding step. Accept a spoken explanation or drawing; retain the reasoning goal.</w:t>
-      </w:r>
-    </w:p>
-    <w:p>
-      <w:r>
-        <w:t>Extension: Use range(0) instead of range(4). Require a prediction and a reason before comparing. Expected result: The loop body never runs and the printed total is 1. Reason: The iterable contains no turn values; the initial assignment still happened.</w:t>
-      </w:r>
-    </w:p>
-    <w:p>
-      <w:r>
+      <w:pPr>
+        <w:pStyle w:val="Heading3"/>
+      </w:pPr>
+      <w:r>
+        <w:t>Support without giving away the answer</w:t>
+      </w:r>
+    </w:p>
+    <w:p>
+      <w:pPr>
+        <w:spacing w:line="336" w:lineRule="auto" w:after="180"/>
+        <w:shd w:fill="F1F6F8"/>
+      </w:pPr>
+      <w:r>
+        <w:rPr>
+          <w:b w:val="0"/>
+        </w:rPr>
+        <w:t xml:space="preserve">Support: read the exact case aloud, enlarge the labelled picture, supply </w:t>
+      </w:r>
+      <w:r>
+        <w:rPr>
+          <w:b/>
+        </w:rPr>
+        <w:t>input</w:t>
+      </w:r>
+      <w:r>
+        <w:rPr>
+          <w:b w:val="0"/>
+        </w:rPr>
+        <w:t xml:space="preserve"> cards and model only the first deciding step. Accept a spoken explanation or drawing; retain the reasoning goal.</w:t>
+      </w:r>
+    </w:p>
+    <w:p>
+      <w:pPr>
+        <w:pStyle w:val="Heading3"/>
+      </w:pPr>
+      <w:r>
+        <w:t>Extend the reasoning</w:t>
+      </w:r>
+    </w:p>
+    <w:p>
+      <w:pPr>
+        <w:spacing w:line="336" w:lineRule="auto" w:after="180"/>
+        <w:shd w:fill="F5F1FB"/>
+      </w:pPr>
+      <w:r>
+        <w:rPr>
+          <w:b w:val="0"/>
+        </w:rPr>
+        <w:t xml:space="preserve">Extension: Use range(0) instead of range(4). Require a </w:t>
+      </w:r>
+      <w:r>
+        <w:rPr>
+          <w:b/>
+        </w:rPr>
+        <w:t>prediction</w:t>
+      </w:r>
+      <w:r>
+        <w:rPr>
+          <w:b w:val="0"/>
+        </w:rPr>
+        <w:t xml:space="preserve"> and a reason before comparing. Expected result: The </w:t>
+      </w:r>
+      <w:r>
+        <w:rPr>
+          <w:b/>
+        </w:rPr>
+        <w:t>loop</w:t>
+      </w:r>
+      <w:r>
+        <w:rPr>
+          <w:b w:val="0"/>
+        </w:rPr>
+        <w:t xml:space="preserve"> body never runs and the printed total is 1.</w:t>
+      </w:r>
+    </w:p>
+    <w:p>
+      <w:pPr>
+        <w:spacing w:line="336" w:lineRule="auto" w:after="180"/>
+        <w:shd w:fill="F5F1FB"/>
+      </w:pPr>
+      <w:r>
+        <w:rPr>
+          <w:b w:val="0"/>
+        </w:rPr>
+        <w:t>Reason: The iterable contains no turn values; the initial assignment still happened.</w:t>
+      </w:r>
+    </w:p>
+    <w:p>
+      <w:pPr>
+        <w:pStyle w:val="Heading3"/>
+      </w:pPr>
+      <w:r>
+        <w:t>Protect the independent attempt</w:t>
+      </w:r>
+    </w:p>
+    <w:p>
+      <w:pPr>
+        <w:spacing w:line="336" w:lineRule="auto" w:after="180"/>
+        <w:shd w:fill="FFF5E6"/>
+      </w:pPr>
+      <w:r>
+        <w:rPr>
+          <w:b w:val="0"/>
+        </w:rPr>
         <w:t>Independent assessment: withhold the reserved answer until the learner has attempted the new case. Record support separately from correctness.</w:t>
       </w:r>
     </w:p>
@@ -3377,13 +6363,58 @@
       </w:tr>
     </w:tbl>
     <w:p>
-      <w:r>
-        <w:t>Project checkpoint: Frame the need. Name the user, the problem, allowed inputs and a safe simple starting method.</w:t>
-      </w:r>
-    </w:p>
-    <w:p>
-      <w:r>
-        <w:t>Use the weekly teacher answer for topic-specific reasoning. A saved progress tick is an activity record; judge mastery from the learner’s explanation and evidence.</w:t>
+      <w:pPr>
+        <w:pStyle w:val="Heading3"/>
+      </w:pPr>
+      <w:r>
+        <w:t>Project checkpoint</w:t>
+      </w:r>
+    </w:p>
+    <w:p>
+      <w:pPr>
+        <w:spacing w:line="336" w:lineRule="auto" w:after="180"/>
+        <w:shd w:fill="EDF7F3"/>
+      </w:pPr>
+      <w:r>
+        <w:rPr>
+          <w:b w:val="0"/>
+        </w:rPr>
+        <w:t xml:space="preserve">Project checkpoint: Frame the need. Name the user, the problem, allowed </w:t>
+      </w:r>
+      <w:r>
+        <w:rPr>
+          <w:b/>
+        </w:rPr>
+        <w:t>input</w:t>
+      </w:r>
+      <w:r>
+        <w:rPr>
+          <w:b w:val="0"/>
+        </w:rPr>
+        <w:t>s and a safe simple starting method.</w:t>
+      </w:r>
+    </w:p>
+    <w:p>
+      <w:pPr>
+        <w:spacing w:line="336" w:lineRule="auto" w:after="180"/>
+      </w:pPr>
+      <w:r>
+        <w:rPr>
+          <w:b w:val="0"/>
+        </w:rPr>
+        <w:t xml:space="preserve">Use the weekly teacher answer for topic-specific reasoning. A saved progress tick is an activity record; judge mastery from the learner’s explanation and </w:t>
+      </w:r>
+      <w:r>
+        <w:rPr>
+          <w:b/>
+        </w:rPr>
+        <w:t>evidence</w:t>
+      </w:r>
+      <w:r>
+        <w:rPr>
+          <w:b w:val="0"/>
+        </w:rPr>
+        <w:t>.</w:t>
       </w:r>
     </w:p>
     <w:p>
@@ -3396,27 +6427,1098 @@
     </w:p>
     <w:p>
       <w:r>
-        <w:t>Use the two formative questions as supported practice, not as independent mastery scores. Discuss the deciding evidence rather than accepting a guessed selection.</w:t>
-      </w:r>
-    </w:p>
-    <w:p>
-      <w:r>
+        <w:t>Use feedback, earlier review and portfolios purposefully. Apply the coding routine only when this lesson has an executable lab.</w:t>
+      </w:r>
+    </w:p>
+    <w:p>
+      <w:pPr>
+        <w:spacing w:line="336" w:lineRule="auto" w:after="180"/>
+      </w:pPr>
+      <w:r>
+        <w:rPr>
+          <w:b w:val="0"/>
+        </w:rPr>
+        <w:t xml:space="preserve">Use the two formative questions as supported practice, not as independent mastery scores. Discuss the deciding </w:t>
+      </w:r>
+      <w:r>
+        <w:rPr>
+          <w:b/>
+        </w:rPr>
+        <w:t>evidence</w:t>
+      </w:r>
+      <w:r>
+        <w:rPr>
+          <w:b w:val="0"/>
+        </w:rPr>
+        <w:t xml:space="preserve"> rather than accepting a guessed selection.</w:t>
+      </w:r>
+    </w:p>
+    <w:p>
+      <w:pPr>
+        <w:spacing w:line="336" w:lineRule="auto" w:after="180"/>
+      </w:pPr>
+      <w:r>
+        <w:rPr>
+          <w:b w:val="0"/>
+        </w:rPr>
         <w:t>The feedback comes from the reviewed public worked case. Do not reveal the separately reserved independent teacher answer until the learner has attempted that case.</w:t>
       </w:r>
     </w:p>
     <w:p>
-      <w:r>
-        <w:t>Ask students to predict before running code. Preserve errors and actual outputs; collect a changed test and an explanation. The branch-boundary and indexing lessons deliberately include failure cases.</w:t>
-      </w:r>
-    </w:p>
-    <w:p>
-      <w:r>
+      <w:pPr>
+        <w:spacing w:line="336" w:lineRule="auto" w:after="180"/>
+      </w:pPr>
+      <w:r>
+        <w:rPr>
+          <w:b w:val="0"/>
+        </w:rPr>
+        <w:t xml:space="preserve">Ask students to predict before running code. Preserve errors and actual </w:t>
+      </w:r>
+      <w:r>
+        <w:rPr>
+          <w:b/>
+        </w:rPr>
+        <w:t>output</w:t>
+      </w:r>
+      <w:r>
+        <w:rPr>
+          <w:b w:val="0"/>
+        </w:rPr>
+        <w:t>s; collect a changed test and an explanation. The branch-boundary and indexing lessons deliberately include failure cases.</w:t>
+      </w:r>
+    </w:p>
+    <w:p>
+      <w:pPr>
+        <w:spacing w:line="336" w:lineRule="auto" w:after="180"/>
+      </w:pPr>
+      <w:r>
+        <w:rPr>
+          <w:b w:val="0"/>
+        </w:rPr>
         <w:t>Use the earlier worked-explanation links to address a specific missing building block, then return to the current question. Adapt this suggestion after observing the learner; it is not an automatic diagnosis.</w:t>
       </w:r>
     </w:p>
     <w:p>
-      <w:r>
-        <w:t>Collect the completed-work portfolio as evidence. Record support separately from correctness, and assess explanation, trace/test and limitations. Progress ticks and quiz selections alone do not establish mastery.</w:t>
+      <w:pPr>
+        <w:spacing w:line="336" w:lineRule="auto" w:after="180"/>
+      </w:pPr>
+      <w:r>
+        <w:rPr>
+          <w:b w:val="0"/>
+        </w:rPr>
+        <w:t xml:space="preserve">Collect the completed-work portfolio as </w:t>
+      </w:r>
+      <w:r>
+        <w:rPr>
+          <w:b/>
+        </w:rPr>
+        <w:t>evidence</w:t>
+      </w:r>
+      <w:r>
+        <w:rPr>
+          <w:b w:val="0"/>
+        </w:rPr>
+        <w:t xml:space="preserve">. Record support separately from correctness, and assess explanation, </w:t>
+      </w:r>
+      <w:r>
+        <w:rPr>
+          <w:b/>
+        </w:rPr>
+        <w:t>trace</w:t>
+      </w:r>
+      <w:r>
+        <w:rPr>
+          <w:b w:val="0"/>
+        </w:rPr>
+        <w:t>/test and limitations. Progress ticks and quiz selections alone do not establish mastery.</w:t>
+      </w:r>
+    </w:p>
+    <w:p>
+      <w:pPr>
+        <w:pStyle w:val="Heading1"/>
+      </w:pPr>
+      <w:r>
+        <w:t>09. Visual concept journey</w:t>
+      </w:r>
+    </w:p>
+    <w:p>
+      <w:r>
+        <w:t>Show one Trace Tables graphic at a time, request a prediction and discuss its trace before the independent assessment.</w:t>
+      </w:r>
+    </w:p>
+    <w:p>
+      <w:pPr>
+        <w:spacing w:line="336" w:lineRule="auto" w:after="180"/>
+      </w:pPr>
+      <w:r>
+        <w:rPr>
+          <w:b w:val="0"/>
+        </w:rPr>
+        <w:t xml:space="preserve">Use one picture at a time. Hide a worked result before asking for a </w:t>
+      </w:r>
+      <w:r>
+        <w:rPr>
+          <w:b/>
+        </w:rPr>
+        <w:t>prediction</w:t>
+      </w:r>
+      <w:r>
+        <w:rPr>
+          <w:b w:val="0"/>
+        </w:rPr>
+        <w:t>, then reveal it for feedback. These are supported teaching cases; retain the separate independent assessment for a fresh first attempt.</w:t>
+      </w:r>
+    </w:p>
+    <w:p>
+      <w:pPr>
+        <w:pStyle w:val="Heading3"/>
+      </w:pPr>
+      <w:r>
+        <w:t>01. Trace Tables: the case</w:t>
+      </w:r>
+    </w:p>
+    <w:p>
+      <w:r>
+        <w:drawing>
+          <wp:inline xmlns:a="http://schemas.openxmlformats.org/drawingml/2006/main" xmlns:pic="http://schemas.openxmlformats.org/drawingml/2006/picture">
+            <wp:extent cx="5486400" cy="2834640"/>
+            <wp:docPr id="3" name="Picture 3" descr="A fictional reading-token jar starts with one token and gains three per round. Supplied facts: Python: total=1; for turn in range(4): total=total+3; after the loop print(total). The update is inside the loop; print is outside."/>
+            <wp:cNvGraphicFramePr>
+              <a:graphicFrameLocks noChangeAspect="1"/>
+            </wp:cNvGraphicFramePr>
+            <a:graphic>
+              <a:graphicData uri="http://schemas.openxmlformats.org/drawingml/2006/picture">
+                <pic:pic>
+                  <pic:nvPicPr>
+                    <pic:cNvPr id="0" name="academy-story-ai-2-4-01.png"/>
+                    <pic:cNvPicPr/>
+                  </pic:nvPicPr>
+                  <pic:blipFill>
+                    <a:blip r:embed="rId11"/>
+                    <a:stretch>
+                      <a:fillRect/>
+                    </a:stretch>
+                  </pic:blipFill>
+                  <pic:spPr>
+                    <a:xfrm>
+                      <a:off x="0" y="0"/>
+                      <a:ext cx="5486400" cy="2834640"/>
+                    </a:xfrm>
+                    <a:prstGeom prst="rect"/>
+                  </pic:spPr>
+                </pic:pic>
+              </a:graphicData>
+            </a:graphic>
+          </wp:inline>
+        </w:drawing>
+      </w:r>
+    </w:p>
+    <w:p>
+      <w:pPr>
+        <w:spacing w:line="336" w:lineRule="auto" w:after="180"/>
+      </w:pPr>
+      <w:r>
+        <w:rPr>
+          <w:b w:val="0"/>
+        </w:rPr>
+        <w:t xml:space="preserve">A fictional reading-token jar starts with one token and gains three per round. Supplied facts: Python: total=1; for turn in range(4): total=total+3; after the </w:t>
+      </w:r>
+      <w:r>
+        <w:rPr>
+          <w:b/>
+        </w:rPr>
+        <w:t>loop</w:t>
+      </w:r>
+      <w:r>
+        <w:rPr>
+          <w:b w:val="0"/>
+        </w:rPr>
+        <w:t xml:space="preserve"> print(total). The update is inside the </w:t>
+      </w:r>
+      <w:r>
+        <w:rPr>
+          <w:b/>
+        </w:rPr>
+        <w:t>loop</w:t>
+      </w:r>
+      <w:r>
+        <w:rPr>
+          <w:b w:val="0"/>
+        </w:rPr>
+        <w:t>; print is outside.</w:t>
+      </w:r>
+    </w:p>
+    <w:p>
+      <w:pPr>
+        <w:spacing w:line="336" w:lineRule="auto" w:after="180"/>
+        <w:shd w:fill="F5F1FB"/>
+      </w:pPr>
+      <w:r>
+        <w:rPr>
+          <w:b w:val="0"/>
+        </w:rPr>
+        <w:t>Point to the given fact that matters most. Explain why it matters.</w:t>
+      </w:r>
+    </w:p>
+    <w:p>
+      <w:pPr>
+        <w:pStyle w:val="Heading3"/>
+      </w:pPr>
+      <w:r>
+        <w:t>Discuss while showing the picture</w:t>
+      </w:r>
+    </w:p>
+    <w:p>
+      <w:pPr>
+        <w:spacing w:line="336" w:lineRule="auto" w:after="180"/>
+        <w:shd w:fill="F1F6F8"/>
+      </w:pPr>
+      <w:r>
+        <w:rPr>
+          <w:b w:val="0"/>
+        </w:rPr>
+        <w:t>Teacher prompt: Point to the given fact that matters most. Explain why it matters. Ask learners to describe one label or arrow in ordinary words. Use the adjacent transcript if the image is difficult to see.</w:t>
+      </w:r>
+    </w:p>
+    <w:p>
+      <w:pPr>
+        <w:pStyle w:val="Heading3"/>
+      </w:pPr>
+      <w:r>
+        <w:t>02. Follow the deciding steps</w:t>
+      </w:r>
+    </w:p>
+    <w:p>
+      <w:r>
+        <w:drawing>
+          <wp:inline xmlns:a="http://schemas.openxmlformats.org/drawingml/2006/main" xmlns:pic="http://schemas.openxmlformats.org/drawingml/2006/picture">
+            <wp:extent cx="5486400" cy="4005072"/>
+            <wp:docPr id="4" name="Picture 4" descr="Initial state: Before the loop, total=1. → Iteration values: range(4) supplies turn values 0,1,2,3. → Updated totals: After each turn total is 4,7,10,13. → After the loop: Print 13 once, after all four updates."/>
+            <wp:cNvGraphicFramePr>
+              <a:graphicFrameLocks noChangeAspect="1"/>
+            </wp:cNvGraphicFramePr>
+            <a:graphic>
+              <a:graphicData uri="http://schemas.openxmlformats.org/drawingml/2006/picture">
+                <pic:pic>
+                  <pic:nvPicPr>
+                    <pic:cNvPr id="0" name="academy-story-ai-2-4-02.png"/>
+                    <pic:cNvPicPr/>
+                  </pic:nvPicPr>
+                  <pic:blipFill>
+                    <a:blip r:embed="rId12"/>
+                    <a:stretch>
+                      <a:fillRect/>
+                    </a:stretch>
+                  </pic:blipFill>
+                  <pic:spPr>
+                    <a:xfrm>
+                      <a:off x="0" y="0"/>
+                      <a:ext cx="5486400" cy="4005072"/>
+                    </a:xfrm>
+                    <a:prstGeom prst="rect"/>
+                  </pic:spPr>
+                </pic:pic>
+              </a:graphicData>
+            </a:graphic>
+          </wp:inline>
+        </w:drawing>
+      </w:r>
+    </w:p>
+    <w:p>
+      <w:pPr>
+        <w:spacing w:line="336" w:lineRule="auto" w:after="180"/>
+      </w:pPr>
+      <w:r>
+        <w:rPr>
+          <w:b w:val="0"/>
+        </w:rPr>
+        <w:t xml:space="preserve">Initial </w:t>
+      </w:r>
+      <w:r>
+        <w:rPr>
+          <w:b/>
+        </w:rPr>
+        <w:t>state</w:t>
+      </w:r>
+      <w:r>
+        <w:rPr>
+          <w:b w:val="0"/>
+        </w:rPr>
+        <w:t xml:space="preserve">: Before the </w:t>
+      </w:r>
+      <w:r>
+        <w:rPr>
+          <w:b/>
+        </w:rPr>
+        <w:t>loop</w:t>
+      </w:r>
+      <w:r>
+        <w:rPr>
+          <w:b w:val="0"/>
+        </w:rPr>
+        <w:t xml:space="preserve">, total=1. → </w:t>
+      </w:r>
+      <w:r>
+        <w:rPr>
+          <w:b/>
+        </w:rPr>
+        <w:t>Iteration</w:t>
+      </w:r>
+      <w:r>
+        <w:rPr>
+          <w:b w:val="0"/>
+        </w:rPr>
+        <w:t xml:space="preserve"> values: range(4) supplies turn values 0,1,2,3. → Updated totals: After each turn total is 4,7,10,13. → After the </w:t>
+      </w:r>
+      <w:r>
+        <w:rPr>
+          <w:b/>
+        </w:rPr>
+        <w:t>loop</w:t>
+      </w:r>
+      <w:r>
+        <w:rPr>
+          <w:b w:val="0"/>
+        </w:rPr>
+        <w:t>: Print 13 once, after all four updates.</w:t>
+      </w:r>
+    </w:p>
+    <w:p>
+      <w:pPr>
+        <w:spacing w:line="336" w:lineRule="auto" w:after="180"/>
+        <w:shd w:fill="F5F1FB"/>
+      </w:pPr>
+      <w:r>
+        <w:rPr>
+          <w:b w:val="0"/>
+        </w:rPr>
+        <w:t xml:space="preserve">Point to each numbered stage and explain which recorded </w:t>
+      </w:r>
+      <w:r>
+        <w:rPr>
+          <w:b/>
+        </w:rPr>
+        <w:t>input</w:t>
+      </w:r>
+      <w:r>
+        <w:rPr>
+          <w:b w:val="0"/>
+        </w:rPr>
+        <w:t xml:space="preserve"> it uses.</w:t>
+      </w:r>
+    </w:p>
+    <w:p>
+      <w:pPr>
+        <w:pStyle w:val="Heading3"/>
+      </w:pPr>
+      <w:r>
+        <w:t>Discuss while showing the picture</w:t>
+      </w:r>
+    </w:p>
+    <w:p>
+      <w:pPr>
+        <w:spacing w:line="336" w:lineRule="auto" w:after="180"/>
+        <w:shd w:fill="F1F6F8"/>
+      </w:pPr>
+      <w:r>
+        <w:rPr>
+          <w:b w:val="0"/>
+        </w:rPr>
+        <w:t xml:space="preserve">Teacher prompt: Point to each numbered stage and explain which recorded </w:t>
+      </w:r>
+      <w:r>
+        <w:rPr>
+          <w:b/>
+        </w:rPr>
+        <w:t>input</w:t>
+      </w:r>
+      <w:r>
+        <w:rPr>
+          <w:b w:val="0"/>
+        </w:rPr>
+        <w:t xml:space="preserve"> it uses. Ask learners to describe one label or arrow in ordinary words. Use the adjacent transcript if the image is difficult to see.</w:t>
+      </w:r>
+    </w:p>
+    <w:p>
+      <w:pPr>
+        <w:pStyle w:val="Heading3"/>
+      </w:pPr>
+      <w:r>
+        <w:t>03. Loop totals after each iteration</w:t>
+      </w:r>
+    </w:p>
+    <w:p>
+      <w:r>
+        <w:drawing>
+          <wp:inline xmlns:a="http://schemas.openxmlformats.org/drawingml/2006/main" xmlns:pic="http://schemas.openxmlformats.org/drawingml/2006/picture">
+            <wp:extent cx="5486400" cy="3938016"/>
+            <wp:docPr id="5" name="Picture 5" descr="Loop totals after each iteration. First: turn = 0, total after update = 4. Second: turn = 1, total after update = 7. Third: turn = 2, total after update = 10. Fourth: turn = 3, total after update = 13."/>
+            <wp:cNvGraphicFramePr>
+              <a:graphicFrameLocks noChangeAspect="1"/>
+            </wp:cNvGraphicFramePr>
+            <a:graphic>
+              <a:graphicData uri="http://schemas.openxmlformats.org/drawingml/2006/picture">
+                <pic:pic>
+                  <pic:nvPicPr>
+                    <pic:cNvPr id="0" name="academy-story-ai-2-4-03.png"/>
+                    <pic:cNvPicPr/>
+                  </pic:nvPicPr>
+                  <pic:blipFill>
+                    <a:blip r:embed="rId13"/>
+                    <a:stretch>
+                      <a:fillRect/>
+                    </a:stretch>
+                  </pic:blipFill>
+                  <pic:spPr>
+                    <a:xfrm>
+                      <a:off x="0" y="0"/>
+                      <a:ext cx="5486400" cy="3938016"/>
+                    </a:xfrm>
+                    <a:prstGeom prst="rect"/>
+                  </pic:spPr>
+                </pic:pic>
+              </a:graphicData>
+            </a:graphic>
+          </wp:inline>
+        </w:drawing>
+      </w:r>
+    </w:p>
+    <w:p>
+      <w:pPr>
+        <w:spacing w:line="336" w:lineRule="auto" w:after="180"/>
+      </w:pPr>
+      <w:r>
+        <w:rPr>
+          <w:b/>
+        </w:rPr>
+        <w:t>Loop</w:t>
+      </w:r>
+      <w:r>
+        <w:rPr>
+          <w:b w:val="0"/>
+        </w:rPr>
+        <w:t xml:space="preserve"> totals after each </w:t>
+      </w:r>
+      <w:r>
+        <w:rPr>
+          <w:b/>
+        </w:rPr>
+        <w:t>iteration</w:t>
+      </w:r>
+      <w:r>
+        <w:rPr>
+          <w:b w:val="0"/>
+        </w:rPr>
+        <w:t>. First: turn = 0, total after update = 4. Second: turn = 1, total after update = 7. Third: turn = 2, total after update = 10. Fourth: turn = 3, total after update = 13.</w:t>
+      </w:r>
+    </w:p>
+    <w:p>
+      <w:pPr>
+        <w:spacing w:line="336" w:lineRule="auto" w:after="180"/>
+        <w:shd w:fill="F5F1FB"/>
+      </w:pPr>
+      <w:r>
+        <w:rPr>
+          <w:b w:val="0"/>
+        </w:rPr>
+        <w:t>Read the labels and values. Explain the relationship the model shows.</w:t>
+      </w:r>
+    </w:p>
+    <w:p>
+      <w:pPr>
+        <w:pStyle w:val="Heading3"/>
+      </w:pPr>
+      <w:r>
+        <w:t>Discuss while showing the picture</w:t>
+      </w:r>
+    </w:p>
+    <w:p>
+      <w:pPr>
+        <w:spacing w:line="336" w:lineRule="auto" w:after="180"/>
+        <w:shd w:fill="F1F6F8"/>
+      </w:pPr>
+      <w:r>
+        <w:rPr>
+          <w:b w:val="0"/>
+        </w:rPr>
+        <w:t>Teacher prompt: Read the labels and values. Explain the relationship the model shows. Ask learners to describe one label or arrow in ordinary words. Use the adjacent transcript if the image is difficult to see.</w:t>
+      </w:r>
+    </w:p>
+    <w:p>
+      <w:pPr>
+        <w:spacing w:line="336" w:lineRule="auto" w:after="180"/>
+        <w:shd w:fill="F1F6F8"/>
+      </w:pPr>
+      <w:r>
+        <w:rPr>
+          <w:b w:val="0"/>
+        </w:rPr>
+        <w:t>Check row/column meanings, units and denominators before discussing a difference. Supplied toy values are not real class or model results.</w:t>
+      </w:r>
+    </w:p>
+    <w:p>
+      <w:pPr>
+        <w:pStyle w:val="Heading3"/>
+      </w:pPr>
+      <w:r>
+        <w:t>04. Change one thing. Trace what follows.</w:t>
+      </w:r>
+    </w:p>
+    <w:p>
+      <w:r>
+        <w:drawing>
+          <wp:inline xmlns:a="http://schemas.openxmlformats.org/drawingml/2006/main" xmlns:pic="http://schemas.openxmlformats.org/drawingml/2006/picture">
+            <wp:extent cx="5486400" cy="3026664"/>
+            <wp:docPr id="6" name="Picture 6" descr="Original case: Print 13 once, after all four updates. Changed condition: Use range(0) instead of range(4). Expected result: The loop body never runs and the printed total is 1. Reason: The iterable contains no turn values; the initial assignment still happened."/>
+            <wp:cNvGraphicFramePr>
+              <a:graphicFrameLocks noChangeAspect="1"/>
+            </wp:cNvGraphicFramePr>
+            <a:graphic>
+              <a:graphicData uri="http://schemas.openxmlformats.org/drawingml/2006/picture">
+                <pic:pic>
+                  <pic:nvPicPr>
+                    <pic:cNvPr id="0" name="academy-story-ai-2-4-04.png"/>
+                    <pic:cNvPicPr/>
+                  </pic:nvPicPr>
+                  <pic:blipFill>
+                    <a:blip r:embed="rId14"/>
+                    <a:stretch>
+                      <a:fillRect/>
+                    </a:stretch>
+                  </pic:blipFill>
+                  <pic:spPr>
+                    <a:xfrm>
+                      <a:off x="0" y="0"/>
+                      <a:ext cx="5486400" cy="3026664"/>
+                    </a:xfrm>
+                    <a:prstGeom prst="rect"/>
+                  </pic:spPr>
+                </pic:pic>
+              </a:graphicData>
+            </a:graphic>
+          </wp:inline>
+        </w:drawing>
+      </w:r>
+    </w:p>
+    <w:p>
+      <w:pPr>
+        <w:spacing w:line="336" w:lineRule="auto" w:after="180"/>
+      </w:pPr>
+      <w:r>
+        <w:rPr>
+          <w:b w:val="0"/>
+        </w:rPr>
+        <w:t xml:space="preserve">Original case: Print 13 once, after all four updates. Changed condition: Use range(0) instead of range(4). Expected result: The </w:t>
+      </w:r>
+      <w:r>
+        <w:rPr>
+          <w:b/>
+        </w:rPr>
+        <w:t>loop</w:t>
+      </w:r>
+      <w:r>
+        <w:rPr>
+          <w:b w:val="0"/>
+        </w:rPr>
+        <w:t xml:space="preserve"> body never runs and the printed total is 1.</w:t>
+      </w:r>
+    </w:p>
+    <w:p>
+      <w:pPr>
+        <w:spacing w:line="336" w:lineRule="auto" w:after="180"/>
+      </w:pPr>
+      <w:r>
+        <w:rPr>
+          <w:b w:val="0"/>
+        </w:rPr>
+        <w:t>Reason: The iterable contains no turn values; the initial assignment still happened.</w:t>
+      </w:r>
+    </w:p>
+    <w:p>
+      <w:pPr>
+        <w:spacing w:line="336" w:lineRule="auto" w:after="180"/>
+        <w:shd w:fill="F5F1FB"/>
+      </w:pPr>
+      <w:r>
+        <w:rPr>
+          <w:b w:val="0"/>
+        </w:rPr>
+        <w:t>Predict before checking the worked changed-case result. Name what changed and what the supplied facts allow you to conclude.</w:t>
+      </w:r>
+    </w:p>
+    <w:p>
+      <w:pPr>
+        <w:pStyle w:val="Heading3"/>
+      </w:pPr>
+      <w:r>
+        <w:t>Discuss while showing the picture</w:t>
+      </w:r>
+    </w:p>
+    <w:p>
+      <w:pPr>
+        <w:spacing w:line="336" w:lineRule="auto" w:after="180"/>
+        <w:shd w:fill="F1F6F8"/>
+      </w:pPr>
+      <w:r>
+        <w:rPr>
+          <w:b w:val="0"/>
+        </w:rPr>
+        <w:t>Teacher prompt: Predict before checking the worked changed-case result. Name what changed and what the supplied facts allow you to conclude. Ask learners to describe one label or arrow in ordinary words.</w:t>
+      </w:r>
+    </w:p>
+    <w:p>
+      <w:pPr>
+        <w:spacing w:line="336" w:lineRule="auto" w:after="180"/>
+        <w:shd w:fill="F1F6F8"/>
+      </w:pPr>
+      <w:r>
+        <w:rPr>
+          <w:b w:val="0"/>
+        </w:rPr>
+        <w:t>Use the adjacent transcript if the image is difficult to see. Changed-case reasoning: The iterable contains no turn values; the initial assignment still happened.</w:t>
+      </w:r>
+    </w:p>
+    <w:p>
+      <w:pPr>
+        <w:pStyle w:val="Heading3"/>
+      </w:pPr>
+      <w:r>
+        <w:t>05. Connect the explanation to its limit</w:t>
+      </w:r>
+    </w:p>
+    <w:p>
+      <w:r>
+        <w:drawing>
+          <wp:inline xmlns:a="http://schemas.openxmlformats.org/drawingml/2006/main" xmlns:pic="http://schemas.openxmlformats.org/drawingml/2006/picture">
+            <wp:extent cx="5486400" cy="2834640"/>
+            <wp:docPr id="7" name="Picture 7" descr="The turn value labels an iteration; it is not the number added. The fixed update adds three each time. Four iterations take the total from 1 to 13. Keeping print outside the loop produces one final display rather than four intermediate displays. Initialise total before the loop so a zero-iteration run still has a defined value. Limit: This finite loop does not establish behavior of a while-loop with a different update or stopping condition."/>
+            <wp:cNvGraphicFramePr>
+              <a:graphicFrameLocks noChangeAspect="1"/>
+            </wp:cNvGraphicFramePr>
+            <a:graphic>
+              <a:graphicData uri="http://schemas.openxmlformats.org/drawingml/2006/picture">
+                <pic:pic>
+                  <pic:nvPicPr>
+                    <pic:cNvPr id="0" name="academy-story-ai-2-4-05.png"/>
+                    <pic:cNvPicPr/>
+                  </pic:nvPicPr>
+                  <pic:blipFill>
+                    <a:blip r:embed="rId15"/>
+                    <a:stretch>
+                      <a:fillRect/>
+                    </a:stretch>
+                  </pic:blipFill>
+                  <pic:spPr>
+                    <a:xfrm>
+                      <a:off x="0" y="0"/>
+                      <a:ext cx="5486400" cy="2834640"/>
+                    </a:xfrm>
+                    <a:prstGeom prst="rect"/>
+                  </pic:spPr>
+                </pic:pic>
+              </a:graphicData>
+            </a:graphic>
+          </wp:inline>
+        </w:drawing>
+      </w:r>
+    </w:p>
+    <w:p>
+      <w:pPr>
+        <w:spacing w:line="336" w:lineRule="auto" w:after="180"/>
+      </w:pPr>
+      <w:r>
+        <w:rPr>
+          <w:b w:val="0"/>
+        </w:rPr>
+        <w:t xml:space="preserve">The turn value labels an </w:t>
+      </w:r>
+      <w:r>
+        <w:rPr>
+          <w:b/>
+        </w:rPr>
+        <w:t>iteration</w:t>
+      </w:r>
+      <w:r>
+        <w:rPr>
+          <w:b w:val="0"/>
+        </w:rPr>
+        <w:t xml:space="preserve">; it is not the number added. The fixed update adds three each time. Four </w:t>
+      </w:r>
+      <w:r>
+        <w:rPr>
+          <w:b/>
+        </w:rPr>
+        <w:t>iteration</w:t>
+      </w:r>
+      <w:r>
+        <w:rPr>
+          <w:b w:val="0"/>
+        </w:rPr>
+        <w:t>s take the total from 1 to 13.</w:t>
+      </w:r>
+    </w:p>
+    <w:p>
+      <w:pPr>
+        <w:spacing w:line="336" w:lineRule="auto" w:after="180"/>
+      </w:pPr>
+      <w:r>
+        <w:rPr>
+          <w:b w:val="0"/>
+        </w:rPr>
+        <w:t xml:space="preserve">Keeping print outside the </w:t>
+      </w:r>
+      <w:r>
+        <w:rPr>
+          <w:b/>
+        </w:rPr>
+        <w:t>loop</w:t>
+      </w:r>
+      <w:r>
+        <w:rPr>
+          <w:b w:val="0"/>
+        </w:rPr>
+        <w:t xml:space="preserve"> produces one final display rather than four intermediate displays. Initialise total before the </w:t>
+      </w:r>
+      <w:r>
+        <w:rPr>
+          <w:b/>
+        </w:rPr>
+        <w:t>loop</w:t>
+      </w:r>
+      <w:r>
+        <w:rPr>
+          <w:b w:val="0"/>
+        </w:rPr>
+        <w:t xml:space="preserve"> so a zero-</w:t>
+      </w:r>
+      <w:r>
+        <w:rPr>
+          <w:b/>
+        </w:rPr>
+        <w:t>iteration</w:t>
+      </w:r>
+      <w:r>
+        <w:rPr>
+          <w:b w:val="0"/>
+        </w:rPr>
+        <w:t xml:space="preserve"> run still has a defined value.</w:t>
+      </w:r>
+    </w:p>
+    <w:p>
+      <w:pPr>
+        <w:spacing w:line="336" w:lineRule="auto" w:after="180"/>
+      </w:pPr>
+      <w:r>
+        <w:rPr>
+          <w:b w:val="0"/>
+        </w:rPr>
+        <w:t xml:space="preserve">Limit: This finite </w:t>
+      </w:r>
+      <w:r>
+        <w:rPr>
+          <w:b/>
+        </w:rPr>
+        <w:t>loop</w:t>
+      </w:r>
+      <w:r>
+        <w:rPr>
+          <w:b w:val="0"/>
+        </w:rPr>
+        <w:t xml:space="preserve"> does not establish behavior of a while-</w:t>
+      </w:r>
+      <w:r>
+        <w:rPr>
+          <w:b/>
+        </w:rPr>
+        <w:t>loop</w:t>
+      </w:r>
+      <w:r>
+        <w:rPr>
+          <w:b w:val="0"/>
+        </w:rPr>
+        <w:t xml:space="preserve"> with a different update or stopping condition.</w:t>
+      </w:r>
+    </w:p>
+    <w:p>
+      <w:pPr>
+        <w:spacing w:line="336" w:lineRule="auto" w:after="180"/>
+        <w:shd w:fill="F5F1FB"/>
+      </w:pPr>
+      <w:r>
+        <w:rPr>
+          <w:b w:val="0"/>
+        </w:rPr>
+        <w:t>Explain the case, then point to a limit on the claim.</w:t>
+      </w:r>
+    </w:p>
+    <w:p>
+      <w:pPr>
+        <w:pStyle w:val="Heading3"/>
+      </w:pPr>
+      <w:r>
+        <w:t>Discuss while showing the picture</w:t>
+      </w:r>
+    </w:p>
+    <w:p>
+      <w:pPr>
+        <w:spacing w:line="336" w:lineRule="auto" w:after="180"/>
+        <w:shd w:fill="F1F6F8"/>
+      </w:pPr>
+      <w:r>
+        <w:rPr>
+          <w:b w:val="0"/>
+        </w:rPr>
+        <w:t>Teacher prompt: Explain the case, then point to a limit on the claim. Ask learners to describe one label or arrow in ordinary words. Use the adjacent transcript if the image is difficult to see.</w:t>
+      </w:r>
+    </w:p>
+    <w:p>
+      <w:pPr>
+        <w:spacing w:line="336" w:lineRule="auto" w:after="180"/>
+        <w:shd w:fill="F1F6F8"/>
+      </w:pPr>
+      <w:r>
+        <w:rPr>
+          <w:b w:val="0"/>
+        </w:rPr>
+        <w:t xml:space="preserve">Keep the </w:t>
+      </w:r>
+      <w:r>
+        <w:rPr>
+          <w:b/>
+        </w:rPr>
+        <w:t>state</w:t>
+      </w:r>
+      <w:r>
+        <w:rPr>
+          <w:b w:val="0"/>
+        </w:rPr>
+        <w:t xml:space="preserve">d scope: This finite </w:t>
+      </w:r>
+      <w:r>
+        <w:rPr>
+          <w:b/>
+        </w:rPr>
+        <w:t>loop</w:t>
+      </w:r>
+      <w:r>
+        <w:rPr>
+          <w:b w:val="0"/>
+        </w:rPr>
+        <w:t xml:space="preserve"> does not establish behavior of a while-</w:t>
+      </w:r>
+      <w:r>
+        <w:rPr>
+          <w:b/>
+        </w:rPr>
+        <w:t>loop</w:t>
+      </w:r>
+      <w:r>
+        <w:rPr>
+          <w:b w:val="0"/>
+        </w:rPr>
+        <w:t xml:space="preserve"> with a different update or stopping condition.</w:t>
+      </w:r>
+    </w:p>
+    <w:p>
+      <w:pPr>
+        <w:pStyle w:val="Heading3"/>
+      </w:pPr>
+      <w:r>
+        <w:t>06. Make the idea visible in your project</w:t>
+      </w:r>
+    </w:p>
+    <w:p>
+      <w:r>
+        <w:drawing>
+          <wp:inline xmlns:a="http://schemas.openxmlformats.org/drawingml/2006/main" xmlns:pic="http://schemas.openxmlformats.org/drawingml/2006/picture">
+            <wp:extent cx="5486400" cy="3380232"/>
+            <wp:docPr id="8" name="Picture 8" descr="Trace recommender loops with current item, eligibility, score and current best so each update can be explained. Draw your input, deciding step, result and limit. Supported question: Move print inside the original loop. What sequence is displayed?"/>
+            <wp:cNvGraphicFramePr>
+              <a:graphicFrameLocks noChangeAspect="1"/>
+            </wp:cNvGraphicFramePr>
+            <a:graphic>
+              <a:graphicData uri="http://schemas.openxmlformats.org/drawingml/2006/picture">
+                <pic:pic>
+                  <pic:nvPicPr>
+                    <pic:cNvPr id="0" name="academy-story-ai-2-4-06.png"/>
+                    <pic:cNvPicPr/>
+                  </pic:nvPicPr>
+                  <pic:blipFill>
+                    <a:blip r:embed="rId16"/>
+                    <a:stretch>
+                      <a:fillRect/>
+                    </a:stretch>
+                  </pic:blipFill>
+                  <pic:spPr>
+                    <a:xfrm>
+                      <a:off x="0" y="0"/>
+                      <a:ext cx="5486400" cy="3380232"/>
+                    </a:xfrm>
+                    <a:prstGeom prst="rect"/>
+                  </pic:spPr>
+                </pic:pic>
+              </a:graphicData>
+            </a:graphic>
+          </wp:inline>
+        </w:drawing>
+      </w:r>
+    </w:p>
+    <w:p>
+      <w:pPr>
+        <w:spacing w:line="336" w:lineRule="auto" w:after="180"/>
+        <w:shd w:fill="F5F1FB"/>
+      </w:pPr>
+      <w:r>
+        <w:rPr>
+          <w:b/>
+        </w:rPr>
+        <w:t>Trace</w:t>
+      </w:r>
+      <w:r>
+        <w:rPr>
+          <w:b w:val="0"/>
+        </w:rPr>
+        <w:t xml:space="preserve"> recommender </w:t>
+      </w:r>
+      <w:r>
+        <w:rPr>
+          <w:b/>
+        </w:rPr>
+        <w:t>loop</w:t>
+      </w:r>
+      <w:r>
+        <w:rPr>
+          <w:b w:val="0"/>
+        </w:rPr>
+        <w:t xml:space="preserve">s with current item, eligibility, score and current best so each update can be explained. Draw your </w:t>
+      </w:r>
+      <w:r>
+        <w:rPr>
+          <w:b/>
+        </w:rPr>
+        <w:t>input</w:t>
+      </w:r>
+      <w:r>
+        <w:rPr>
+          <w:b w:val="0"/>
+        </w:rPr>
+        <w:t xml:space="preserve">, deciding step, result and limit. Supported question: Move print inside the original </w:t>
+      </w:r>
+      <w:r>
+        <w:rPr>
+          <w:b/>
+        </w:rPr>
+        <w:t>loop</w:t>
+      </w:r>
+      <w:r>
+        <w:rPr>
+          <w:b w:val="0"/>
+        </w:rPr>
+        <w:t>.</w:t>
+      </w:r>
+    </w:p>
+    <w:p>
+      <w:pPr>
+        <w:spacing w:line="336" w:lineRule="auto" w:after="180"/>
+        <w:shd w:fill="F5F1FB"/>
+      </w:pPr>
+      <w:r>
+        <w:rPr>
+          <w:b w:val="0"/>
+        </w:rPr>
+        <w:t>What sequence is displayed?</w:t>
+      </w:r>
+    </w:p>
+    <w:p>
+      <w:pPr>
+        <w:spacing w:line="336" w:lineRule="auto" w:after="180"/>
+        <w:shd w:fill="F5F1FB"/>
+      </w:pPr>
+      <w:r>
+        <w:rPr>
+          <w:b w:val="0"/>
+        </w:rPr>
+        <w:t xml:space="preserve">Draw your project </w:t>
+      </w:r>
+      <w:r>
+        <w:rPr>
+          <w:b/>
+        </w:rPr>
+        <w:t>trace</w:t>
+      </w:r>
+      <w:r>
+        <w:rPr>
+          <w:b w:val="0"/>
+        </w:rPr>
+        <w:t xml:space="preserve"> and justify the deciding step using </w:t>
+      </w:r>
+      <w:r>
+        <w:rPr>
+          <w:b/>
+        </w:rPr>
+        <w:t>evidence</w:t>
+      </w:r>
+      <w:r>
+        <w:rPr>
+          <w:b w:val="0"/>
+        </w:rPr>
+        <w:t>.</w:t>
+      </w:r>
+    </w:p>
+    <w:p>
+      <w:pPr>
+        <w:pStyle w:val="Heading3"/>
+      </w:pPr>
+      <w:r>
+        <w:t>Discuss while showing the picture</w:t>
+      </w:r>
+    </w:p>
+    <w:p>
+      <w:pPr>
+        <w:spacing w:line="336" w:lineRule="auto" w:after="180"/>
+        <w:shd w:fill="F1F6F8"/>
+      </w:pPr>
+      <w:r>
+        <w:rPr>
+          <w:b w:val="0"/>
+        </w:rPr>
+        <w:t xml:space="preserve">Teacher prompt: Draw your project </w:t>
+      </w:r>
+      <w:r>
+        <w:rPr>
+          <w:b/>
+        </w:rPr>
+        <w:t>trace</w:t>
+      </w:r>
+      <w:r>
+        <w:rPr>
+          <w:b w:val="0"/>
+        </w:rPr>
+        <w:t xml:space="preserve"> and justify the deciding step using </w:t>
+      </w:r>
+      <w:r>
+        <w:rPr>
+          <w:b/>
+        </w:rPr>
+        <w:t>evidence</w:t>
+      </w:r>
+      <w:r>
+        <w:rPr>
+          <w:b w:val="0"/>
+        </w:rPr>
+        <w:t>. Ask learners to describe one label or arrow in ordinary words. Use the adjacent transcript if the image is difficult to see.</w:t>
+      </w:r>
+    </w:p>
+    <w:p>
+      <w:pPr>
+        <w:spacing w:line="336" w:lineRule="auto" w:after="180"/>
+        <w:shd w:fill="F1F6F8"/>
+      </w:pPr>
+      <w:r>
+        <w:rPr>
+          <w:b w:val="0"/>
+        </w:rPr>
+        <w:t>Supported practice key: 4,7,10,13 on separate lines, because each print follows one update.</w:t>
       </w:r>
     </w:p>
     <w:sectPr>

--- a/downloads/teacher/ai-2-week-04.docx
+++ b/downloads/teacher/ai-2-week-04.docx
@@ -167,7 +167,7 @@
           </w:tcPr>
           <w:p>
             <w:r>
-              <w:t>Sections 1–6; record the brief recall in the workbook.</w:t>
+              <w:t>Use Your mission, Notice the evidence, See how it works, Compare the cases, Words that unlock the idea and Follow a worked example; record the brief recall in the workbook.</w:t>
             </w:r>
           </w:p>
         </w:tc>
@@ -199,7 +199,7 @@
           </w:tcPr>
           <w:p>
             <w:r>
-              <w:t>Sections 7–10; use the matching workbook W2 and misconception check.</w:t>
+              <w:t>Use Find and repair a mistake, Practise together, Run the investigation and Build your understanding; use the matching workbook W2 and misconception check.</w:t>
             </w:r>
           </w:p>
         </w:tc>
@@ -231,7 +231,7 @@
           </w:tcPr>
           <w:p>
             <w:r>
-              <w:t>Sections 9 and 11–14. Give extra time to finish the full task set; use Section 15 when the week includes a coding lab.</w:t>
+              <w:t>Use Run the investigation, Connect your project, Show what you know, Study a complete case and Try a new case independently. Allow extra time for the full task set. Use a coding lab only when this week actually provides one; Your lesson route is the planning section.</w:t>
             </w:r>
           </w:p>
         </w:tc>
@@ -5855,7 +5855,7 @@
           </w:tcPr>
           <w:p>
             <w:r>
-              <w:t>Sections 1–6; record the brief recall in the workbook.</w:t>
+              <w:t>Use Your mission, Notice the evidence, See how it works, Compare the cases, Words that unlock the idea and Follow a worked example; record the brief recall in the workbook.</w:t>
             </w:r>
           </w:p>
         </w:tc>
@@ -5887,7 +5887,7 @@
           </w:tcPr>
           <w:p>
             <w:r>
-              <w:t>Sections 7–10; use the matching workbook W2 and misconception check.</w:t>
+              <w:t>Use Find and repair a mistake, Practise together, Run the investigation and Build your understanding; use the matching workbook W2 and misconception check.</w:t>
             </w:r>
           </w:p>
         </w:tc>
@@ -5919,7 +5919,7 @@
           </w:tcPr>
           <w:p>
             <w:r>
-              <w:t>Sections 9 and 11–14. Give extra time to finish the full task set; use Section 15 when the week includes a coding lab.</w:t>
+              <w:t>Use Run the investigation, Connect your project, Show what you know, Study a complete case and Try a new case independently. Allow extra time for the full task set. Use a coding lab only when this week actually provides one; Your lesson route is the planning section.</w:t>
             </w:r>
           </w:p>
         </w:tc>

--- a/downloads/teacher/ai-2-week-04.docx
+++ b/downloads/teacher/ai-2-week-04.docx
@@ -25,20 +25,38 @@
         <w:pStyle w:val="Heading1"/>
       </w:pPr>
       <w:r>
-        <w:t>01. Trace Tables</w:t>
-      </w:r>
-    </w:p>
-    <w:p>
-      <w:r>
-        <w:t>Prepare Trace Tables: check the target, prerequisites, resources and adaptable teaching schedule.</w:t>
-      </w:r>
-    </w:p>
-    <w:p>
-      <w:pPr>
-        <w:pStyle w:val="Heading3"/>
-      </w:pPr>
-      <w:r>
-        <w:t>Teach the learning cycle</w:t>
+        <w:t>Teach each loop update as inspectable evidence.</w:t>
+      </w:r>
+    </w:p>
+    <w:p>
+      <w:r>
+        <w:t>Supply complete correct/faulty scripts and distinguish changing-turn sums from fixed additions before independent transfer.</w:t>
+      </w:r>
+    </w:p>
+    <w:p>
+      <w:r>
+        <w:t>Look for initialization, excluded stops, actual output events and revealing iteration counts.</w:t>
+      </w:r>
+    </w:p>
+    <w:p>
+      <w:pPr>
+        <w:pStyle w:val="Heading1"/>
+      </w:pPr>
+      <w:r>
+        <w:t>01. Prepare this connected week</w:t>
+      </w:r>
+    </w:p>
+    <w:p>
+      <w:r>
+        <w:t>Use one main plan and keep practice separate from the independent first attempt.</w:t>
+      </w:r>
+    </w:p>
+    <w:p>
+      <w:pPr>
+        <w:pStyle w:val="Heading2"/>
+      </w:pPr>
+      <w:r>
+        <w:t>Learning goal and precision</w:t>
       </w:r>
     </w:p>
     <w:p>
@@ -92,6 +110,179 @@
           <w:b/>
         </w:rPr>
         <w:t>iteration</w:t>
+      </w:r>
+    </w:p>
+    <w:p>
+      <w:pPr>
+        <w:spacing w:line="336" w:lineRule="auto" w:after="180"/>
+      </w:pPr>
+      <w:r>
+        <w:rPr>
+          <w:b w:val="0"/>
+        </w:rPr>
+        <w:t xml:space="preserve">Teach for </w:t>
+      </w:r>
+      <w:r>
+        <w:rPr>
+          <w:b/>
+        </w:rPr>
+        <w:t>loop</w:t>
+      </w:r>
+      <w:r>
+        <w:rPr>
+          <w:b w:val="0"/>
+        </w:rPr>
+        <w:t xml:space="preserve">s with finite integer ranges before adding more </w:t>
+      </w:r>
+      <w:r>
+        <w:rPr>
+          <w:b/>
+        </w:rPr>
+        <w:t>loop</w:t>
+      </w:r>
+      <w:r>
+        <w:rPr>
+          <w:b w:val="0"/>
+        </w:rPr>
+        <w:t xml:space="preserve"> forms. Keep range values, body executions and </w:t>
+      </w:r>
+      <w:r>
+        <w:rPr>
+          <w:b/>
+        </w:rPr>
+        <w:t>output</w:t>
+      </w:r>
+      <w:r>
+        <w:rPr>
+          <w:b w:val="0"/>
+        </w:rPr>
+        <w:t xml:space="preserve"> events separate. Reference: https://docs.python.org/3/tutorial/controlflow.html#the-range-function.</w:t>
+      </w:r>
+    </w:p>
+    <w:p>
+      <w:pPr>
+        <w:spacing w:line="336" w:lineRule="auto" w:after="180"/>
+      </w:pPr>
+      <w:r>
+        <w:rPr>
+          <w:b w:val="0"/>
+        </w:rPr>
+        <w:t xml:space="preserve">The examples use a positive default step and do not require lists or while </w:t>
+      </w:r>
+      <w:r>
+        <w:rPr>
+          <w:b/>
+        </w:rPr>
+        <w:t>loop</w:t>
+      </w:r>
+      <w:r>
+        <w:rPr>
+          <w:b w:val="0"/>
+        </w:rPr>
+        <w:t>s.</w:t>
+      </w:r>
+    </w:p>
+    <w:p>
+      <w:pPr>
+        <w:spacing w:line="336" w:lineRule="auto" w:after="180"/>
+      </w:pPr>
+      <w:r>
+        <w:rPr>
+          <w:b w:val="0"/>
+        </w:rPr>
+        <w:t xml:space="preserve">By the end, I can make a </w:t>
+      </w:r>
+      <w:r>
+        <w:rPr>
+          <w:b/>
+        </w:rPr>
+        <w:t>trace table</w:t>
+      </w:r>
+      <w:r>
+        <w:rPr>
+          <w:b w:val="0"/>
+        </w:rPr>
+        <w:t xml:space="preserve"> for a for-</w:t>
+      </w:r>
+      <w:r>
+        <w:rPr>
+          <w:b/>
+        </w:rPr>
+        <w:t>loop</w:t>
+      </w:r>
+      <w:r>
+        <w:rPr>
+          <w:b w:val="0"/>
+        </w:rPr>
+        <w:t xml:space="preserve">, including zero </w:t>
+      </w:r>
+      <w:r>
+        <w:rPr>
+          <w:b/>
+        </w:rPr>
+        <w:t>iteration</w:t>
+      </w:r>
+      <w:r>
+        <w:rPr>
+          <w:b w:val="0"/>
+        </w:rPr>
+        <w:t>s.</w:t>
+      </w:r>
+    </w:p>
+    <w:p>
+      <w:pPr>
+        <w:pStyle w:val="Heading2"/>
+      </w:pPr>
+      <w:r>
+        <w:t>What to prepare</w:t>
+      </w:r>
+    </w:p>
+    <w:p>
+      <w:pPr>
+        <w:pStyle w:val="ListBullet"/>
+      </w:pPr>
+      <w:r>
+        <w:t>Use the supplied scenario, student illustrations and blank paper. For numeric work, offer counters or a calculator after learners show the setup. Fictional records are supplied; personal data and paid accounts are unnecessary.</w:t>
+      </w:r>
+    </w:p>
+    <w:p>
+      <w:pPr>
+        <w:pStyle w:val="ListBullet"/>
+      </w:pPr>
+      <w:r>
+        <w:t>Case exposure check: this source example appears in ai-2/4, ai-2/5, python-bridge/6. Reuse a familiar case for recall or modelling; verify that the case used to assess transfer has not already received feedback.</w:t>
+      </w:r>
+    </w:p>
+    <w:p>
+      <w:pPr>
+        <w:pStyle w:val="ListBullet"/>
+      </w:pPr>
+      <w:r>
+        <w:t>Python 3 editor and loops.py</w:t>
+      </w:r>
+    </w:p>
+    <w:p>
+      <w:pPr>
+        <w:pStyle w:val="ListBullet"/>
+      </w:pPr>
+      <w:r>
+        <w:t>Counters or numbered paper cards</w:t>
+      </w:r>
+    </w:p>
+    <w:p>
+      <w:pPr>
+        <w:pStyle w:val="ListBullet"/>
+      </w:pPr>
+      <w:r>
+        <w:t>Blank trace table with turn total before and total after columns</w:t>
+      </w:r>
+    </w:p>
+    <w:p>
+      <w:pPr>
+        <w:pStyle w:val="Heading2"/>
+      </w:pPr>
+      <w:r>
+        <w:t>Main teaching plan</w:t>
       </w:r>
     </w:p>
     <w:tbl>
@@ -273,13 +464,141 @@
     </w:p>
     <w:p>
       <w:pPr>
+        <w:pStyle w:val="Heading2"/>
+      </w:pPr>
+      <w:r>
+        <w:t>Opening retrieval and readiness</w:t>
+      </w:r>
+    </w:p>
+    <w:p>
+      <w:pPr>
         <w:spacing w:line="336" w:lineRule="auto" w:after="180"/>
       </w:pPr>
       <w:r>
         <w:rPr>
           <w:b w:val="0"/>
         </w:rPr>
-        <w:t>Case exposure check: this source example appears in ai-2/4, ai-2/5, python-bridge/6. Reuse a familiar case for recall or modelling; verify that the case used to assess transfer has not already received feedback.</w:t>
+        <w:t>Without opening the old lesson, explain one key idea from Branching Logic. Give an example and a mistake that the idea helps you avoid.</w:t>
+      </w:r>
+    </w:p>
+    <w:p>
+      <w:pPr>
+        <w:spacing w:line="336" w:lineRule="auto" w:after="180"/>
+      </w:pPr>
+      <w:r>
+        <w:rPr>
+          <w:b w:val="0"/>
+        </w:rPr>
+        <w:t xml:space="preserve">Look for: </w:t>
+      </w:r>
+      <w:r>
+        <w:rPr>
+          <w:b/>
+        </w:rPr>
+        <w:t>Trace</w:t>
+      </w:r>
+      <w:r>
+        <w:rPr>
+          <w:b w:val="0"/>
+        </w:rPr>
+        <w:t xml:space="preserve"> the selected branch in an if elif else chain</w:t>
+      </w:r>
+    </w:p>
+    <w:p>
+      <w:pPr>
+        <w:spacing w:line="336" w:lineRule="auto" w:after="180"/>
+      </w:pPr>
+      <w:r>
+        <w:rPr>
+          <w:b w:val="0"/>
+        </w:rPr>
+        <w:t>Reference example, not the only acceptable wording: if tests negative first; elif checks &lt;= 12 only after that fails; else handles the rest.</w:t>
+      </w:r>
+    </w:p>
+    <w:p>
+      <w:pPr>
+        <w:spacing w:line="336" w:lineRule="auto" w:after="180"/>
+      </w:pPr>
+      <w:r>
+        <w:rPr>
+          <w:b w:val="0"/>
+        </w:rPr>
+        <w:t>Unindented print runs after any selected branch, whose assignment gives label a value.</w:t>
+      </w:r>
+    </w:p>
+    <w:p>
+      <w:pPr>
+        <w:spacing w:line="336" w:lineRule="auto" w:after="180"/>
+      </w:pPr>
+      <w:r>
+        <w:rPr>
+          <w:b w:val="0"/>
+        </w:rPr>
+        <w:t>Without opening the old lesson, explain one key idea from Precision in Algorithms. Give an example and a mistake that the idea helps you avoid.</w:t>
+      </w:r>
+    </w:p>
+    <w:p>
+      <w:pPr>
+        <w:spacing w:line="336" w:lineRule="auto" w:after="180"/>
+      </w:pPr>
+      <w:r>
+        <w:rPr>
+          <w:b w:val="0"/>
+        </w:rPr>
+        <w:t>Look for: Translate a short paper calculation into a Python script</w:t>
+      </w:r>
+    </w:p>
+    <w:p>
+      <w:pPr>
+        <w:spacing w:line="336" w:lineRule="auto" w:after="180"/>
+      </w:pPr>
+      <w:r>
+        <w:rPr>
+          <w:b w:val="0"/>
+        </w:rPr>
+        <w:t>Reference example, not the only acceptable wording: packs = 4; per_pack = 6; total = packs * per_pack; print(total), each on its own line. The first two bind quantities, the third computes 24 and the fourth displays 24.</w:t>
+      </w:r>
+    </w:p>
+    <w:p>
+      <w:pPr>
+        <w:spacing w:line="336" w:lineRule="auto" w:after="180"/>
+      </w:pPr>
+      <w:r>
+        <w:rPr>
+          <w:b w:val="0"/>
+        </w:rPr>
+        <w:t xml:space="preserve">Assignment alone produces no displayed </w:t>
+      </w:r>
+      <w:r>
+        <w:rPr>
+          <w:b/>
+        </w:rPr>
+        <w:t>output</w:t>
+      </w:r>
+      <w:r>
+        <w:rPr>
+          <w:b w:val="0"/>
+        </w:rPr>
+        <w:t xml:space="preserve"> in this script.</w:t>
+      </w:r>
+    </w:p>
+    <w:p>
+      <w:pPr>
+        <w:spacing w:line="336" w:lineRule="auto" w:after="180"/>
+      </w:pPr>
+      <w:r>
+        <w:rPr>
+          <w:b w:val="0"/>
+        </w:rPr>
+        <w:t>It reads the old 2, adds 3 and stores 5. Assignment updates a value; it is not an algebraic equality.</w:t>
+      </w:r>
+    </w:p>
+    <w:p>
+      <w:pPr>
+        <w:pStyle w:val="Heading2"/>
+      </w:pPr>
+      <w:r>
+        <w:t>Earlier wording, alternatives and picture transcripts · reference / check after trying</w:t>
       </w:r>
     </w:p>
     <w:p>
@@ -287,6 +606,14 @@
         <w:pStyle w:val="Heading3"/>
       </w:pPr>
       <w:r>
+        <w:t>Teach the learning cycle</w:t>
+      </w:r>
+    </w:p>
+    <w:p>
+      <w:pPr>
+        <w:pStyle w:val="Heading3"/>
+      </w:pPr>
+      <w:r>
         <w:t>Retrieval answer guidance</w:t>
       </w:r>
     </w:p>
@@ -300,122 +627,10 @@
     </w:p>
     <w:p>
       <w:pPr>
-        <w:spacing w:line="336" w:lineRule="auto" w:after="180"/>
-      </w:pPr>
-      <w:r>
-        <w:rPr>
-          <w:b w:val="0"/>
-        </w:rPr>
-        <w:t>Without opening the old lesson, explain one key idea from Branching Logic. Give an example and a mistake that the idea helps you avoid.</w:t>
-      </w:r>
-    </w:p>
-    <w:p>
-      <w:pPr>
-        <w:spacing w:line="336" w:lineRule="auto" w:after="180"/>
-      </w:pPr>
-      <w:r>
-        <w:rPr>
-          <w:b w:val="0"/>
-        </w:rPr>
-        <w:t xml:space="preserve">Look for: </w:t>
-      </w:r>
-      <w:r>
-        <w:rPr>
-          <w:b/>
-        </w:rPr>
-        <w:t>Trace</w:t>
-      </w:r>
-      <w:r>
-        <w:rPr>
-          <w:b w:val="0"/>
-        </w:rPr>
-        <w:t xml:space="preserve"> the selected branch in an if elif else chain</w:t>
-      </w:r>
-    </w:p>
-    <w:p>
-      <w:pPr>
-        <w:spacing w:line="336" w:lineRule="auto" w:after="180"/>
-      </w:pPr>
-      <w:r>
-        <w:rPr>
-          <w:b w:val="0"/>
-        </w:rPr>
-        <w:t>Reference example, not the only acceptable wording: if tests negative first; elif checks &lt;= 12 only after that fails; else handles the rest.</w:t>
-      </w:r>
-    </w:p>
-    <w:p>
-      <w:pPr>
-        <w:spacing w:line="336" w:lineRule="auto" w:after="180"/>
-      </w:pPr>
-      <w:r>
-        <w:rPr>
-          <w:b w:val="0"/>
-        </w:rPr>
-        <w:t>Unindented print runs after any selected branch, whose assignment gives label a value.</w:t>
-      </w:r>
-    </w:p>
-    <w:p>
-      <w:pPr>
         <w:pStyle w:val="Heading3"/>
       </w:pPr>
       <w:r>
         <w:t>Precision in Algorithms</w:t>
-      </w:r>
-    </w:p>
-    <w:p>
-      <w:pPr>
-        <w:spacing w:line="336" w:lineRule="auto" w:after="180"/>
-      </w:pPr>
-      <w:r>
-        <w:rPr>
-          <w:b w:val="0"/>
-        </w:rPr>
-        <w:t>Without opening the old lesson, explain one key idea from Precision in Algorithms. Give an example and a mistake that the idea helps you avoid.</w:t>
-      </w:r>
-    </w:p>
-    <w:p>
-      <w:pPr>
-        <w:spacing w:line="336" w:lineRule="auto" w:after="180"/>
-      </w:pPr>
-      <w:r>
-        <w:rPr>
-          <w:b w:val="0"/>
-        </w:rPr>
-        <w:t>Look for: Translate a short paper calculation into a Python script</w:t>
-      </w:r>
-    </w:p>
-    <w:p>
-      <w:pPr>
-        <w:spacing w:line="336" w:lineRule="auto" w:after="180"/>
-      </w:pPr>
-      <w:r>
-        <w:rPr>
-          <w:b w:val="0"/>
-        </w:rPr>
-        <w:t>Reference example, not the only acceptable wording: packs = 4; per_pack = 6; total = packs * per_pack; print(total), each on its own line. The first two bind quantities, the third computes 24 and the fourth displays 24.</w:t>
-      </w:r>
-    </w:p>
-    <w:p>
-      <w:pPr>
-        <w:spacing w:line="336" w:lineRule="auto" w:after="180"/>
-      </w:pPr>
-      <w:r>
-        <w:rPr>
-          <w:b w:val="0"/>
-        </w:rPr>
-        <w:t xml:space="preserve">Assignment alone produces no displayed </w:t>
-      </w:r>
-      <w:r>
-        <w:rPr>
-          <w:b/>
-        </w:rPr>
-        <w:t>output</w:t>
-      </w:r>
-      <w:r>
-        <w:rPr>
-          <w:b w:val="0"/>
-        </w:rPr>
-        <w:t xml:space="preserve"> in this script.</w:t>
       </w:r>
     </w:p>
     <w:p>
@@ -624,6 +839,11 @@
       </w:r>
     </w:p>
     <w:p>
+      <w:r>
+        <w:t>This compact option is not the full-week schedule. Use the main teaching cycle and allow extra sessions for the investigation, independent work and project.</w:t>
+      </w:r>
+    </w:p>
+    <w:p>
       <w:pPr>
         <w:spacing w:line="336" w:lineRule="auto" w:after="180"/>
       </w:pPr>
@@ -631,7 +851,7 @@
         <w:rPr>
           <w:b w:val="0"/>
         </w:rPr>
-        <w:t>Use the supplied scenario, student illustrations and blank paper. For numeric work, offer counters or a calculator after learners show the setup. Fictional records are supplied; personal data and paid accounts are unnecessary.</w:t>
+        <w:t>Allow 80 minutes: recall 8; explanation 12; worked demonstration 15; guided practice 20; independent assessment 15; project and reflection 10. Extend the lab into a second session when needed.</w:t>
       </w:r>
     </w:p>
     <w:p>
@@ -639,32 +859,55 @@
         <w:pStyle w:val="Heading3"/>
       </w:pPr>
       <w:r>
-        <w:t>Alternative compact allocation</w:t>
-      </w:r>
-    </w:p>
-    <w:p>
-      <w:r>
-        <w:t>This compact option is not the full-week schedule. Use the main teaching cycle and allow extra sessions for the investigation, independent work and project.</w:t>
+        <w:t>Preparation for the connected explanation</w:t>
+      </w:r>
+    </w:p>
+    <w:p>
+      <w:pPr>
+        <w:pStyle w:val="Heading3"/>
+      </w:pPr>
+      <w:r>
+        <w:t>Readiness answer</w:t>
+      </w:r>
+    </w:p>
+    <w:p>
+      <w:pPr>
+        <w:pStyle w:val="Heading3"/>
+      </w:pPr>
+      <w:r>
+        <w:t>End goal for the pictorial case</w:t>
       </w:r>
     </w:p>
     <w:p>
       <w:pPr>
         <w:spacing w:line="336" w:lineRule="auto" w:after="180"/>
-        <w:shd w:fill="F1F6F8"/>
-      </w:pPr>
-      <w:r>
-        <w:rPr>
-          <w:b w:val="0"/>
-        </w:rPr>
-        <w:t>Allow 80 minutes: recall 8; explanation 12; worked demonstration 15; guided practice 20; independent assessment 15; project and reflection 10. Extend the lab into a second session when needed.</w:t>
-      </w:r>
-    </w:p>
-    <w:p>
-      <w:pPr>
-        <w:pStyle w:val="Heading3"/>
-      </w:pPr>
-      <w:r>
-        <w:t>Preparation for the connected explanation</w:t>
+      </w:pPr>
+      <w:r>
+        <w:rPr>
+          <w:b w:val="0"/>
+        </w:rPr>
+        <w:t>This added worked case illustrates the week’s main idea. Retain all original and connected topics; schedule its practice within the teaching cycle.</w:t>
+      </w:r>
+    </w:p>
+    <w:p>
+      <w:pPr>
+        <w:pStyle w:val="Heading1"/>
+      </w:pPr>
+      <w:r>
+        <w:t>02. Teach loop state and output events with complete traces</w:t>
+      </w:r>
+    </w:p>
+    <w:p>
+      <w:r>
+        <w:t>Keep changing-turn accumulation, the fixed-size jar update and the independent counter example distinct.</w:t>
+      </w:r>
+    </w:p>
+    <w:p>
+      <w:pPr>
+        <w:pStyle w:val="Heading2"/>
+      </w:pPr>
+      <w:r>
+        <w:t>State the task and range semantics</w:t>
       </w:r>
     </w:p>
     <w:p>
@@ -675,7 +918,7 @@
         <w:rPr>
           <w:b w:val="0"/>
         </w:rPr>
-        <w:t xml:space="preserve">Teach for </w:t>
+        <w:t xml:space="preserve">Imagine adding numbered counters: first 1, then 2, then 3. A </w:t>
       </w:r>
       <w:r>
         <w:rPr>
@@ -687,830 +930,153 @@
         <w:rPr>
           <w:b w:val="0"/>
         </w:rPr>
-        <w:t xml:space="preserve">s with finite integer ranges before adding more </w:t>
+        <w:t xml:space="preserve"> can repeat the same addition with a different number each time. This week you will predict each change before running a short Python script.</w:t>
+      </w:r>
+    </w:p>
+    <w:p>
+      <w:pPr>
+        <w:spacing w:line="336" w:lineRule="auto" w:after="180"/>
+      </w:pPr>
+      <w:r>
+        <w:rPr>
+          <w:b w:val="0"/>
+        </w:rPr>
+        <w:t xml:space="preserve">Tracing repeated calculations prepares you to inspect the data </w:t>
       </w:r>
       <w:r>
         <w:rPr>
           <w:b/>
         </w:rPr>
+        <w:t>process</w:t>
+      </w:r>
+      <w:r>
+        <w:rPr>
+          <w:b w:val="0"/>
+        </w:rPr>
+        <w:t>ing used in larger AI applications.</w:t>
+      </w:r>
+    </w:p>
+    <w:p>
+      <w:pPr>
+        <w:spacing w:line="336" w:lineRule="auto" w:after="180"/>
+      </w:pPr>
+      <w:r>
+        <w:rPr>
+          <w:b w:val="0"/>
+        </w:rPr>
+        <w:t>In for turn in range(1, 4), Python supplies 1, 2 and 3 in order. The start is included and the stop is excluded. The indented body runs once for each supplied value. The colon and four-space indentation mark that body.</w:t>
+      </w:r>
+    </w:p>
+    <w:p>
+      <w:pPr>
+        <w:spacing w:line="336" w:lineRule="auto" w:after="180"/>
+      </w:pPr>
+      <w:r>
+        <w:rPr>
+          <w:b w:val="0"/>
+        </w:rPr>
+        <w:t>This lesson uses integer range values with the default positive step of 1.</w:t>
+      </w:r>
+    </w:p>
+    <w:p>
+      <w:pPr>
+        <w:pStyle w:val="Heading2"/>
+      </w:pPr>
+      <w:r>
+        <w:t>Read the complete accumulator script</w:t>
+      </w:r>
+    </w:p>
+    <w:p>
+      <w:r>
+        <w:rPr>
+          <w:rFonts w:ascii="Courier New" w:hAnsi="Courier New"/>
+          <w:sz w:val="18"/>
+        </w:rPr>
+        <w:t>total = 0</w:t>
+        <w:br/>
+        <w:t>for turn in range(1, 4):</w:t>
+        <w:br/>
+        <w:t xml:space="preserve">    total = total + turn</w:t>
+        <w:br/>
+        <w:t>print(total)</w:t>
+      </w:r>
+    </w:p>
+    <w:p>
+      <w:pPr>
+        <w:pStyle w:val="Heading2"/>
+      </w:pPr>
+      <w:r>
+        <w:t>Trace initialization and excluded stops</w:t>
+      </w:r>
+    </w:p>
+    <w:p>
+      <w:pPr>
+        <w:spacing w:line="336" w:lineRule="auto" w:after="180"/>
+      </w:pPr>
+      <w:r>
+        <w:rPr>
+          <w:b w:val="0"/>
+        </w:rPr>
+        <w:t xml:space="preserve">The </w:t>
+      </w:r>
+      <w:r>
+        <w:rPr>
+          <w:b/>
+        </w:rPr>
+        <w:t>output</w:t>
+      </w:r>
+      <w:r>
+        <w:rPr>
+          <w:b w:val="0"/>
+        </w:rPr>
+        <w:t xml:space="preserve"> is 6. Before the first </w:t>
+      </w:r>
+      <w:r>
+        <w:rPr>
+          <w:b/>
+        </w:rPr>
+        <w:t>iteration</w:t>
+      </w:r>
+      <w:r>
+        <w:rPr>
+          <w:b w:val="0"/>
+        </w:rPr>
+        <w:t xml:space="preserve">, total is 0. Each assignment reads the previous total and adds the current turn. After turn 3, the range is exhausted, so execution continues after the </w:t>
+      </w:r>
+      <w:r>
+        <w:rPr>
+          <w:b/>
+        </w:rPr>
         <w:t>loop</w:t>
       </w:r>
       <w:r>
         <w:rPr>
           <w:b w:val="0"/>
         </w:rPr>
-        <w:t xml:space="preserve"> forms. Keep range values, body executions and </w:t>
+        <w:t>.</w:t>
+      </w:r>
+    </w:p>
+    <w:p>
+      <w:pPr>
+        <w:spacing w:line="336" w:lineRule="auto" w:after="180"/>
+      </w:pPr>
+      <w:r>
+        <w:rPr>
+          <w:b w:val="0"/>
+        </w:rPr>
+        <w:t xml:space="preserve">The table records </w:t>
       </w:r>
       <w:r>
         <w:rPr>
           <w:b/>
         </w:rPr>
-        <w:t>output</w:t>
-      </w:r>
-      <w:r>
-        <w:rPr>
-          <w:b w:val="0"/>
-        </w:rPr>
-        <w:t xml:space="preserve"> events separate. Reference: https://docs.python.org/3/tutorial/controlflow.html#the-range-function.</w:t>
-      </w:r>
-    </w:p>
-    <w:p>
-      <w:pPr>
-        <w:spacing w:line="336" w:lineRule="auto" w:after="180"/>
-      </w:pPr>
-      <w:r>
-        <w:rPr>
-          <w:b w:val="0"/>
-        </w:rPr>
-        <w:t xml:space="preserve">The examples use a positive default step and do not require lists or while </w:t>
-      </w:r>
-      <w:r>
-        <w:rPr>
-          <w:b/>
-        </w:rPr>
-        <w:t>loop</w:t>
-      </w:r>
-      <w:r>
-        <w:rPr>
-          <w:b w:val="0"/>
-        </w:rPr>
-        <w:t>s.</w:t>
-      </w:r>
-    </w:p>
-    <w:p>
-      <w:pPr>
-        <w:pStyle w:val="Heading3"/>
-      </w:pPr>
-      <w:r>
-        <w:t>Readiness answer</w:t>
-      </w:r>
-    </w:p>
-    <w:p>
-      <w:pPr>
-        <w:spacing w:line="336" w:lineRule="auto" w:after="180"/>
-      </w:pPr>
-      <w:r>
-        <w:rPr>
-          <w:b w:val="0"/>
-        </w:rPr>
-        <w:t>It reads the old 2, adds 3 and stores 5. Assignment updates a value; it is not an algebraic equality.</w:t>
-      </w:r>
-    </w:p>
-    <w:p>
-      <w:pPr>
-        <w:spacing w:line="336" w:lineRule="auto" w:after="180"/>
-      </w:pPr>
-      <w:r>
-        <w:rPr>
-          <w:b w:val="0"/>
-        </w:rPr>
-        <w:t xml:space="preserve">Python 3 editor and </w:t>
-      </w:r>
-      <w:r>
-        <w:rPr>
-          <w:b/>
-        </w:rPr>
-        <w:t>loop</w:t>
-      </w:r>
-      <w:r>
-        <w:rPr>
-          <w:b w:val="0"/>
-        </w:rPr>
-        <w:t>s.py</w:t>
-      </w:r>
-    </w:p>
-    <w:p>
-      <w:pPr>
-        <w:spacing w:line="336" w:lineRule="auto" w:after="180"/>
-      </w:pPr>
-      <w:r>
-        <w:rPr>
-          <w:b w:val="0"/>
-        </w:rPr>
-        <w:t>Counters or numbered paper cards</w:t>
-      </w:r>
-    </w:p>
-    <w:p>
-      <w:pPr>
-        <w:spacing w:line="336" w:lineRule="auto" w:after="180"/>
-      </w:pPr>
-      <w:r>
-        <w:rPr>
-          <w:b w:val="0"/>
-        </w:rPr>
-        <w:t xml:space="preserve">Blank </w:t>
-      </w:r>
-      <w:r>
-        <w:rPr>
-          <w:b/>
-        </w:rPr>
-        <w:t>trace table</w:t>
-      </w:r>
-      <w:r>
-        <w:rPr>
-          <w:b w:val="0"/>
-        </w:rPr>
-        <w:t xml:space="preserve"> with turn total before and total after columns</w:t>
-      </w:r>
-    </w:p>
-    <w:p>
-      <w:pPr>
-        <w:pStyle w:val="Heading3"/>
-      </w:pPr>
-      <w:r>
-        <w:t>End goal for the pictorial case</w:t>
-      </w:r>
-    </w:p>
-    <w:p>
-      <w:pPr>
-        <w:spacing w:line="336" w:lineRule="auto" w:after="180"/>
-      </w:pPr>
-      <w:r>
-        <w:rPr>
-          <w:b w:val="0"/>
-        </w:rPr>
-        <w:t xml:space="preserve">By the end, I can make a </w:t>
-      </w:r>
-      <w:r>
-        <w:rPr>
-          <w:b/>
-        </w:rPr>
-        <w:t>trace table</w:t>
-      </w:r>
-      <w:r>
-        <w:rPr>
-          <w:b w:val="0"/>
-        </w:rPr>
-        <w:t xml:space="preserve"> for a for-</w:t>
-      </w:r>
-      <w:r>
-        <w:rPr>
-          <w:b/>
-        </w:rPr>
-        <w:t>loop</w:t>
-      </w:r>
-      <w:r>
-        <w:rPr>
-          <w:b w:val="0"/>
-        </w:rPr>
-        <w:t xml:space="preserve">, including zero </w:t>
-      </w:r>
-      <w:r>
-        <w:rPr>
-          <w:b/>
-        </w:rPr>
-        <w:t>iteration</w:t>
-      </w:r>
-      <w:r>
-        <w:rPr>
-          <w:b w:val="0"/>
-        </w:rPr>
-        <w:t>s.</w:t>
-      </w:r>
-    </w:p>
-    <w:p>
-      <w:pPr>
-        <w:spacing w:line="336" w:lineRule="auto" w:after="180"/>
-      </w:pPr>
-      <w:r>
-        <w:rPr>
-          <w:b w:val="0"/>
-        </w:rPr>
-        <w:t>This added worked case illustrates the week’s main idea. Retain all original and connected topics; schedule its practice within the teaching cycle.</w:t>
-      </w:r>
-    </w:p>
-    <w:p>
-      <w:pPr>
-        <w:pStyle w:val="Heading1"/>
-      </w:pPr>
-      <w:r>
-        <w:t>02. Explain the mechanism</w:t>
-      </w:r>
-    </w:p>
-    <w:p>
-      <w:r>
-        <w:t>Model Trace Tables using the supplied case, labelled mechanism and reasoning. Make the scope of each conclusion explicit.</w:t>
-      </w:r>
-    </w:p>
-    <w:p>
-      <w:pPr>
-        <w:spacing w:line="336" w:lineRule="auto" w:after="180"/>
-      </w:pPr>
-      <w:r>
-        <w:rPr>
-          <w:b/>
-        </w:rPr>
-        <w:t>Input</w:t>
-      </w:r>
-      <w:r>
-        <w:rPr>
-          <w:b w:val="0"/>
-        </w:rPr>
-        <w:t xml:space="preserve"> → </w:t>
-      </w:r>
-      <w:r>
-        <w:rPr>
-          <w:b/>
-        </w:rPr>
-        <w:t>Process</w:t>
-      </w:r>
-      <w:r>
-        <w:rPr>
-          <w:b w:val="0"/>
-        </w:rPr>
-        <w:t xml:space="preserve"> → </w:t>
-      </w:r>
-      <w:r>
-        <w:rPr>
-          <w:b/>
-        </w:rPr>
-        <w:t>Output</w:t>
-      </w:r>
-    </w:p>
-    <w:p>
-      <w:pPr>
-        <w:spacing w:line="336" w:lineRule="auto" w:after="180"/>
-      </w:pPr>
-      <w:r>
-        <w:rPr>
-          <w:b/>
-        </w:rPr>
-        <w:t>Trace</w:t>
-      </w:r>
-      <w:r>
-        <w:rPr>
-          <w:b w:val="0"/>
-        </w:rPr>
-        <w:t xml:space="preserve"> the information. At each stage, ask what changed and how you could test it.</w:t>
-      </w:r>
-    </w:p>
-    <w:p>
-      <w:pPr>
-        <w:spacing w:line="336" w:lineRule="auto" w:after="180"/>
-      </w:pPr>
-      <w:r>
-        <w:rPr>
-          <w:b w:val="0"/>
-        </w:rPr>
-        <w:t>Which stage could fail even when the other two are correct? Explain:</w:t>
-      </w:r>
-    </w:p>
-    <w:p>
-      <w:pPr>
-        <w:spacing w:line="336" w:lineRule="auto" w:after="180"/>
-      </w:pPr>
-      <w:r>
-        <w:rPr>
-          <w:b w:val="0"/>
-        </w:rPr>
-        <w:t xml:space="preserve">Predict first. Then check each step. A correct answer without visible reasoning is incomplete </w:t>
-      </w:r>
-      <w:r>
-        <w:rPr>
-          <w:b/>
-        </w:rPr>
-        <w:t>evidence</w:t>
-      </w:r>
-      <w:r>
-        <w:rPr>
-          <w:b w:val="0"/>
-        </w:rPr>
-        <w:t>.</w:t>
-      </w:r>
-    </w:p>
-    <w:p>
-      <w:pPr>
-        <w:spacing w:line="336" w:lineRule="auto" w:after="180"/>
-        <w:shd w:fill="F4F9FC"/>
-      </w:pPr>
-      <w:r>
-        <w:rPr>
-          <w:b w:val="0"/>
-        </w:rPr>
-        <w:t>2. Correct answer: score = score + 3 → 5.</w:t>
-      </w:r>
-    </w:p>
-    <w:p>
-      <w:pPr>
-        <w:spacing w:line="336" w:lineRule="auto" w:after="180"/>
-        <w:shd w:fill="F4F9FC"/>
-      </w:pPr>
-      <w:r>
-        <w:rPr>
-          <w:b w:val="0"/>
-        </w:rPr>
-        <w:t>3. Hint used: score = score − 1 → 4.</w:t>
-      </w:r>
-    </w:p>
-    <w:p>
-      <w:pPr>
-        <w:spacing w:line="336" w:lineRule="auto" w:after="180"/>
-        <w:shd w:fill="F4F9FC"/>
-      </w:pPr>
-      <w:r>
-        <w:rPr>
-          <w:b w:val="0"/>
-        </w:rPr>
-        <w:t>4. A table shows exactly where an unexpected value first appears.</w:t>
-      </w:r>
-    </w:p>
-    <w:p>
-      <w:pPr>
-        <w:spacing w:line="336" w:lineRule="auto" w:after="180"/>
-      </w:pPr>
-      <w:r>
-        <w:rPr>
-          <w:b w:val="0"/>
-        </w:rPr>
-        <w:t>Recalculate, re</w:t>
-      </w:r>
-      <w:r>
-        <w:rPr>
-          <w:b/>
-        </w:rPr>
-        <w:t>trace</w:t>
-      </w:r>
-      <w:r>
-        <w:rPr>
-          <w:b w:val="0"/>
-        </w:rPr>
-        <w:t>, or re</w:t>
-      </w:r>
-      <w:r>
-        <w:rPr>
-          <w:b/>
-        </w:rPr>
         <w:t>state</w:t>
       </w:r>
       <w:r>
         <w:rPr>
           <w:b w:val="0"/>
         </w:rPr>
-        <w:t xml:space="preserve"> the reasoning in your own representation:</w:t>
-      </w:r>
-    </w:p>
-    <w:p>
-      <w:pPr>
-        <w:spacing w:line="336" w:lineRule="auto" w:after="180"/>
-        <w:shd w:fill="F5F1FB"/>
-      </w:pPr>
-      <w:r>
-        <w:rPr>
-          <w:b w:val="0"/>
-        </w:rPr>
-        <w:t xml:space="preserve">CHECK Did the </w:t>
-      </w:r>
-      <w:r>
-        <w:rPr>
-          <w:b/>
-        </w:rPr>
-        <w:t>evidence</w:t>
-      </w:r>
-      <w:r>
-        <w:rPr>
-          <w:b w:val="0"/>
-        </w:rPr>
-        <w:t xml:space="preserve"> answer the exact question? Did the total, path, or source record stay consistent?</w:t>
-      </w:r>
-    </w:p>
-    <w:p>
-      <w:pPr>
-        <w:pStyle w:val="Heading3"/>
-      </w:pPr>
-      <w:r>
-        <w:t>Concrete teaching case</w:t>
-      </w:r>
-    </w:p>
-    <w:p>
-      <w:pPr>
-        <w:pStyle w:val="Heading3"/>
-      </w:pPr>
-      <w:r>
-        <w:t>The teaching case</w:t>
-      </w:r>
-    </w:p>
-    <w:p>
-      <w:pPr>
-        <w:spacing w:line="336" w:lineRule="auto" w:after="180"/>
-        <w:shd w:fill="F1F6FC"/>
-      </w:pPr>
-      <w:r>
-        <w:rPr>
-          <w:b w:val="0"/>
-        </w:rPr>
-        <w:t>Set score=2; add 3; if score&gt;4 subtract 1; double score.</w:t>
-      </w:r>
-    </w:p>
-    <w:p>
-      <w:pPr>
-        <w:pStyle w:val="Heading3"/>
-      </w:pPr>
-      <w:r>
-        <w:t>The teaching case</w:t>
-      </w:r>
-    </w:p>
-    <w:p>
-      <w:pPr>
-        <w:spacing w:line="336" w:lineRule="auto" w:after="180"/>
-        <w:shd w:fill="F1F6FC"/>
-      </w:pPr>
-      <w:r>
-        <w:rPr>
-          <w:b/>
-        </w:rPr>
-        <w:t>Trace</w:t>
-      </w:r>
-      <w:r>
-        <w:rPr>
-          <w:b w:val="0"/>
-        </w:rPr>
-        <w:t xml:space="preserve"> every value.</w:t>
-      </w:r>
-    </w:p>
-    <w:p>
-      <w:pPr>
-        <w:pStyle w:val="Heading3"/>
-      </w:pPr>
-      <w:r>
-        <w:t>Exact explanation to model</w:t>
-      </w:r>
-    </w:p>
-    <w:p>
-      <w:pPr>
-        <w:pStyle w:val="Heading3"/>
-      </w:pPr>
-      <w:r>
-        <w:t>Why the result follows</w:t>
-      </w:r>
-    </w:p>
-    <w:p>
-      <w:pPr>
-        <w:spacing w:line="336" w:lineRule="auto" w:after="180"/>
-        <w:shd w:fill="F1F6FC"/>
-      </w:pPr>
-      <w:r>
-        <w:rPr>
-          <w:b w:val="0"/>
-        </w:rPr>
-        <w:t>2,5,4,8. The comparison is evaluated at 5 before subtraction.</w:t>
-      </w:r>
-    </w:p>
-    <w:p>
-      <w:pPr>
-        <w:pStyle w:val="Heading3"/>
-      </w:pPr>
-      <w:r>
-        <w:t>Explain the added worked example</w:t>
-      </w:r>
-    </w:p>
-    <w:p>
-      <w:pPr>
-        <w:pStyle w:val="Heading3"/>
-      </w:pPr>
-      <w:r>
-        <w:t>Explain the added worked example · 1</w:t>
-      </w:r>
-    </w:p>
-    <w:p>
-      <w:pPr>
-        <w:spacing w:line="336" w:lineRule="auto" w:after="180"/>
-      </w:pPr>
-      <w:r>
-        <w:rPr>
-          <w:b w:val="0"/>
-        </w:rPr>
-        <w:t xml:space="preserve">Imagine adding numbered counters: first 1, then 2, then 3. A </w:t>
-      </w:r>
-      <w:r>
-        <w:rPr>
-          <w:b/>
-        </w:rPr>
-        <w:t>loop</w:t>
-      </w:r>
-      <w:r>
-        <w:rPr>
-          <w:b w:val="0"/>
-        </w:rPr>
-        <w:t xml:space="preserve"> can repeat the same addition with a different number each time. This week you will predict each change before running a short Python script.</w:t>
-      </w:r>
-    </w:p>
-    <w:p>
-      <w:pPr>
-        <w:spacing w:line="336" w:lineRule="auto" w:after="180"/>
-      </w:pPr>
-      <w:r>
-        <w:rPr>
-          <w:b w:val="0"/>
-        </w:rPr>
-        <w:t xml:space="preserve">Tracing repeated calculations prepares you to inspect the data </w:t>
-      </w:r>
-      <w:r>
-        <w:rPr>
-          <w:b/>
-        </w:rPr>
-        <w:t>process</w:t>
-      </w:r>
-      <w:r>
-        <w:rPr>
-          <w:b w:val="0"/>
-        </w:rPr>
-        <w:t>ing used in larger AI applications.</w:t>
-      </w:r>
-    </w:p>
-    <w:p>
-      <w:pPr>
-        <w:pStyle w:val="Heading3"/>
-      </w:pPr>
-      <w:r>
-        <w:t>Explain the added worked example · 2</w:t>
-      </w:r>
-    </w:p>
-    <w:p>
-      <w:pPr>
-        <w:spacing w:line="336" w:lineRule="auto" w:after="180"/>
-      </w:pPr>
-      <w:r>
-        <w:rPr>
-          <w:b w:val="0"/>
-        </w:rPr>
-        <w:t>In for turn in range(1, 4), Python supplies 1, 2 and 3 in order. The start is included and the stop is excluded. The indented body runs once for each supplied value. The colon and four-space indentation mark that body.</w:t>
-      </w:r>
-    </w:p>
-    <w:p>
-      <w:pPr>
-        <w:spacing w:line="336" w:lineRule="auto" w:after="180"/>
-      </w:pPr>
-      <w:r>
-        <w:rPr>
-          <w:b w:val="0"/>
-        </w:rPr>
-        <w:t>This lesson uses integer range values with the default positive step of 1.</w:t>
-      </w:r>
-    </w:p>
-    <w:p>
-      <w:pPr>
-        <w:spacing w:line="336" w:lineRule="auto" w:after="180"/>
-      </w:pPr>
-      <w:r>
-        <w:rPr>
-          <w:b w:val="0"/>
-        </w:rPr>
-        <w:t xml:space="preserve">The </w:t>
-      </w:r>
-      <w:r>
-        <w:rPr>
-          <w:b/>
-        </w:rPr>
-        <w:t>output</w:t>
-      </w:r>
-      <w:r>
-        <w:rPr>
-          <w:b w:val="0"/>
-        </w:rPr>
-        <w:t xml:space="preserve"> is 6. Before the first </w:t>
-      </w:r>
-      <w:r>
-        <w:rPr>
-          <w:b/>
-        </w:rPr>
-        <w:t>iteration</w:t>
-      </w:r>
-      <w:r>
-        <w:rPr>
-          <w:b w:val="0"/>
-        </w:rPr>
-        <w:t xml:space="preserve">, total is 0. Each assignment reads the previous total and adds the current turn. After turn 3, the range is exhausted, so execution continues after the </w:t>
-      </w:r>
-      <w:r>
-        <w:rPr>
-          <w:b/>
-        </w:rPr>
-        <w:t>loop</w:t>
-      </w:r>
-      <w:r>
-        <w:rPr>
-          <w:b w:val="0"/>
-        </w:rPr>
-        <w:t>.</w:t>
-      </w:r>
-    </w:p>
-    <w:p>
-      <w:pPr>
-        <w:spacing w:line="336" w:lineRule="auto" w:after="180"/>
-      </w:pPr>
-      <w:r>
-        <w:rPr>
-          <w:b w:val="0"/>
-        </w:rPr>
-        <w:t xml:space="preserve">The table records </w:t>
-      </w:r>
-      <w:r>
-        <w:rPr>
-          <w:b/>
-        </w:rPr>
-        <w:t>state</w:t>
-      </w:r>
-      <w:r>
-        <w:rPr>
-          <w:b w:val="0"/>
-        </w:rPr>
         <w:t>; it does not create extra instructions.</w:t>
-      </w:r>
-    </w:p>
-    <w:p>
-      <w:pPr>
-        <w:pStyle w:val="Heading3"/>
-      </w:pPr>
-      <w:r>
-        <w:t>Key terms</w:t>
-      </w:r>
-    </w:p>
-    <w:tbl>
-      <w:tblPr>
-        <w:tblStyle w:val="LightShading-Accent1"/>
-        <w:tblW w:type="auto" w:w="0"/>
-        <w:tblLook w:firstColumn="1" w:firstRow="1" w:lastColumn="0" w:lastRow="0" w:noHBand="0" w:noVBand="1" w:val="04A0"/>
-      </w:tblPr>
-      <w:tblGrid>
-        <w:gridCol w:w="5112"/>
-        <w:gridCol w:w="5112"/>
-      </w:tblGrid>
-      <w:tr>
-        <w:trPr>
-          <w:tblHeader/>
-        </w:trPr>
-        <w:tc>
-          <w:tcPr>
-            <w:tcW w:type="dxa" w:w="5112"/>
-          </w:tcPr>
-          <w:p>
-            <w:r>
-              <w:t>Term</w:t>
-            </w:r>
-          </w:p>
-        </w:tc>
-        <w:tc>
-          <w:tcPr>
-            <w:tcW w:type="dxa" w:w="5112"/>
-          </w:tcPr>
-          <w:p>
-            <w:r>
-              <w:t>Meaning</w:t>
-            </w:r>
-          </w:p>
-        </w:tc>
-      </w:tr>
-      <w:tr>
-        <w:tc>
-          <w:tcPr>
-            <w:tcW w:type="dxa" w:w="5112"/>
-          </w:tcPr>
-          <w:p>
-            <w:r>
-              <w:t>Loop</w:t>
-            </w:r>
-          </w:p>
-        </w:tc>
-        <w:tc>
-          <w:tcPr>
-            <w:tcW w:type="dxa" w:w="5112"/>
-          </w:tcPr>
-          <w:p>
-            <w:r>
-              <w:t>A block of instructions that can run repeatedly</w:t>
-            </w:r>
-          </w:p>
-        </w:tc>
-      </w:tr>
-      <w:tr>
-        <w:tc>
-          <w:tcPr>
-            <w:tcW w:type="dxa" w:w="5112"/>
-          </w:tcPr>
-          <w:p>
-            <w:r>
-              <w:t>Iteration</w:t>
-            </w:r>
-          </w:p>
-        </w:tc>
-        <w:tc>
-          <w:tcPr>
-            <w:tcW w:type="dxa" w:w="5112"/>
-          </w:tcPr>
-          <w:p>
-            <w:r>
-              <w:t>One execution of a loop body</w:t>
-            </w:r>
-          </w:p>
-        </w:tc>
-      </w:tr>
-      <w:tr>
-        <w:tc>
-          <w:tcPr>
-            <w:tcW w:type="dxa" w:w="5112"/>
-          </w:tcPr>
-          <w:p>
-            <w:r>
-              <w:t>Accumulator</w:t>
-            </w:r>
-          </w:p>
-        </w:tc>
-        <w:tc>
-          <w:tcPr>
-            <w:tcW w:type="dxa" w:w="5112"/>
-          </w:tcPr>
-          <w:p>
-            <w:r>
-              <w:t>A variable that keeps a running result</w:t>
-            </w:r>
-          </w:p>
-        </w:tc>
-      </w:tr>
-      <w:tr>
-        <w:tc>
-          <w:tcPr>
-            <w:tcW w:type="dxa" w:w="5112"/>
-          </w:tcPr>
-          <w:p>
-            <w:r>
-              <w:t>Initialization</w:t>
-            </w:r>
-          </w:p>
-        </w:tc>
-        <w:tc>
-          <w:tcPr>
-            <w:tcW w:type="dxa" w:w="5112"/>
-          </w:tcPr>
-          <w:p>
-            <w:r>
-              <w:t>Giving a variable its starting value</w:t>
-            </w:r>
-          </w:p>
-        </w:tc>
-      </w:tr>
-      <w:tr>
-        <w:tc>
-          <w:tcPr>
-            <w:tcW w:type="dxa" w:w="5112"/>
-          </w:tcPr>
-          <w:p>
-            <w:r>
-              <w:t>Trace table</w:t>
-            </w:r>
-          </w:p>
-        </w:tc>
-        <w:tc>
-          <w:tcPr>
-            <w:tcW w:type="dxa" w:w="5112"/>
-          </w:tcPr>
-          <w:p>
-            <w:r>
-              <w:t>A record of variable values as instructions execute</w:t>
-            </w:r>
-          </w:p>
-        </w:tc>
-      </w:tr>
-    </w:tbl>
-    <w:p>
-      <w:pPr>
-        <w:pStyle w:val="Heading3"/>
-      </w:pPr>
-      <w:r>
-        <w:t>Model the reasoning aloud</w:t>
-      </w:r>
-    </w:p>
-    <w:p>
-      <w:pPr>
-        <w:spacing w:line="336" w:lineRule="auto" w:after="180"/>
-      </w:pPr>
-      <w:r>
-        <w:rPr>
-          <w:b w:val="0"/>
-        </w:rPr>
-        <w:t xml:space="preserve">Use the complete worked example below before asking learners to complete W2. Reveal a small part, invite a </w:t>
-      </w:r>
-      <w:r>
-        <w:rPr>
-          <w:b/>
-        </w:rPr>
-        <w:t>prediction</w:t>
-      </w:r>
-      <w:r>
-        <w:rPr>
-          <w:b w:val="0"/>
-        </w:rPr>
-        <w:t>, then explain the deciding step.</w:t>
-      </w:r>
-    </w:p>
-    <w:p>
-      <w:pPr>
-        <w:spacing w:line="336" w:lineRule="auto" w:after="180"/>
-      </w:pPr>
-      <w:r>
-        <w:rPr>
-          <w:b w:val="0"/>
-        </w:rPr>
-        <w:t>These teacher notes contain solutions; do not reveal the independent case answer during modelling.</w:t>
       </w:r>
     </w:p>
     <w:tbl>
@@ -1690,75 +1256,67 @@
     </w:tbl>
     <w:p>
       <w:pPr>
+        <w:spacing w:line="336" w:lineRule="auto" w:after="180"/>
+      </w:pPr>
+      <w:r>
+        <w:rPr>
+          <w:b w:val="0"/>
+        </w:rPr>
+        <w:t>With one argument, range starts at zero. range(4) supplies four values but none is 4. If the worked script uses range(1, 1), the body never runs and the initialized total remains 0.</w:t>
+      </w:r>
+    </w:p>
+    <w:p>
+      <w:pPr>
+        <w:spacing w:line="336" w:lineRule="auto" w:after="180"/>
+      </w:pPr>
+      <w:r>
+        <w:rPr>
+          <w:b w:val="0"/>
+        </w:rPr>
+        <w:t xml:space="preserve">Do not rely on a </w:t>
+      </w:r>
+      <w:r>
+        <w:rPr>
+          <w:b/>
+        </w:rPr>
+        <w:t>variable</w:t>
+      </w:r>
+      <w:r>
+        <w:rPr>
+          <w:b w:val="0"/>
+        </w:rPr>
+        <w:t xml:space="preserve"> first assigned inside a </w:t>
+      </w:r>
+      <w:r>
+        <w:rPr>
+          <w:b/>
+        </w:rPr>
+        <w:t>loop</w:t>
+      </w:r>
+      <w:r>
+        <w:rPr>
+          <w:b w:val="0"/>
+        </w:rPr>
+        <w:t>: a zero-</w:t>
+      </w:r>
+      <w:r>
+        <w:rPr>
+          <w:b/>
+        </w:rPr>
+        <w:t>iteration</w:t>
+      </w:r>
+      <w:r>
+        <w:rPr>
+          <w:b w:val="0"/>
+        </w:rPr>
+        <w:t xml:space="preserve"> run might never assign it.</w:t>
+      </w:r>
+    </w:p>
+    <w:p>
+      <w:pPr>
         <w:pStyle w:val="Heading3"/>
       </w:pPr>
       <w:r>
-        <w:t>Model the reasoning aloud · 3</w:t>
-      </w:r>
-    </w:p>
-    <w:p>
-      <w:pPr>
-        <w:spacing w:line="336" w:lineRule="auto" w:after="180"/>
-      </w:pPr>
-      <w:r>
-        <w:rPr>
-          <w:b w:val="0"/>
-        </w:rPr>
-        <w:t>With one argument, range starts at zero. range(4) supplies four values but none is 4. If the worked script uses range(1, 1), the body never runs and the initialized total remains 0.</w:t>
-      </w:r>
-    </w:p>
-    <w:p>
-      <w:pPr>
-        <w:spacing w:line="336" w:lineRule="auto" w:after="180"/>
-      </w:pPr>
-      <w:r>
-        <w:rPr>
-          <w:b w:val="0"/>
-        </w:rPr>
-        <w:t xml:space="preserve">Do not rely on a </w:t>
-      </w:r>
-      <w:r>
-        <w:rPr>
-          <w:b/>
-        </w:rPr>
-        <w:t>variable</w:t>
-      </w:r>
-      <w:r>
-        <w:rPr>
-          <w:b w:val="0"/>
-        </w:rPr>
-        <w:t xml:space="preserve"> first assigned inside a </w:t>
-      </w:r>
-      <w:r>
-        <w:rPr>
-          <w:b/>
-        </w:rPr>
-        <w:t>loop</w:t>
-      </w:r>
-      <w:r>
-        <w:rPr>
-          <w:b w:val="0"/>
-        </w:rPr>
-        <w:t>: a zero-</w:t>
-      </w:r>
-      <w:r>
-        <w:rPr>
-          <w:b/>
-        </w:rPr>
-        <w:t>iteration</w:t>
-      </w:r>
-      <w:r>
-        <w:rPr>
-          <w:b w:val="0"/>
-        </w:rPr>
-        <w:t xml:space="preserve"> run might never assign it.</w:t>
-      </w:r>
-    </w:p>
-    <w:p>
-      <w:pPr>
-        <w:pStyle w:val="Heading3"/>
-      </w:pPr>
-      <w:r>
         <w:t>Replace range(1, 4) with range(1, 3) in the worked script. Predict the supplied values and final total. What stop value is needed to include 3?</w:t>
       </w:r>
     </w:p>
@@ -1785,218 +1343,14 @@
     <w:p>
       <w:r>
         <w:t>________________________________________________________________</w:t>
-      </w:r>
-    </w:p>
-    <w:tbl>
-      <w:tblPr>
-        <w:tblStyle w:val="LightShading-Accent1"/>
-        <w:tblW w:type="auto" w:w="0"/>
-        <w:tblLook w:firstColumn="1" w:firstRow="1" w:lastColumn="0" w:lastRow="0" w:noHBand="0" w:noVBand="1" w:val="04A0"/>
-      </w:tblPr>
-      <w:tblGrid>
-        <w:gridCol w:w="5112"/>
-        <w:gridCol w:w="5112"/>
-      </w:tblGrid>
-      <w:tr>
-        <w:trPr>
-          <w:tblHeader/>
-        </w:trPr>
-        <w:tc>
-          <w:tcPr>
-            <w:tcW w:type="dxa" w:w="5112"/>
-          </w:tcPr>
-          <w:p>
-            <w:r>
-              <w:t>Thinking move</w:t>
-            </w:r>
-          </w:p>
-        </w:tc>
-        <w:tc>
-          <w:tcPr>
-            <w:tcW w:type="dxa" w:w="5112"/>
-          </w:tcPr>
-          <w:p>
-            <w:r>
-              <w:t>Teacher prompt</w:t>
-            </w:r>
-          </w:p>
-        </w:tc>
-      </w:tr>
-      <w:tr>
-        <w:tc>
-          <w:tcPr>
-            <w:tcW w:type="dxa" w:w="5112"/>
-          </w:tcPr>
-          <w:p>
-            <w:r>
-              <w:t>Plan</w:t>
-            </w:r>
-          </w:p>
-        </w:tc>
-        <w:tc>
-          <w:tcPr>
-            <w:tcW w:type="dxa" w:w="5112"/>
-          </w:tcPr>
-          <w:p>
-            <w:r>
-              <w:t>What is given? What is the question? Which procedure fits these facts?</w:t>
-            </w:r>
-          </w:p>
-        </w:tc>
-      </w:tr>
-      <w:tr>
-        <w:tc>
-          <w:tcPr>
-            <w:tcW w:type="dxa" w:w="5112"/>
-          </w:tcPr>
-          <w:p>
-            <w:r>
-              <w:t>Do</w:t>
-            </w:r>
-          </w:p>
-        </w:tc>
-        <w:tc>
-          <w:tcPr>
-            <w:tcW w:type="dxa" w:w="5112"/>
-          </w:tcPr>
-          <w:p>
-            <w:r>
-              <w:t>Point to each input and intermediate step in the worked trace. Name the rule that allows the next step.</w:t>
-            </w:r>
-          </w:p>
-        </w:tc>
-      </w:tr>
-      <w:tr>
-        <w:tc>
-          <w:tcPr>
-            <w:tcW w:type="dxa" w:w="5112"/>
-          </w:tcPr>
-          <w:p>
-            <w:r>
-              <w:t>Check</w:t>
-            </w:r>
-          </w:p>
-        </w:tc>
-        <w:tc>
-          <w:tcPr>
-            <w:tcW w:type="dxa" w:w="5112"/>
-          </w:tcPr>
-          <w:p>
-            <w:r>
-              <w:t>Does the output answer the question? Which assumption or limitation prevents a larger claim?</w:t>
-            </w:r>
-          </w:p>
-        </w:tc>
-      </w:tr>
-    </w:tbl>
-    <w:p>
-      <w:pPr>
-        <w:spacing w:line="336" w:lineRule="auto" w:after="180"/>
-      </w:pPr>
-      <w:r>
-        <w:rPr>
-          <w:b w:val="0"/>
-        </w:rPr>
-        <w:t>Use the diagram and verbal explanation together. Ask learners to match a sentence to a specific visual step; do not assign learners fixed visual or auditory learning styles.</w:t>
-      </w:r>
-    </w:p>
-    <w:p>
-      <w:pPr>
-        <w:pStyle w:val="Heading3"/>
-      </w:pPr>
-      <w:r>
-        <w:t>A pictorial worked case: Trace Tables</w:t>
-      </w:r>
-    </w:p>
-    <w:p>
-      <w:pPr>
-        <w:spacing w:line="336" w:lineRule="auto" w:after="180"/>
-      </w:pPr>
-      <w:r>
-        <w:rPr>
-          <w:b w:val="0"/>
-        </w:rPr>
-        <w:t>A fictional reading-token jar starts with one token and gains three per round.</w:t>
-      </w:r>
-    </w:p>
-    <w:p>
-      <w:pPr>
-        <w:pStyle w:val="Heading3"/>
-      </w:pPr>
-      <w:r>
-        <w:t>The facts we will use</w:t>
-      </w:r>
-    </w:p>
-    <w:p>
-      <w:pPr>
-        <w:pStyle w:val="Heading3"/>
-      </w:pPr>
-      <w:r>
-        <w:t>Supplied facts</w:t>
-      </w:r>
-    </w:p>
-    <w:p>
-      <w:pPr>
-        <w:spacing w:line="336" w:lineRule="auto" w:after="180"/>
-        <w:shd w:fill="F1F6FC"/>
-      </w:pPr>
-      <w:r>
-        <w:rPr>
-          <w:b w:val="0"/>
-        </w:rPr>
-        <w:t xml:space="preserve">Python: total=1; for turn in range(4): total=total+3; after the </w:t>
-      </w:r>
-      <w:r>
-        <w:rPr>
-          <w:b/>
-        </w:rPr>
-        <w:t>loop</w:t>
-      </w:r>
-      <w:r>
-        <w:rPr>
-          <w:b w:val="0"/>
-        </w:rPr>
-        <w:t xml:space="preserve"> print(total).</w:t>
-      </w:r>
-    </w:p>
-    <w:p>
-      <w:pPr>
-        <w:pStyle w:val="Heading3"/>
-      </w:pPr>
-      <w:r>
-        <w:t>Supplied facts</w:t>
-      </w:r>
-    </w:p>
-    <w:p>
-      <w:pPr>
-        <w:spacing w:line="336" w:lineRule="auto" w:after="180"/>
-        <w:shd w:fill="F1F6FC"/>
-      </w:pPr>
-      <w:r>
-        <w:rPr>
-          <w:b w:val="0"/>
-        </w:rPr>
-        <w:t xml:space="preserve">The update is inside the </w:t>
-      </w:r>
-      <w:r>
-        <w:rPr>
-          <w:b/>
-        </w:rPr>
-        <w:t>loop</w:t>
-      </w:r>
-      <w:r>
-        <w:rPr>
-          <w:b w:val="0"/>
-        </w:rPr>
-        <w:t>; print is outside.</w:t>
       </w:r>
     </w:p>
     <w:p>
       <w:r>
         <w:drawing>
           <wp:inline xmlns:a="http://schemas.openxmlformats.org/drawingml/2006/main" xmlns:pic="http://schemas.openxmlformats.org/drawingml/2006/picture">
-            <wp:extent cx="5486400" cy="4234543"/>
-            <wp:docPr id="1" name="Picture 1" descr="Loop totals after each iteration"/>
+            <wp:extent cx="5486400" cy="3938016"/>
+            <wp:docPr id="1" name="Picture 1" descr="Loop totals after each iteration. First: turn = 0, total after update = 4. Second: turn = 1, total after update = 7. Third: turn = 2, total after update = 10. Fourth: turn = 3, total after update = 13."/>
             <wp:cNvGraphicFramePr>
               <a:graphicFrameLocks noChangeAspect="1"/>
             </wp:cNvGraphicFramePr>
@@ -2004,7 +1358,7 @@
               <a:graphicData uri="http://schemas.openxmlformats.org/drawingml/2006/picture">
                 <pic:pic>
                   <pic:nvPicPr>
-                    <pic:cNvPr id="0" name="academy-detail-ai-2-4.png"/>
+                    <pic:cNvPr id="0" name="academy-story-ai-2-4-03.png"/>
                     <pic:cNvPicPr/>
                   </pic:nvPicPr>
                   <pic:blipFill>
@@ -2016,7 +1370,7 @@
                   <pic:spPr>
                     <a:xfrm>
                       <a:off x="0" y="0"/>
-                      <a:ext cx="5486400" cy="4234543"/>
+                      <a:ext cx="5486400" cy="3938016"/>
                     </a:xfrm>
                     <a:prstGeom prst="rect"/>
                   </pic:spPr>
@@ -2028,11 +1382,99 @@
       </w:r>
     </w:p>
     <w:p>
+      <w:pPr>
+        <w:pStyle w:val="Heading2"/>
+      </w:pPr>
+      <w:r>
+        <w:t>Introduce the separate token jar</w:t>
+      </w:r>
+    </w:p>
+    <w:p>
+      <w:pPr>
+        <w:spacing w:line="336" w:lineRule="auto" w:after="180"/>
+      </w:pPr>
+      <w:r>
+        <w:rPr>
+          <w:b w:val="0"/>
+        </w:rPr>
+        <w:t>A fictional reading-token jar starts with one token and gains three per round.</w:t>
+      </w:r>
+    </w:p>
+    <w:p>
+      <w:pPr>
+        <w:spacing w:line="336" w:lineRule="auto" w:after="180"/>
+      </w:pPr>
+      <w:r>
+        <w:rPr>
+          <w:b w:val="0"/>
+        </w:rPr>
+        <w:t xml:space="preserve">Python: total=1; for turn in range(4): total=total+3; after the </w:t>
+      </w:r>
+      <w:r>
+        <w:rPr>
+          <w:b/>
+        </w:rPr>
+        <w:t>loop</w:t>
+      </w:r>
+      <w:r>
+        <w:rPr>
+          <w:b w:val="0"/>
+        </w:rPr>
+        <w:t xml:space="preserve"> print(total).</w:t>
+      </w:r>
+    </w:p>
+    <w:p>
+      <w:pPr>
+        <w:spacing w:line="336" w:lineRule="auto" w:after="180"/>
+      </w:pPr>
+      <w:r>
+        <w:rPr>
+          <w:b w:val="0"/>
+        </w:rPr>
+        <w:t xml:space="preserve">The update is inside the </w:t>
+      </w:r>
+      <w:r>
+        <w:rPr>
+          <w:b/>
+        </w:rPr>
+        <w:t>loop</w:t>
+      </w:r>
+      <w:r>
+        <w:rPr>
+          <w:b w:val="0"/>
+        </w:rPr>
+        <w:t>; print is outside.</w:t>
+      </w:r>
+    </w:p>
+    <w:p>
+      <w:r>
+        <w:rPr>
+          <w:rFonts w:ascii="Courier New" w:hAnsi="Courier New"/>
+          <w:sz w:val="18"/>
+        </w:rPr>
+        <w:t>total = 1</w:t>
+        <w:br/>
+        <w:t>for turn in range(4):</w:t>
+        <w:br/>
+        <w:t xml:space="preserve">    total = total + 3</w:t>
+        <w:br/>
+        <w:t>print(total)</w:t>
+      </w:r>
+    </w:p>
+    <w:p>
+      <w:pPr>
+        <w:pStyle w:val="Heading2"/>
+      </w:pPr>
+      <w:r>
+        <w:t>Trace fixed additions and print placement</w:t>
+      </w:r>
+    </w:p>
+    <w:p>
       <w:r>
         <w:drawing>
           <wp:inline xmlns:a="http://schemas.openxmlformats.org/drawingml/2006/main" xmlns:pic="http://schemas.openxmlformats.org/drawingml/2006/picture">
-            <wp:extent cx="5381271" cy="5943599"/>
-            <wp:docPr id="2" name="Picture 2" descr="Trace Tables. Initial state: Before the loop, total=1.. Iteration values: range(4) supplies turn values 0,1,2,3.. Updated totals: After each turn total is 4,7,10,13.. After the loop: Print 13 once, after all four updates."/>
+            <wp:extent cx="5486400" cy="4005072"/>
+            <wp:docPr id="2" name="Picture 2" descr="Initial state: Before the loop, total=1. → Iteration values: range(4) supplies turn values 0,1,2,3. → Updated totals: After each turn total is 4,7,10,13. → After the loop: Print 13 once, after all four updates."/>
             <wp:cNvGraphicFramePr>
               <a:graphicFrameLocks noChangeAspect="1"/>
             </wp:cNvGraphicFramePr>
@@ -2040,7 +1482,7 @@
               <a:graphicData uri="http://schemas.openxmlformats.org/drawingml/2006/picture">
                 <pic:pic>
                   <pic:nvPicPr>
-                    <pic:cNvPr id="0" name="academy-visual-ai-2-4.png"/>
+                    <pic:cNvPr id="0" name="academy-story-ai-2-4-02.png"/>
                     <pic:cNvPicPr/>
                   </pic:nvPicPr>
                   <pic:blipFill>
@@ -2052,7 +1494,7 @@
                   <pic:spPr>
                     <a:xfrm>
                       <a:off x="0" y="0"/>
-                      <a:ext cx="5381271" cy="5943599"/>
+                      <a:ext cx="5486400" cy="4005072"/>
                     </a:xfrm>
                     <a:prstGeom prst="rect"/>
                   </pic:spPr>
@@ -2202,9 +1644,903 @@
     </w:p>
     <w:p>
       <w:pPr>
+        <w:spacing w:line="336" w:lineRule="auto" w:after="180"/>
+      </w:pPr>
+      <w:r>
+        <w:rPr>
+          <w:b w:val="0"/>
+        </w:rPr>
+        <w:t xml:space="preserve">The turn value labels an </w:t>
+      </w:r>
+      <w:r>
+        <w:rPr>
+          <w:b/>
+        </w:rPr>
+        <w:t>iteration</w:t>
+      </w:r>
+      <w:r>
+        <w:rPr>
+          <w:b w:val="0"/>
+        </w:rPr>
+        <w:t xml:space="preserve">; it is not the number added. The fixed update adds three each time. Four </w:t>
+      </w:r>
+      <w:r>
+        <w:rPr>
+          <w:b/>
+        </w:rPr>
+        <w:t>iteration</w:t>
+      </w:r>
+      <w:r>
+        <w:rPr>
+          <w:b w:val="0"/>
+        </w:rPr>
+        <w:t>s take the total from 1 to 13.</w:t>
+      </w:r>
+    </w:p>
+    <w:p>
+      <w:pPr>
+        <w:spacing w:line="336" w:lineRule="auto" w:after="180"/>
+      </w:pPr>
+      <w:r>
+        <w:rPr>
+          <w:b w:val="0"/>
+        </w:rPr>
+        <w:t xml:space="preserve">Keeping print outside the </w:t>
+      </w:r>
+      <w:r>
+        <w:rPr>
+          <w:b/>
+        </w:rPr>
+        <w:t>loop</w:t>
+      </w:r>
+      <w:r>
+        <w:rPr>
+          <w:b w:val="0"/>
+        </w:rPr>
+        <w:t xml:space="preserve"> produces one final display rather than four intermediate displays. Initialise total before the </w:t>
+      </w:r>
+      <w:r>
+        <w:rPr>
+          <w:b/>
+        </w:rPr>
+        <w:t>loop</w:t>
+      </w:r>
+      <w:r>
+        <w:rPr>
+          <w:b w:val="0"/>
+        </w:rPr>
+        <w:t xml:space="preserve"> so a zero-</w:t>
+      </w:r>
+      <w:r>
+        <w:rPr>
+          <w:b/>
+        </w:rPr>
+        <w:t>iteration</w:t>
+      </w:r>
+      <w:r>
+        <w:rPr>
+          <w:b w:val="0"/>
+        </w:rPr>
+        <w:t xml:space="preserve"> run still has a defined value.</w:t>
+      </w:r>
+    </w:p>
+    <w:p>
+      <w:pPr>
+        <w:pStyle w:val="Heading2"/>
+      </w:pPr>
+      <w:r>
+        <w:t>Limit claims to the stated finite loop</w:t>
+      </w:r>
+    </w:p>
+    <w:p>
+      <w:pPr>
+        <w:spacing w:line="336" w:lineRule="auto" w:after="180"/>
+      </w:pPr>
+      <w:r>
+        <w:rPr>
+          <w:b w:val="0"/>
+        </w:rPr>
+        <w:t xml:space="preserve">This finite </w:t>
+      </w:r>
+      <w:r>
+        <w:rPr>
+          <w:b/>
+        </w:rPr>
+        <w:t>loop</w:t>
+      </w:r>
+      <w:r>
+        <w:rPr>
+          <w:b w:val="0"/>
+        </w:rPr>
+        <w:t xml:space="preserve"> does not establish behavior of a while-</w:t>
+      </w:r>
+      <w:r>
+        <w:rPr>
+          <w:b/>
+        </w:rPr>
+        <w:t>loop</w:t>
+      </w:r>
+      <w:r>
+        <w:rPr>
+          <w:b w:val="0"/>
+        </w:rPr>
+        <w:t xml:space="preserve"> with a different update or stopping condition.</w:t>
+      </w:r>
+    </w:p>
+    <w:p>
+      <w:pPr>
+        <w:pStyle w:val="Heading2"/>
+      </w:pPr>
+      <w:r>
+        <w:t>Use zero iterations to check initialization</w:t>
+      </w:r>
+    </w:p>
+    <w:p>
+      <w:pPr>
+        <w:spacing w:line="336" w:lineRule="auto" w:after="180"/>
+      </w:pPr>
+      <w:r>
+        <w:rPr>
+          <w:b w:val="0"/>
+        </w:rPr>
+        <w:t>Change: Use range(0) instead of range(4).</w:t>
+      </w:r>
+    </w:p>
+    <w:p>
+      <w:pPr>
+        <w:spacing w:line="336" w:lineRule="auto" w:after="180"/>
+      </w:pPr>
+      <w:r>
+        <w:rPr>
+          <w:b/>
+        </w:rPr>
+        <w:t>Prediction</w:t>
+      </w:r>
+      <w:r>
+        <w:rPr>
+          <w:b w:val="0"/>
+        </w:rPr>
+        <w:t xml:space="preserve">: The </w:t>
+      </w:r>
+      <w:r>
+        <w:rPr>
+          <w:b/>
+        </w:rPr>
+        <w:t>loop</w:t>
+      </w:r>
+      <w:r>
+        <w:rPr>
+          <w:b w:val="0"/>
+        </w:rPr>
+        <w:t xml:space="preserve"> body never runs and the printed total is 1.</w:t>
+      </w:r>
+    </w:p>
+    <w:p>
+      <w:pPr>
+        <w:spacing w:line="336" w:lineRule="auto" w:after="180"/>
+      </w:pPr>
+      <w:r>
+        <w:rPr>
+          <w:b w:val="0"/>
+        </w:rPr>
+        <w:t>Reason: The iterable contains no turn values; the initial assignment still happened.</w:t>
+      </w:r>
+    </w:p>
+    <w:p>
+      <w:pPr>
+        <w:pStyle w:val="Heading2"/>
+      </w:pPr>
+      <w:r>
+        <w:t>Connect the picture to actual state changes</w:t>
+      </w:r>
+    </w:p>
+    <w:p>
+      <w:pPr>
+        <w:spacing w:line="336" w:lineRule="auto" w:after="180"/>
+      </w:pPr>
+      <w:r>
+        <w:rPr>
+          <w:b w:val="0"/>
+        </w:rPr>
+        <w:t>Use the diagram and verbal explanation together. Ask learners to match a sentence to a specific visual step; do not assign learners fixed visual or auditory learning styles.</w:t>
+      </w:r>
+    </w:p>
+    <w:p>
+      <w:pPr>
+        <w:spacing w:line="336" w:lineRule="auto" w:after="180"/>
+      </w:pPr>
+      <w:r>
+        <w:rPr>
+          <w:b w:val="0"/>
+        </w:rPr>
+        <w:t xml:space="preserve">Cover the result. Ask learners to name the </w:t>
+      </w:r>
+      <w:r>
+        <w:rPr>
+          <w:b/>
+        </w:rPr>
+        <w:t>input</w:t>
+      </w:r>
+      <w:r>
+        <w:rPr>
+          <w:b w:val="0"/>
+        </w:rPr>
+        <w:t xml:space="preserve">s and predict the next step. Uncover one step, connect the icon to the actual procedure, and explain its </w:t>
+      </w:r>
+      <w:r>
+        <w:rPr>
+          <w:b/>
+        </w:rPr>
+        <w:t>evidence</w:t>
+      </w:r>
+      <w:r>
+        <w:rPr>
+          <w:b w:val="0"/>
+        </w:rPr>
+        <w:t>. Then change the supplied condition and compare.</w:t>
+      </w:r>
+    </w:p>
+    <w:p>
+      <w:pPr>
+        <w:spacing w:line="336" w:lineRule="auto" w:after="180"/>
+      </w:pPr>
+      <w:r>
+        <w:rPr>
+          <w:b w:val="0"/>
+        </w:rPr>
+        <w:t>The picture is a representation; it does not document execution of a real AI model.</w:t>
+      </w:r>
+    </w:p>
+    <w:p>
+      <w:pPr>
+        <w:pStyle w:val="Heading2"/>
+      </w:pPr>
+      <w:r>
+        <w:t>Earlier wording, alternatives and picture transcripts · reference / check after trying</w:t>
+      </w:r>
+    </w:p>
+    <w:p>
+      <w:pPr>
+        <w:spacing w:line="336" w:lineRule="auto" w:after="180"/>
+      </w:pPr>
+      <w:r>
+        <w:rPr>
+          <w:b w:val="0"/>
+        </w:rPr>
+        <w:t>Explain the mechanism</w:t>
+      </w:r>
+    </w:p>
+    <w:p>
+      <w:pPr>
+        <w:spacing w:line="336" w:lineRule="auto" w:after="180"/>
+      </w:pPr>
+      <w:r>
+        <w:rPr>
+          <w:b/>
+        </w:rPr>
+        <w:t>Input</w:t>
+      </w:r>
+      <w:r>
+        <w:rPr>
+          <w:b w:val="0"/>
+        </w:rPr>
+        <w:t xml:space="preserve"> → </w:t>
+      </w:r>
+      <w:r>
+        <w:rPr>
+          <w:b/>
+        </w:rPr>
+        <w:t>Process</w:t>
+      </w:r>
+      <w:r>
+        <w:rPr>
+          <w:b w:val="0"/>
+        </w:rPr>
+        <w:t xml:space="preserve"> → </w:t>
+      </w:r>
+      <w:r>
+        <w:rPr>
+          <w:b/>
+        </w:rPr>
+        <w:t>Output</w:t>
+      </w:r>
+    </w:p>
+    <w:p>
+      <w:pPr>
+        <w:spacing w:line="336" w:lineRule="auto" w:after="180"/>
+      </w:pPr>
+      <w:r>
+        <w:rPr>
+          <w:b/>
+        </w:rPr>
+        <w:t>Trace</w:t>
+      </w:r>
+      <w:r>
+        <w:rPr>
+          <w:b w:val="0"/>
+        </w:rPr>
+        <w:t xml:space="preserve"> the information. At each stage, ask what changed and how you could test it.</w:t>
+      </w:r>
+    </w:p>
+    <w:p>
+      <w:pPr>
+        <w:spacing w:line="336" w:lineRule="auto" w:after="180"/>
+      </w:pPr>
+      <w:r>
+        <w:rPr>
+          <w:b w:val="0"/>
+        </w:rPr>
+        <w:t>Which stage could fail even when the other two are correct? Explain:</w:t>
+      </w:r>
+    </w:p>
+    <w:p>
+      <w:pPr>
+        <w:spacing w:line="336" w:lineRule="auto" w:after="180"/>
+      </w:pPr>
+      <w:r>
+        <w:rPr>
+          <w:b w:val="0"/>
+        </w:rPr>
+        <w:t xml:space="preserve">Predict first. Then check each step. A correct answer without visible reasoning is incomplete </w:t>
+      </w:r>
+      <w:r>
+        <w:rPr>
+          <w:b/>
+        </w:rPr>
+        <w:t>evidence</w:t>
+      </w:r>
+      <w:r>
+        <w:rPr>
+          <w:b w:val="0"/>
+        </w:rPr>
+        <w:t>.</w:t>
+      </w:r>
+    </w:p>
+    <w:p>
+      <w:pPr>
+        <w:spacing w:line="336" w:lineRule="auto" w:after="180"/>
+      </w:pPr>
+      <w:r>
+        <w:rPr>
+          <w:b w:val="0"/>
+        </w:rPr>
+        <w:t>2. Correct answer: score = score + 3 → 5.</w:t>
+      </w:r>
+    </w:p>
+    <w:p>
+      <w:pPr>
+        <w:spacing w:line="336" w:lineRule="auto" w:after="180"/>
+      </w:pPr>
+      <w:r>
+        <w:rPr>
+          <w:b w:val="0"/>
+        </w:rPr>
+        <w:t>3. Hint used: score = score − 1 → 4.</w:t>
+      </w:r>
+    </w:p>
+    <w:p>
+      <w:pPr>
+        <w:spacing w:line="336" w:lineRule="auto" w:after="180"/>
+      </w:pPr>
+      <w:r>
+        <w:rPr>
+          <w:b w:val="0"/>
+        </w:rPr>
+        <w:t>4. A table shows exactly where an unexpected value first appears.</w:t>
+      </w:r>
+    </w:p>
+    <w:p>
+      <w:pPr>
+        <w:spacing w:line="336" w:lineRule="auto" w:after="180"/>
+      </w:pPr>
+      <w:r>
+        <w:rPr>
+          <w:b w:val="0"/>
+        </w:rPr>
+        <w:t>Recalculate, re</w:t>
+      </w:r>
+      <w:r>
+        <w:rPr>
+          <w:b/>
+        </w:rPr>
+        <w:t>trace</w:t>
+      </w:r>
+      <w:r>
+        <w:rPr>
+          <w:b w:val="0"/>
+        </w:rPr>
+        <w:t>, or re</w:t>
+      </w:r>
+      <w:r>
+        <w:rPr>
+          <w:b/>
+        </w:rPr>
+        <w:t>state</w:t>
+      </w:r>
+      <w:r>
+        <w:rPr>
+          <w:b w:val="0"/>
+        </w:rPr>
+        <w:t xml:space="preserve"> the reasoning in your own representation:</w:t>
+      </w:r>
+    </w:p>
+    <w:p>
+      <w:pPr>
+        <w:spacing w:line="336" w:lineRule="auto" w:after="180"/>
+      </w:pPr>
+      <w:r>
+        <w:rPr>
+          <w:b w:val="0"/>
+        </w:rPr>
+        <w:t xml:space="preserve">CHECK Did the </w:t>
+      </w:r>
+      <w:r>
+        <w:rPr>
+          <w:b/>
+        </w:rPr>
+        <w:t>evidence</w:t>
+      </w:r>
+      <w:r>
+        <w:rPr>
+          <w:b w:val="0"/>
+        </w:rPr>
+        <w:t xml:space="preserve"> answer the exact question? Did the total, path, or source record stay consistent?</w:t>
+      </w:r>
+    </w:p>
+    <w:p>
+      <w:pPr>
         <w:pStyle w:val="Heading3"/>
       </w:pPr>
       <w:r>
+        <w:t>Concrete teaching case</w:t>
+      </w:r>
+    </w:p>
+    <w:p>
+      <w:pPr>
+        <w:spacing w:line="336" w:lineRule="auto" w:after="180"/>
+      </w:pPr>
+      <w:r>
+        <w:rPr>
+          <w:b w:val="0"/>
+        </w:rPr>
+        <w:t>Set score=2; add 3; if score&gt;4 subtract 1; double score.</w:t>
+      </w:r>
+    </w:p>
+    <w:p>
+      <w:pPr>
+        <w:spacing w:line="336" w:lineRule="auto" w:after="180"/>
+      </w:pPr>
+      <w:r>
+        <w:rPr>
+          <w:b/>
+        </w:rPr>
+        <w:t>Trace</w:t>
+      </w:r>
+      <w:r>
+        <w:rPr>
+          <w:b w:val="0"/>
+        </w:rPr>
+        <w:t xml:space="preserve"> every value.</w:t>
+      </w:r>
+    </w:p>
+    <w:p>
+      <w:pPr>
+        <w:pStyle w:val="Heading3"/>
+      </w:pPr>
+      <w:r>
+        <w:t>Exact explanation to model</w:t>
+      </w:r>
+    </w:p>
+    <w:p>
+      <w:pPr>
+        <w:spacing w:line="336" w:lineRule="auto" w:after="180"/>
+      </w:pPr>
+      <w:r>
+        <w:rPr>
+          <w:b w:val="0"/>
+        </w:rPr>
+        <w:t>2,5,4,8. The comparison is evaluated at 5 before subtraction.</w:t>
+      </w:r>
+    </w:p>
+    <w:p>
+      <w:pPr>
+        <w:pStyle w:val="Heading3"/>
+      </w:pPr>
+      <w:r>
+        <w:t>Explain the added worked example</w:t>
+      </w:r>
+    </w:p>
+    <w:p>
+      <w:pPr>
+        <w:pStyle w:val="Heading3"/>
+      </w:pPr>
+      <w:r>
+        <w:t>Key terms</w:t>
+      </w:r>
+    </w:p>
+    <w:tbl>
+      <w:tblPr>
+        <w:tblStyle w:val="LightShading-Accent1"/>
+        <w:tblW w:type="auto" w:w="0"/>
+        <w:tblLook w:firstColumn="1" w:firstRow="1" w:lastColumn="0" w:lastRow="0" w:noHBand="0" w:noVBand="1" w:val="04A0"/>
+      </w:tblPr>
+      <w:tblGrid>
+        <w:gridCol w:w="5112"/>
+        <w:gridCol w:w="5112"/>
+      </w:tblGrid>
+      <w:tr>
+        <w:trPr>
+          <w:tblHeader/>
+        </w:trPr>
+        <w:tc>
+          <w:tcPr>
+            <w:tcW w:type="dxa" w:w="5112"/>
+          </w:tcPr>
+          <w:p>
+            <w:r>
+              <w:t>Term</w:t>
+            </w:r>
+          </w:p>
+        </w:tc>
+        <w:tc>
+          <w:tcPr>
+            <w:tcW w:type="dxa" w:w="5112"/>
+          </w:tcPr>
+          <w:p>
+            <w:r>
+              <w:t>Meaning</w:t>
+            </w:r>
+          </w:p>
+        </w:tc>
+      </w:tr>
+      <w:tr>
+        <w:tc>
+          <w:tcPr>
+            <w:tcW w:type="dxa" w:w="5112"/>
+          </w:tcPr>
+          <w:p>
+            <w:r>
+              <w:t>Loop</w:t>
+            </w:r>
+          </w:p>
+        </w:tc>
+        <w:tc>
+          <w:tcPr>
+            <w:tcW w:type="dxa" w:w="5112"/>
+          </w:tcPr>
+          <w:p>
+            <w:r>
+              <w:t>A block of instructions that can run repeatedly</w:t>
+            </w:r>
+          </w:p>
+        </w:tc>
+      </w:tr>
+      <w:tr>
+        <w:tc>
+          <w:tcPr>
+            <w:tcW w:type="dxa" w:w="5112"/>
+          </w:tcPr>
+          <w:p>
+            <w:r>
+              <w:t>Iteration</w:t>
+            </w:r>
+          </w:p>
+        </w:tc>
+        <w:tc>
+          <w:tcPr>
+            <w:tcW w:type="dxa" w:w="5112"/>
+          </w:tcPr>
+          <w:p>
+            <w:r>
+              <w:t>One execution of a loop body</w:t>
+            </w:r>
+          </w:p>
+        </w:tc>
+      </w:tr>
+      <w:tr>
+        <w:tc>
+          <w:tcPr>
+            <w:tcW w:type="dxa" w:w="5112"/>
+          </w:tcPr>
+          <w:p>
+            <w:r>
+              <w:t>Accumulator</w:t>
+            </w:r>
+          </w:p>
+        </w:tc>
+        <w:tc>
+          <w:tcPr>
+            <w:tcW w:type="dxa" w:w="5112"/>
+          </w:tcPr>
+          <w:p>
+            <w:r>
+              <w:t>A variable that keeps a running result</w:t>
+            </w:r>
+          </w:p>
+        </w:tc>
+      </w:tr>
+      <w:tr>
+        <w:tc>
+          <w:tcPr>
+            <w:tcW w:type="dxa" w:w="5112"/>
+          </w:tcPr>
+          <w:p>
+            <w:r>
+              <w:t>Initialization</w:t>
+            </w:r>
+          </w:p>
+        </w:tc>
+        <w:tc>
+          <w:tcPr>
+            <w:tcW w:type="dxa" w:w="5112"/>
+          </w:tcPr>
+          <w:p>
+            <w:r>
+              <w:t>Giving a variable its starting value</w:t>
+            </w:r>
+          </w:p>
+        </w:tc>
+      </w:tr>
+      <w:tr>
+        <w:tc>
+          <w:tcPr>
+            <w:tcW w:type="dxa" w:w="5112"/>
+          </w:tcPr>
+          <w:p>
+            <w:r>
+              <w:t>Trace table</w:t>
+            </w:r>
+          </w:p>
+        </w:tc>
+        <w:tc>
+          <w:tcPr>
+            <w:tcW w:type="dxa" w:w="5112"/>
+          </w:tcPr>
+          <w:p>
+            <w:r>
+              <w:t>A record of variable values as instructions execute</w:t>
+            </w:r>
+          </w:p>
+        </w:tc>
+      </w:tr>
+    </w:tbl>
+    <w:p>
+      <w:pPr>
+        <w:pStyle w:val="Heading3"/>
+      </w:pPr>
+      <w:r>
+        <w:t>Model the reasoning aloud</w:t>
+      </w:r>
+    </w:p>
+    <w:p>
+      <w:pPr>
+        <w:spacing w:line="336" w:lineRule="auto" w:after="180"/>
+      </w:pPr>
+      <w:r>
+        <w:rPr>
+          <w:b w:val="0"/>
+        </w:rPr>
+        <w:t xml:space="preserve">Use the complete worked example below before asking learners to complete W2. Reveal a small part, invite a </w:t>
+      </w:r>
+      <w:r>
+        <w:rPr>
+          <w:b/>
+        </w:rPr>
+        <w:t>prediction</w:t>
+      </w:r>
+      <w:r>
+        <w:rPr>
+          <w:b w:val="0"/>
+        </w:rPr>
+        <w:t>, then explain the deciding step.</w:t>
+      </w:r>
+    </w:p>
+    <w:p>
+      <w:pPr>
+        <w:spacing w:line="336" w:lineRule="auto" w:after="180"/>
+      </w:pPr>
+      <w:r>
+        <w:rPr>
+          <w:b w:val="0"/>
+        </w:rPr>
+        <w:t>These teacher notes contain solutions; do not reveal the independent case answer during modelling.</w:t>
+      </w:r>
+    </w:p>
+    <w:tbl>
+      <w:tblPr>
+        <w:tblStyle w:val="LightShading-Accent1"/>
+        <w:tblW w:type="auto" w:w="0"/>
+        <w:tblLook w:firstColumn="1" w:firstRow="1" w:lastColumn="0" w:lastRow="0" w:noHBand="0" w:noVBand="1" w:val="04A0"/>
+      </w:tblPr>
+      <w:tblGrid>
+        <w:gridCol w:w="5112"/>
+        <w:gridCol w:w="5112"/>
+      </w:tblGrid>
+      <w:tr>
+        <w:trPr>
+          <w:tblHeader/>
+        </w:trPr>
+        <w:tc>
+          <w:tcPr>
+            <w:tcW w:type="dxa" w:w="5112"/>
+          </w:tcPr>
+          <w:p>
+            <w:r>
+              <w:t>Thinking move</w:t>
+            </w:r>
+          </w:p>
+        </w:tc>
+        <w:tc>
+          <w:tcPr>
+            <w:tcW w:type="dxa" w:w="5112"/>
+          </w:tcPr>
+          <w:p>
+            <w:r>
+              <w:t>Teacher prompt</w:t>
+            </w:r>
+          </w:p>
+        </w:tc>
+      </w:tr>
+      <w:tr>
+        <w:tc>
+          <w:tcPr>
+            <w:tcW w:type="dxa" w:w="5112"/>
+          </w:tcPr>
+          <w:p>
+            <w:r>
+              <w:t>Plan</w:t>
+            </w:r>
+          </w:p>
+        </w:tc>
+        <w:tc>
+          <w:tcPr>
+            <w:tcW w:type="dxa" w:w="5112"/>
+          </w:tcPr>
+          <w:p>
+            <w:r>
+              <w:t>What is given? What is the question? Which procedure fits these facts?</w:t>
+            </w:r>
+          </w:p>
+        </w:tc>
+      </w:tr>
+      <w:tr>
+        <w:tc>
+          <w:tcPr>
+            <w:tcW w:type="dxa" w:w="5112"/>
+          </w:tcPr>
+          <w:p>
+            <w:r>
+              <w:t>Do</w:t>
+            </w:r>
+          </w:p>
+        </w:tc>
+        <w:tc>
+          <w:tcPr>
+            <w:tcW w:type="dxa" w:w="5112"/>
+          </w:tcPr>
+          <w:p>
+            <w:r>
+              <w:t>Point to each input and intermediate step in the worked trace. Name the rule that allows the next step.</w:t>
+            </w:r>
+          </w:p>
+        </w:tc>
+      </w:tr>
+      <w:tr>
+        <w:tc>
+          <w:tcPr>
+            <w:tcW w:type="dxa" w:w="5112"/>
+          </w:tcPr>
+          <w:p>
+            <w:r>
+              <w:t>Check</w:t>
+            </w:r>
+          </w:p>
+        </w:tc>
+        <w:tc>
+          <w:tcPr>
+            <w:tcW w:type="dxa" w:w="5112"/>
+          </w:tcPr>
+          <w:p>
+            <w:r>
+              <w:t>Does the output answer the question? Which assumption or limitation prevents a larger claim?</w:t>
+            </w:r>
+          </w:p>
+        </w:tc>
+      </w:tr>
+    </w:tbl>
+    <w:p>
+      <w:pPr>
+        <w:pStyle w:val="Heading3"/>
+      </w:pPr>
+      <w:r>
+        <w:t>A pictorial worked case: Trace Tables</w:t>
+      </w:r>
+    </w:p>
+    <w:p>
+      <w:pPr>
+        <w:pStyle w:val="Heading3"/>
+      </w:pPr>
+      <w:r>
+        <w:t>The facts we will use</w:t>
+      </w:r>
+    </w:p>
+    <w:p>
+      <w:r>
+        <w:drawing>
+          <wp:inline xmlns:a="http://schemas.openxmlformats.org/drawingml/2006/main" xmlns:pic="http://schemas.openxmlformats.org/drawingml/2006/picture">
+            <wp:extent cx="5486400" cy="4234543"/>
+            <wp:docPr id="3" name="Picture 3" descr="Loop totals after each iteration"/>
+            <wp:cNvGraphicFramePr>
+              <a:graphicFrameLocks noChangeAspect="1"/>
+            </wp:cNvGraphicFramePr>
+            <a:graphic>
+              <a:graphicData uri="http://schemas.openxmlformats.org/drawingml/2006/picture">
+                <pic:pic>
+                  <pic:nvPicPr>
+                    <pic:cNvPr id="0" name="academy-detail-ai-2-4.png"/>
+                    <pic:cNvPicPr/>
+                  </pic:nvPicPr>
+                  <pic:blipFill>
+                    <a:blip r:embed="rId11"/>
+                    <a:stretch>
+                      <a:fillRect/>
+                    </a:stretch>
+                  </pic:blipFill>
+                  <pic:spPr>
+                    <a:xfrm>
+                      <a:off x="0" y="0"/>
+                      <a:ext cx="5486400" cy="4234543"/>
+                    </a:xfrm>
+                    <a:prstGeom prst="rect"/>
+                  </pic:spPr>
+                </pic:pic>
+              </a:graphicData>
+            </a:graphic>
+          </wp:inline>
+        </w:drawing>
+      </w:r>
+    </w:p>
+    <w:p>
+      <w:r>
+        <w:drawing>
+          <wp:inline xmlns:a="http://schemas.openxmlformats.org/drawingml/2006/main" xmlns:pic="http://schemas.openxmlformats.org/drawingml/2006/picture">
+            <wp:extent cx="5381271" cy="5943599"/>
+            <wp:docPr id="4" name="Picture 4" descr="Trace Tables. Initial state: Before the loop, total=1.. Iteration values: range(4) supplies turn values 0,1,2,3.. Updated totals: After each turn total is 4,7,10,13.. After the loop: Print 13 once, after all four updates."/>
+            <wp:cNvGraphicFramePr>
+              <a:graphicFrameLocks noChangeAspect="1"/>
+            </wp:cNvGraphicFramePr>
+            <a:graphic>
+              <a:graphicData uri="http://schemas.openxmlformats.org/drawingml/2006/picture">
+                <pic:pic>
+                  <pic:nvPicPr>
+                    <pic:cNvPr id="0" name="academy-visual-ai-2-4.png"/>
+                    <pic:cNvPicPr/>
+                  </pic:nvPicPr>
+                  <pic:blipFill>
+                    <a:blip r:embed="rId12"/>
+                    <a:stretch>
+                      <a:fillRect/>
+                    </a:stretch>
+                  </pic:blipFill>
+                  <pic:spPr>
+                    <a:xfrm>
+                      <a:off x="0" y="0"/>
+                      <a:ext cx="5381271" cy="5943599"/>
+                    </a:xfrm>
+                    <a:prstGeom prst="rect"/>
+                  </pic:spPr>
+                </pic:pic>
+              </a:graphicData>
+            </a:graphic>
+          </wp:inline>
+        </w:drawing>
+      </w:r>
+    </w:p>
+    <w:p>
+      <w:pPr>
+        <w:pStyle w:val="Heading3"/>
+      </w:pPr>
+      <w:r>
         <w:t>Why this result follows</w:t>
       </w:r>
     </w:p>
@@ -2213,19 +2549,55 @@
         <w:pStyle w:val="Heading3"/>
       </w:pPr>
       <w:r>
-        <w:t>Why the result follows</w:t>
+        <w:t>What this example does not establish</w:t>
+      </w:r>
+    </w:p>
+    <w:p>
+      <w:pPr>
+        <w:pStyle w:val="Heading3"/>
+      </w:pPr>
+      <w:r>
+        <w:t>Change one thing in the pictured case</w:t>
+      </w:r>
+    </w:p>
+    <w:p>
+      <w:pPr>
+        <w:pStyle w:val="Heading3"/>
+      </w:pPr>
+      <w:r>
+        <w:t>Ask while showing the picture</w:t>
+      </w:r>
+    </w:p>
+    <w:p>
+      <w:pPr>
+        <w:pStyle w:val="Heading1"/>
+      </w:pPr>
+      <w:r>
+        <w:t>03. Guide the reasoning, then remove help</w:t>
+      </w:r>
+    </w:p>
+    <w:p>
+      <w:r>
+        <w:t>Collect a response from each learner before discussing the worked key.</w:t>
+      </w:r>
+    </w:p>
+    <w:p>
+      <w:pPr>
+        <w:pStyle w:val="Heading2"/>
+      </w:pPr>
+      <w:r>
+        <w:t>Prompt before revealing</w:t>
       </w:r>
     </w:p>
     <w:p>
       <w:pPr>
         <w:spacing w:line="336" w:lineRule="auto" w:after="180"/>
-        <w:shd w:fill="F1F6FC"/>
-      </w:pPr>
-      <w:r>
-        <w:rPr>
-          <w:b w:val="0"/>
-        </w:rPr>
-        <w:t xml:space="preserve">The turn value labels an </w:t>
+      </w:pPr>
+      <w:r>
+        <w:rPr>
+          <w:b w:val="0"/>
+        </w:rPr>
+        <w:t xml:space="preserve">Completion task: Copy the worked script. Change the range to range(2, 5). Record turn, total before and total after each </w:t>
       </w:r>
       <w:r>
         <w:rPr>
@@ -2237,43 +2609,249 @@
         <w:rPr>
           <w:b w:val="0"/>
         </w:rPr>
-        <w:t xml:space="preserve">; it is not the number added. The fixed update adds three each time. Four </w:t>
+        <w:t xml:space="preserve">. Predict the single </w:t>
       </w:r>
       <w:r>
         <w:rPr>
           <w:b/>
         </w:rPr>
-        <w:t>iteration</w:t>
-      </w:r>
-      <w:r>
-        <w:rPr>
-          <w:b w:val="0"/>
-        </w:rPr>
-        <w:t>s take the total from 1 to 13.</w:t>
+        <w:t>output</w:t>
+      </w:r>
+      <w:r>
+        <w:rPr>
+          <w:b w:val="0"/>
+        </w:rPr>
+        <w:t>, then run and compare.</w:t>
+      </w:r>
+    </w:p>
+    <w:p>
+      <w:pPr>
+        <w:pStyle w:val="Heading2"/>
+      </w:pPr>
+      <w:r>
+        <w:t>Expected reasoning and fading help</w:t>
       </w:r>
     </w:p>
     <w:p>
       <w:pPr>
         <w:spacing w:line="336" w:lineRule="auto" w:after="180"/>
-        <w:shd w:fill="F1F6FC"/>
-      </w:pPr>
-      <w:r>
-        <w:rPr>
-          <w:b w:val="0"/>
-        </w:rPr>
-        <w:t xml:space="preserve">Keeping print outside the </w:t>
+      </w:pPr>
+      <w:r>
+        <w:rPr>
+          <w:b w:val="0"/>
+        </w:rPr>
+        <w:t xml:space="preserve">Teacher check: Rows are 2 / 0 / 2, 3 / 2 / 5, 4 / 5 / 9. Final </w:t>
       </w:r>
       <w:r>
         <w:rPr>
           <w:b/>
         </w:rPr>
+        <w:t>output</w:t>
+      </w:r>
+      <w:r>
+        <w:rPr>
+          <w:b w:val="0"/>
+        </w:rPr>
+        <w:t xml:space="preserve"> 9. Keep the observed result distinct from the </w:t>
+      </w:r>
+      <w:r>
+        <w:rPr>
+          <w:b/>
+        </w:rPr>
+        <w:t>prediction</w:t>
+      </w:r>
+      <w:r>
+        <w:rPr>
+          <w:b w:val="0"/>
+        </w:rPr>
+        <w:t>.</w:t>
+      </w:r>
+    </w:p>
+    <w:p>
+      <w:pPr>
+        <w:spacing w:line="336" w:lineRule="auto" w:after="180"/>
+      </w:pPr>
+      <w:r>
+        <w:rPr>
+          <w:b w:val="0"/>
+        </w:rPr>
+        <w:t xml:space="preserve">Start by identifying the given </w:t>
+      </w:r>
+      <w:r>
+        <w:rPr>
+          <w:b/>
+        </w:rPr>
+        <w:t>input</w:t>
+      </w:r>
+      <w:r>
+        <w:rPr>
+          <w:b w:val="0"/>
+        </w:rPr>
+        <w:t xml:space="preserve">s together. Leave the intermediate steps blank. If needed, model one step, then withdraw that help on the next step. Move to a full </w:t>
+      </w:r>
+      <w:r>
+        <w:rPr>
+          <w:b/>
+        </w:rPr>
+        <w:t>trace</w:t>
+      </w:r>
+      <w:r>
+        <w:rPr>
+          <w:b w:val="0"/>
+        </w:rPr>
+        <w:t xml:space="preserve"> only when the partial </w:t>
+      </w:r>
+      <w:r>
+        <w:rPr>
+          <w:b/>
+        </w:rPr>
+        <w:t>trace</w:t>
+      </w:r>
+      <w:r>
+        <w:rPr>
+          <w:b w:val="0"/>
+        </w:rPr>
+        <w:t xml:space="preserve"> is understood.</w:t>
+      </w:r>
+    </w:p>
+    <w:p>
+      <w:pPr>
+        <w:spacing w:line="336" w:lineRule="auto" w:after="180"/>
+      </w:pPr>
+      <w:r>
+        <w:rPr>
+          <w:b w:val="0"/>
+        </w:rPr>
+        <w:t>For partners, alternate explainer and checker; collect a response from every learner before discussion.</w:t>
+      </w:r>
+    </w:p>
+    <w:p>
+      <w:pPr>
+        <w:pStyle w:val="Heading2"/>
+      </w:pPr>
+      <w:r>
+        <w:t>Check the misconception before discussion</w:t>
+      </w:r>
+    </w:p>
+    <w:p>
+      <w:pPr>
+        <w:spacing w:line="336" w:lineRule="auto" w:after="180"/>
+      </w:pPr>
+      <w:r>
+        <w:rPr>
+          <w:b w:val="0"/>
+        </w:rPr>
+        <w:t xml:space="preserve">Use the worked case for </w:t>
+      </w:r>
+      <w:r>
+        <w:rPr>
+          <w:b/>
+        </w:rPr>
+        <w:t>Loop</w:t>
+      </w:r>
+      <w:r>
+        <w:rPr>
+          <w:b w:val="0"/>
+        </w:rPr>
+        <w:t xml:space="preserve">s and </w:t>
+      </w:r>
+      <w:r>
+        <w:rPr>
+          <w:b/>
+        </w:rPr>
+        <w:t>trace table</w:t>
+      </w:r>
+      <w:r>
+        <w:rPr>
+          <w:b w:val="0"/>
+        </w:rPr>
+        <w:t>s. Proposed explanation: “The stop value is included”. Decide whether this explanation is supported. Point to the step or supplied fact that decides; explain your repair if needed.</w:t>
+      </w:r>
+    </w:p>
+    <w:p>
+      <w:pPr>
+        <w:spacing w:line="336" w:lineRule="auto" w:after="180"/>
+      </w:pPr>
+      <w:r>
+        <w:rPr>
+          <w:b w:val="0"/>
+        </w:rPr>
+        <w:t>Expected correction: List the supplied values before tracing; range(1, 4) excludes 4.</w:t>
+      </w:r>
+    </w:p>
+    <w:p>
+      <w:pPr>
+        <w:spacing w:line="336" w:lineRule="auto" w:after="180"/>
+      </w:pPr>
+      <w:r>
+        <w:rPr>
+          <w:b w:val="0"/>
+        </w:rPr>
+        <w:t>Collect explanations, not only yes/no votes. If a misunderstanding is common, re-model the relevant step for the class.</w:t>
+      </w:r>
+    </w:p>
+    <w:p>
+      <w:pPr>
+        <w:spacing w:line="336" w:lineRule="auto" w:after="180"/>
+      </w:pPr>
+      <w:r>
+        <w:rPr>
+          <w:b w:val="0"/>
+        </w:rPr>
+        <w:t>If it affects a few learners, give a short targeted group explanation while others solve a more demanding variation.</w:t>
+      </w:r>
+    </w:p>
+    <w:p>
+      <w:pPr>
+        <w:pStyle w:val="Heading2"/>
+      </w:pPr>
+      <w:r>
+        <w:t>Use the pictorial check</w:t>
+      </w:r>
+    </w:p>
+    <w:p>
+      <w:pPr>
+        <w:spacing w:line="336" w:lineRule="auto" w:after="180"/>
+      </w:pPr>
+      <w:r>
+        <w:rPr>
+          <w:b w:val="0"/>
+        </w:rPr>
+        <w:t xml:space="preserve">Move print inside the original </w:t>
+      </w:r>
+      <w:r>
+        <w:rPr>
+          <w:b/>
+        </w:rPr>
         <w:t>loop</w:t>
       </w:r>
       <w:r>
         <w:rPr>
           <w:b w:val="0"/>
         </w:rPr>
-        <w:t xml:space="preserve"> produces one final display rather than four intermediate displays. Initialise total before the </w:t>
+        <w:t>. What sequence is displayed?</w:t>
+      </w:r>
+    </w:p>
+    <w:p>
+      <w:pPr>
+        <w:spacing w:line="336" w:lineRule="auto" w:after="180"/>
+      </w:pPr>
+      <w:r>
+        <w:rPr>
+          <w:b w:val="0"/>
+        </w:rPr>
+        <w:t>4,7,10,13 on separate lines, because each print follows one update.</w:t>
+      </w:r>
+    </w:p>
+    <w:p>
+      <w:pPr>
+        <w:spacing w:line="336" w:lineRule="auto" w:after="180"/>
+      </w:pPr>
+      <w:r>
+        <w:rPr>
+          <w:b w:val="0"/>
+        </w:rPr>
+        <w:t xml:space="preserve">Changed-case reasoning: The </w:t>
       </w:r>
       <w:r>
         <w:rPr>
@@ -2285,19 +2863,93 @@
         <w:rPr>
           <w:b w:val="0"/>
         </w:rPr>
-        <w:t xml:space="preserve"> so a zero-</w:t>
+        <w:t xml:space="preserve"> body never runs and the printed total is 1. The iterable contains no turn values; the initial assignment still happened.</w:t>
+      </w:r>
+    </w:p>
+    <w:p>
+      <w:pPr>
+        <w:spacing w:line="336" w:lineRule="auto" w:after="180"/>
+      </w:pPr>
+      <w:r>
+        <w:rPr>
+          <w:b w:val="0"/>
+        </w:rPr>
+        <w:t xml:space="preserve">Collect each learner’s explanation before discussion. Use the first missing connection between </w:t>
       </w:r>
       <w:r>
         <w:rPr>
           <w:b/>
         </w:rPr>
-        <w:t>iteration</w:t>
-      </w:r>
-      <w:r>
-        <w:rPr>
-          <w:b w:val="0"/>
-        </w:rPr>
-        <w:t xml:space="preserve"> run still has a defined value.</w:t>
+        <w:t>input</w:t>
+      </w:r>
+      <w:r>
+        <w:rPr>
+          <w:b w:val="0"/>
+        </w:rPr>
+        <w:t xml:space="preserve">, deciding step and result to choose support. This question is worked-case practice, not fresh mastery </w:t>
+      </w:r>
+      <w:r>
+        <w:rPr>
+          <w:b/>
+        </w:rPr>
+        <w:t>evidence</w:t>
+      </w:r>
+      <w:r>
+        <w:rPr>
+          <w:b w:val="0"/>
+        </w:rPr>
+        <w:t>.</w:t>
+      </w:r>
+    </w:p>
+    <w:p>
+      <w:pPr>
+        <w:pStyle w:val="Heading2"/>
+      </w:pPr>
+      <w:r>
+        <w:t>Keep each learner explaining</w:t>
+      </w:r>
+    </w:p>
+    <w:p>
+      <w:pPr>
+        <w:pStyle w:val="ListBullet"/>
+      </w:pPr>
+      <w:r>
+        <w:t>Ask: Which facts are given, and which would we have to assume? Learners mark relevant details before discussing answers.</w:t>
+      </w:r>
+    </w:p>
+    <w:p>
+      <w:pPr>
+        <w:pStyle w:val="ListBullet"/>
+      </w:pPr>
+      <w:r>
+        <w:t>Say: Predict first. Show the rule, information path or calculation that would produce the result. A correct guess is not yet an explanation.</w:t>
+      </w:r>
+    </w:p>
+    <w:p>
+      <w:pPr>
+        <w:pStyle w:val="ListBullet"/>
+      </w:pPr>
+      <w:r>
+        <w:t>In pairs, one learner solves while the other checks evidence; exchange roles. Remove the worked answer before independent assessment.</w:t>
+      </w:r>
+    </w:p>
+    <w:p>
+      <w:pPr>
+        <w:pStyle w:val="Heading2"/>
+      </w:pPr>
+      <w:r>
+        <w:t>Earlier wording, alternatives and picture transcripts · reference / check after trying</w:t>
+      </w:r>
+    </w:p>
+    <w:p>
+      <w:pPr>
+        <w:spacing w:line="336" w:lineRule="auto" w:after="180"/>
+      </w:pPr>
+      <w:r>
+        <w:rPr>
+          <w:b w:val="0"/>
+        </w:rPr>
+        <w:t>Demonstrate and guide practice</w:t>
       </w:r>
     </w:p>
     <w:p>
@@ -2305,7 +2957,75 @@
         <w:pStyle w:val="Heading3"/>
       </w:pPr>
       <w:r>
-        <w:t>What this example does not establish</w:t>
+        <w:t>Board sequence</w:t>
+      </w:r>
+    </w:p>
+    <w:p>
+      <w:pPr>
+        <w:spacing w:line="336" w:lineRule="auto" w:after="180"/>
+      </w:pPr>
+      <w:r>
+        <w:rPr>
+          <w:b w:val="0"/>
+        </w:rPr>
+        <w:t>Write the given facts: Set score=2; add 3; if score&gt;4 subtract 1; double score.</w:t>
+      </w:r>
+    </w:p>
+    <w:p>
+      <w:pPr>
+        <w:spacing w:line="336" w:lineRule="auto" w:after="180"/>
+      </w:pPr>
+      <w:r>
+        <w:rPr>
+          <w:b w:val="0"/>
+        </w:rPr>
+        <w:t xml:space="preserve">Write the question to explain: </w:t>
+      </w:r>
+      <w:r>
+        <w:rPr>
+          <w:b/>
+        </w:rPr>
+        <w:t>Trace</w:t>
+      </w:r>
+      <w:r>
+        <w:rPr>
+          <w:b w:val="0"/>
+        </w:rPr>
+        <w:t xml:space="preserve"> every value.</w:t>
+      </w:r>
+    </w:p>
+    <w:p>
+      <w:pPr>
+        <w:spacing w:line="336" w:lineRule="auto" w:after="180"/>
+      </w:pPr>
+      <w:r>
+        <w:rPr>
+          <w:b w:val="0"/>
+        </w:rPr>
+        <w:t xml:space="preserve">Reveal after </w:t>
+      </w:r>
+      <w:r>
+        <w:rPr>
+          <w:b/>
+        </w:rPr>
+        <w:t>prediction</w:t>
+      </w:r>
+      <w:r>
+        <w:rPr>
+          <w:b w:val="0"/>
+        </w:rPr>
+        <w:t>s: 2,5,4,8. The comparison is evaluated at 5 before subtraction.</w:t>
+      </w:r>
+    </w:p>
+    <w:p>
+      <w:pPr>
+        <w:spacing w:line="336" w:lineRule="auto" w:after="180"/>
+      </w:pPr>
+      <w:r>
+        <w:rPr>
+          <w:b w:val="0"/>
+        </w:rPr>
+        <w:t>Use the earlier changed question as optional later practice. Reserve Build a repeated addition independently for the first independent attempt before hints or feedback.</w:t>
       </w:r>
     </w:p>
     <w:p>
@@ -2313,380 +3033,23 @@
         <w:pStyle w:val="Heading3"/>
       </w:pPr>
       <w:r>
-        <w:t>Keep the stated limit</w:t>
+        <w:t>Classroom dialogue</w:t>
       </w:r>
     </w:p>
     <w:p>
       <w:pPr>
         <w:spacing w:line="336" w:lineRule="auto" w:after="180"/>
-        <w:shd w:fill="FFF5E6"/>
-      </w:pPr>
-      <w:r>
-        <w:rPr>
-          <w:b w:val="0"/>
-        </w:rPr>
-        <w:t xml:space="preserve">This finite </w:t>
+      </w:pPr>
+      <w:r>
+        <w:rPr>
+          <w:b w:val="0"/>
+        </w:rPr>
+        <w:t xml:space="preserve">Reveal reasoning one step at a time. Explain why a tempting alternative fails. Write units and denominators for arithmetic, </w:t>
       </w:r>
       <w:r>
         <w:rPr>
           <w:b/>
         </w:rPr>
-        <w:t>loop</w:t>
-      </w:r>
-      <w:r>
-        <w:rPr>
-          <w:b w:val="0"/>
-        </w:rPr>
-        <w:t xml:space="preserve"> does not establish behavior of a while-</w:t>
-      </w:r>
-      <w:r>
-        <w:rPr>
-          <w:b/>
-        </w:rPr>
-        <w:t>loop</w:t>
-      </w:r>
-      <w:r>
-        <w:rPr>
-          <w:b w:val="0"/>
-        </w:rPr>
-        <w:t xml:space="preserve"> with a different update or stopping condition.</w:t>
-      </w:r>
-    </w:p>
-    <w:p>
-      <w:pPr>
-        <w:pStyle w:val="Heading3"/>
-      </w:pPr>
-      <w:r>
-        <w:t>Change one thing in the pictured case</w:t>
-      </w:r>
-    </w:p>
-    <w:p>
-      <w:pPr>
-        <w:pStyle w:val="Heading3"/>
-      </w:pPr>
-      <w:r>
-        <w:t>Change one thing</w:t>
-      </w:r>
-    </w:p>
-    <w:p>
-      <w:pPr>
-        <w:spacing w:line="336" w:lineRule="auto" w:after="180"/>
-        <w:shd w:fill="F5F1FB"/>
-      </w:pPr>
-      <w:r>
-        <w:rPr>
-          <w:b w:val="0"/>
-        </w:rPr>
-        <w:t>Change: Use range(0) instead of range(4).</w:t>
-      </w:r>
-    </w:p>
-    <w:p>
-      <w:pPr>
-        <w:pStyle w:val="Heading3"/>
-      </w:pPr>
-      <w:r>
-        <w:t>Predicted result</w:t>
-      </w:r>
-    </w:p>
-    <w:p>
-      <w:pPr>
-        <w:spacing w:line="336" w:lineRule="auto" w:after="180"/>
-        <w:shd w:fill="F1F6FC"/>
-      </w:pPr>
-      <w:r>
-        <w:rPr>
-          <w:b/>
-        </w:rPr>
-        <w:t>Prediction</w:t>
-      </w:r>
-      <w:r>
-        <w:rPr>
-          <w:b w:val="0"/>
-        </w:rPr>
-        <w:t xml:space="preserve">: The </w:t>
-      </w:r>
-      <w:r>
-        <w:rPr>
-          <w:b/>
-        </w:rPr>
-        <w:t>loop</w:t>
-      </w:r>
-      <w:r>
-        <w:rPr>
-          <w:b w:val="0"/>
-        </w:rPr>
-        <w:t xml:space="preserve"> body never runs and the printed total is 1.</w:t>
-      </w:r>
-    </w:p>
-    <w:p>
-      <w:pPr>
-        <w:pStyle w:val="Heading3"/>
-      </w:pPr>
-      <w:r>
-        <w:t>Why the result follows</w:t>
-      </w:r>
-    </w:p>
-    <w:p>
-      <w:pPr>
-        <w:spacing w:line="336" w:lineRule="auto" w:after="180"/>
-        <w:shd w:fill="F1F6FC"/>
-      </w:pPr>
-      <w:r>
-        <w:rPr>
-          <w:b w:val="0"/>
-        </w:rPr>
-        <w:t>Reason: The iterable contains no turn values; the initial assignment still happened.</w:t>
-      </w:r>
-    </w:p>
-    <w:p>
-      <w:pPr>
-        <w:pStyle w:val="Heading3"/>
-      </w:pPr>
-      <w:r>
-        <w:t>Ask while showing the picture</w:t>
-      </w:r>
-    </w:p>
-    <w:p>
-      <w:pPr>
-        <w:pStyle w:val="Heading3"/>
-      </w:pPr>
-      <w:r>
-        <w:t>Ask while showing the picture · 4</w:t>
-      </w:r>
-    </w:p>
-    <w:p>
-      <w:pPr>
-        <w:spacing w:line="336" w:lineRule="auto" w:after="180"/>
-      </w:pPr>
-      <w:r>
-        <w:rPr>
-          <w:b w:val="0"/>
-        </w:rPr>
-        <w:t xml:space="preserve">Cover the result. Ask learners to name the </w:t>
-      </w:r>
-      <w:r>
-        <w:rPr>
-          <w:b/>
-        </w:rPr>
-        <w:t>input</w:t>
-      </w:r>
-      <w:r>
-        <w:rPr>
-          <w:b w:val="0"/>
-        </w:rPr>
-        <w:t xml:space="preserve">s and predict the next step. Uncover one step, connect the icon to the actual procedure, and explain its </w:t>
-      </w:r>
-      <w:r>
-        <w:rPr>
-          <w:b/>
-        </w:rPr>
-        <w:t>evidence</w:t>
-      </w:r>
-      <w:r>
-        <w:rPr>
-          <w:b w:val="0"/>
-        </w:rPr>
-        <w:t>. Then change the supplied condition and compare.</w:t>
-      </w:r>
-    </w:p>
-    <w:p>
-      <w:pPr>
-        <w:spacing w:line="336" w:lineRule="auto" w:after="180"/>
-      </w:pPr>
-      <w:r>
-        <w:rPr>
-          <w:b w:val="0"/>
-        </w:rPr>
-        <w:t>The picture is a representation; it does not document execution of a real AI model.</w:t>
-      </w:r>
-    </w:p>
-    <w:p>
-      <w:pPr>
-        <w:pStyle w:val="Heading1"/>
-      </w:pPr>
-      <w:r>
-        <w:t>03. Demonstrate and guide practice</w:t>
-      </w:r>
-    </w:p>
-    <w:p>
-      <w:r>
-        <w:t>Demonstrate Trace Tables, reduce support deliberately and check individual reasoning before discussing answers.</w:t>
-      </w:r>
-    </w:p>
-    <w:p>
-      <w:pPr>
-        <w:pStyle w:val="Heading3"/>
-      </w:pPr>
-      <w:r>
-        <w:t>Board sequence</w:t>
-      </w:r>
-    </w:p>
-    <w:p>
-      <w:pPr>
-        <w:pStyle w:val="Heading3"/>
-      </w:pPr>
-      <w:r>
-        <w:t>1. Put the facts on the board</w:t>
-      </w:r>
-    </w:p>
-    <w:p>
-      <w:pPr>
-        <w:spacing w:line="336" w:lineRule="auto" w:after="180"/>
-        <w:shd w:fill="F4F9FC"/>
-      </w:pPr>
-      <w:r>
-        <w:rPr>
-          <w:b w:val="0"/>
-        </w:rPr>
-        <w:t>Write the given facts: Set score=2; add 3; if score&gt;4 subtract 1; double score.</w:t>
-      </w:r>
-    </w:p>
-    <w:p>
-      <w:pPr>
-        <w:pStyle w:val="Heading3"/>
-      </w:pPr>
-      <w:r>
-        <w:t>2. State the decision to explain</w:t>
-      </w:r>
-    </w:p>
-    <w:p>
-      <w:pPr>
-        <w:spacing w:line="336" w:lineRule="auto" w:after="180"/>
-        <w:shd w:fill="F4F9FC"/>
-      </w:pPr>
-      <w:r>
-        <w:rPr>
-          <w:b w:val="0"/>
-        </w:rPr>
-        <w:t xml:space="preserve">Write the question to explain: </w:t>
-      </w:r>
-      <w:r>
-        <w:rPr>
-          <w:b/>
-        </w:rPr>
-        <w:t>Trace</w:t>
-      </w:r>
-      <w:r>
-        <w:rPr>
-          <w:b w:val="0"/>
-        </w:rPr>
-        <w:t xml:space="preserve"> every value.</w:t>
-      </w:r>
-    </w:p>
-    <w:p>
-      <w:pPr>
-        <w:pStyle w:val="Heading3"/>
-      </w:pPr>
-      <w:r>
-        <w:t>3. Reveal the worked reasoning</w:t>
-      </w:r>
-    </w:p>
-    <w:p>
-      <w:pPr>
-        <w:spacing w:line="336" w:lineRule="auto" w:after="180"/>
-        <w:shd w:fill="F1F6FC"/>
-      </w:pPr>
-      <w:r>
-        <w:rPr>
-          <w:b w:val="0"/>
-        </w:rPr>
-        <w:t xml:space="preserve">Reveal after </w:t>
-      </w:r>
-      <w:r>
-        <w:rPr>
-          <w:b/>
-        </w:rPr>
-        <w:t>prediction</w:t>
-      </w:r>
-      <w:r>
-        <w:rPr>
-          <w:b w:val="0"/>
-        </w:rPr>
-        <w:t>s: 2,5,4,8. The comparison is evaluated at 5 before subtraction.</w:t>
-      </w:r>
-    </w:p>
-    <w:p>
-      <w:pPr>
-        <w:pStyle w:val="Heading3"/>
-      </w:pPr>
-      <w:r>
-        <w:t>Hold back the independent task</w:t>
-      </w:r>
-    </w:p>
-    <w:p>
-      <w:pPr>
-        <w:spacing w:line="336" w:lineRule="auto" w:after="180"/>
-        <w:shd w:fill="F5F1FB"/>
-      </w:pPr>
-      <w:r>
-        <w:rPr>
-          <w:b w:val="0"/>
-        </w:rPr>
-        <w:t>Keep for an independent attempt: Set score to 2. Add 3, then double the result. Record the score after each operation. What changes if you double before adding?</w:t>
-      </w:r>
-    </w:p>
-    <w:p>
-      <w:pPr>
-        <w:pStyle w:val="Heading3"/>
-      </w:pPr>
-      <w:r>
-        <w:t>Classroom dialogue</w:t>
-      </w:r>
-    </w:p>
-    <w:p>
-      <w:pPr>
-        <w:pStyle w:val="Heading3"/>
-      </w:pPr>
-      <w:r>
-        <w:t>Ask the class</w:t>
-      </w:r>
-    </w:p>
-    <w:p>
-      <w:pPr>
-        <w:spacing w:line="336" w:lineRule="auto" w:after="180"/>
-        <w:shd w:fill="F5F1FB"/>
-      </w:pPr>
-      <w:r>
-        <w:rPr>
-          <w:b w:val="0"/>
-        </w:rPr>
-        <w:t>Ask: Which facts are given, and which would we have to assume? Learners mark relevant details before discussing answers.</w:t>
-      </w:r>
-    </w:p>
-    <w:p>
-      <w:pPr>
-        <w:pStyle w:val="Heading3"/>
-      </w:pPr>
-      <w:r>
-        <w:t>Language to model</w:t>
-      </w:r>
-    </w:p>
-    <w:p>
-      <w:pPr>
-        <w:spacing w:line="336" w:lineRule="auto" w:after="180"/>
-        <w:shd w:fill="F1F6F8"/>
-      </w:pPr>
-      <w:r>
-        <w:rPr>
-          <w:b w:val="0"/>
-        </w:rPr>
-        <w:t>Say: Predict first. Show the rule, information path or calculation that would produce the result. A correct guess is not yet an explanation.</w:t>
-      </w:r>
-    </w:p>
-    <w:p>
-      <w:pPr>
-        <w:spacing w:line="336" w:lineRule="auto" w:after="180"/>
-      </w:pPr>
-      <w:r>
-        <w:rPr>
-          <w:b w:val="0"/>
-        </w:rPr>
-        <w:t xml:space="preserve">Reveal reasoning one step at a time. Explain why a tempting alternative fails. Write units and denominators for arithmetic, </w:t>
-      </w:r>
-      <w:r>
-        <w:rPr>
-          <w:b/>
-        </w:rPr>
         <w:t>trace</w:t>
       </w:r>
       <w:r>
@@ -2694,29 +3057,6 @@
           <w:b w:val="0"/>
         </w:rPr>
         <w:t xml:space="preserve"> conditions for decisions, and identify supporting sources for claims.</w:t>
-      </w:r>
-    </w:p>
-    <w:p>
-      <w:pPr>
-        <w:spacing w:line="336" w:lineRule="auto" w:after="180"/>
-      </w:pPr>
-      <w:r>
-        <w:rPr>
-          <w:b w:val="0"/>
-        </w:rPr>
-        <w:t xml:space="preserve">In pairs, one learner solves while the other checks </w:t>
-      </w:r>
-      <w:r>
-        <w:rPr>
-          <w:b/>
-        </w:rPr>
-        <w:t>evidence</w:t>
-      </w:r>
-      <w:r>
-        <w:rPr>
-          <w:b w:val="0"/>
-        </w:rPr>
-        <w:t>; exchange roles. Remove the worked answer before independent assessment.</w:t>
       </w:r>
     </w:p>
     <w:p>
@@ -2983,461 +3323,103 @@
         <w:pStyle w:val="Heading3"/>
       </w:pPr>
       <w:r>
-        <w:t>Completion practice</w:t>
+        <w:t>Individual reasoning check</w:t>
+      </w:r>
+    </w:p>
+    <w:p>
+      <w:pPr>
+        <w:pStyle w:val="Heading3"/>
+      </w:pPr>
+      <w:r>
+        <w:t>Pictorial practice question</w:t>
+      </w:r>
+    </w:p>
+    <w:p>
+      <w:pPr>
+        <w:pStyle w:val="Heading3"/>
+      </w:pPr>
+      <w:r>
+        <w:t>Reasoned teacher answer</w:t>
+      </w:r>
+    </w:p>
+    <w:p>
+      <w:pPr>
+        <w:pStyle w:val="Heading1"/>
+      </w:pPr>
+      <w:r>
+        <w:t>04. Run the supplied investigation</w:t>
+      </w:r>
+    </w:p>
+    <w:p>
+      <w:r>
+        <w:t>Keep expected results, observed paper traces and remaining limits distinguishable.</w:t>
+      </w:r>
+    </w:p>
+    <w:p>
+      <w:pPr>
+        <w:pStyle w:val="Heading2"/>
+      </w:pPr>
+      <w:r>
+        <w:t>Supplied materials and answer guidance</w:t>
       </w:r>
     </w:p>
     <w:p>
       <w:pPr>
         <w:spacing w:line="336" w:lineRule="auto" w:after="180"/>
-        <w:shd w:fill="F5F1FB"/>
-      </w:pPr>
-      <w:r>
-        <w:rPr>
-          <w:b w:val="0"/>
-        </w:rPr>
-        <w:t xml:space="preserve">Completion task: Copy the worked script. Change the range to range(2, 5). Record turn, total before and total after each </w:t>
-      </w:r>
-      <w:r>
-        <w:rPr>
-          <w:b/>
-        </w:rPr>
-        <w:t>iteration</w:t>
-      </w:r>
-      <w:r>
-        <w:rPr>
-          <w:b w:val="0"/>
-        </w:rPr>
-        <w:t xml:space="preserve">. Predict the single </w:t>
-      </w:r>
-      <w:r>
-        <w:rPr>
-          <w:b/>
-        </w:rPr>
-        <w:t>output</w:t>
-      </w:r>
-      <w:r>
-        <w:rPr>
-          <w:b w:val="0"/>
-        </w:rPr>
-        <w:t>, then run and compare.</w:t>
-      </w:r>
-    </w:p>
-    <w:p>
-      <w:pPr>
-        <w:pStyle w:val="Heading3"/>
-      </w:pPr>
-      <w:r>
-        <w:t>Reasoning to listen for</w:t>
-      </w:r>
-    </w:p>
-    <w:p>
-      <w:pPr>
-        <w:spacing w:line="336" w:lineRule="auto" w:after="180"/>
-        <w:shd w:fill="F1F6FC"/>
-      </w:pPr>
-      <w:r>
-        <w:rPr>
-          <w:b w:val="0"/>
-        </w:rPr>
-        <w:t xml:space="preserve">Teacher check: Rows are 2 / 0 / 2, 3 / 2 / 5, 4 / 5 / 9. Final </w:t>
-      </w:r>
-      <w:r>
-        <w:rPr>
-          <w:b/>
-        </w:rPr>
-        <w:t>output</w:t>
-      </w:r>
-      <w:r>
-        <w:rPr>
-          <w:b w:val="0"/>
-        </w:rPr>
-        <w:t xml:space="preserve"> 9. Keep the observed result distinct from the </w:t>
-      </w:r>
-      <w:r>
-        <w:rPr>
-          <w:b/>
-        </w:rPr>
-        <w:t>prediction</w:t>
-      </w:r>
-      <w:r>
-        <w:rPr>
-          <w:b w:val="0"/>
-        </w:rPr>
-        <w:t>.</w:t>
-      </w:r>
-    </w:p>
-    <w:p>
-      <w:pPr>
-        <w:spacing w:line="336" w:lineRule="auto" w:after="180"/>
-      </w:pPr>
-      <w:r>
-        <w:rPr>
-          <w:b w:val="0"/>
-        </w:rPr>
-        <w:t xml:space="preserve">Start by identifying the given </w:t>
-      </w:r>
-      <w:r>
-        <w:rPr>
-          <w:b/>
-        </w:rPr>
-        <w:t>input</w:t>
-      </w:r>
-      <w:r>
-        <w:rPr>
-          <w:b w:val="0"/>
-        </w:rPr>
-        <w:t xml:space="preserve">s together. Leave the intermediate steps blank. If needed, model one step, then withdraw that help on the next step. Move to a full </w:t>
-      </w:r>
-      <w:r>
-        <w:rPr>
-          <w:b/>
-        </w:rPr>
-        <w:t>trace</w:t>
-      </w:r>
-      <w:r>
-        <w:rPr>
-          <w:b w:val="0"/>
-        </w:rPr>
-        <w:t xml:space="preserve"> only when the partial </w:t>
-      </w:r>
-      <w:r>
-        <w:rPr>
-          <w:b/>
-        </w:rPr>
-        <w:t>trace</w:t>
-      </w:r>
-      <w:r>
-        <w:rPr>
-          <w:b w:val="0"/>
-        </w:rPr>
-        <w:t xml:space="preserve"> is understood.</w:t>
-      </w:r>
-    </w:p>
-    <w:p>
-      <w:pPr>
-        <w:spacing w:line="336" w:lineRule="auto" w:after="180"/>
-      </w:pPr>
-      <w:r>
-        <w:rPr>
-          <w:b w:val="0"/>
-        </w:rPr>
-        <w:t>For partners, alternate explainer and checker; collect a response from every learner before discussion.</w:t>
-      </w:r>
-    </w:p>
-    <w:p>
-      <w:pPr>
-        <w:pStyle w:val="Heading3"/>
-      </w:pPr>
-      <w:r>
-        <w:t>Individual reasoning check</w:t>
-      </w:r>
-    </w:p>
-    <w:p>
-      <w:pPr>
-        <w:spacing w:line="336" w:lineRule="auto" w:after="180"/>
-      </w:pPr>
-      <w:r>
-        <w:rPr>
-          <w:b w:val="0"/>
-        </w:rPr>
-        <w:t xml:space="preserve">Use the worked case for </w:t>
-      </w:r>
-      <w:r>
-        <w:rPr>
-          <w:b/>
-        </w:rPr>
-        <w:t>Loop</w:t>
-      </w:r>
-      <w:r>
-        <w:rPr>
-          <w:b w:val="0"/>
-        </w:rPr>
-        <w:t xml:space="preserve">s and </w:t>
-      </w:r>
-      <w:r>
-        <w:rPr>
-          <w:b/>
-        </w:rPr>
-        <w:t>trace table</w:t>
-      </w:r>
-      <w:r>
-        <w:rPr>
-          <w:b w:val="0"/>
-        </w:rPr>
-        <w:t>s. Proposed explanation: “The stop value is included”. Decide whether this explanation is supported. Point to the step or supplied fact that decides; explain your repair if needed.</w:t>
-      </w:r>
-    </w:p>
-    <w:p>
-      <w:pPr>
-        <w:pStyle w:val="Heading3"/>
-      </w:pPr>
-      <w:r>
-        <w:t>Expected repair</w:t>
-      </w:r>
-    </w:p>
-    <w:p>
-      <w:pPr>
-        <w:spacing w:line="336" w:lineRule="auto" w:after="180"/>
-        <w:shd w:fill="F1F6FC"/>
-      </w:pPr>
-      <w:r>
-        <w:rPr>
-          <w:b w:val="0"/>
-        </w:rPr>
-        <w:t>Expected correction: List the supplied values before tracing; range(1, 4) excludes 4.</w:t>
-      </w:r>
-    </w:p>
-    <w:p>
-      <w:pPr>
-        <w:spacing w:line="336" w:lineRule="auto" w:after="180"/>
-      </w:pPr>
-      <w:r>
-        <w:rPr>
-          <w:b w:val="0"/>
-        </w:rPr>
-        <w:t>Collect explanations, not only yes/no votes. If a misunderstanding is common, re-model the relevant step for the class.</w:t>
-      </w:r>
-    </w:p>
-    <w:p>
-      <w:pPr>
-        <w:spacing w:line="336" w:lineRule="auto" w:after="180"/>
-      </w:pPr>
-      <w:r>
-        <w:rPr>
-          <w:b w:val="0"/>
-        </w:rPr>
-        <w:t>If it affects a few learners, give a short targeted group explanation while others solve a more demanding variation.</w:t>
-      </w:r>
-    </w:p>
-    <w:p>
-      <w:pPr>
-        <w:pStyle w:val="Heading3"/>
-      </w:pPr>
-      <w:r>
-        <w:t>Pictorial practice question</w:t>
-      </w:r>
-    </w:p>
-    <w:p>
-      <w:pPr>
-        <w:spacing w:line="336" w:lineRule="auto" w:after="180"/>
-        <w:shd w:fill="F5F1FB"/>
-      </w:pPr>
-      <w:r>
-        <w:rPr>
-          <w:b w:val="0"/>
-        </w:rPr>
-        <w:t xml:space="preserve">Move print inside the original </w:t>
-      </w:r>
-      <w:r>
-        <w:rPr>
-          <w:b/>
-        </w:rPr>
-        <w:t>loop</w:t>
-      </w:r>
-      <w:r>
-        <w:rPr>
-          <w:b w:val="0"/>
-        </w:rPr>
-        <w:t>. What sequence is displayed?</w:t>
-      </w:r>
-    </w:p>
-    <w:p>
-      <w:pPr>
-        <w:pStyle w:val="Heading3"/>
-      </w:pPr>
-      <w:r>
-        <w:t>Reasoned teacher answer</w:t>
-      </w:r>
-    </w:p>
-    <w:p>
-      <w:pPr>
-        <w:spacing w:line="336" w:lineRule="auto" w:after="180"/>
-      </w:pPr>
-      <w:r>
-        <w:rPr>
-          <w:b w:val="0"/>
-        </w:rPr>
-        <w:t>4,7,10,13 on separate lines, because each print follows one update.</w:t>
-      </w:r>
-    </w:p>
-    <w:p>
-      <w:pPr>
-        <w:spacing w:line="336" w:lineRule="auto" w:after="180"/>
-      </w:pPr>
-      <w:r>
-        <w:rPr>
-          <w:b w:val="0"/>
-        </w:rPr>
-        <w:t xml:space="preserve">Changed-case reasoning: The </w:t>
-      </w:r>
-      <w:r>
-        <w:rPr>
-          <w:b/>
-        </w:rPr>
-        <w:t>loop</w:t>
-      </w:r>
-      <w:r>
-        <w:rPr>
-          <w:b w:val="0"/>
-        </w:rPr>
-        <w:t xml:space="preserve"> body never runs and the printed total is 1. The iterable contains no turn values; the initial assignment still happened.</w:t>
-      </w:r>
-    </w:p>
-    <w:p>
-      <w:pPr>
-        <w:spacing w:line="336" w:lineRule="auto" w:after="180"/>
-      </w:pPr>
-      <w:r>
-        <w:rPr>
-          <w:b w:val="0"/>
-        </w:rPr>
-        <w:t xml:space="preserve">Collect each learner’s explanation before discussion. Use the first missing connection between </w:t>
-      </w:r>
-      <w:r>
-        <w:rPr>
-          <w:b/>
-        </w:rPr>
-        <w:t>input</w:t>
-      </w:r>
-      <w:r>
-        <w:rPr>
-          <w:b w:val="0"/>
-        </w:rPr>
-        <w:t xml:space="preserve">, deciding step and result to choose support. This question is worked-case practice, not fresh mastery </w:t>
-      </w:r>
-      <w:r>
-        <w:rPr>
-          <w:b/>
-        </w:rPr>
-        <w:t>evidence</w:t>
-      </w:r>
-      <w:r>
-        <w:rPr>
-          <w:b w:val="0"/>
-        </w:rPr>
-        <w:t>.</w:t>
-      </w:r>
-    </w:p>
-    <w:p>
-      <w:pPr>
-        <w:pStyle w:val="Heading1"/>
-      </w:pPr>
-      <w:r>
-        <w:t>04. Run the weekly evidence lab</w:t>
-      </w:r>
-    </w:p>
-    <w:p>
-      <w:r>
-        <w:t>Run the Trace Tables investigation and use the first unsupported step to choose a teaching response.</w:t>
-      </w:r>
-    </w:p>
-    <w:p>
-      <w:pPr>
-        <w:spacing w:line="336" w:lineRule="auto" w:after="180"/>
-      </w:pPr>
-      <w:r>
-        <w:rPr>
-          <w:b w:val="0"/>
-        </w:rPr>
-        <w:t>Words You Can Use to Reason</w:t>
-      </w:r>
-    </w:p>
-    <w:p>
-      <w:pPr>
-        <w:spacing w:line="336" w:lineRule="auto" w:after="180"/>
-      </w:pPr>
-      <w:r>
-        <w:rPr>
-          <w:b w:val="0"/>
-        </w:rPr>
-        <w:t>A definition matters when you can recognize the idea, use it, and contrast it with a near-miss.</w:t>
-      </w:r>
-    </w:p>
-    <w:p>
-      <w:pPr>
-        <w:spacing w:line="336" w:lineRule="auto" w:after="180"/>
-      </w:pPr>
-      <w:r>
-        <w:rPr>
-          <w:b w:val="0"/>
-        </w:rPr>
+      </w:pPr>
+      <w:r>
+        <w:rPr>
+          <w:b w:val="0"/>
+        </w:rPr>
+        <w:t>Paper score trace is 2→5→4→8; evaluate &gt;4 at 5. Correct main-loop outputs are 6,1,0 for range(1,4), range(1,2), range(1,1). The reset-bug version gives 3,1,0: one iteration hides the defect. Printing inside the corrected main loop shows 1,3,6; outside it shows only 6. The separate jar starts at 1 and adds 3 four times, giving 4,7,10,13; range(0) preserves 1. Preserve actual runs and make the source version clear. Reserve Build a repeated addition independently for the five-counter/two-per-round assessment.</w:t>
+      </w:r>
+    </w:p>
+    <w:p>
+      <w:pPr>
+        <w:pStyle w:val="Heading2"/>
+      </w:pPr>
+      <w:r>
+        <w:t>Run and record</w:t>
+      </w:r>
+    </w:p>
+    <w:p>
+      <w:pPr>
+        <w:pStyle w:val="ListNumber"/>
+      </w:pPr>
+      <w:r>
         <w:t>Predict → Test → Record → Explain</w:t>
       </w:r>
     </w:p>
     <w:p>
       <w:pPr>
-        <w:spacing w:line="336" w:lineRule="auto" w:after="180"/>
-      </w:pPr>
-      <w:r>
-        <w:rPr>
-          <w:b w:val="0"/>
-        </w:rPr>
+        <w:pStyle w:val="ListNumber"/>
+      </w:pPr>
+      <w:r>
         <w:t>Keep expected and actual results separate. Surprises are useful data when recorded honestly.</w:t>
       </w:r>
     </w:p>
     <w:p>
       <w:pPr>
-        <w:spacing w:line="336" w:lineRule="auto" w:after="180"/>
-      </w:pPr>
-      <w:r>
-        <w:rPr>
-          <w:b w:val="0"/>
-        </w:rPr>
-        <w:t xml:space="preserve">Use columns for step, event, old score, new score, and branch. </w:t>
-      </w:r>
-      <w:r>
-        <w:rPr>
-          <w:b/>
-        </w:rPr>
-        <w:t>Trace</w:t>
-      </w:r>
-      <w:r>
-        <w:rPr>
-          <w:b w:val="0"/>
-        </w:rPr>
-        <w:t xml:space="preserve"> once by hand, predict the next row, then compare.</w:t>
-      </w:r>
-    </w:p>
-    <w:p>
-      <w:pPr>
-        <w:spacing w:line="336" w:lineRule="auto" w:after="180"/>
-        <w:shd w:fill="F5F1FB"/>
-      </w:pPr>
-      <w:r>
-        <w:rPr>
-          <w:b w:val="0"/>
-        </w:rPr>
+        <w:pStyle w:val="ListNumber"/>
+      </w:pPr>
+      <w:r>
+        <w:t>Use columns for step, event, old score, new score, and branch. Trace once by hand, predict the next row, then compare.</w:t>
+      </w:r>
+    </w:p>
+    <w:p>
+      <w:pPr>
+        <w:pStyle w:val="ListNumber"/>
+      </w:pPr>
+      <w:r>
         <w:t>What did the hardest test teach you that the normal test did not?</w:t>
       </w:r>
     </w:p>
     <w:p>
       <w:pPr>
-        <w:pStyle w:val="Heading3"/>
-      </w:pPr>
-      <w:r>
-        <w:t>Make the lab runnable</w:t>
-      </w:r>
-    </w:p>
-    <w:p>
-      <w:pPr>
-        <w:spacing w:line="336" w:lineRule="auto" w:after="180"/>
-      </w:pPr>
-      <w:r>
-        <w:rPr>
-          <w:b w:val="0"/>
-        </w:rPr>
-        <w:t>Use the concrete case as the shared normal case and the independent question as a second case. Each pair creates a boundary or missing-information case and predicts its result before testing.</w:t>
-      </w:r>
-    </w:p>
-    <w:p>
-      <w:pPr>
-        <w:spacing w:line="336" w:lineRule="auto" w:after="180"/>
-      </w:pPr>
-      <w:r>
-        <w:rPr>
-          <w:b w:val="0"/>
-        </w:rPr>
-        <w:t>Keep the expected result separate from an observed mistake.</w:t>
+        <w:pStyle w:val="Heading2"/>
+      </w:pPr>
+      <w:r>
+        <w:t>Keep an inspectable record</w:t>
       </w:r>
     </w:p>
     <w:tbl>
@@ -3588,10 +3570,10 @@
     </w:tbl>
     <w:p>
       <w:pPr>
-        <w:pStyle w:val="Heading3"/>
-      </w:pPr>
-      <w:r>
-        <w:t>Diagnose and reteach</w:t>
+        <w:pStyle w:val="Heading2"/>
+      </w:pPr>
+      <w:r>
+        <w:t>Diagnose the first misunderstanding</w:t>
       </w:r>
     </w:p>
     <w:p>
@@ -3602,19 +3584,48 @@
         <w:rPr>
           <w:b w:val="0"/>
         </w:rPr>
-        <w:t xml:space="preserve">For guessing, return to given facts and request a </w:t>
-      </w:r>
+        <w:t>The stop value is included: List the supplied values before tracing; range(1, 4) excludes 4.</w:t>
+      </w:r>
+    </w:p>
+    <w:p>
+      <w:pPr>
+        <w:spacing w:line="336" w:lineRule="auto" w:after="180"/>
+      </w:pPr>
       <w:r>
         <w:rPr>
           <w:b/>
         </w:rPr>
-        <w:t>trace</w:t>
-      </w:r>
-      <w:r>
-        <w:rPr>
-          <w:b w:val="0"/>
-        </w:rPr>
-        <w:t>. For vocabulary without application, use one example and one non-example. For arithmetic errors, check the setup before the calculation.</w:t>
+        <w:t>Initialization</w:t>
+      </w:r>
+      <w:r>
+        <w:rPr>
+          <w:b w:val="0"/>
+        </w:rPr>
+        <w:t xml:space="preserve"> belongs inside every </w:t>
+      </w:r>
+      <w:r>
+        <w:rPr>
+          <w:b/>
+        </w:rPr>
+        <w:t>iteration</w:t>
+      </w:r>
+      <w:r>
+        <w:rPr>
+          <w:b w:val="0"/>
+        </w:rPr>
+        <w:t xml:space="preserve">: Resetting the </w:t>
+      </w:r>
+      <w:r>
+        <w:rPr>
+          <w:b/>
+        </w:rPr>
+        <w:t>accumulator</w:t>
+      </w:r>
+      <w:r>
+        <w:rPr>
+          <w:b w:val="0"/>
+        </w:rPr>
+        <w:t xml:space="preserve"> loses earlier work.</w:t>
       </w:r>
     </w:p>
     <w:p>
@@ -3625,15 +3636,19 @@
         <w:rPr>
           <w:b w:val="0"/>
         </w:rPr>
-        <w:t>Finish with a different uncoached case before recording mastery.</w:t>
-      </w:r>
-    </w:p>
-    <w:p>
-      <w:pPr>
-        <w:pStyle w:val="Heading3"/>
-      </w:pPr>
-      <w:r>
-        <w:t>Address these additional misconceptions</w:t>
+        <w:t xml:space="preserve">An unindented print repeats with the body: Indentation determines which </w:t>
+      </w:r>
+      <w:r>
+        <w:rPr>
+          <w:b/>
+        </w:rPr>
+        <w:t>state</w:t>
+      </w:r>
+      <w:r>
+        <w:rPr>
+          <w:b w:val="0"/>
+        </w:rPr>
+        <w:t>ments repeat.</w:t>
       </w:r>
     </w:p>
     <w:p>
@@ -3644,123 +3659,48 @@
         <w:rPr>
           <w:b w:val="0"/>
         </w:rPr>
-        <w:t>The stop value is included: List the supplied values before tracing; range(1, 4) excludes 4.</w:t>
-      </w:r>
-    </w:p>
-    <w:p>
-      <w:pPr>
-        <w:spacing w:line="336" w:lineRule="auto" w:after="180"/>
-      </w:pPr>
+        <w:t xml:space="preserve">Zero </w:t>
+      </w:r>
       <w:r>
         <w:rPr>
           <w:b/>
         </w:rPr>
+        <w:t>iteration</w:t>
+      </w:r>
+      <w:r>
+        <w:rPr>
+          <w:b w:val="0"/>
+        </w:rPr>
+        <w:t xml:space="preserve">s mean the entire program does nothing: </w:t>
+      </w:r>
+      <w:r>
+        <w:rPr>
+          <w:b/>
+        </w:rPr>
         <w:t>Initialization</w:t>
       </w:r>
       <w:r>
         <w:rPr>
           <w:b w:val="0"/>
         </w:rPr>
-        <w:t xml:space="preserve"> belongs inside every </w:t>
+        <w:t xml:space="preserve"> and </w:t>
       </w:r>
       <w:r>
         <w:rPr>
           <w:b/>
         </w:rPr>
-        <w:t>iteration</w:t>
-      </w:r>
-      <w:r>
-        <w:rPr>
-          <w:b w:val="0"/>
-        </w:rPr>
-        <w:t xml:space="preserve">: Resetting the </w:t>
+        <w:t>state</w:t>
+      </w:r>
+      <w:r>
+        <w:rPr>
+          <w:b w:val="0"/>
+        </w:rPr>
+        <w:t xml:space="preserve">ments after the </w:t>
       </w:r>
       <w:r>
         <w:rPr>
           <w:b/>
         </w:rPr>
-        <w:t>accumulator</w:t>
-      </w:r>
-      <w:r>
-        <w:rPr>
-          <w:b w:val="0"/>
-        </w:rPr>
-        <w:t xml:space="preserve"> loses earlier work.</w:t>
-      </w:r>
-    </w:p>
-    <w:p>
-      <w:pPr>
-        <w:spacing w:line="336" w:lineRule="auto" w:after="180"/>
-      </w:pPr>
-      <w:r>
-        <w:rPr>
-          <w:b w:val="0"/>
-        </w:rPr>
-        <w:t xml:space="preserve">An unindented print repeats with the body: Indentation determines which </w:t>
-      </w:r>
-      <w:r>
-        <w:rPr>
-          <w:b/>
-        </w:rPr>
-        <w:t>state</w:t>
-      </w:r>
-      <w:r>
-        <w:rPr>
-          <w:b w:val="0"/>
-        </w:rPr>
-        <w:t>ments repeat.</w:t>
-      </w:r>
-    </w:p>
-    <w:p>
-      <w:pPr>
-        <w:spacing w:line="336" w:lineRule="auto" w:after="180"/>
-      </w:pPr>
-      <w:r>
-        <w:rPr>
-          <w:b w:val="0"/>
-        </w:rPr>
-        <w:t xml:space="preserve">Zero </w:t>
-      </w:r>
-      <w:r>
-        <w:rPr>
-          <w:b/>
-        </w:rPr>
-        <w:t>iteration</w:t>
-      </w:r>
-      <w:r>
-        <w:rPr>
-          <w:b w:val="0"/>
-        </w:rPr>
-        <w:t xml:space="preserve">s mean the entire program does nothing: </w:t>
-      </w:r>
-      <w:r>
-        <w:rPr>
-          <w:b/>
-        </w:rPr>
-        <w:t>Initialization</w:t>
-      </w:r>
-      <w:r>
-        <w:rPr>
-          <w:b w:val="0"/>
-        </w:rPr>
-        <w:t xml:space="preserve"> and </w:t>
-      </w:r>
-      <w:r>
-        <w:rPr>
-          <w:b/>
-        </w:rPr>
-        <w:t>state</w:t>
-      </w:r>
-      <w:r>
-        <w:rPr>
-          <w:b w:val="0"/>
-        </w:rPr>
-        <w:t xml:space="preserve">ments after the </w:t>
-      </w:r>
-      <w:r>
-        <w:rPr>
-          <w:b/>
-        </w:rPr>
         <w:t>loop</w:t>
       </w:r>
       <w:r>
@@ -3772,10 +3712,10 @@
     </w:p>
     <w:p>
       <w:pPr>
-        <w:pStyle w:val="Heading3"/>
-      </w:pPr>
-      <w:r>
-        <w:t>Match the support to the first error</w:t>
+        <w:pStyle w:val="Heading2"/>
+      </w:pPr>
+      <w:r>
+        <w:t>Choose support from the response</w:t>
       </w:r>
     </w:p>
     <w:tbl>
@@ -3948,15 +3888,637 @@
     </w:p>
     <w:p>
       <w:pPr>
+        <w:pStyle w:val="Heading2"/>
+      </w:pPr>
+      <w:r>
+        <w:t>Earlier wording, alternatives and picture transcripts · reference / check after trying</w:t>
+      </w:r>
+    </w:p>
+    <w:p>
+      <w:pPr>
+        <w:spacing w:line="336" w:lineRule="auto" w:after="180"/>
+      </w:pPr>
+      <w:r>
+        <w:rPr>
+          <w:b w:val="0"/>
+        </w:rPr>
+        <w:t>Run the weekly evidence lab</w:t>
+      </w:r>
+    </w:p>
+    <w:p>
+      <w:pPr>
+        <w:spacing w:line="336" w:lineRule="auto" w:after="180"/>
+      </w:pPr>
+      <w:r>
+        <w:rPr>
+          <w:b w:val="0"/>
+        </w:rPr>
+        <w:t>Words You Can Use to Reason</w:t>
+      </w:r>
+    </w:p>
+    <w:p>
+      <w:pPr>
+        <w:spacing w:line="336" w:lineRule="auto" w:after="180"/>
+      </w:pPr>
+      <w:r>
+        <w:rPr>
+          <w:b w:val="0"/>
+        </w:rPr>
+        <w:t>A definition matters when you can recognize the idea, use it, and contrast it with a near-miss.</w:t>
+      </w:r>
+    </w:p>
+    <w:p>
+      <w:pPr>
+        <w:pStyle w:val="Heading3"/>
+      </w:pPr>
+      <w:r>
+        <w:t>Make the lab runnable</w:t>
+      </w:r>
+    </w:p>
+    <w:p>
+      <w:pPr>
+        <w:spacing w:line="336" w:lineRule="auto" w:after="180"/>
+      </w:pPr>
+      <w:r>
+        <w:rPr>
+          <w:b w:val="0"/>
+        </w:rPr>
+        <w:t>Use the supplied investigation for shared practice. Keep predictions and observed paper-trace results separate. Reserve Build a repeated addition independently for the individual first attempt before feedback; do not use the reserved case as a paired lab task.</w:t>
+      </w:r>
+    </w:p>
+    <w:p>
+      <w:pPr>
+        <w:pStyle w:val="Heading3"/>
+      </w:pPr>
+      <w:r>
+        <w:t>Diagnose and reteach</w:t>
+      </w:r>
+    </w:p>
+    <w:p>
+      <w:pPr>
+        <w:spacing w:line="336" w:lineRule="auto" w:after="180"/>
+      </w:pPr>
+      <w:r>
+        <w:rPr>
+          <w:b w:val="0"/>
+        </w:rPr>
+        <w:t xml:space="preserve">For guessing, return to given facts and request a </w:t>
+      </w:r>
+      <w:r>
+        <w:rPr>
+          <w:b/>
+        </w:rPr>
+        <w:t>trace</w:t>
+      </w:r>
+      <w:r>
+        <w:rPr>
+          <w:b w:val="0"/>
+        </w:rPr>
+        <w:t>. For vocabulary without application, use one example and one non-example. For arithmetic errors, check the setup before the calculation.</w:t>
+      </w:r>
+    </w:p>
+    <w:p>
+      <w:pPr>
+        <w:spacing w:line="336" w:lineRule="auto" w:after="180"/>
+      </w:pPr>
+      <w:r>
+        <w:rPr>
+          <w:b w:val="0"/>
+        </w:rPr>
+        <w:t>Finish with a different uncoached case before recording mastery.</w:t>
+      </w:r>
+    </w:p>
+    <w:p>
+      <w:pPr>
+        <w:pStyle w:val="Heading3"/>
+      </w:pPr>
+      <w:r>
+        <w:t>Address these additional misconceptions</w:t>
+      </w:r>
+    </w:p>
+    <w:p>
+      <w:pPr>
+        <w:pStyle w:val="Heading3"/>
+      </w:pPr>
+      <w:r>
+        <w:t>Match the support to the first error</w:t>
+      </w:r>
+    </w:p>
+    <w:p>
+      <w:pPr>
         <w:pStyle w:val="Heading1"/>
       </w:pPr>
       <w:r>
-        <w:t>05. Assess and explain the answers</w:t>
-      </w:r>
-    </w:p>
-    <w:p>
-      <w:r>
-        <w:t>Use the Trace Tables questions, teacher keys and criteria after the relevant attempts. Previously discussed cases are practice; protect the separately selected independent task.</w:t>
+        <w:t>05. Assess the selected new case</w:t>
+      </w:r>
+    </w:p>
+    <w:p>
+      <w:r>
+        <w:t>Keep this key until after the first attempt; accept valid alternatives with defensible reasoning.</w:t>
+      </w:r>
+    </w:p>
+    <w:p>
+      <w:pPr>
+        <w:pStyle w:val="Heading2"/>
+      </w:pPr>
+      <w:r>
+        <w:t>Selected independent question and key</w:t>
+      </w:r>
+    </w:p>
+    <w:p>
+      <w:pPr>
+        <w:spacing w:line="336" w:lineRule="auto" w:after="180"/>
+      </w:pPr>
+      <w:r>
+        <w:rPr>
+          <w:b w:val="0"/>
+        </w:rPr>
+        <w:t xml:space="preserve">Selected case: A box starts with 5 counters. Each round adds 2 counters. Use rounds = 3, an initialized total and for turn in range(rounds). Print the final total once after the </w:t>
+      </w:r>
+      <w:r>
+        <w:rPr>
+          <w:b/>
+        </w:rPr>
+        <w:t>loop</w:t>
+      </w:r>
+      <w:r>
+        <w:rPr>
+          <w:b w:val="0"/>
+        </w:rPr>
+        <w:t>.</w:t>
+      </w:r>
+    </w:p>
+    <w:p>
+      <w:pPr>
+        <w:spacing w:line="336" w:lineRule="auto" w:after="180"/>
+      </w:pPr>
+      <w:r>
+        <w:rPr>
+          <w:b/>
+        </w:rPr>
+        <w:t>Trace</w:t>
+      </w:r>
+      <w:r>
+        <w:rPr>
+          <w:b w:val="0"/>
+        </w:rPr>
+        <w:t xml:space="preserve"> the totals and predict fresh runs with rounds 0, 1 and 3. Assume rounds is a nonnegative integer.</w:t>
+      </w:r>
+    </w:p>
+    <w:p>
+      <w:pPr>
+        <w:spacing w:line="336" w:lineRule="auto" w:after="180"/>
+      </w:pPr>
+      <w:r>
+        <w:rPr>
+          <w:b w:val="0"/>
+        </w:rPr>
+        <w:t xml:space="preserve">Initialize total = 5 before the </w:t>
+      </w:r>
+      <w:r>
+        <w:rPr>
+          <w:b/>
+        </w:rPr>
+        <w:t>loop</w:t>
+      </w:r>
+      <w:r>
+        <w:rPr>
+          <w:b w:val="0"/>
+        </w:rPr>
+        <w:t xml:space="preserve">; add 2 inside it. For three rounds, turn values 0, 1, 2 give totals 7, 9, 11. Final </w:t>
+      </w:r>
+      <w:r>
+        <w:rPr>
+          <w:b/>
+        </w:rPr>
+        <w:t>output</w:t>
+      </w:r>
+      <w:r>
+        <w:rPr>
+          <w:b w:val="0"/>
+        </w:rPr>
+        <w:t>s for 0, 1, 3 rounds are 5, 7, 11. Print is unindented.</w:t>
+      </w:r>
+    </w:p>
+    <w:p>
+      <w:pPr>
+        <w:pStyle w:val="Heading2"/>
+      </w:pPr>
+      <w:r>
+        <w:t>Judge explanation, trace and limits</w:t>
+      </w:r>
+    </w:p>
+    <w:tbl>
+      <w:tblPr>
+        <w:tblStyle w:val="LightShading-Accent1"/>
+        <w:tblW w:type="auto" w:w="0"/>
+        <w:tblLook w:firstColumn="1" w:firstRow="1" w:lastColumn="0" w:lastRow="0" w:noHBand="0" w:noVBand="1" w:val="04A0"/>
+      </w:tblPr>
+      <w:tblGrid>
+        <w:gridCol w:w="5112"/>
+        <w:gridCol w:w="5112"/>
+      </w:tblGrid>
+      <w:tr>
+        <w:trPr>
+          <w:tblHeader/>
+        </w:trPr>
+        <w:tc>
+          <w:tcPr>
+            <w:tcW w:type="dxa" w:w="5112"/>
+          </w:tcPr>
+          <w:p>
+            <w:r>
+              <w:t>Dimension</w:t>
+            </w:r>
+          </w:p>
+        </w:tc>
+        <w:tc>
+          <w:tcPr>
+            <w:tcW w:type="dxa" w:w="5112"/>
+          </w:tcPr>
+          <w:p>
+            <w:r>
+              <w:t>Evidence required</w:t>
+            </w:r>
+          </w:p>
+        </w:tc>
+      </w:tr>
+      <w:tr>
+        <w:tc>
+          <w:tcPr>
+            <w:tcW w:type="dxa" w:w="5112"/>
+          </w:tcPr>
+          <w:p>
+            <w:r>
+              <w:t>Explanation</w:t>
+            </w:r>
+          </w:p>
+        </w:tc>
+        <w:tc>
+          <w:tcPr>
+            <w:tcW w:type="dxa" w:w="5112"/>
+          </w:tcPr>
+          <w:p>
+            <w:r>
+              <w:t>Names the applicable idea or procedure and ties it to the supplied facts.</w:t>
+            </w:r>
+          </w:p>
+        </w:tc>
+      </w:tr>
+      <w:tr>
+        <w:tc>
+          <w:tcPr>
+            <w:tcW w:type="dxa" w:w="5112"/>
+          </w:tcPr>
+          <w:p>
+            <w:r>
+              <w:t>Trace and result</w:t>
+            </w:r>
+          </w:p>
+        </w:tc>
+        <w:tc>
+          <w:tcPr>
+            <w:tcW w:type="dxa" w:w="5112"/>
+          </w:tcPr>
+          <w:p>
+            <w:r>
+              <w:t>Preserves the given inputs and shows the relevant intermediate steps; distinguishes a prediction from an observed execution.</w:t>
+            </w:r>
+          </w:p>
+        </w:tc>
+      </w:tr>
+      <w:tr>
+        <w:tc>
+          <w:tcPr>
+            <w:tcW w:type="dxa" w:w="5112"/>
+          </w:tcPr>
+          <w:p>
+            <w:r>
+              <w:t>Limits</w:t>
+            </w:r>
+          </w:p>
+        </w:tc>
+        <w:tc>
+          <w:tcPr>
+            <w:tcW w:type="dxa" w:w="5112"/>
+          </w:tcPr>
+          <w:p>
+            <w:r>
+              <w:t>States the assumptions, missing evidence or conditions under which the result would change.</w:t>
+            </w:r>
+          </w:p>
+        </w:tc>
+      </w:tr>
+    </w:tbl>
+    <w:p>
+      <w:pPr>
+        <w:spacing w:line="336" w:lineRule="auto" w:after="180"/>
+      </w:pPr>
+      <w:r>
+        <w:rPr>
+          <w:b w:val="0"/>
+        </w:rPr>
+        <w:t xml:space="preserve">Record each dimension as not yet, with support, or independent. Accept a valid alternative procedure with a defensible </w:t>
+      </w:r>
+      <w:r>
+        <w:rPr>
+          <w:b/>
+        </w:rPr>
+        <w:t>trace</w:t>
+      </w:r>
+      <w:r>
+        <w:rPr>
+          <w:b w:val="0"/>
+        </w:rPr>
+        <w:t>.</w:t>
+      </w:r>
+    </w:p>
+    <w:p>
+      <w:pPr>
+        <w:spacing w:line="336" w:lineRule="auto" w:after="180"/>
+      </w:pPr>
+      <w:r>
+        <w:rPr>
+          <w:b w:val="0"/>
+        </w:rPr>
+        <w:t xml:space="preserve">Do not penalise an honestly recorded model failure if the learner correctly explains its </w:t>
+      </w:r>
+      <w:r>
+        <w:rPr>
+          <w:b/>
+        </w:rPr>
+        <w:t>evidence</w:t>
+      </w:r>
+      <w:r>
+        <w:rPr>
+          <w:b w:val="0"/>
+        </w:rPr>
+        <w:t xml:space="preserve"> and limits.</w:t>
+      </w:r>
+    </w:p>
+    <w:p>
+      <w:pPr>
+        <w:pStyle w:val="Heading2"/>
+      </w:pPr>
+      <w:r>
+        <w:t>Give one usable repair action</w:t>
+      </w:r>
+    </w:p>
+    <w:p>
+      <w:pPr>
+        <w:spacing w:line="336" w:lineRule="auto" w:after="180"/>
+      </w:pPr>
+      <w:r>
+        <w:rPr>
+          <w:b w:val="0"/>
+        </w:rPr>
+        <w:t>Name the earliest unsupported step and give one action to repair it. Have the learner make that repair now and explain why. Then assess the relevant skill on a fresh, fully specified case.</w:t>
+      </w:r>
+    </w:p>
+    <w:p>
+      <w:pPr>
+        <w:spacing w:line="336" w:lineRule="auto" w:after="180"/>
+      </w:pPr>
+      <w:r>
+        <w:rPr>
+          <w:b w:val="0"/>
+        </w:rPr>
+        <w:t>Confirm it was not previously practised with feedback; solve and check the new case before assigning it. A follow-up design prompt is a starting brief, not automatically an equivalent test.</w:t>
+      </w:r>
+    </w:p>
+    <w:p>
+      <w:pPr>
+        <w:pStyle w:val="Heading2"/>
+      </w:pPr>
+      <w:r>
+        <w:t>W1 Explain the range</w:t>
+      </w:r>
+    </w:p>
+    <w:p>
+      <w:pPr>
+        <w:spacing w:line="336" w:lineRule="auto" w:after="180"/>
+      </w:pPr>
+      <w:r>
+        <w:rPr>
+          <w:b w:val="0"/>
+        </w:rPr>
+        <w:t>List the values supplied by range(2, 5) and explain why 5 is absent. How many times does its body run?</w:t>
+      </w:r>
+    </w:p>
+    <w:p>
+      <w:pPr>
+        <w:spacing w:line="336" w:lineRule="auto" w:after="180"/>
+      </w:pPr>
+      <w:r>
+        <w:rPr>
+          <w:b w:val="0"/>
+        </w:rPr>
+        <w:t>2, 3 and 4; the stop value is excluded. The body runs three times.</w:t>
+      </w:r>
+    </w:p>
+    <w:p>
+      <w:pPr>
+        <w:pStyle w:val="Heading2"/>
+      </w:pPr>
+      <w:r>
+        <w:t>W2 Trace before running</w:t>
+      </w:r>
+    </w:p>
+    <w:p>
+      <w:pPr>
+        <w:spacing w:line="336" w:lineRule="auto" w:after="180"/>
+      </w:pPr>
+      <w:r>
+        <w:rPr>
+          <w:b w:val="0"/>
+        </w:rPr>
+        <w:t xml:space="preserve">Copy the worked script. Change the range to range(2, 5). Record turn, total before and total after each </w:t>
+      </w:r>
+      <w:r>
+        <w:rPr>
+          <w:b/>
+        </w:rPr>
+        <w:t>iteration</w:t>
+      </w:r>
+      <w:r>
+        <w:rPr>
+          <w:b w:val="0"/>
+        </w:rPr>
+        <w:t xml:space="preserve">. Predict the single </w:t>
+      </w:r>
+      <w:r>
+        <w:rPr>
+          <w:b/>
+        </w:rPr>
+        <w:t>output</w:t>
+      </w:r>
+      <w:r>
+        <w:rPr>
+          <w:b w:val="0"/>
+        </w:rPr>
+        <w:t>, then run and compare.</w:t>
+      </w:r>
+    </w:p>
+    <w:p>
+      <w:pPr>
+        <w:spacing w:line="336" w:lineRule="auto" w:after="180"/>
+      </w:pPr>
+      <w:r>
+        <w:rPr>
+          <w:b w:val="0"/>
+        </w:rPr>
+        <w:t xml:space="preserve">Rows are 2 / 0 / 2, 3 / 2 / 5, 4 / 5 / 9. Final </w:t>
+      </w:r>
+      <w:r>
+        <w:rPr>
+          <w:b/>
+        </w:rPr>
+        <w:t>output</w:t>
+      </w:r>
+      <w:r>
+        <w:rPr>
+          <w:b w:val="0"/>
+        </w:rPr>
+        <w:t xml:space="preserve"> 9. Keep the observed result distinct from the </w:t>
+      </w:r>
+      <w:r>
+        <w:rPr>
+          <w:b/>
+        </w:rPr>
+        <w:t>prediction</w:t>
+      </w:r>
+      <w:r>
+        <w:rPr>
+          <w:b w:val="0"/>
+        </w:rPr>
+        <w:t>.</w:t>
+      </w:r>
+    </w:p>
+    <w:p>
+      <w:pPr>
+        <w:pStyle w:val="Heading2"/>
+      </w:pPr>
+      <w:r>
+        <w:t>W3 Repair the reset</w:t>
+      </w:r>
+    </w:p>
+    <w:p>
+      <w:pPr>
+        <w:spacing w:line="336" w:lineRule="auto" w:after="180"/>
+      </w:pPr>
+      <w:r>
+        <w:rPr>
+          <w:b w:val="0"/>
+        </w:rPr>
+        <w:t xml:space="preserve">For the faulty script with range(1, 4), record total after each addition. Explain the wrong final </w:t>
+      </w:r>
+      <w:r>
+        <w:rPr>
+          <w:b/>
+        </w:rPr>
+        <w:t>output</w:t>
+      </w:r>
+      <w:r>
+        <w:rPr>
+          <w:b w:val="0"/>
+        </w:rPr>
+        <w:t xml:space="preserve"> and remove only the faulty reset.</w:t>
+      </w:r>
+    </w:p>
+    <w:p>
+      <w:pPr>
+        <w:spacing w:line="336" w:lineRule="auto" w:after="180"/>
+      </w:pPr>
+      <w:r>
+        <w:rPr>
+          <w:b w:val="0"/>
+        </w:rPr>
+        <w:t xml:space="preserve">Faulty after-addition values are 1, 2, 3 because each starts from zero. Remove the indented total = 0. Correct after-addition values are 1, 3, 6; final </w:t>
+      </w:r>
+      <w:r>
+        <w:rPr>
+          <w:b/>
+        </w:rPr>
+        <w:t>output</w:t>
+      </w:r>
+      <w:r>
+        <w:rPr>
+          <w:b w:val="0"/>
+        </w:rPr>
+        <w:t xml:space="preserve"> 6.</w:t>
+      </w:r>
+    </w:p>
+    <w:p>
+      <w:pPr>
+        <w:pStyle w:val="Heading2"/>
+      </w:pPr>
+      <w:r>
+        <w:t>W5 Check a contract limitation</w:t>
+      </w:r>
+    </w:p>
+    <w:p>
+      <w:pPr>
+        <w:spacing w:line="336" w:lineRule="auto" w:after="180"/>
+      </w:pPr>
+      <w:r>
+        <w:rPr>
+          <w:b w:val="0"/>
+        </w:rPr>
+        <w:t xml:space="preserve">In your counter script, range(-2) performs no </w:t>
+      </w:r>
+      <w:r>
+        <w:rPr>
+          <w:b/>
+        </w:rPr>
+        <w:t>iteration</w:t>
+      </w:r>
+      <w:r>
+        <w:rPr>
+          <w:b w:val="0"/>
+        </w:rPr>
+        <w:t>s. Does returning the initial 5 make negative rounds valid? Explain what the script checks and what it assumes.</w:t>
+      </w:r>
+    </w:p>
+    <w:p>
+      <w:pPr>
+        <w:spacing w:line="336" w:lineRule="auto" w:after="180"/>
+      </w:pPr>
+      <w:r>
+        <w:rPr>
+          <w:b w:val="0"/>
+        </w:rPr>
+        <w:t xml:space="preserve">No. The written contract requires a nonnegative integer. The script assumes this and does not reject negative values. Empty range behavior does not validate the </w:t>
+      </w:r>
+      <w:r>
+        <w:rPr>
+          <w:b/>
+        </w:rPr>
+        <w:t>input</w:t>
+      </w:r>
+      <w:r>
+        <w:rPr>
+          <w:b w:val="0"/>
+        </w:rPr>
+        <w:t>; report the limitation or add an explicit check.</w:t>
+      </w:r>
+    </w:p>
+    <w:p>
+      <w:pPr>
+        <w:pStyle w:val="Heading2"/>
+      </w:pPr>
+      <w:r>
+        <w:t>Earlier wording, alternatives and picture transcripts · reference / check after trying</w:t>
+      </w:r>
+    </w:p>
+    <w:p>
+      <w:pPr>
+        <w:spacing w:line="336" w:lineRule="auto" w:after="180"/>
+      </w:pPr>
+      <w:r>
+        <w:rPr>
+          <w:b w:val="0"/>
+        </w:rPr>
+        <w:t>Assess and explain the answers</w:t>
       </w:r>
     </w:p>
     <w:p>
@@ -3969,22 +4531,32 @@
     </w:p>
     <w:p>
       <w:pPr>
+        <w:spacing w:line="336" w:lineRule="auto" w:after="180"/>
+      </w:pPr>
+      <w:r>
+        <w:rPr>
+          <w:b w:val="0"/>
+        </w:rPr>
+        <w:t>2,5,4,8. The comparison is evaluated at 5 before subtraction.</w:t>
+      </w:r>
+    </w:p>
+    <w:p>
+      <w:pPr>
         <w:pStyle w:val="Heading3"/>
       </w:pPr>
       <w:r>
-        <w:t>Teacher key · Worked case answer</w:t>
+        <w:t>Additional transfer practice question</w:t>
       </w:r>
     </w:p>
     <w:p>
       <w:pPr>
         <w:spacing w:line="336" w:lineRule="auto" w:after="180"/>
-        <w:shd w:fill="F1F6FC"/>
-      </w:pPr>
-      <w:r>
-        <w:rPr>
-          <w:b w:val="0"/>
-        </w:rPr>
-        <w:t>2,5,4,8. The comparison is evaluated at 5 before subtraction.</w:t>
+      </w:pPr>
+      <w:r>
+        <w:rPr>
+          <w:b w:val="0"/>
+        </w:rPr>
+        <w:t>Set score to 2. Add 3, then double the result. Record the score after each operation. What changes if you double before adding?</w:t>
       </w:r>
     </w:p>
     <w:p>
@@ -3992,49 +4564,12 @@
         <w:pStyle w:val="Heading3"/>
       </w:pPr>
       <w:r>
-        <w:t>Independent question</w:t>
-      </w:r>
-    </w:p>
-    <w:p>
-      <w:pPr>
-        <w:pStyle w:val="Heading3"/>
-      </w:pPr>
-      <w:r>
-        <w:t>Independent question · withhold the key</w:t>
+        <w:t>Reasoned practice answer</w:t>
       </w:r>
     </w:p>
     <w:p>
       <w:pPr>
         <w:spacing w:line="336" w:lineRule="auto" w:after="180"/>
-        <w:shd w:fill="F5F1FB"/>
-      </w:pPr>
-      <w:r>
-        <w:rPr>
-          <w:b w:val="0"/>
-        </w:rPr>
-        <w:t>Set score to 2. Add 3, then double the result. Record the score after each operation. What changes if you double before adding?</w:t>
-      </w:r>
-    </w:p>
-    <w:p>
-      <w:pPr>
-        <w:pStyle w:val="Heading3"/>
-      </w:pPr>
-      <w:r>
-        <w:t>Expected independent answer</w:t>
-      </w:r>
-    </w:p>
-    <w:p>
-      <w:pPr>
-        <w:pStyle w:val="Heading3"/>
-      </w:pPr>
-      <w:r>
-        <w:t>Teacher key · Expected independent answer</w:t>
-      </w:r>
-    </w:p>
-    <w:p>
-      <w:pPr>
-        <w:spacing w:line="336" w:lineRule="auto" w:after="180"/>
-        <w:shd w:fill="F1F6FC"/>
       </w:pPr>
       <w:r>
         <w:rPr>
@@ -4364,52 +4899,158 @@
     </w:p>
     <w:p>
       <w:pPr>
+        <w:spacing w:line="336" w:lineRule="auto" w:after="180"/>
+      </w:pPr>
+      <w:r>
+        <w:rPr>
+          <w:b/>
+        </w:rPr>
+        <w:t>Trace</w:t>
+      </w:r>
+      <w:r>
+        <w:rPr>
+          <w:b w:val="0"/>
+        </w:rPr>
+        <w:t xml:space="preserve"> is 1,5,3,6. The condition sees 5, so subtraction runs. Using the initial 1 incorrectly skips subtraction and gives 10. A </w:t>
+      </w:r>
+      <w:r>
+        <w:rPr>
+          <w:b/>
+        </w:rPr>
+        <w:t>variable</w:t>
+      </w:r>
+      <w:r>
+        <w:rPr>
+          <w:b w:val="0"/>
+        </w:rPr>
+        <w:t xml:space="preserve">'s current </w:t>
+      </w:r>
+      <w:r>
+        <w:rPr>
+          <w:b/>
+        </w:rPr>
+        <w:t>state</w:t>
+      </w:r>
+      <w:r>
+        <w:rPr>
+          <w:b w:val="0"/>
+        </w:rPr>
+        <w:t>, not its first value, determines each operation.</w:t>
+      </w:r>
+    </w:p>
+    <w:p>
+      <w:pPr>
         <w:pStyle w:val="Heading3"/>
       </w:pPr>
       <w:r>
-        <w:t>Teacher key · Original transfer answer</w:t>
+        <w:t>Explanations for the additional workbook examples</w:t>
+      </w:r>
+    </w:p>
+    <w:p>
+      <w:pPr>
+        <w:pStyle w:val="Heading3"/>
+      </w:pPr>
+      <w:r>
+        <w:t>W1 Explain the range</w:t>
+      </w:r>
+    </w:p>
+    <w:p>
+      <w:pPr>
+        <w:pStyle w:val="Heading3"/>
+      </w:pPr>
+      <w:r>
+        <w:t>W2 Trace before running</w:t>
+      </w:r>
+    </w:p>
+    <w:p>
+      <w:pPr>
+        <w:pStyle w:val="Heading3"/>
+      </w:pPr>
+      <w:r>
+        <w:t>W3 Repair the reset</w:t>
+      </w:r>
+    </w:p>
+    <w:p>
+      <w:pPr>
+        <w:pStyle w:val="Heading3"/>
+      </w:pPr>
+      <w:r>
+        <w:t>W4 Build a repeated addition independently</w:t>
       </w:r>
     </w:p>
     <w:p>
       <w:pPr>
         <w:spacing w:line="336" w:lineRule="auto" w:after="180"/>
-        <w:shd w:fill="F1F6FC"/>
-      </w:pPr>
+      </w:pPr>
+      <w:r>
+        <w:rPr>
+          <w:b w:val="0"/>
+        </w:rPr>
+        <w:t xml:space="preserve">A box starts with 5 counters. Each round adds 2 counters. Use rounds = 3, an initialized total and for turn in range(rounds). Print the final total once after the </w:t>
+      </w:r>
       <w:r>
         <w:rPr>
           <w:b/>
         </w:rPr>
+        <w:t>loop</w:t>
+      </w:r>
+      <w:r>
+        <w:rPr>
+          <w:b w:val="0"/>
+        </w:rPr>
+        <w:t>.</w:t>
+      </w:r>
+    </w:p>
+    <w:p>
+      <w:pPr>
+        <w:spacing w:line="336" w:lineRule="auto" w:after="180"/>
+      </w:pPr>
+      <w:r>
+        <w:rPr>
+          <w:b/>
+        </w:rPr>
         <w:t>Trace</w:t>
       </w:r>
       <w:r>
         <w:rPr>
           <w:b w:val="0"/>
         </w:rPr>
-        <w:t xml:space="preserve"> is 1,5,3,6. The condition sees 5, so subtraction runs. Using the initial 1 incorrectly skips subtraction and gives 10. A </w:t>
+        <w:t xml:space="preserve"> the totals and predict fresh runs with rounds 0, 1 and 3. Assume rounds is a nonnegative integer.</w:t>
+      </w:r>
+    </w:p>
+    <w:p>
+      <w:pPr>
+        <w:spacing w:line="336" w:lineRule="auto" w:after="180"/>
+      </w:pPr>
+      <w:r>
+        <w:rPr>
+          <w:b w:val="0"/>
+        </w:rPr>
+        <w:t xml:space="preserve">Initialize total = 5 before the </w:t>
       </w:r>
       <w:r>
         <w:rPr>
           <w:b/>
         </w:rPr>
-        <w:t>variable</w:t>
-      </w:r>
-      <w:r>
-        <w:rPr>
-          <w:b w:val="0"/>
-        </w:rPr>
-        <w:t xml:space="preserve">'s current </w:t>
+        <w:t>loop</w:t>
+      </w:r>
+      <w:r>
+        <w:rPr>
+          <w:b w:val="0"/>
+        </w:rPr>
+        <w:t xml:space="preserve">; add 2 inside it. For three rounds, turn values 0, 1, 2 give totals 7, 9, 11. Final </w:t>
       </w:r>
       <w:r>
         <w:rPr>
           <w:b/>
         </w:rPr>
-        <w:t>state</w:t>
-      </w:r>
-      <w:r>
-        <w:rPr>
-          <w:b w:val="0"/>
-        </w:rPr>
-        <w:t>, not its first value, determines each operation.</w:t>
+        <w:t>output</w:t>
+      </w:r>
+      <w:r>
+        <w:rPr>
+          <w:b w:val="0"/>
+        </w:rPr>
+        <w:t>s for 0, 1, 3 rounds are 5, 7, 11. Print is unindented.</w:t>
       </w:r>
     </w:p>
     <w:p>
@@ -4417,7 +5058,7 @@
         <w:pStyle w:val="Heading3"/>
       </w:pPr>
       <w:r>
-        <w:t>Explanations for the additional workbook examples</w:t>
+        <w:t>W5 Check a contract limitation</w:t>
       </w:r>
     </w:p>
     <w:p>
@@ -4425,7 +5066,7 @@
         <w:pStyle w:val="Heading3"/>
       </w:pPr>
       <w:r>
-        <w:t>W1 Explain the range</w:t>
+        <w:t>Assess independent transfer</w:t>
       </w:r>
     </w:p>
     <w:p>
@@ -4433,79 +5074,235 @@
         <w:pStyle w:val="Heading3"/>
       </w:pPr>
       <w:r>
-        <w:t>Workbook question · W1</w:t>
+        <w:t>Selected case answer</w:t>
+      </w:r>
+    </w:p>
+    <w:p>
+      <w:pPr>
+        <w:pStyle w:val="Heading3"/>
+      </w:pPr>
+      <w:r>
+        <w:t>Feedback that the learner uses</w:t>
+      </w:r>
+    </w:p>
+    <w:p>
+      <w:pPr>
+        <w:pStyle w:val="Heading1"/>
+      </w:pPr>
+      <w:r>
+        <w:t>06. Connect, adapt and return</w:t>
+      </w:r>
+    </w:p>
+    <w:p>
+      <w:r>
+        <w:t>Retain the project evidence and revisit the reasoning on a changed case.</w:t>
+      </w:r>
+    </w:p>
+    <w:p>
+      <w:pPr>
+        <w:pStyle w:val="Heading2"/>
+      </w:pPr>
+      <w:r>
+        <w:t>Project evidence to keep</w:t>
       </w:r>
     </w:p>
     <w:p>
       <w:pPr>
         <w:spacing w:line="336" w:lineRule="auto" w:after="180"/>
-        <w:shd w:fill="F5F1FB"/>
-      </w:pPr>
-      <w:r>
-        <w:rPr>
-          <w:b w:val="0"/>
-        </w:rPr>
-        <w:t>List the values supplied by range(2, 5) and explain why 5 is absent. How many times does its body run?</w:t>
-      </w:r>
-    </w:p>
-    <w:p>
-      <w:pPr>
-        <w:pStyle w:val="Heading3"/>
-      </w:pPr>
-      <w:r>
-        <w:t>Teacher reasoning · W1</w:t>
+      </w:pPr>
+      <w:r>
+        <w:rPr>
+          <w:b/>
+        </w:rPr>
+        <w:t>Trace</w:t>
+      </w:r>
+      <w:r>
+        <w:rPr>
+          <w:b w:val="0"/>
+        </w:rPr>
+        <w:t xml:space="preserve"> each book’s genre, length, difficulty, and total score before sorting.</w:t>
       </w:r>
     </w:p>
     <w:p>
       <w:pPr>
         <w:spacing w:line="336" w:lineRule="auto" w:after="180"/>
-        <w:shd w:fill="F1F6FC"/>
-      </w:pPr>
-      <w:r>
-        <w:rPr>
-          <w:b w:val="0"/>
-        </w:rPr>
-        <w:t>2, 3 and 4; the stop value is excluded. The body runs three times.</w:t>
-      </w:r>
-    </w:p>
-    <w:p>
-      <w:pPr>
-        <w:pStyle w:val="Heading3"/>
-      </w:pPr>
-      <w:r>
-        <w:t>W2 Trace before running</w:t>
-      </w:r>
-    </w:p>
-    <w:p>
-      <w:pPr>
-        <w:pStyle w:val="Heading3"/>
-      </w:pPr>
-      <w:r>
-        <w:t>Workbook question · W2</w:t>
+      </w:pPr>
+      <w:r>
+        <w:rPr>
+          <w:b w:val="0"/>
+        </w:rPr>
+        <w:t xml:space="preserve">Keep the decision, </w:t>
+      </w:r>
+      <w:r>
+        <w:rPr>
+          <w:b/>
+        </w:rPr>
+        <w:t>input</w:t>
+      </w:r>
+      <w:r>
+        <w:rPr>
+          <w:b w:val="0"/>
+        </w:rPr>
+        <w:t xml:space="preserve">, result, explanation and remaining limitation in the project </w:t>
+      </w:r>
+      <w:r>
+        <w:rPr>
+          <w:b/>
+        </w:rPr>
+        <w:t>evidence</w:t>
+      </w:r>
+      <w:r>
+        <w:rPr>
+          <w:b w:val="0"/>
+        </w:rPr>
+        <w:t xml:space="preserve"> record. Retrieve this record next week rather than restarting the project.</w:t>
       </w:r>
     </w:p>
     <w:p>
       <w:pPr>
         <w:spacing w:line="336" w:lineRule="auto" w:after="180"/>
-        <w:shd w:fill="F5F1FB"/>
-      </w:pPr>
-      <w:r>
-        <w:rPr>
-          <w:b w:val="0"/>
-        </w:rPr>
-        <w:t xml:space="preserve">Copy the worked script. Change the range to range(2, 5). Record turn, total before and total after each </w:t>
-      </w:r>
+      </w:pPr>
       <w:r>
         <w:rPr>
           <w:b/>
         </w:rPr>
+        <w:t>Trace</w:t>
+      </w:r>
+      <w:r>
+        <w:rPr>
+          <w:b w:val="0"/>
+        </w:rPr>
+        <w:t xml:space="preserve"> recommender </w:t>
+      </w:r>
+      <w:r>
+        <w:rPr>
+          <w:b/>
+        </w:rPr>
+        <w:t>loop</w:t>
+      </w:r>
+      <w:r>
+        <w:rPr>
+          <w:b w:val="0"/>
+        </w:rPr>
+        <w:t>s with current item, eligibility, score and current best so each update can be explained.</w:t>
+      </w:r>
+    </w:p>
+    <w:p>
+      <w:pPr>
+        <w:pStyle w:val="Heading2"/>
+      </w:pPr>
+      <w:r>
+        <w:t>Support while preserving the reasoning goal</w:t>
+      </w:r>
+    </w:p>
+    <w:p>
+      <w:pPr>
+        <w:spacing w:line="336" w:lineRule="auto" w:after="180"/>
+      </w:pPr>
+      <w:r>
+        <w:rPr>
+          <w:b/>
+        </w:rPr>
+        <w:t>Trace</w:t>
+      </w:r>
+      <w:r>
+        <w:rPr>
+          <w:b w:val="0"/>
+        </w:rPr>
+        <w:t xml:space="preserve"> one record or condition at a time with counters and labelled columns. Stretch: introduce a tie, boundary or missing field and declare its handling policy before rerunning.</w:t>
+      </w:r>
+    </w:p>
+    <w:p>
+      <w:pPr>
+        <w:spacing w:line="336" w:lineRule="auto" w:after="180"/>
+      </w:pPr>
+      <w:r>
+        <w:rPr>
+          <w:b w:val="0"/>
+        </w:rPr>
+        <w:t xml:space="preserve">Use counters and let the learner move a pointer through one instruction at a time. Offer a blank </w:t>
+      </w:r>
+      <w:r>
+        <w:rPr>
+          <w:b/>
+        </w:rPr>
+        <w:t>trace</w:t>
+      </w:r>
+      <w:r>
+        <w:rPr>
+          <w:b w:val="0"/>
+        </w:rPr>
+        <w:t xml:space="preserve"> grid and permit oral explanation.</w:t>
+      </w:r>
+    </w:p>
+    <w:p>
+      <w:pPr>
+        <w:spacing w:line="336" w:lineRule="auto" w:after="180"/>
+      </w:pPr>
+      <w:r>
+        <w:rPr>
+          <w:b w:val="0"/>
+        </w:rPr>
+        <w:t xml:space="preserve">Extension: put print inside the correct </w:t>
+      </w:r>
+      <w:r>
+        <w:rPr>
+          <w:b/>
+        </w:rPr>
+        <w:t>loop</w:t>
+      </w:r>
+      <w:r>
+        <w:rPr>
+          <w:b w:val="0"/>
+        </w:rPr>
+        <w:t xml:space="preserve"> and explain why zero rounds produces no </w:t>
+      </w:r>
+      <w:r>
+        <w:rPr>
+          <w:b/>
+        </w:rPr>
+        <w:t>output</w:t>
+      </w:r>
+      <w:r>
+        <w:rPr>
+          <w:b w:val="0"/>
+        </w:rPr>
+        <w:t xml:space="preserve"> while an outside print still does.</w:t>
+      </w:r>
+    </w:p>
+    <w:p>
+      <w:pPr>
+        <w:spacing w:line="336" w:lineRule="auto" w:after="180"/>
+      </w:pPr>
+      <w:r>
+        <w:rPr>
+          <w:b w:val="0"/>
+        </w:rPr>
+        <w:t xml:space="preserve">W4 must preserve the initial 5, update by 2, </w:t>
+      </w:r>
+      <w:r>
+        <w:rPr>
+          <w:b/>
+        </w:rPr>
+        <w:t>trace</w:t>
+      </w:r>
+      <w:r>
+        <w:rPr>
+          <w:b w:val="0"/>
+        </w:rPr>
+        <w:t xml:space="preserve"> three </w:t>
+      </w:r>
+      <w:r>
+        <w:rPr>
+          <w:b/>
+        </w:rPr>
         <w:t>iteration</w:t>
       </w:r>
       <w:r>
         <w:rPr>
           <w:b w:val="0"/>
         </w:rPr>
-        <w:t xml:space="preserve">. Predict the single </w:t>
+        <w:t xml:space="preserve">s and print once. Require </w:t>
       </w:r>
       <w:r>
         <w:rPr>
@@ -4517,27 +5314,18 @@
         <w:rPr>
           <w:b w:val="0"/>
         </w:rPr>
-        <w:t>, then run and compare.</w:t>
-      </w:r>
-    </w:p>
-    <w:p>
-      <w:pPr>
-        <w:pStyle w:val="Heading3"/>
-      </w:pPr>
-      <w:r>
-        <w:t>Teacher reasoning · W2</w:t>
+        <w:t>s 5, 7, 11 for zero one and three rounds.</w:t>
       </w:r>
     </w:p>
     <w:p>
       <w:pPr>
         <w:spacing w:line="336" w:lineRule="auto" w:after="180"/>
-        <w:shd w:fill="F1F6FC"/>
-      </w:pPr>
-      <w:r>
-        <w:rPr>
-          <w:b w:val="0"/>
-        </w:rPr>
-        <w:t xml:space="preserve">Rows are 2 / 0 / 2, 3 / 2 / 5, 4 / 5 / 9. Final </w:t>
+      </w:pPr>
+      <w:r>
+        <w:rPr>
+          <w:b w:val="0"/>
+        </w:rPr>
+        <w:t xml:space="preserve">After support, retry with an initial 4 and additions of 3 for zero one and two rounds: </w:t>
       </w:r>
       <w:r>
         <w:rPr>
@@ -4549,890 +5337,15 @@
         <w:rPr>
           <w:b w:val="0"/>
         </w:rPr>
-        <w:t xml:space="preserve"> 9. Keep the observed result distinct from the </w:t>
-      </w:r>
-      <w:r>
-        <w:rPr>
-          <w:b/>
-        </w:rPr>
-        <w:t>prediction</w:t>
-      </w:r>
-      <w:r>
-        <w:rPr>
-          <w:b w:val="0"/>
-        </w:rPr>
-        <w:t>.</w:t>
-      </w:r>
-    </w:p>
-    <w:p>
-      <w:pPr>
-        <w:pStyle w:val="Heading3"/>
-      </w:pPr>
-      <w:r>
-        <w:t>W3 Repair the reset</w:t>
-      </w:r>
-    </w:p>
-    <w:p>
-      <w:pPr>
-        <w:pStyle w:val="Heading3"/>
-      </w:pPr>
-      <w:r>
-        <w:t>Workbook question · W3</w:t>
-      </w:r>
-    </w:p>
-    <w:p>
-      <w:pPr>
-        <w:spacing w:line="336" w:lineRule="auto" w:after="180"/>
-        <w:shd w:fill="F5F1FB"/>
-      </w:pPr>
-      <w:r>
-        <w:rPr>
-          <w:b w:val="0"/>
-        </w:rPr>
-        <w:t xml:space="preserve">For the faulty script with range(1, 4), record total after each addition. Explain the wrong final </w:t>
-      </w:r>
-      <w:r>
-        <w:rPr>
-          <w:b/>
-        </w:rPr>
-        <w:t>output</w:t>
-      </w:r>
-      <w:r>
-        <w:rPr>
-          <w:b w:val="0"/>
-        </w:rPr>
-        <w:t xml:space="preserve"> and remove only the faulty reset.</w:t>
-      </w:r>
-    </w:p>
-    <w:p>
-      <w:pPr>
-        <w:pStyle w:val="Heading3"/>
-      </w:pPr>
-      <w:r>
-        <w:t>Teacher reasoning · W3</w:t>
-      </w:r>
-    </w:p>
-    <w:p>
-      <w:pPr>
-        <w:spacing w:line="336" w:lineRule="auto" w:after="180"/>
-        <w:shd w:fill="F1F6FC"/>
-      </w:pPr>
-      <w:r>
-        <w:rPr>
-          <w:b w:val="0"/>
-        </w:rPr>
-        <w:t xml:space="preserve">Faulty after-addition values are 1, 2, 3 because each starts from zero. Remove the indented total = 0. Correct after-addition values are 1, 3, 6; final </w:t>
-      </w:r>
-      <w:r>
-        <w:rPr>
-          <w:b/>
-        </w:rPr>
-        <w:t>output</w:t>
-      </w:r>
-      <w:r>
-        <w:rPr>
-          <w:b w:val="0"/>
-        </w:rPr>
-        <w:t xml:space="preserve"> 6.</w:t>
-      </w:r>
-    </w:p>
-    <w:p>
-      <w:pPr>
-        <w:pStyle w:val="Heading3"/>
-      </w:pPr>
-      <w:r>
-        <w:t>W4 Build a repeated addition independently</w:t>
-      </w:r>
-    </w:p>
-    <w:p>
-      <w:pPr>
-        <w:pStyle w:val="Heading3"/>
-      </w:pPr>
-      <w:r>
-        <w:t>Workbook question · W4</w:t>
-      </w:r>
-    </w:p>
-    <w:p>
-      <w:pPr>
-        <w:spacing w:line="336" w:lineRule="auto" w:after="180"/>
-        <w:shd w:fill="F5F1FB"/>
-      </w:pPr>
-      <w:r>
-        <w:rPr>
-          <w:b w:val="0"/>
-        </w:rPr>
-        <w:t xml:space="preserve">A box starts with 5 counters. Each round adds 2 counters. Use rounds = 3, an initialized total and for turn in range(rounds). Print the final total once after the </w:t>
-      </w:r>
-      <w:r>
-        <w:rPr>
-          <w:b/>
-        </w:rPr>
-        <w:t>loop</w:t>
-      </w:r>
-      <w:r>
-        <w:rPr>
-          <w:b w:val="0"/>
-        </w:rPr>
-        <w:t>.</w:t>
-      </w:r>
-    </w:p>
-    <w:p>
-      <w:pPr>
-        <w:spacing w:line="336" w:lineRule="auto" w:after="180"/>
-        <w:shd w:fill="F5F1FB"/>
-      </w:pPr>
-      <w:r>
-        <w:rPr>
-          <w:b/>
-        </w:rPr>
-        <w:t>Trace</w:t>
-      </w:r>
-      <w:r>
-        <w:rPr>
-          <w:b w:val="0"/>
-        </w:rPr>
-        <w:t xml:space="preserve"> the totals and predict fresh runs with rounds 0, 1 and 3. Assume rounds is a nonnegative integer.</w:t>
-      </w:r>
-    </w:p>
-    <w:p>
-      <w:pPr>
-        <w:pStyle w:val="Heading3"/>
-      </w:pPr>
-      <w:r>
-        <w:t>Teacher reasoning · W4</w:t>
-      </w:r>
-    </w:p>
-    <w:p>
-      <w:pPr>
-        <w:spacing w:line="336" w:lineRule="auto" w:after="180"/>
-        <w:shd w:fill="F1F6FC"/>
-      </w:pPr>
-      <w:r>
-        <w:rPr>
-          <w:b w:val="0"/>
-        </w:rPr>
-        <w:t xml:space="preserve">Initialize total = 5 before the </w:t>
-      </w:r>
-      <w:r>
-        <w:rPr>
-          <w:b/>
-        </w:rPr>
-        <w:t>loop</w:t>
-      </w:r>
-      <w:r>
-        <w:rPr>
-          <w:b w:val="0"/>
-        </w:rPr>
-        <w:t xml:space="preserve">; add 2 inside it. For three rounds, turn values 0, 1, 2 give totals 7, 9, 11. Final </w:t>
-      </w:r>
-      <w:r>
-        <w:rPr>
-          <w:b/>
-        </w:rPr>
-        <w:t>output</w:t>
-      </w:r>
-      <w:r>
-        <w:rPr>
-          <w:b w:val="0"/>
-        </w:rPr>
-        <w:t>s for 0, 1, 3 rounds are 5, 7, 11. Print is unindented.</w:t>
-      </w:r>
-    </w:p>
-    <w:p>
-      <w:pPr>
-        <w:pStyle w:val="Heading3"/>
-      </w:pPr>
-      <w:r>
-        <w:t>W5 Check a contract limitation</w:t>
-      </w:r>
-    </w:p>
-    <w:p>
-      <w:pPr>
-        <w:pStyle w:val="Heading3"/>
-      </w:pPr>
-      <w:r>
-        <w:t>Workbook question · W5</w:t>
-      </w:r>
-    </w:p>
-    <w:p>
-      <w:pPr>
-        <w:spacing w:line="336" w:lineRule="auto" w:after="180"/>
-        <w:shd w:fill="F5F1FB"/>
-      </w:pPr>
-      <w:r>
-        <w:rPr>
-          <w:b w:val="0"/>
-        </w:rPr>
-        <w:t xml:space="preserve">In your counter script, range(-2) performs no </w:t>
-      </w:r>
-      <w:r>
-        <w:rPr>
-          <w:b/>
-        </w:rPr>
-        <w:t>iteration</w:t>
-      </w:r>
-      <w:r>
-        <w:rPr>
-          <w:b w:val="0"/>
-        </w:rPr>
-        <w:t>s. Does returning the initial 5 make negative rounds valid? Explain what the script checks and what it assumes.</w:t>
-      </w:r>
-    </w:p>
-    <w:p>
-      <w:pPr>
-        <w:pStyle w:val="Heading3"/>
-      </w:pPr>
-      <w:r>
-        <w:t>Teacher reasoning · W5</w:t>
-      </w:r>
-    </w:p>
-    <w:p>
-      <w:pPr>
-        <w:spacing w:line="336" w:lineRule="auto" w:after="180"/>
-        <w:shd w:fill="F1F6FC"/>
-      </w:pPr>
-      <w:r>
-        <w:rPr>
-          <w:b w:val="0"/>
-        </w:rPr>
-        <w:t xml:space="preserve">No. The written contract requires a nonnegative integer. The script assumes this and does not reject negative values. Empty range behavior does not validate the </w:t>
-      </w:r>
-      <w:r>
-        <w:rPr>
-          <w:b/>
-        </w:rPr>
-        <w:t>input</w:t>
-      </w:r>
-      <w:r>
-        <w:rPr>
-          <w:b w:val="0"/>
-        </w:rPr>
-        <w:t>; report the limitation or add an explicit check.</w:t>
-      </w:r>
-    </w:p>
-    <w:p>
-      <w:pPr>
-        <w:pStyle w:val="Heading3"/>
-      </w:pPr>
-      <w:r>
-        <w:t>Assess independent transfer</w:t>
-      </w:r>
-    </w:p>
-    <w:p>
-      <w:pPr>
-        <w:pStyle w:val="Heading3"/>
-      </w:pPr>
-      <w:r>
-        <w:t>Independent question · withhold the key</w:t>
-      </w:r>
-    </w:p>
-    <w:p>
-      <w:pPr>
-        <w:spacing w:line="336" w:lineRule="auto" w:after="180"/>
-        <w:shd w:fill="F5F1FB"/>
-      </w:pPr>
-      <w:r>
-        <w:rPr>
-          <w:b w:val="0"/>
-        </w:rPr>
-        <w:t xml:space="preserve">Selected case: A box starts with 5 counters. Each round adds 2 counters. Use rounds = 3, an initialized total and for turn in range(rounds). Print the final total once after the </w:t>
-      </w:r>
-      <w:r>
-        <w:rPr>
-          <w:b/>
-        </w:rPr>
-        <w:t>loop</w:t>
-      </w:r>
-      <w:r>
-        <w:rPr>
-          <w:b w:val="0"/>
-        </w:rPr>
-        <w:t>.</w:t>
-      </w:r>
-    </w:p>
-    <w:p>
-      <w:pPr>
-        <w:spacing w:line="336" w:lineRule="auto" w:after="180"/>
-        <w:shd w:fill="F5F1FB"/>
-      </w:pPr>
-      <w:r>
-        <w:rPr>
-          <w:b/>
-        </w:rPr>
-        <w:t>Trace</w:t>
-      </w:r>
-      <w:r>
-        <w:rPr>
-          <w:b w:val="0"/>
-        </w:rPr>
-        <w:t xml:space="preserve"> the totals and predict fresh runs with rounds 0, 1 and 3. Assume rounds is a nonnegative integer.</w:t>
-      </w:r>
-    </w:p>
-    <w:p>
-      <w:pPr>
-        <w:pStyle w:val="Heading3"/>
-      </w:pPr>
-      <w:r>
-        <w:t>Selected case answer</w:t>
-      </w:r>
-    </w:p>
-    <w:p>
-      <w:pPr>
-        <w:pStyle w:val="Heading3"/>
-      </w:pPr>
-      <w:r>
-        <w:t>Teacher key · Selected case answer</w:t>
-      </w:r>
-    </w:p>
-    <w:p>
-      <w:pPr>
-        <w:spacing w:line="336" w:lineRule="auto" w:after="180"/>
-        <w:shd w:fill="F1F6FC"/>
-      </w:pPr>
-      <w:r>
-        <w:rPr>
-          <w:b w:val="0"/>
-        </w:rPr>
-        <w:t xml:space="preserve">Initialize total = 5 before the </w:t>
-      </w:r>
-      <w:r>
-        <w:rPr>
-          <w:b/>
-        </w:rPr>
-        <w:t>loop</w:t>
-      </w:r>
-      <w:r>
-        <w:rPr>
-          <w:b w:val="0"/>
-        </w:rPr>
-        <w:t xml:space="preserve">; add 2 inside it. For three rounds, turn values 0, 1, 2 give totals 7, 9, 11. Final </w:t>
-      </w:r>
-      <w:r>
-        <w:rPr>
-          <w:b/>
-        </w:rPr>
-        <w:t>output</w:t>
-      </w:r>
-      <w:r>
-        <w:rPr>
-          <w:b w:val="0"/>
-        </w:rPr>
-        <w:t>s for 0, 1, 3 rounds are 5, 7, 11. Print is unindented.</w:t>
-      </w:r>
-    </w:p>
-    <w:tbl>
-      <w:tblPr>
-        <w:tblStyle w:val="LightShading-Accent1"/>
-        <w:tblW w:type="auto" w:w="0"/>
-        <w:tblLook w:firstColumn="1" w:firstRow="1" w:lastColumn="0" w:lastRow="0" w:noHBand="0" w:noVBand="1" w:val="04A0"/>
-      </w:tblPr>
-      <w:tblGrid>
-        <w:gridCol w:w="5112"/>
-        <w:gridCol w:w="5112"/>
-      </w:tblGrid>
-      <w:tr>
-        <w:trPr>
-          <w:tblHeader/>
-        </w:trPr>
-        <w:tc>
-          <w:tcPr>
-            <w:tcW w:type="dxa" w:w="5112"/>
-          </w:tcPr>
-          <w:p>
-            <w:r>
-              <w:t>Dimension</w:t>
-            </w:r>
-          </w:p>
-        </w:tc>
-        <w:tc>
-          <w:tcPr>
-            <w:tcW w:type="dxa" w:w="5112"/>
-          </w:tcPr>
-          <w:p>
-            <w:r>
-              <w:t>Evidence required</w:t>
-            </w:r>
-          </w:p>
-        </w:tc>
-      </w:tr>
-      <w:tr>
-        <w:tc>
-          <w:tcPr>
-            <w:tcW w:type="dxa" w:w="5112"/>
-          </w:tcPr>
-          <w:p>
-            <w:r>
-              <w:t>Explanation</w:t>
-            </w:r>
-          </w:p>
-        </w:tc>
-        <w:tc>
-          <w:tcPr>
-            <w:tcW w:type="dxa" w:w="5112"/>
-          </w:tcPr>
-          <w:p>
-            <w:r>
-              <w:t>Names the applicable idea or procedure and ties it to the supplied facts.</w:t>
-            </w:r>
-          </w:p>
-        </w:tc>
-      </w:tr>
-      <w:tr>
-        <w:tc>
-          <w:tcPr>
-            <w:tcW w:type="dxa" w:w="5112"/>
-          </w:tcPr>
-          <w:p>
-            <w:r>
-              <w:t>Trace and result</w:t>
-            </w:r>
-          </w:p>
-        </w:tc>
-        <w:tc>
-          <w:tcPr>
-            <w:tcW w:type="dxa" w:w="5112"/>
-          </w:tcPr>
-          <w:p>
-            <w:r>
-              <w:t>Preserves the given inputs and shows the relevant intermediate steps; distinguishes a prediction from an observed execution.</w:t>
-            </w:r>
-          </w:p>
-        </w:tc>
-      </w:tr>
-      <w:tr>
-        <w:tc>
-          <w:tcPr>
-            <w:tcW w:type="dxa" w:w="5112"/>
-          </w:tcPr>
-          <w:p>
-            <w:r>
-              <w:t>Limits</w:t>
-            </w:r>
-          </w:p>
-        </w:tc>
-        <w:tc>
-          <w:tcPr>
-            <w:tcW w:type="dxa" w:w="5112"/>
-          </w:tcPr>
-          <w:p>
-            <w:r>
-              <w:t>States the assumptions, missing evidence or conditions under which the result would change.</w:t>
-            </w:r>
-          </w:p>
-        </w:tc>
-      </w:tr>
-    </w:tbl>
-    <w:p>
-      <w:pPr>
-        <w:pStyle w:val="Heading3"/>
-      </w:pPr>
-      <w:r>
-        <w:t>Teacher key · Selected case answer</w:t>
-      </w:r>
-    </w:p>
-    <w:p>
-      <w:pPr>
-        <w:spacing w:line="336" w:lineRule="auto" w:after="180"/>
-        <w:shd w:fill="F1F6FC"/>
-      </w:pPr>
-      <w:r>
-        <w:rPr>
-          <w:b w:val="0"/>
-        </w:rPr>
-        <w:t xml:space="preserve">Record each dimension as not yet, with support, or independent. Accept a valid alternative procedure with a defensible </w:t>
-      </w:r>
-      <w:r>
-        <w:rPr>
-          <w:b/>
-        </w:rPr>
-        <w:t>trace</w:t>
-      </w:r>
-      <w:r>
-        <w:rPr>
-          <w:b w:val="0"/>
-        </w:rPr>
-        <w:t>.</w:t>
-      </w:r>
-    </w:p>
-    <w:p>
-      <w:pPr>
-        <w:spacing w:line="336" w:lineRule="auto" w:after="180"/>
-        <w:shd w:fill="F1F6FC"/>
-      </w:pPr>
-      <w:r>
-        <w:rPr>
-          <w:b w:val="0"/>
-        </w:rPr>
-        <w:t xml:space="preserve">Do not penalise an honestly recorded model failure if the learner correctly explains its </w:t>
-      </w:r>
-      <w:r>
-        <w:rPr>
-          <w:b/>
-        </w:rPr>
-        <w:t>evidence</w:t>
-      </w:r>
-      <w:r>
-        <w:rPr>
-          <w:b w:val="0"/>
-        </w:rPr>
-        <w:t xml:space="preserve"> and limits.</w:t>
-      </w:r>
-    </w:p>
-    <w:p>
-      <w:pPr>
-        <w:pStyle w:val="Heading3"/>
-      </w:pPr>
-      <w:r>
-        <w:t>Feedback that the learner uses</w:t>
-      </w:r>
-    </w:p>
-    <w:p>
-      <w:pPr>
-        <w:spacing w:line="336" w:lineRule="auto" w:after="180"/>
-      </w:pPr>
-      <w:r>
-        <w:rPr>
-          <w:b w:val="0"/>
-        </w:rPr>
-        <w:t>Name the earliest unsupported step and give one action to repair it. Have the learner make that repair now and explain why. Then assess the relevant skill on a fresh, fully specified case.</w:t>
-      </w:r>
-    </w:p>
-    <w:p>
-      <w:pPr>
-        <w:spacing w:line="336" w:lineRule="auto" w:after="180"/>
-      </w:pPr>
-      <w:r>
-        <w:rPr>
-          <w:b w:val="0"/>
-        </w:rPr>
-        <w:t>Confirm it was not previously practised with feedback; solve and check the new case before assigning it. A follow-up design prompt is a starting brief, not automatically an equivalent test.</w:t>
-      </w:r>
-    </w:p>
-    <w:p>
-      <w:pPr>
-        <w:pStyle w:val="Heading1"/>
-      </w:pPr>
-      <w:r>
-        <w:t>06. Connect and extend learning</w:t>
-      </w:r>
-    </w:p>
-    <w:p>
-      <w:r>
-        <w:t>Connect Trace Tables to Transparent Book Recommender, adapt support and plan a later changed-case check.</w:t>
-      </w:r>
-    </w:p>
-    <w:p>
-      <w:pPr>
-        <w:pStyle w:val="Heading3"/>
-      </w:pPr>
-      <w:r>
-        <w:t>Transparent Book Recommender</w:t>
-      </w:r>
-    </w:p>
-    <w:p>
-      <w:pPr>
-        <w:spacing w:line="336" w:lineRule="auto" w:after="180"/>
-      </w:pPr>
-      <w:r>
-        <w:rPr>
-          <w:b/>
-        </w:rPr>
-        <w:t>Trace</w:t>
-      </w:r>
-      <w:r>
-        <w:rPr>
-          <w:b w:val="0"/>
-        </w:rPr>
-        <w:t xml:space="preserve"> each book’s genre, length, difficulty, and total score before sorting.</w:t>
-      </w:r>
-    </w:p>
-    <w:p>
-      <w:pPr>
-        <w:spacing w:line="336" w:lineRule="auto" w:after="180"/>
-      </w:pPr>
-      <w:r>
-        <w:rPr>
-          <w:b w:val="0"/>
-        </w:rPr>
-        <w:t xml:space="preserve">Keep the decision, </w:t>
-      </w:r>
-      <w:r>
-        <w:rPr>
-          <w:b/>
-        </w:rPr>
-        <w:t>input</w:t>
-      </w:r>
-      <w:r>
-        <w:rPr>
-          <w:b w:val="0"/>
-        </w:rPr>
-        <w:t xml:space="preserve">, result, explanation and remaining limitation in the project </w:t>
-      </w:r>
-      <w:r>
-        <w:rPr>
-          <w:b/>
-        </w:rPr>
-        <w:t>evidence</w:t>
-      </w:r>
-      <w:r>
-        <w:rPr>
-          <w:b w:val="0"/>
-        </w:rPr>
-        <w:t xml:space="preserve"> record. Retrieve this record next week rather than restarting the project.</w:t>
-      </w:r>
-    </w:p>
-    <w:p>
-      <w:pPr>
-        <w:pStyle w:val="Heading3"/>
-      </w:pPr>
-      <w:r>
-        <w:t>Support and stretch</w:t>
-      </w:r>
-    </w:p>
-    <w:p>
-      <w:pPr>
-        <w:spacing w:line="336" w:lineRule="auto" w:after="180"/>
-      </w:pPr>
-      <w:r>
-        <w:rPr>
-          <w:b/>
-        </w:rPr>
-        <w:t>Trace</w:t>
-      </w:r>
-      <w:r>
-        <w:rPr>
-          <w:b w:val="0"/>
-        </w:rPr>
-        <w:t xml:space="preserve"> one record or condition at a time with counters and labelled columns. Stretch: introduce a tie, boundary or missing field and declare its handling policy before rerunning.</w:t>
-      </w:r>
-    </w:p>
-    <w:p>
-      <w:pPr>
-        <w:pStyle w:val="Heading3"/>
-      </w:pPr>
-      <w:r>
-        <w:t>Exit reflection</w:t>
-      </w:r>
-    </w:p>
-    <w:p>
-      <w:pPr>
-        <w:spacing w:line="336" w:lineRule="auto" w:after="180"/>
-      </w:pPr>
-      <w:r>
-        <w:rPr>
-          <w:b w:val="0"/>
-        </w:rPr>
-        <w:t xml:space="preserve">Ask for one decision the learner can now justify and one situation requiring more </w:t>
-      </w:r>
-      <w:r>
-        <w:rPr>
-          <w:b/>
-        </w:rPr>
-        <w:t>evidence</w:t>
-      </w:r>
-      <w:r>
-        <w:rPr>
-          <w:b w:val="0"/>
-        </w:rPr>
-        <w:t xml:space="preserve"> or human review. Confidence ratings are separate from correct independent performance.</w:t>
-      </w:r>
-    </w:p>
-    <w:p>
-      <w:pPr>
-        <w:pStyle w:val="Heading3"/>
-      </w:pPr>
-      <w:r>
-        <w:t>Bridge to the next week</w:t>
-      </w:r>
-    </w:p>
-    <w:p>
-      <w:pPr>
-        <w:spacing w:line="336" w:lineRule="auto" w:after="180"/>
-      </w:pPr>
-      <w:r>
-        <w:rPr>
-          <w:b w:val="0"/>
-        </w:rPr>
-        <w:t xml:space="preserve">Next: Week 5: </w:t>
-      </w:r>
-      <w:r>
-        <w:rPr>
-          <w:b/>
-        </w:rPr>
-        <w:t>Loop</w:t>
-      </w:r>
-      <w:r>
-        <w:rPr>
-          <w:b w:val="0"/>
-        </w:rPr>
-        <w:t xml:space="preserve">s and Stopping. Retrieve today’s </w:t>
-      </w:r>
-      <w:r>
-        <w:rPr>
-          <w:b/>
-        </w:rPr>
-        <w:t>evidence</w:t>
-      </w:r>
-      <w:r>
-        <w:rPr>
-          <w:b w:val="0"/>
-        </w:rPr>
-        <w:t xml:space="preserve"> and identify what carries forward and what is new.</w:t>
-      </w:r>
-    </w:p>
-    <w:p>
-      <w:pPr>
-        <w:pStyle w:val="Heading3"/>
-      </w:pPr>
-      <w:r>
-        <w:t>Support and fresh reassessment</w:t>
-      </w:r>
-    </w:p>
-    <w:p>
-      <w:pPr>
-        <w:spacing w:line="336" w:lineRule="auto" w:after="180"/>
-      </w:pPr>
-      <w:r>
-        <w:rPr>
-          <w:b w:val="0"/>
-        </w:rPr>
-        <w:t xml:space="preserve">Use counters and let the learner move a pointer through one instruction at a time. Offer a blank </w:t>
-      </w:r>
-      <w:r>
-        <w:rPr>
-          <w:b/>
-        </w:rPr>
-        <w:t>trace</w:t>
-      </w:r>
-      <w:r>
-        <w:rPr>
-          <w:b w:val="0"/>
-        </w:rPr>
-        <w:t xml:space="preserve"> grid and permit oral explanation.</w:t>
-      </w:r>
-    </w:p>
-    <w:p>
-      <w:pPr>
-        <w:spacing w:line="336" w:lineRule="auto" w:after="180"/>
-      </w:pPr>
-      <w:r>
-        <w:rPr>
-          <w:b w:val="0"/>
-        </w:rPr>
-        <w:t xml:space="preserve">Extension: put print inside the correct </w:t>
-      </w:r>
-      <w:r>
-        <w:rPr>
-          <w:b/>
-        </w:rPr>
-        <w:t>loop</w:t>
-      </w:r>
-      <w:r>
-        <w:rPr>
-          <w:b w:val="0"/>
-        </w:rPr>
-        <w:t xml:space="preserve"> and explain why zero rounds produces no </w:t>
-      </w:r>
-      <w:r>
-        <w:rPr>
-          <w:b/>
-        </w:rPr>
-        <w:t>output</w:t>
-      </w:r>
-      <w:r>
-        <w:rPr>
-          <w:b w:val="0"/>
-        </w:rPr>
-        <w:t xml:space="preserve"> while an outside print still does.</w:t>
-      </w:r>
-    </w:p>
-    <w:p>
-      <w:pPr>
-        <w:spacing w:line="336" w:lineRule="auto" w:after="180"/>
-      </w:pPr>
-      <w:r>
-        <w:rPr>
-          <w:b w:val="0"/>
-        </w:rPr>
-        <w:t xml:space="preserve">W4 must preserve the initial 5, update by 2, </w:t>
-      </w:r>
-      <w:r>
-        <w:rPr>
-          <w:b/>
-        </w:rPr>
-        <w:t>trace</w:t>
-      </w:r>
-      <w:r>
-        <w:rPr>
-          <w:b w:val="0"/>
-        </w:rPr>
-        <w:t xml:space="preserve"> three </w:t>
-      </w:r>
-      <w:r>
-        <w:rPr>
-          <w:b/>
-        </w:rPr>
-        <w:t>iteration</w:t>
-      </w:r>
-      <w:r>
-        <w:rPr>
-          <w:b w:val="0"/>
-        </w:rPr>
-        <w:t xml:space="preserve">s and print once. Require </w:t>
-      </w:r>
-      <w:r>
-        <w:rPr>
-          <w:b/>
-        </w:rPr>
-        <w:t>output</w:t>
-      </w:r>
-      <w:r>
-        <w:rPr>
-          <w:b w:val="0"/>
-        </w:rPr>
-        <w:t>s 5, 7, 11 for zero one and three rounds.</w:t>
-      </w:r>
-    </w:p>
-    <w:p>
-      <w:pPr>
-        <w:spacing w:line="336" w:lineRule="auto" w:after="180"/>
-      </w:pPr>
-      <w:r>
-        <w:rPr>
-          <w:b w:val="0"/>
-        </w:rPr>
-        <w:t xml:space="preserve">After support, retry with an initial 4 and additions of 3 for zero one and two rounds: </w:t>
-      </w:r>
-      <w:r>
-        <w:rPr>
-          <w:b/>
-        </w:rPr>
-        <w:t>output</w:t>
-      </w:r>
-      <w:r>
-        <w:rPr>
-          <w:b w:val="0"/>
-        </w:rPr>
         <w:t>s 4, 7, 10. Record assistance before judging independence.</w:t>
       </w:r>
     </w:p>
     <w:p>
       <w:pPr>
-        <w:spacing w:line="336" w:lineRule="auto" w:after="180"/>
-      </w:pPr>
-      <w:r>
-        <w:rPr>
-          <w:b w:val="0"/>
-        </w:rPr>
-        <w:t>Week 7 stores several values in a list and distinguishes an index from the value at that position.</w:t>
-      </w:r>
-    </w:p>
-    <w:p>
-      <w:pPr>
-        <w:pStyle w:val="Heading3"/>
-      </w:pPr>
-      <w:r>
-        <w:t>Plan the delayed return</w:t>
+        <w:pStyle w:val="Heading2"/>
+      </w:pPr>
+      <w:r>
+        <w:t>Plan the delayed check</w:t>
       </w:r>
     </w:p>
     <w:p>
@@ -5649,66 +5562,188 @@
     </w:p>
     <w:p>
       <w:pPr>
+        <w:pStyle w:val="Heading2"/>
+      </w:pPr>
+      <w:r>
+        <w:t>Bridge to next week</w:t>
+      </w:r>
+    </w:p>
+    <w:p>
+      <w:pPr>
+        <w:spacing w:line="336" w:lineRule="auto" w:after="180"/>
+      </w:pPr>
+      <w:r>
+        <w:rPr>
+          <w:b w:val="0"/>
+        </w:rPr>
+        <w:t xml:space="preserve">Ask for one decision the learner can now justify and one situation requiring more </w:t>
+      </w:r>
+      <w:r>
+        <w:rPr>
+          <w:b/>
+        </w:rPr>
+        <w:t>evidence</w:t>
+      </w:r>
+      <w:r>
+        <w:rPr>
+          <w:b w:val="0"/>
+        </w:rPr>
+        <w:t xml:space="preserve"> or human review. Confidence ratings are separate from correct independent performance.</w:t>
+      </w:r>
+    </w:p>
+    <w:p>
+      <w:pPr>
+        <w:spacing w:line="336" w:lineRule="auto" w:after="180"/>
+      </w:pPr>
+      <w:r>
+        <w:rPr>
+          <w:b w:val="0"/>
+        </w:rPr>
+        <w:t xml:space="preserve">Next: Week 5: </w:t>
+      </w:r>
+      <w:r>
+        <w:rPr>
+          <w:b/>
+        </w:rPr>
+        <w:t>Loop</w:t>
+      </w:r>
+      <w:r>
+        <w:rPr>
+          <w:b w:val="0"/>
+        </w:rPr>
+        <w:t xml:space="preserve">s and Stopping. Retrieve today’s </w:t>
+      </w:r>
+      <w:r>
+        <w:rPr>
+          <w:b/>
+        </w:rPr>
+        <w:t>evidence</w:t>
+      </w:r>
+      <w:r>
+        <w:rPr>
+          <w:b w:val="0"/>
+        </w:rPr>
+        <w:t xml:space="preserve"> and identify what carries forward and what is new.</w:t>
+      </w:r>
+    </w:p>
+    <w:p>
+      <w:pPr>
+        <w:spacing w:line="336" w:lineRule="auto" w:after="180"/>
+      </w:pPr>
+      <w:r>
+        <w:rPr>
+          <w:b w:val="0"/>
+        </w:rPr>
+        <w:t>Week 5 examines loop progress and stopping; Week 7 develops structured records and table schemas.</w:t>
+      </w:r>
+    </w:p>
+    <w:p>
+      <w:pPr>
+        <w:pStyle w:val="Heading2"/>
+      </w:pPr>
+      <w:r>
+        <w:t>Earlier wording, alternatives and picture transcripts · reference / check after trying</w:t>
+      </w:r>
+    </w:p>
+    <w:p>
+      <w:pPr>
+        <w:spacing w:line="336" w:lineRule="auto" w:after="180"/>
+      </w:pPr>
+      <w:r>
+        <w:rPr>
+          <w:b w:val="0"/>
+        </w:rPr>
+        <w:t>Connect and extend learning</w:t>
+      </w:r>
+    </w:p>
+    <w:p>
+      <w:pPr>
         <w:pStyle w:val="Heading3"/>
       </w:pPr>
       <w:r>
+        <w:t>Transparent Book Recommender</w:t>
+      </w:r>
+    </w:p>
+    <w:p>
+      <w:pPr>
+        <w:pStyle w:val="Heading3"/>
+      </w:pPr>
+      <w:r>
+        <w:t>Support and stretch</w:t>
+      </w:r>
+    </w:p>
+    <w:p>
+      <w:pPr>
+        <w:pStyle w:val="Heading3"/>
+      </w:pPr>
+      <w:r>
+        <w:t>Exit reflection</w:t>
+      </w:r>
+    </w:p>
+    <w:p>
+      <w:pPr>
+        <w:pStyle w:val="Heading3"/>
+      </w:pPr>
+      <w:r>
+        <w:t>Bridge to the next week</w:t>
+      </w:r>
+    </w:p>
+    <w:p>
+      <w:pPr>
+        <w:pStyle w:val="Heading3"/>
+      </w:pPr>
+      <w:r>
+        <w:t>Support and fresh reassessment</w:t>
+      </w:r>
+    </w:p>
+    <w:p>
+      <w:pPr>
+        <w:pStyle w:val="Heading3"/>
+      </w:pPr>
+      <w:r>
+        <w:t>Plan the delayed return</w:t>
+      </w:r>
+    </w:p>
+    <w:p>
+      <w:pPr>
+        <w:pStyle w:val="Heading3"/>
+      </w:pPr>
+      <w:r>
         <w:t>Project evidence from this case</w:t>
       </w:r>
     </w:p>
     <w:p>
       <w:pPr>
+        <w:pStyle w:val="Heading1"/>
+      </w:pPr>
+      <w:r>
+        <w:t>Reference bank and extra practice</w:t>
+      </w:r>
+    </w:p>
+    <w:p>
+      <w:pPr>
+        <w:pStyle w:val="Heading1"/>
+      </w:pPr>
+      <w:r>
+        <w:t>07. Reference: alternative planning checklist</w:t>
+      </w:r>
+    </w:p>
+    <w:p>
+      <w:r>
+        <w:t>Use as a reminder alongside the main route rather than teaching the cycle twice.</w:t>
+      </w:r>
+    </w:p>
+    <w:p>
+      <w:pPr>
+        <w:pStyle w:val="Heading2"/>
+      </w:pPr>
+      <w:r>
+        <w:t>Preparation and schedule</w:t>
+      </w:r>
+    </w:p>
+    <w:p>
+      <w:pPr>
         <w:spacing w:line="336" w:lineRule="auto" w:after="180"/>
-      </w:pPr>
-      <w:r>
-        <w:rPr>
-          <w:b/>
-        </w:rPr>
-        <w:t>Trace</w:t>
-      </w:r>
-      <w:r>
-        <w:rPr>
-          <w:b w:val="0"/>
-        </w:rPr>
-        <w:t xml:space="preserve"> recommender </w:t>
-      </w:r>
-      <w:r>
-        <w:rPr>
-          <w:b/>
-        </w:rPr>
-        <w:t>loop</w:t>
-      </w:r>
-      <w:r>
-        <w:rPr>
-          <w:b w:val="0"/>
-        </w:rPr>
-        <w:t>s with current item, eligibility, score and current best so each update can be explained.</w:t>
-      </w:r>
-    </w:p>
-    <w:p>
-      <w:pPr>
-        <w:pStyle w:val="Heading1"/>
-      </w:pPr>
-      <w:r>
-        <w:t>07. Prepare, teach and assess</w:t>
-      </w:r>
-    </w:p>
-    <w:p>
-      <w:r>
-        <w:t>Use this preparation summary alongside the detailed Trace Tables lesson; it is a checklist rather than a replacement for the full sequence.</w:t>
-      </w:r>
-    </w:p>
-    <w:p>
-      <w:pPr>
-        <w:pStyle w:val="Heading3"/>
-      </w:pPr>
-      <w:r>
-        <w:t>Teaching target</w:t>
-      </w:r>
-    </w:p>
-    <w:p>
-      <w:pPr>
-        <w:spacing w:line="336" w:lineRule="auto" w:after="180"/>
-        <w:shd w:fill="EDF7F3"/>
       </w:pPr>
       <w:r>
         <w:rPr>
@@ -5927,6 +5962,14 @@
     </w:tbl>
     <w:p>
       <w:pPr>
+        <w:pStyle w:val="Heading2"/>
+      </w:pPr>
+      <w:r>
+        <w:t>Practice and assessment reminders</w:t>
+      </w:r>
+    </w:p>
+    <w:p>
+      <w:pPr>
         <w:spacing w:line="336" w:lineRule="auto" w:after="180"/>
       </w:pPr>
       <w:r>
@@ -5962,16 +6005,7 @@
     </w:p>
     <w:p>
       <w:pPr>
-        <w:pStyle w:val="Heading3"/>
-      </w:pPr>
-      <w:r>
-        <w:t>Supported practice answer</w:t>
-      </w:r>
-    </w:p>
-    <w:p>
-      <w:pPr>
         <w:spacing w:line="336" w:lineRule="auto" w:after="180"/>
-        <w:shd w:fill="F1F6FC"/>
       </w:pPr>
       <w:r>
         <w:rPr>
@@ -6052,16 +6086,7 @@
     </w:p>
     <w:p>
       <w:pPr>
-        <w:pStyle w:val="Heading3"/>
-      </w:pPr>
-      <w:r>
-        <w:t>Repair the misconception</w:t>
-      </w:r>
-    </w:p>
-    <w:p>
-      <w:pPr>
         <w:spacing w:line="336" w:lineRule="auto" w:after="180"/>
-        <w:shd w:fill="FFF5E6"/>
       </w:pPr>
       <w:r>
         <w:rPr>
@@ -6072,16 +6097,7 @@
     </w:p>
     <w:p>
       <w:pPr>
-        <w:pStyle w:val="Heading3"/>
-      </w:pPr>
-      <w:r>
-        <w:t>Support without giving away the answer</w:t>
-      </w:r>
-    </w:p>
-    <w:p>
-      <w:pPr>
         <w:spacing w:line="336" w:lineRule="auto" w:after="180"/>
-        <w:shd w:fill="F1F6F8"/>
       </w:pPr>
       <w:r>
         <w:rPr>
@@ -6104,16 +6120,7 @@
     </w:p>
     <w:p>
       <w:pPr>
-        <w:pStyle w:val="Heading3"/>
-      </w:pPr>
-      <w:r>
-        <w:t>Extend the reasoning</w:t>
-      </w:r>
-    </w:p>
-    <w:p>
-      <w:pPr>
         <w:spacing w:line="336" w:lineRule="auto" w:after="180"/>
-        <w:shd w:fill="F5F1FB"/>
       </w:pPr>
       <w:r>
         <w:rPr>
@@ -6149,7 +6156,6 @@
     <w:p>
       <w:pPr>
         <w:spacing w:line="336" w:lineRule="auto" w:after="180"/>
-        <w:shd w:fill="F5F1FB"/>
       </w:pPr>
       <w:r>
         <w:rPr>
@@ -6160,16 +6166,7 @@
     </w:p>
     <w:p>
       <w:pPr>
-        <w:pStyle w:val="Heading3"/>
-      </w:pPr>
-      <w:r>
-        <w:t>Protect the independent attempt</w:t>
-      </w:r>
-    </w:p>
-    <w:p>
-      <w:pPr>
         <w:spacing w:line="336" w:lineRule="auto" w:after="180"/>
-        <w:shd w:fill="FFF5E6"/>
       </w:pPr>
       <w:r>
         <w:rPr>
@@ -6364,16 +6361,7 @@
     </w:tbl>
     <w:p>
       <w:pPr>
-        <w:pStyle w:val="Heading3"/>
-      </w:pPr>
-      <w:r>
-        <w:t>Project checkpoint</w:t>
-      </w:r>
-    </w:p>
-    <w:p>
-      <w:pPr>
         <w:spacing w:line="336" w:lineRule="auto" w:after="180"/>
-        <w:shd w:fill="EDF7F3"/>
       </w:pPr>
       <w:r>
         <w:rPr>
@@ -6422,12 +6410,20 @@
         <w:pStyle w:val="Heading1"/>
       </w:pPr>
       <w:r>
-        <w:t>08. Use feedback, labs and repair paths</w:t>
-      </w:r>
-    </w:p>
-    <w:p>
-      <w:r>
-        <w:t>Use feedback, earlier review and portfolios purposefully. Apply the coding routine only when this lesson has an executable lab.</w:t>
+        <w:t>08. Reference: feedback and records</w:t>
+      </w:r>
+    </w:p>
+    <w:p>
+      <w:r>
+        <w:t>Use digital tools where they help retain an explanation and its evidence.</w:t>
+      </w:r>
+    </w:p>
+    <w:p>
+      <w:pPr>
+        <w:pStyle w:val="Heading2"/>
+      </w:pPr>
+      <w:r>
+        <w:t>Keep practice and independent evidence separate</w:t>
       </w:r>
     </w:p>
     <w:p>
@@ -6466,12 +6462,74 @@
     </w:p>
     <w:p>
       <w:pPr>
+        <w:pStyle w:val="Heading2"/>
+      </w:pPr>
+      <w:r>
+        <w:t>Repair and portfolio records</w:t>
+      </w:r>
+    </w:p>
+    <w:p>
+      <w:pPr>
         <w:spacing w:line="336" w:lineRule="auto" w:after="180"/>
       </w:pPr>
       <w:r>
         <w:rPr>
           <w:b w:val="0"/>
         </w:rPr>
+        <w:t>Use the earlier worked-explanation links to address a specific missing building block, then return to the current question. Adapt this suggestion after observing the learner; it is not an automatic diagnosis.</w:t>
+      </w:r>
+    </w:p>
+    <w:p>
+      <w:pPr>
+        <w:spacing w:line="336" w:lineRule="auto" w:after="180"/>
+      </w:pPr>
+      <w:r>
+        <w:rPr>
+          <w:b w:val="0"/>
+        </w:rPr>
+        <w:t xml:space="preserve">Collect the completed-work portfolio as </w:t>
+      </w:r>
+      <w:r>
+        <w:rPr>
+          <w:b/>
+        </w:rPr>
+        <w:t>evidence</w:t>
+      </w:r>
+      <w:r>
+        <w:rPr>
+          <w:b w:val="0"/>
+        </w:rPr>
+        <w:t xml:space="preserve">. Record support separately from correctness, and assess explanation, </w:t>
+      </w:r>
+      <w:r>
+        <w:rPr>
+          <w:b/>
+        </w:rPr>
+        <w:t>trace</w:t>
+      </w:r>
+      <w:r>
+        <w:rPr>
+          <w:b w:val="0"/>
+        </w:rPr>
+        <w:t>/test and limitations. Progress ticks and quiz selections alone do not establish mastery.</w:t>
+      </w:r>
+    </w:p>
+    <w:p>
+      <w:pPr>
+        <w:pStyle w:val="Heading2"/>
+      </w:pPr>
+      <w:r>
+        <w:t>Earlier wording, alternatives and picture transcripts · reference / check after trying</w:t>
+      </w:r>
+    </w:p>
+    <w:p>
+      <w:pPr>
+        <w:spacing w:line="336" w:lineRule="auto" w:after="180"/>
+      </w:pPr>
+      <w:r>
+        <w:rPr>
+          <w:b w:val="0"/>
+        </w:rPr>
         <w:t xml:space="preserve">Ask students to predict before running code. Preserve errors and actual </w:t>
       </w:r>
       <w:r>
@@ -6489,89 +6547,20 @@
     </w:p>
     <w:p>
       <w:pPr>
-        <w:spacing w:line="336" w:lineRule="auto" w:after="180"/>
-      </w:pPr>
-      <w:r>
-        <w:rPr>
-          <w:b w:val="0"/>
-        </w:rPr>
-        <w:t>Use the earlier worked-explanation links to address a specific missing building block, then return to the current question. Adapt this suggestion after observing the learner; it is not an automatic diagnosis.</w:t>
-      </w:r>
-    </w:p>
-    <w:p>
-      <w:pPr>
-        <w:spacing w:line="336" w:lineRule="auto" w:after="180"/>
-      </w:pPr>
-      <w:r>
-        <w:rPr>
-          <w:b w:val="0"/>
-        </w:rPr>
-        <w:t xml:space="preserve">Collect the completed-work portfolio as </w:t>
-      </w:r>
-      <w:r>
-        <w:rPr>
-          <w:b/>
-        </w:rPr>
-        <w:t>evidence</w:t>
-      </w:r>
-      <w:r>
-        <w:rPr>
-          <w:b w:val="0"/>
-        </w:rPr>
-        <w:t xml:space="preserve">. Record support separately from correctness, and assess explanation, </w:t>
-      </w:r>
-      <w:r>
-        <w:rPr>
-          <w:b/>
-        </w:rPr>
-        <w:t>trace</w:t>
-      </w:r>
-      <w:r>
-        <w:rPr>
-          <w:b w:val="0"/>
-        </w:rPr>
-        <w:t>/test and limitations. Progress ticks and quiz selections alone do not establish mastery.</w:t>
-      </w:r>
-    </w:p>
-    <w:p>
-      <w:pPr>
         <w:pStyle w:val="Heading1"/>
       </w:pPr>
       <w:r>
-        <w:t>09. Visual concept journey</w:t>
-      </w:r>
-    </w:p>
-    <w:p>
-      <w:r>
-        <w:t>Show one Trace Tables graphic at a time, request a prediction and discuss its trace before the independent assessment.</w:t>
-      </w:r>
-    </w:p>
-    <w:p>
-      <w:pPr>
-        <w:spacing w:line="336" w:lineRule="auto" w:after="180"/>
-      </w:pPr>
-      <w:r>
-        <w:rPr>
-          <w:b w:val="0"/>
-        </w:rPr>
-        <w:t xml:space="preserve">Use one picture at a time. Hide a worked result before asking for a </w:t>
-      </w:r>
-      <w:r>
-        <w:rPr>
-          <w:b/>
-        </w:rPr>
-        <w:t>prediction</w:t>
-      </w:r>
-      <w:r>
-        <w:rPr>
-          <w:b w:val="0"/>
-        </w:rPr>
-        <w:t>, then reveal it for feedback. These are supported teaching cases; retain the separate independent assessment for a fresh first attempt.</w:t>
-      </w:r>
-    </w:p>
-    <w:p>
-      <w:pPr>
-        <w:pStyle w:val="Heading3"/>
+        <w:t>09. Reference: teach with the six pictures</w:t>
+      </w:r>
+    </w:p>
+    <w:p>
+      <w:r>
+        <w:t>Choose the picture for the teaching move and connect it to the explanation.</w:t>
+      </w:r>
+    </w:p>
+    <w:p>
+      <w:pPr>
+        <w:pStyle w:val="Heading2"/>
       </w:pPr>
       <w:r>
         <w:t>01. Trace Tables: the case</w:t>
@@ -6582,7 +6571,7 @@
         <w:drawing>
           <wp:inline xmlns:a="http://schemas.openxmlformats.org/drawingml/2006/main" xmlns:pic="http://schemas.openxmlformats.org/drawingml/2006/picture">
             <wp:extent cx="5486400" cy="2834640"/>
-            <wp:docPr id="3" name="Picture 3" descr="A fictional reading-token jar starts with one token and gains three per round. Supplied facts: Python: total=1; for turn in range(4): total=total+3; after the loop print(total). The update is inside the loop; print is outside."/>
+            <wp:docPr id="5" name="Picture 5" descr="A fictional reading-token jar starts with one token and gains three per round. Supplied facts: Python: total=1; for turn in range(4): total=total+3; after the loop print(total). The update is inside the loop; print is outside."/>
             <wp:cNvGraphicFramePr>
               <a:graphicFrameLocks noChangeAspect="1"/>
             </wp:cNvGraphicFramePr>
@@ -6594,7 +6583,7 @@
                     <pic:cNvPicPr/>
                   </pic:nvPicPr>
                   <pic:blipFill>
-                    <a:blip r:embed="rId11"/>
+                    <a:blip r:embed="rId13"/>
                     <a:stretch>
                       <a:fillRect/>
                     </a:stretch>
@@ -6651,7 +6640,6 @@
     <w:p>
       <w:pPr>
         <w:spacing w:line="336" w:lineRule="auto" w:after="180"/>
-        <w:shd w:fill="F5F1FB"/>
       </w:pPr>
       <w:r>
         <w:rPr>
@@ -6662,16 +6650,7 @@
     </w:p>
     <w:p>
       <w:pPr>
-        <w:pStyle w:val="Heading3"/>
-      </w:pPr>
-      <w:r>
-        <w:t>Discuss while showing the picture</w:t>
-      </w:r>
-    </w:p>
-    <w:p>
-      <w:pPr>
         <w:spacing w:line="336" w:lineRule="auto" w:after="180"/>
-        <w:shd w:fill="F1F6F8"/>
       </w:pPr>
       <w:r>
         <w:rPr>
@@ -6682,7 +6661,7 @@
     </w:p>
     <w:p>
       <w:pPr>
-        <w:pStyle w:val="Heading3"/>
+        <w:pStyle w:val="Heading2"/>
       </w:pPr>
       <w:r>
         <w:t>02. Follow the deciding steps</w:t>
@@ -6693,7 +6672,7 @@
         <w:drawing>
           <wp:inline xmlns:a="http://schemas.openxmlformats.org/drawingml/2006/main" xmlns:pic="http://schemas.openxmlformats.org/drawingml/2006/picture">
             <wp:extent cx="5486400" cy="4005072"/>
-            <wp:docPr id="4" name="Picture 4" descr="Initial state: Before the loop, total=1. → Iteration values: range(4) supplies turn values 0,1,2,3. → Updated totals: After each turn total is 4,7,10,13. → After the loop: Print 13 once, after all four updates."/>
+            <wp:docPr id="6" name="Picture 6" descr="Initial state: Before the loop, total=1. → Iteration values: range(4) supplies turn values 0,1,2,3. → Updated totals: After each turn total is 4,7,10,13. → After the loop: Print 13 once, after all four updates."/>
             <wp:cNvGraphicFramePr>
               <a:graphicFrameLocks noChangeAspect="1"/>
             </wp:cNvGraphicFramePr>
@@ -6705,7 +6684,7 @@
                     <pic:cNvPicPr/>
                   </pic:nvPicPr>
                   <pic:blipFill>
-                    <a:blip r:embed="rId12"/>
+                    <a:blip r:embed="rId10"/>
                     <a:stretch>
                       <a:fillRect/>
                     </a:stretch>
@@ -6786,7 +6765,6 @@
     <w:p>
       <w:pPr>
         <w:spacing w:line="336" w:lineRule="auto" w:after="180"/>
-        <w:shd w:fill="F5F1FB"/>
       </w:pPr>
       <w:r>
         <w:rPr>
@@ -6809,16 +6787,7 @@
     </w:p>
     <w:p>
       <w:pPr>
-        <w:pStyle w:val="Heading3"/>
-      </w:pPr>
-      <w:r>
-        <w:t>Discuss while showing the picture</w:t>
-      </w:r>
-    </w:p>
-    <w:p>
-      <w:pPr>
         <w:spacing w:line="336" w:lineRule="auto" w:after="180"/>
-        <w:shd w:fill="F1F6F8"/>
       </w:pPr>
       <w:r>
         <w:rPr>
@@ -6841,7 +6810,7 @@
     </w:p>
     <w:p>
       <w:pPr>
-        <w:pStyle w:val="Heading3"/>
+        <w:pStyle w:val="Heading2"/>
       </w:pPr>
       <w:r>
         <w:t>03. Loop totals after each iteration</w:t>
@@ -6852,7 +6821,7 @@
         <w:drawing>
           <wp:inline xmlns:a="http://schemas.openxmlformats.org/drawingml/2006/main" xmlns:pic="http://schemas.openxmlformats.org/drawingml/2006/picture">
             <wp:extent cx="5486400" cy="3938016"/>
-            <wp:docPr id="5" name="Picture 5" descr="Loop totals after each iteration. First: turn = 0, total after update = 4. Second: turn = 1, total after update = 7. Third: turn = 2, total after update = 10. Fourth: turn = 3, total after update = 13."/>
+            <wp:docPr id="7" name="Picture 7" descr="Loop totals after each iteration. First: turn = 0, total after update = 4. Second: turn = 1, total after update = 7. Third: turn = 2, total after update = 10. Fourth: turn = 3, total after update = 13."/>
             <wp:cNvGraphicFramePr>
               <a:graphicFrameLocks noChangeAspect="1"/>
             </wp:cNvGraphicFramePr>
@@ -6864,7 +6833,7 @@
                     <pic:cNvPicPr/>
                   </pic:nvPicPr>
                   <pic:blipFill>
-                    <a:blip r:embed="rId13"/>
+                    <a:blip r:embed="rId9"/>
                     <a:stretch>
                       <a:fillRect/>
                     </a:stretch>
@@ -6915,7 +6884,6 @@
     <w:p>
       <w:pPr>
         <w:spacing w:line="336" w:lineRule="auto" w:after="180"/>
-        <w:shd w:fill="F5F1FB"/>
       </w:pPr>
       <w:r>
         <w:rPr>
@@ -6926,16 +6894,7 @@
     </w:p>
     <w:p>
       <w:pPr>
-        <w:pStyle w:val="Heading3"/>
-      </w:pPr>
-      <w:r>
-        <w:t>Discuss while showing the picture</w:t>
-      </w:r>
-    </w:p>
-    <w:p>
-      <w:pPr>
         <w:spacing w:line="336" w:lineRule="auto" w:after="180"/>
-        <w:shd w:fill="F1F6F8"/>
       </w:pPr>
       <w:r>
         <w:rPr>
@@ -6947,7 +6906,6 @@
     <w:p>
       <w:pPr>
         <w:spacing w:line="336" w:lineRule="auto" w:after="180"/>
-        <w:shd w:fill="F1F6F8"/>
       </w:pPr>
       <w:r>
         <w:rPr>
@@ -6958,7 +6916,7 @@
     </w:p>
     <w:p>
       <w:pPr>
-        <w:pStyle w:val="Heading3"/>
+        <w:pStyle w:val="Heading2"/>
       </w:pPr>
       <w:r>
         <w:t>04. Change one thing. Trace what follows.</w:t>
@@ -6969,7 +6927,7 @@
         <w:drawing>
           <wp:inline xmlns:a="http://schemas.openxmlformats.org/drawingml/2006/main" xmlns:pic="http://schemas.openxmlformats.org/drawingml/2006/picture">
             <wp:extent cx="5486400" cy="3026664"/>
-            <wp:docPr id="6" name="Picture 6" descr="Original case: Print 13 once, after all four updates. Changed condition: Use range(0) instead of range(4). Expected result: The loop body never runs and the printed total is 1. Reason: The iterable contains no turn values; the initial assignment still happened."/>
+            <wp:docPr id="8" name="Picture 8" descr="Original case: Print 13 once, after all four updates. Changed condition: Use range(0) instead of range(4). Expected result: The loop body never runs and the printed total is 1. Reason: The iterable contains no turn values; the initial assignment still happened."/>
             <wp:cNvGraphicFramePr>
               <a:graphicFrameLocks noChangeAspect="1"/>
             </wp:cNvGraphicFramePr>
@@ -7037,7 +6995,6 @@
     <w:p>
       <w:pPr>
         <w:spacing w:line="336" w:lineRule="auto" w:after="180"/>
-        <w:shd w:fill="F5F1FB"/>
       </w:pPr>
       <w:r>
         <w:rPr>
@@ -7048,16 +7005,7 @@
     </w:p>
     <w:p>
       <w:pPr>
-        <w:pStyle w:val="Heading3"/>
-      </w:pPr>
-      <w:r>
-        <w:t>Discuss while showing the picture</w:t>
-      </w:r>
-    </w:p>
-    <w:p>
-      <w:pPr>
         <w:spacing w:line="336" w:lineRule="auto" w:after="180"/>
-        <w:shd w:fill="F1F6F8"/>
       </w:pPr>
       <w:r>
         <w:rPr>
@@ -7069,7 +7017,6 @@
     <w:p>
       <w:pPr>
         <w:spacing w:line="336" w:lineRule="auto" w:after="180"/>
-        <w:shd w:fill="F1F6F8"/>
       </w:pPr>
       <w:r>
         <w:rPr>
@@ -7080,7 +7027,7 @@
     </w:p>
     <w:p>
       <w:pPr>
-        <w:pStyle w:val="Heading3"/>
+        <w:pStyle w:val="Heading2"/>
       </w:pPr>
       <w:r>
         <w:t>05. Connect the explanation to its limit</w:t>
@@ -7091,7 +7038,7 @@
         <w:drawing>
           <wp:inline xmlns:a="http://schemas.openxmlformats.org/drawingml/2006/main" xmlns:pic="http://schemas.openxmlformats.org/drawingml/2006/picture">
             <wp:extent cx="5486400" cy="2834640"/>
-            <wp:docPr id="7" name="Picture 7" descr="The turn value labels an iteration; it is not the number added. The fixed update adds three each time. Four iterations take the total from 1 to 13. Keeping print outside the loop produces one final display rather than four intermediate displays. Initialise total before the loop so a zero-iteration run still has a defined value. Limit: This finite loop does not establish behavior of a while-loop with a different update or stopping condition."/>
+            <wp:docPr id="9" name="Picture 9" descr="The turn value labels an iteration; it is not the number added. The fixed update adds three each time. Four iterations take the total from 1 to 13. Keeping print outside the loop produces one final display rather than four intermediate displays. Initialise total before the loop so a zero-iteration run still has a defined value. Limit: This finite loop does not establish behavior of a while-loop with a different update or stopping condition."/>
             <wp:cNvGraphicFramePr>
               <a:graphicFrameLocks noChangeAspect="1"/>
             </wp:cNvGraphicFramePr>
@@ -7242,7 +7189,6 @@
     <w:p>
       <w:pPr>
         <w:spacing w:line="336" w:lineRule="auto" w:after="180"/>
-        <w:shd w:fill="F5F1FB"/>
       </w:pPr>
       <w:r>
         <w:rPr>
@@ -7253,16 +7199,7 @@
     </w:p>
     <w:p>
       <w:pPr>
-        <w:pStyle w:val="Heading3"/>
-      </w:pPr>
-      <w:r>
-        <w:t>Discuss while showing the picture</w:t>
-      </w:r>
-    </w:p>
-    <w:p>
-      <w:pPr>
         <w:spacing w:line="336" w:lineRule="auto" w:after="180"/>
-        <w:shd w:fill="F1F6F8"/>
       </w:pPr>
       <w:r>
         <w:rPr>
@@ -7274,7 +7211,6 @@
     <w:p>
       <w:pPr>
         <w:spacing w:line="336" w:lineRule="auto" w:after="180"/>
-        <w:shd w:fill="F1F6F8"/>
       </w:pPr>
       <w:r>
         <w:rPr>
@@ -7321,7 +7257,7 @@
     </w:p>
     <w:p>
       <w:pPr>
-        <w:pStyle w:val="Heading3"/>
+        <w:pStyle w:val="Heading2"/>
       </w:pPr>
       <w:r>
         <w:t>06. Make the idea visible in your project</w:t>
@@ -7332,7 +7268,7 @@
         <w:drawing>
           <wp:inline xmlns:a="http://schemas.openxmlformats.org/drawingml/2006/main" xmlns:pic="http://schemas.openxmlformats.org/drawingml/2006/picture">
             <wp:extent cx="5486400" cy="3380232"/>
-            <wp:docPr id="8" name="Picture 8" descr="Trace recommender loops with current item, eligibility, score and current best so each update can be explained. Draw your input, deciding step, result and limit. Supported question: Move print inside the original loop. What sequence is displayed?"/>
+            <wp:docPr id="10" name="Picture 10" descr="Trace recommender loops with current item, eligibility, score and current best so each update can be explained. Draw your input, deciding step, result and limit. Supported question: Move print inside the original loop. What sequence is displayed?"/>
             <wp:cNvGraphicFramePr>
               <a:graphicFrameLocks noChangeAspect="1"/>
             </wp:cNvGraphicFramePr>
@@ -7366,7 +7302,6 @@
     <w:p>
       <w:pPr>
         <w:spacing w:line="336" w:lineRule="auto" w:after="180"/>
-        <w:shd w:fill="F5F1FB"/>
       </w:pPr>
       <w:r>
         <w:rPr>
@@ -7420,7 +7355,6 @@
     <w:p>
       <w:pPr>
         <w:spacing w:line="336" w:lineRule="auto" w:after="180"/>
-        <w:shd w:fill="F5F1FB"/>
       </w:pPr>
       <w:r>
         <w:rPr>
@@ -7432,7 +7366,6 @@
     <w:p>
       <w:pPr>
         <w:spacing w:line="336" w:lineRule="auto" w:after="180"/>
-        <w:shd w:fill="F5F1FB"/>
       </w:pPr>
       <w:r>
         <w:rPr>
@@ -7467,58 +7400,127 @@
     </w:p>
     <w:p>
       <w:pPr>
+        <w:spacing w:line="336" w:lineRule="auto" w:after="180"/>
+      </w:pPr>
+      <w:r>
+        <w:rPr>
+          <w:b w:val="0"/>
+        </w:rPr>
+        <w:t xml:space="preserve">Teacher prompt: Draw your project </w:t>
+      </w:r>
+      <w:r>
+        <w:rPr>
+          <w:b/>
+        </w:rPr>
+        <w:t>trace</w:t>
+      </w:r>
+      <w:r>
+        <w:rPr>
+          <w:b w:val="0"/>
+        </w:rPr>
+        <w:t xml:space="preserve"> and justify the deciding step using </w:t>
+      </w:r>
+      <w:r>
+        <w:rPr>
+          <w:b/>
+        </w:rPr>
+        <w:t>evidence</w:t>
+      </w:r>
+      <w:r>
+        <w:rPr>
+          <w:b w:val="0"/>
+        </w:rPr>
+        <w:t>. Ask learners to describe one label or arrow in ordinary words. Use the adjacent transcript if the image is difficult to see.</w:t>
+      </w:r>
+    </w:p>
+    <w:p>
+      <w:pPr>
+        <w:spacing w:line="336" w:lineRule="auto" w:after="180"/>
+      </w:pPr>
+      <w:r>
+        <w:rPr>
+          <w:b w:val="0"/>
+        </w:rPr>
+        <w:t>Supported practice key: 4,7,10,13 on separate lines, because each print follows one update.</w:t>
+      </w:r>
+    </w:p>
+    <w:p>
+      <w:pPr>
+        <w:pStyle w:val="Heading2"/>
+      </w:pPr>
+      <w:r>
+        <w:t>Earlier wording, alternatives and picture transcripts · reference / check after trying</w:t>
+      </w:r>
+    </w:p>
+    <w:p>
+      <w:pPr>
+        <w:spacing w:line="336" w:lineRule="auto" w:after="180"/>
+      </w:pPr>
+      <w:r>
+        <w:rPr>
+          <w:b w:val="0"/>
+        </w:rPr>
+        <w:t xml:space="preserve">Use one picture at a time. Hide a worked result before asking for a </w:t>
+      </w:r>
+      <w:r>
+        <w:rPr>
+          <w:b/>
+        </w:rPr>
+        <w:t>prediction</w:t>
+      </w:r>
+      <w:r>
+        <w:rPr>
+          <w:b w:val="0"/>
+        </w:rPr>
+        <w:t>, then reveal it for feedback. These are supported teaching cases; retain the separate independent assessment for a fresh first attempt.</w:t>
+      </w:r>
+    </w:p>
+    <w:p>
+      <w:pPr>
         <w:pStyle w:val="Heading3"/>
       </w:pPr>
       <w:r>
-        <w:t>Discuss while showing the picture</w:t>
-      </w:r>
-    </w:p>
-    <w:p>
-      <w:pPr>
-        <w:spacing w:line="336" w:lineRule="auto" w:after="180"/>
-        <w:shd w:fill="F1F6F8"/>
-      </w:pPr>
-      <w:r>
-        <w:rPr>
-          <w:b w:val="0"/>
-        </w:rPr>
-        <w:t xml:space="preserve">Teacher prompt: Draw your project </w:t>
-      </w:r>
-      <w:r>
-        <w:rPr>
-          <w:b/>
-        </w:rPr>
-        <w:t>trace</w:t>
-      </w:r>
-      <w:r>
-        <w:rPr>
-          <w:b w:val="0"/>
-        </w:rPr>
-        <w:t xml:space="preserve"> and justify the deciding step using </w:t>
-      </w:r>
-      <w:r>
-        <w:rPr>
-          <w:b/>
-        </w:rPr>
-        <w:t>evidence</w:t>
-      </w:r>
-      <w:r>
-        <w:rPr>
-          <w:b w:val="0"/>
-        </w:rPr>
-        <w:t>. Ask learners to describe one label or arrow in ordinary words. Use the adjacent transcript if the image is difficult to see.</w:t>
-      </w:r>
-    </w:p>
-    <w:p>
-      <w:pPr>
-        <w:spacing w:line="336" w:lineRule="auto" w:after="180"/>
-        <w:shd w:fill="F1F6F8"/>
-      </w:pPr>
-      <w:r>
-        <w:rPr>
-          <w:b w:val="0"/>
-        </w:rPr>
-        <w:t>Supported practice key: 4,7,10,13 on separate lines, because each print follows one update.</w:t>
+        <w:t>01. Trace Tables: the case</w:t>
+      </w:r>
+    </w:p>
+    <w:p>
+      <w:pPr>
+        <w:pStyle w:val="Heading3"/>
+      </w:pPr>
+      <w:r>
+        <w:t>02. Follow the deciding steps</w:t>
+      </w:r>
+    </w:p>
+    <w:p>
+      <w:pPr>
+        <w:pStyle w:val="Heading3"/>
+      </w:pPr>
+      <w:r>
+        <w:t>03. Loop totals after each iteration</w:t>
+      </w:r>
+    </w:p>
+    <w:p>
+      <w:pPr>
+        <w:pStyle w:val="Heading3"/>
+      </w:pPr>
+      <w:r>
+        <w:t>04. Change one thing. Trace what follows.</w:t>
+      </w:r>
+    </w:p>
+    <w:p>
+      <w:pPr>
+        <w:pStyle w:val="Heading3"/>
+      </w:pPr>
+      <w:r>
+        <w:t>05. Connect the explanation to its limit</w:t>
+      </w:r>
+    </w:p>
+    <w:p>
+      <w:pPr>
+        <w:pStyle w:val="Heading3"/>
+      </w:pPr>
+      <w:r>
+        <w:t>06. Make the idea visible in your project</w:t>
       </w:r>
     </w:p>
     <w:sectPr>
